--- a/pr-preview/pr-180/estimation-handout-tracked-changes.docx
+++ b/pr-preview/pr-180/estimation-handout-tracked-changes.docx
@@ -16,7 +16,7 @@
       </w:pPr>
       <w:del w:id="1" w:author="PR Preview" w:date="2026-01-01T00:00:00Z">
         <w:r>
-          <w:delText xml:space="preserve">Last modified: 2026-10-14 23:57:22 (PDT)</w:delText>
+          <w:delText xml:space="preserve">Last modified: 2026-10-15 00:35:18 (PDT)</w:delText>
         </w:r>
       </w:del>
     </w:p>
@@ -26,7 +26,7 @@
       </w:pPr>
       <w:ins w:id="2" w:author="PR Preview" w:date="2026-01-01T00:00:00Z">
         <w:r>
-          <w:t xml:space="preserve">Last modified: 2026-10-15 00:10:08 (PDT)</w:t>
+          <w:t xml:space="preserve">Last modified: 2026-10-15 00:35:35 (PDT)</w:t>
         </w:r>
       </w:ins>
     </w:p>
@@ -13389,17 +13389,16 @@
       <w:pPr>
         <w:pStyle w:val="Heading3"/>
       </w:pPr>
-      <w:del w:id="695" w:author="PR Preview" w:date="2026-01-01T00:00:00Z">
-        <w:r>
-          <w:delText xml:space="preserve">3.5 Mean squared error</w:delText>
-        </w:r>
-      </w:del>
+      <w:r>
+        <w:t xml:space="preserve">3.5 Mean squared error of an estimator</w:t>
+      </w:r>
     </w:p>
+    <w:bookmarkStart w:id="50" w:name="def-mse"/>
     <w:p>
       <w:pPr>
         <w:pStyle w:val="FirstParagraph"/>
       </w:pPr>
-      <w:del w:id="696" w:author="PR Preview" w:date="2026-01-01T00:00:00Z">
+      <w:del w:id="695" w:author="PR Preview" w:date="2026-01-01T00:00:00Z">
         <w:r>
           <w:rPr>
             <w:b/>
@@ -13408,22 +13407,22 @@
           <w:delText xml:space="preserve">Definition 13 (Mean squared error)</w:delText>
         </w:r>
       </w:del>
+      <w:del w:id="696" w:author="PR Preview" w:date="2026-01-01T00:00:00Z">
+        <w:r>
+          <w:delText xml:space="preserve"> </w:delText>
+        </w:r>
+      </w:del>
       <w:del w:id="697" w:author="PR Preview" w:date="2026-01-01T00:00:00Z">
         <w:r>
-          <w:delText xml:space="preserve"> </w:delText>
+          <w:delText xml:space="preserve">The</w:delText>
         </w:r>
       </w:del>
       <w:del w:id="698" w:author="PR Preview" w:date="2026-01-01T00:00:00Z">
         <w:r>
-          <w:delText xml:space="preserve">The</w:delText>
+          <w:delText xml:space="preserve"> </w:delText>
         </w:r>
       </w:del>
       <w:del w:id="699" w:author="PR Preview" w:date="2026-01-01T00:00:00Z">
-        <w:r>
-          <w:delText xml:space="preserve"> </w:delText>
-        </w:r>
-      </w:del>
-      <w:del w:id="700" w:author="PR Preview" w:date="2026-01-01T00:00:00Z">
         <w:r>
           <w:rPr>
             <w:b/>
@@ -13432,17 +13431,17 @@
           <w:delText xml:space="preserve">mean squared error</w:delText>
         </w:r>
       </w:del>
+      <w:del w:id="700" w:author="PR Preview" w:date="2026-01-01T00:00:00Z">
+        <w:r>
+          <w:delText xml:space="preserve"> </w:delText>
+        </w:r>
+      </w:del>
       <w:del w:id="701" w:author="PR Preview" w:date="2026-01-01T00:00:00Z">
         <w:r>
-          <w:delText xml:space="preserve"> </w:delText>
+          <w:delText xml:space="preserve">of an estimator</w:delText>
         </w:r>
       </w:del>
       <w:del w:id="702" w:author="PR Preview" w:date="2026-01-01T00:00:00Z">
-        <w:r>
-          <w:delText xml:space="preserve">of an estimator</w:delText>
-        </w:r>
-      </w:del>
-      <w:del w:id="703" w:author="PR Preview" w:date="2026-01-01T00:00:00Z">
         <w:r>
           <w:delText xml:space="preserve"> </w:delText>
         </w:r>
@@ -13459,12 +13458,12 @@
           </m:e>
         </m:acc>
       </m:oMath>
+      <w:del w:id="703" w:author="PR Preview" w:date="2026-01-01T00:00:00Z">
+        <w:r>
+          <w:delText xml:space="preserve">, denoted</w:delText>
+        </w:r>
+      </w:del>
       <w:del w:id="704" w:author="PR Preview" w:date="2026-01-01T00:00:00Z">
-        <w:r>
-          <w:delText xml:space="preserve">, denoted</w:delText>
-        </w:r>
-      </w:del>
-      <w:del w:id="705" w:author="PR Preview" w:date="2026-01-01T00:00:00Z">
         <w:r>
           <w:delText xml:space="preserve"> </w:delText>
         </w:r>
@@ -13503,28 +13502,28 @@
           <m:t>​</m:t>
         </m:r>
       </m:oMath>
+      <w:del w:id="705" w:author="PR Preview" w:date="2026-01-01T00:00:00Z">
+        <w:r>
+          <w:delText xml:space="preserve">, is the expectation of the square</w:delText>
+        </w:r>
+      </w:del>
       <w:del w:id="706" w:author="PR Preview" w:date="2026-01-01T00:00:00Z">
         <w:r>
-          <w:delText xml:space="preserve">, is the expectation of the square</w:delText>
+          <w:delText xml:space="preserve"> </w:delText>
         </w:r>
       </w:del>
       <w:del w:id="707" w:author="PR Preview" w:date="2026-01-01T00:00:00Z">
         <w:r>
-          <w:delText xml:space="preserve"> </w:delText>
+          <w:delText xml:space="preserve">of the</w:delText>
         </w:r>
       </w:del>
       <w:del w:id="708" w:author="PR Preview" w:date="2026-01-01T00:00:00Z">
         <w:r>
-          <w:delText xml:space="preserve">of the</w:delText>
-        </w:r>
-      </w:del>
-      <w:del w:id="709" w:author="PR Preview" w:date="2026-01-01T00:00:00Z">
-        <w:r>
           <w:delText xml:space="preserve"> </w:delText>
         </w:r>
       </w:del>
       <w:hyperlink w:anchor="def-estimation-error">
-        <w:del w:id="710" w:author="PR Preview" w:date="2026-01-01T00:00:00Z">
+        <w:del w:id="709" w:author="PR Preview" w:date="2026-01-01T00:00:00Z">
           <w:r>
             <w:rPr>
               <w:rStyle w:val="Hyperlink"/>
@@ -13533,28 +13532,17 @@
           </w:r>
         </w:del>
       </w:hyperlink>
-      <w:del w:id="711" w:author="PR Preview" w:date="2026-01-01T00:00:00Z">
+      <w:del w:id="710" w:author="PR Preview" w:date="2026-01-01T00:00:00Z">
         <w:r>
           <w:delText xml:space="preserve">:</w:delText>
         </w:r>
       </w:del>
     </w:p>
-    <w:p>
-      <w:pPr>
-        <w:pStyle w:val="Heading3"/>
-      </w:pPr>
-      <w:ins w:id="712" w:author="PR Preview" w:date="2026-01-01T00:00:00Z">
-        <w:r>
-          <w:t xml:space="preserve">3.5 Mean squared error of an estimator</w:t>
-        </w:r>
-      </w:ins>
-    </w:p>
-    <w:bookmarkStart w:id="50" w:name="def-mse"/>
     <w:p>
       <w:pPr>
         <w:pStyle w:val="FirstParagraph"/>
       </w:pPr>
-      <w:ins w:id="713" w:author="PR Preview" w:date="2026-01-01T00:00:00Z">
+      <w:ins w:id="711" w:author="PR Preview" w:date="2026-01-01T00:00:00Z">
         <w:r>
           <w:rPr>
             <w:b/>
@@ -13563,22 +13551,22 @@
           <w:t xml:space="preserve">Definition 8 (Mean squared error)</w:t>
         </w:r>
       </w:ins>
+      <w:ins w:id="712" w:author="PR Preview" w:date="2026-01-01T00:00:00Z">
+        <w:r>
+          <w:t xml:space="preserve"> </w:t>
+        </w:r>
+      </w:ins>
+      <w:ins w:id="713" w:author="PR Preview" w:date="2026-01-01T00:00:00Z">
+        <w:r>
+          <w:t xml:space="preserve">The</w:t>
+        </w:r>
+      </w:ins>
       <w:ins w:id="714" w:author="PR Preview" w:date="2026-01-01T00:00:00Z">
         <w:r>
           <w:t xml:space="preserve"> </w:t>
         </w:r>
       </w:ins>
       <w:ins w:id="715" w:author="PR Preview" w:date="2026-01-01T00:00:00Z">
-        <w:r>
-          <w:t xml:space="preserve">The</w:t>
-        </w:r>
-      </w:ins>
-      <w:ins w:id="716" w:author="PR Preview" w:date="2026-01-01T00:00:00Z">
-        <w:r>
-          <w:t xml:space="preserve"> </w:t>
-        </w:r>
-      </w:ins>
-      <w:ins w:id="717" w:author="PR Preview" w:date="2026-01-01T00:00:00Z">
         <w:r>
           <w:rPr>
             <w:b/>
@@ -13587,17 +13575,17 @@
           <w:t xml:space="preserve">mean squared error</w:t>
         </w:r>
       </w:ins>
+      <w:ins w:id="716" w:author="PR Preview" w:date="2026-01-01T00:00:00Z">
+        <w:r>
+          <w:t xml:space="preserve"> </w:t>
+        </w:r>
+      </w:ins>
+      <w:ins w:id="717" w:author="PR Preview" w:date="2026-01-01T00:00:00Z">
+        <w:r>
+          <w:t xml:space="preserve">of an estimator</w:t>
+        </w:r>
+      </w:ins>
       <w:ins w:id="718" w:author="PR Preview" w:date="2026-01-01T00:00:00Z">
-        <w:r>
-          <w:t xml:space="preserve"> </w:t>
-        </w:r>
-      </w:ins>
-      <w:ins w:id="719" w:author="PR Preview" w:date="2026-01-01T00:00:00Z">
-        <w:r>
-          <w:t xml:space="preserve">of an estimator</w:t>
-        </w:r>
-      </w:ins>
-      <w:ins w:id="720" w:author="PR Preview" w:date="2026-01-01T00:00:00Z">
         <w:r>
           <w:t xml:space="preserve"> </w:t>
         </w:r>
@@ -13614,12 +13602,12 @@
           </m:e>
         </m:acc>
       </m:oMath>
-      <w:ins w:id="721" w:author="PR Preview" w:date="2026-01-01T00:00:00Z">
+      <w:ins w:id="719" w:author="PR Preview" w:date="2026-01-01T00:00:00Z">
         <w:r>
           <w:t xml:space="preserve">, denoted</w:t>
         </w:r>
       </w:ins>
-      <w:ins w:id="722" w:author="PR Preview" w:date="2026-01-01T00:00:00Z">
+      <w:ins w:id="720" w:author="PR Preview" w:date="2026-01-01T00:00:00Z">
         <w:r>
           <w:t xml:space="preserve"> </w:t>
         </w:r>
@@ -13658,9 +13646,19 @@
           <m:t>​</m:t>
         </m:r>
       </m:oMath>
+      <w:ins w:id="721" w:author="PR Preview" w:date="2026-01-01T00:00:00Z">
+        <w:r>
+          <w:t xml:space="preserve">, is the expectation of the square</w:t>
+        </w:r>
+      </w:ins>
+      <w:ins w:id="722" w:author="PR Preview" w:date="2026-01-01T00:00:00Z">
+        <w:r>
+          <w:t xml:space="preserve"> </w:t>
+        </w:r>
+      </w:ins>
       <w:ins w:id="723" w:author="PR Preview" w:date="2026-01-01T00:00:00Z">
         <w:r>
-          <w:t xml:space="preserve">, is the expectation of the square</w:t>
+          <w:t xml:space="preserve">of the</w:t>
         </w:r>
       </w:ins>
       <w:ins w:id="724" w:author="PR Preview" w:date="2026-01-01T00:00:00Z">
@@ -13668,18 +13666,8 @@
           <w:t xml:space="preserve"> </w:t>
         </w:r>
       </w:ins>
-      <w:ins w:id="725" w:author="PR Preview" w:date="2026-01-01T00:00:00Z">
-        <w:r>
-          <w:t xml:space="preserve">of the</w:t>
-        </w:r>
-      </w:ins>
-      <w:ins w:id="726" w:author="PR Preview" w:date="2026-01-01T00:00:00Z">
-        <w:r>
-          <w:t xml:space="preserve"> </w:t>
-        </w:r>
-      </w:ins>
       <w:hyperlink w:anchor="def-estimation-error">
-        <w:ins w:id="727" w:author="PR Preview" w:date="2026-01-01T00:00:00Z">
+        <w:ins w:id="725" w:author="PR Preview" w:date="2026-01-01T00:00:00Z">
           <w:r>
             <w:rPr>
               <w:rStyle w:val="Hyperlink"/>
@@ -13688,7 +13676,7 @@
           </w:r>
         </w:ins>
       </w:hyperlink>
-      <w:ins w:id="728" w:author="PR Preview" w:date="2026-01-01T00:00:00Z">
+      <w:ins w:id="726" w:author="PR Preview" w:date="2026-01-01T00:00:00Z">
         <w:r>
           <w:t xml:space="preserve">:</w:t>
         </w:r>
@@ -13839,7 +13827,7 @@
       <w:pPr>
         <w:pStyle w:val="FirstParagraph"/>
       </w:pPr>
-      <w:del w:id="729" w:author="PR Preview" w:date="2026-01-01T00:00:00Z">
+      <w:del w:id="727" w:author="PR Preview" w:date="2026-01-01T00:00:00Z">
         <w:r>
           <w:rPr>
             <w:b/>
@@ -13848,23 +13836,23 @@
           <w:delText xml:space="preserve">Exercise 3 (Expanding the squared bias)</w:delText>
         </w:r>
       </w:del>
+      <w:del w:id="728" w:author="PR Preview" w:date="2026-01-01T00:00:00Z">
+        <w:r>
+          <w:delText xml:space="preserve"> </w:delText>
+        </w:r>
+      </w:del>
+      <w:del w:id="729" w:author="PR Preview" w:date="2026-01-01T00:00:00Z">
+        <w:r>
+          <w:delText xml:space="preserve">Using</w:delText>
+        </w:r>
+      </w:del>
       <w:del w:id="730" w:author="PR Preview" w:date="2026-01-01T00:00:00Z">
         <w:r>
           <w:delText xml:space="preserve"> </w:delText>
         </w:r>
       </w:del>
-      <w:del w:id="731" w:author="PR Preview" w:date="2026-01-01T00:00:00Z">
-        <w:r>
-          <w:delText xml:space="preserve">Using</w:delText>
-        </w:r>
-      </w:del>
-      <w:del w:id="732" w:author="PR Preview" w:date="2026-01-01T00:00:00Z">
-        <w:r>
-          <w:delText xml:space="preserve"> </w:delText>
-        </w:r>
-      </w:del>
       <w:hyperlink w:anchor="thm-bias-exprs">
-        <w:del w:id="733" w:author="PR Preview" w:date="2026-01-01T00:00:00Z">
+        <w:del w:id="731" w:author="PR Preview" w:date="2026-01-01T00:00:00Z">
           <w:r>
             <w:rPr>
               <w:rStyle w:val="Hyperlink"/>
@@ -13873,9 +13861,19 @@
           </w:r>
         </w:del>
       </w:hyperlink>
+      <w:del w:id="732" w:author="PR Preview" w:date="2026-01-01T00:00:00Z">
+        <w:r>
+          <w:delText xml:space="preserve">,</w:delText>
+        </w:r>
+      </w:del>
+      <w:del w:id="733" w:author="PR Preview" w:date="2026-01-01T00:00:00Z">
+        <w:r>
+          <w:delText xml:space="preserve"> </w:delText>
+        </w:r>
+      </w:del>
       <w:del w:id="734" w:author="PR Preview" w:date="2026-01-01T00:00:00Z">
         <w:r>
-          <w:delText xml:space="preserve">,</w:delText>
+          <w:delText xml:space="preserve">expand the squared</w:delText>
         </w:r>
       </w:del>
       <w:del w:id="735" w:author="PR Preview" w:date="2026-01-01T00:00:00Z">
@@ -13883,18 +13881,8 @@
           <w:delText xml:space="preserve"> </w:delText>
         </w:r>
       </w:del>
-      <w:del w:id="736" w:author="PR Preview" w:date="2026-01-01T00:00:00Z">
-        <w:r>
-          <w:delText xml:space="preserve">expand the squared</w:delText>
-        </w:r>
-      </w:del>
-      <w:del w:id="737" w:author="PR Preview" w:date="2026-01-01T00:00:00Z">
-        <w:r>
-          <w:delText xml:space="preserve"> </w:delText>
-        </w:r>
-      </w:del>
       <w:hyperlink w:anchor="def-bias">
-        <w:del w:id="738" w:author="PR Preview" w:date="2026-01-01T00:00:00Z">
+        <w:del w:id="736" w:author="PR Preview" w:date="2026-01-01T00:00:00Z">
           <w:r>
             <w:rPr>
               <w:rStyle w:val="Hyperlink"/>
@@ -13903,7 +13891,7 @@
           </w:r>
         </w:del>
       </w:hyperlink>
-      <w:del w:id="739" w:author="PR Preview" w:date="2026-01-01T00:00:00Z">
+      <w:del w:id="737" w:author="PR Preview" w:date="2026-01-01T00:00:00Z">
         <w:r>
           <w:delText xml:space="preserve"> </w:delText>
         </w:r>
@@ -13967,17 +13955,17 @@
           <m:t>​</m:t>
         </m:r>
       </m:oMath>
+      <w:del w:id="738" w:author="PR Preview" w:date="2026-01-01T00:00:00Z">
+        <w:r>
+          <w:delText xml:space="preserve"> </w:delText>
+        </w:r>
+      </w:del>
+      <w:del w:id="739" w:author="PR Preview" w:date="2026-01-01T00:00:00Z">
+        <w:r>
+          <w:delText xml:space="preserve">in terms of</w:delText>
+        </w:r>
+      </w:del>
       <w:del w:id="740" w:author="PR Preview" w:date="2026-01-01T00:00:00Z">
-        <w:r>
-          <w:delText xml:space="preserve"> </w:delText>
-        </w:r>
-      </w:del>
-      <w:del w:id="741" w:author="PR Preview" w:date="2026-01-01T00:00:00Z">
-        <w:r>
-          <w:delText xml:space="preserve">in terms of</w:delText>
-        </w:r>
-      </w:del>
-      <w:del w:id="742" w:author="PR Preview" w:date="2026-01-01T00:00:00Z">
         <w:r>
           <w:delText xml:space="preserve"> </w:delText>
         </w:r>
@@ -14016,27 +14004,27 @@
           <m:t>​</m:t>
         </m:r>
       </m:oMath>
+      <w:del w:id="741" w:author="PR Preview" w:date="2026-01-01T00:00:00Z">
+        <w:r>
+          <w:delText xml:space="preserve"> </w:delText>
+        </w:r>
+      </w:del>
+      <w:del w:id="742" w:author="PR Preview" w:date="2026-01-01T00:00:00Z">
+        <w:r>
+          <w:delText xml:space="preserve">and the estimand</w:delText>
+        </w:r>
+      </w:del>
       <w:del w:id="743" w:author="PR Preview" w:date="2026-01-01T00:00:00Z">
         <w:r>
           <w:delText xml:space="preserve"> </w:delText>
         </w:r>
       </w:del>
+      <m:oMath>
+        <m:r>
+          <m:t>θ</m:t>
+        </m:r>
+      </m:oMath>
       <w:del w:id="744" w:author="PR Preview" w:date="2026-01-01T00:00:00Z">
-        <w:r>
-          <w:delText xml:space="preserve">and the estimand</w:delText>
-        </w:r>
-      </w:del>
-      <w:del w:id="745" w:author="PR Preview" w:date="2026-01-01T00:00:00Z">
-        <w:r>
-          <w:delText xml:space="preserve"> </w:delText>
-        </w:r>
-      </w:del>
-      <m:oMath>
-        <m:r>
-          <m:t>θ</m:t>
-        </m:r>
-      </m:oMath>
-      <w:del w:id="746" w:author="PR Preview" w:date="2026-01-01T00:00:00Z">
         <w:r>
           <w:delText xml:space="preserve">.</w:delText>
         </w:r>
@@ -14046,7 +14034,7 @@
       <w:pPr>
         <w:pStyle w:val="BodyText"/>
       </w:pPr>
-      <w:del w:id="747" w:author="PR Preview" w:date="2026-01-01T00:00:00Z">
+      <w:del w:id="745" w:author="PR Preview" w:date="2026-01-01T00:00:00Z">
         <w:r>
           <w:rPr>
             <w:i/>
@@ -14055,7 +14043,7 @@
           <w:delText xml:space="preserve">Solution 3</w:delText>
         </w:r>
       </w:del>
-      <w:del w:id="748" w:author="PR Preview" w:date="2026-01-01T00:00:00Z">
+      <w:del w:id="746" w:author="PR Preview" w:date="2026-01-01T00:00:00Z">
         <w:r>
           <w:delText xml:space="preserve">. </w:delText>
         </w:r>
@@ -14065,7 +14053,7 @@
       <w:pPr>
         <w:pStyle w:val="FirstParagraph"/>
       </w:pPr>
-      <w:ins w:id="749" w:author="PR Preview" w:date="2026-01-01T00:00:00Z">
+      <w:ins w:id="747" w:author="PR Preview" w:date="2026-01-01T00:00:00Z">
         <w:r>
           <w:rPr>
             <w:b/>
@@ -14074,23 +14062,23 @@
           <w:t xml:space="preserve">Exercise 2 (Expanding the squared bias)</w:t>
         </w:r>
       </w:ins>
+      <w:ins w:id="748" w:author="PR Preview" w:date="2026-01-01T00:00:00Z">
+        <w:r>
+          <w:t xml:space="preserve"> </w:t>
+        </w:r>
+      </w:ins>
+      <w:ins w:id="749" w:author="PR Preview" w:date="2026-01-01T00:00:00Z">
+        <w:r>
+          <w:t xml:space="preserve">Using</w:t>
+        </w:r>
+      </w:ins>
       <w:ins w:id="750" w:author="PR Preview" w:date="2026-01-01T00:00:00Z">
         <w:r>
           <w:t xml:space="preserve"> </w:t>
         </w:r>
       </w:ins>
-      <w:ins w:id="751" w:author="PR Preview" w:date="2026-01-01T00:00:00Z">
-        <w:r>
-          <w:t xml:space="preserve">Using</w:t>
-        </w:r>
-      </w:ins>
-      <w:ins w:id="752" w:author="PR Preview" w:date="2026-01-01T00:00:00Z">
-        <w:r>
-          <w:t xml:space="preserve"> </w:t>
-        </w:r>
-      </w:ins>
       <w:hyperlink w:anchor="thm-bias-exprs">
-        <w:ins w:id="753" w:author="PR Preview" w:date="2026-01-01T00:00:00Z">
+        <w:ins w:id="751" w:author="PR Preview" w:date="2026-01-01T00:00:00Z">
           <w:r>
             <w:rPr>
               <w:rStyle w:val="Hyperlink"/>
@@ -14099,9 +14087,19 @@
           </w:r>
         </w:ins>
       </w:hyperlink>
+      <w:ins w:id="752" w:author="PR Preview" w:date="2026-01-01T00:00:00Z">
+        <w:r>
+          <w:t xml:space="preserve">,</w:t>
+        </w:r>
+      </w:ins>
+      <w:ins w:id="753" w:author="PR Preview" w:date="2026-01-01T00:00:00Z">
+        <w:r>
+          <w:t xml:space="preserve"> </w:t>
+        </w:r>
+      </w:ins>
       <w:ins w:id="754" w:author="PR Preview" w:date="2026-01-01T00:00:00Z">
         <w:r>
-          <w:t xml:space="preserve">,</w:t>
+          <w:t xml:space="preserve">expand the squared</w:t>
         </w:r>
       </w:ins>
       <w:ins w:id="755" w:author="PR Preview" w:date="2026-01-01T00:00:00Z">
@@ -14109,18 +14107,8 @@
           <w:t xml:space="preserve"> </w:t>
         </w:r>
       </w:ins>
-      <w:ins w:id="756" w:author="PR Preview" w:date="2026-01-01T00:00:00Z">
-        <w:r>
-          <w:t xml:space="preserve">expand the squared</w:t>
-        </w:r>
-      </w:ins>
-      <w:ins w:id="757" w:author="PR Preview" w:date="2026-01-01T00:00:00Z">
-        <w:r>
-          <w:t xml:space="preserve"> </w:t>
-        </w:r>
-      </w:ins>
       <w:hyperlink w:anchor="def-bias">
-        <w:ins w:id="758" w:author="PR Preview" w:date="2026-01-01T00:00:00Z">
+        <w:ins w:id="756" w:author="PR Preview" w:date="2026-01-01T00:00:00Z">
           <w:r>
             <w:rPr>
               <w:rStyle w:val="Hyperlink"/>
@@ -14129,7 +14117,7 @@
           </w:r>
         </w:ins>
       </w:hyperlink>
-      <w:ins w:id="759" w:author="PR Preview" w:date="2026-01-01T00:00:00Z">
+      <w:ins w:id="757" w:author="PR Preview" w:date="2026-01-01T00:00:00Z">
         <w:r>
           <w:t xml:space="preserve"> </w:t>
         </w:r>
@@ -14193,17 +14181,17 @@
           <m:t>​</m:t>
         </m:r>
       </m:oMath>
+      <w:ins w:id="758" w:author="PR Preview" w:date="2026-01-01T00:00:00Z">
+        <w:r>
+          <w:t xml:space="preserve"> </w:t>
+        </w:r>
+      </w:ins>
+      <w:ins w:id="759" w:author="PR Preview" w:date="2026-01-01T00:00:00Z">
+        <w:r>
+          <w:t xml:space="preserve">in terms of</w:t>
+        </w:r>
+      </w:ins>
       <w:ins w:id="760" w:author="PR Preview" w:date="2026-01-01T00:00:00Z">
-        <w:r>
-          <w:t xml:space="preserve"> </w:t>
-        </w:r>
-      </w:ins>
-      <w:ins w:id="761" w:author="PR Preview" w:date="2026-01-01T00:00:00Z">
-        <w:r>
-          <w:t xml:space="preserve">in terms of</w:t>
-        </w:r>
-      </w:ins>
-      <w:ins w:id="762" w:author="PR Preview" w:date="2026-01-01T00:00:00Z">
         <w:r>
           <w:t xml:space="preserve"> </w:t>
         </w:r>
@@ -14242,27 +14230,27 @@
           <m:t>​</m:t>
         </m:r>
       </m:oMath>
+      <w:ins w:id="761" w:author="PR Preview" w:date="2026-01-01T00:00:00Z">
+        <w:r>
+          <w:t xml:space="preserve"> </w:t>
+        </w:r>
+      </w:ins>
+      <w:ins w:id="762" w:author="PR Preview" w:date="2026-01-01T00:00:00Z">
+        <w:r>
+          <w:t xml:space="preserve">and the estimand</w:t>
+        </w:r>
+      </w:ins>
       <w:ins w:id="763" w:author="PR Preview" w:date="2026-01-01T00:00:00Z">
         <w:r>
           <w:t xml:space="preserve"> </w:t>
         </w:r>
       </w:ins>
+      <m:oMath>
+        <m:r>
+          <m:t>θ</m:t>
+        </m:r>
+      </m:oMath>
       <w:ins w:id="764" w:author="PR Preview" w:date="2026-01-01T00:00:00Z">
-        <w:r>
-          <w:t xml:space="preserve">and the estimand</w:t>
-        </w:r>
-      </w:ins>
-      <w:ins w:id="765" w:author="PR Preview" w:date="2026-01-01T00:00:00Z">
-        <w:r>
-          <w:t xml:space="preserve"> </w:t>
-        </w:r>
-      </w:ins>
-      <m:oMath>
-        <m:r>
-          <m:t>θ</m:t>
-        </m:r>
-      </m:oMath>
-      <w:ins w:id="766" w:author="PR Preview" w:date="2026-01-01T00:00:00Z">
         <w:r>
           <w:t xml:space="preserve">.</w:t>
         </w:r>
@@ -14274,7 +14262,7 @@
       <w:pPr>
         <w:pStyle w:val="BodyText"/>
       </w:pPr>
-      <w:ins w:id="767" w:author="PR Preview" w:date="2026-01-01T00:00:00Z">
+      <w:ins w:id="765" w:author="PR Preview" w:date="2026-01-01T00:00:00Z">
         <w:r>
           <w:rPr>
             <w:i/>
@@ -14283,7 +14271,7 @@
           <w:t xml:space="preserve">Solution 2</w:t>
         </w:r>
       </w:ins>
-      <w:ins w:id="768" w:author="PR Preview" w:date="2026-01-01T00:00:00Z">
+      <w:ins w:id="766" w:author="PR Preview" w:date="2026-01-01T00:00:00Z">
         <w:r>
           <w:t xml:space="preserve">. </w:t>
         </w:r>
@@ -14599,7 +14587,7 @@
       <w:pPr>
         <w:pStyle w:val="FirstParagraph"/>
       </w:pPr>
-      <w:del w:id="769" w:author="PR Preview" w:date="2026-01-01T00:00:00Z">
+      <w:del w:id="767" w:author="PR Preview" w:date="2026-01-01T00:00:00Z">
         <w:r>
           <w:rPr>
             <w:b/>
@@ -14608,23 +14596,23 @@
           <w:delText xml:space="preserve">Exercise 4 (Squared bias plus variance)</w:delText>
         </w:r>
       </w:del>
+      <w:del w:id="768" w:author="PR Preview" w:date="2026-01-01T00:00:00Z">
+        <w:r>
+          <w:delText xml:space="preserve"> </w:delText>
+        </w:r>
+      </w:del>
+      <w:del w:id="769" w:author="PR Preview" w:date="2026-01-01T00:00:00Z">
+        <w:r>
+          <w:delText xml:space="preserve">Using</w:delText>
+        </w:r>
+      </w:del>
       <w:del w:id="770" w:author="PR Preview" w:date="2026-01-01T00:00:00Z">
         <w:r>
           <w:delText xml:space="preserve"> </w:delText>
         </w:r>
       </w:del>
-      <w:del w:id="771" w:author="PR Preview" w:date="2026-01-01T00:00:00Z">
-        <w:r>
-          <w:delText xml:space="preserve">Using</w:delText>
-        </w:r>
-      </w:del>
-      <w:del w:id="772" w:author="PR Preview" w:date="2026-01-01T00:00:00Z">
-        <w:r>
-          <w:delText xml:space="preserve"> </w:delText>
-        </w:r>
-      </w:del>
       <w:hyperlink w:anchor="exr-sq-bias-expand">
-        <w:del w:id="773" w:author="PR Preview" w:date="2026-01-01T00:00:00Z">
+        <w:del w:id="771" w:author="PR Preview" w:date="2026-01-01T00:00:00Z">
           <w:r>
             <w:rPr>
               <w:rStyle w:val="Hyperlink"/>
@@ -14633,22 +14621,22 @@
           </w:r>
         </w:del>
       </w:hyperlink>
+      <w:del w:id="772" w:author="PR Preview" w:date="2026-01-01T00:00:00Z">
+        <w:r>
+          <w:delText xml:space="preserve">,</w:delText>
+        </w:r>
+      </w:del>
+      <w:del w:id="773" w:author="PR Preview" w:date="2026-01-01T00:00:00Z">
+        <w:r>
+          <w:delText xml:space="preserve"> </w:delText>
+        </w:r>
+      </w:del>
       <w:del w:id="774" w:author="PR Preview" w:date="2026-01-01T00:00:00Z">
         <w:r>
-          <w:delText xml:space="preserve">,</w:delText>
+          <w:delText xml:space="preserve">write</w:delText>
         </w:r>
       </w:del>
       <w:del w:id="775" w:author="PR Preview" w:date="2026-01-01T00:00:00Z">
-        <w:r>
-          <w:delText xml:space="preserve"> </w:delText>
-        </w:r>
-      </w:del>
-      <w:del w:id="776" w:author="PR Preview" w:date="2026-01-01T00:00:00Z">
-        <w:r>
-          <w:delText xml:space="preserve">write</w:delText>
-        </w:r>
-      </w:del>
-      <w:del w:id="777" w:author="PR Preview" w:date="2026-01-01T00:00:00Z">
         <w:r>
           <w:delText xml:space="preserve"> </w:delText>
         </w:r>
@@ -14750,17 +14738,17 @@
           <m:t>​</m:t>
         </m:r>
       </m:oMath>
+      <w:del w:id="776" w:author="PR Preview" w:date="2026-01-01T00:00:00Z">
+        <w:r>
+          <w:delText xml:space="preserve"> </w:delText>
+        </w:r>
+      </w:del>
+      <w:del w:id="777" w:author="PR Preview" w:date="2026-01-01T00:00:00Z">
+        <w:r>
+          <w:delText xml:space="preserve">in terms of</w:delText>
+        </w:r>
+      </w:del>
       <w:del w:id="778" w:author="PR Preview" w:date="2026-01-01T00:00:00Z">
-        <w:r>
-          <w:delText xml:space="preserve"> </w:delText>
-        </w:r>
-      </w:del>
-      <w:del w:id="779" w:author="PR Preview" w:date="2026-01-01T00:00:00Z">
-        <w:r>
-          <w:delText xml:space="preserve">in terms of</w:delText>
-        </w:r>
-      </w:del>
-      <w:del w:id="780" w:author="PR Preview" w:date="2026-01-01T00:00:00Z">
         <w:r>
           <w:delText xml:space="preserve"> </w:delText>
         </w:r>
@@ -14808,12 +14796,12 @@
           <m:t>​</m:t>
         </m:r>
       </m:oMath>
-      <w:del w:id="781" w:author="PR Preview" w:date="2026-01-01T00:00:00Z">
+      <w:del w:id="779" w:author="PR Preview" w:date="2026-01-01T00:00:00Z">
         <w:r>
           <w:delText xml:space="preserve">,</w:delText>
         </w:r>
       </w:del>
-      <w:del w:id="782" w:author="PR Preview" w:date="2026-01-01T00:00:00Z">
+      <w:del w:id="780" w:author="PR Preview" w:date="2026-01-01T00:00:00Z">
         <w:r>
           <w:delText xml:space="preserve"> </w:delText>
         </w:r>
@@ -14852,22 +14840,22 @@
           <m:t>​</m:t>
         </m:r>
       </m:oMath>
+      <w:del w:id="781" w:author="PR Preview" w:date="2026-01-01T00:00:00Z">
+        <w:r>
+          <w:delText xml:space="preserve">, and the estimand</w:delText>
+        </w:r>
+      </w:del>
+      <w:del w:id="782" w:author="PR Preview" w:date="2026-01-01T00:00:00Z">
+        <w:r>
+          <w:delText xml:space="preserve"> </w:delText>
+        </w:r>
+      </w:del>
+      <m:oMath>
+        <m:r>
+          <m:t>θ</m:t>
+        </m:r>
+      </m:oMath>
       <w:del w:id="783" w:author="PR Preview" w:date="2026-01-01T00:00:00Z">
-        <w:r>
-          <w:delText xml:space="preserve">, and the estimand</w:delText>
-        </w:r>
-      </w:del>
-      <w:del w:id="784" w:author="PR Preview" w:date="2026-01-01T00:00:00Z">
-        <w:r>
-          <w:delText xml:space="preserve"> </w:delText>
-        </w:r>
-      </w:del>
-      <m:oMath>
-        <m:r>
-          <m:t>θ</m:t>
-        </m:r>
-      </m:oMath>
-      <w:del w:id="785" w:author="PR Preview" w:date="2026-01-01T00:00:00Z">
         <w:r>
           <w:delText xml:space="preserve">.</w:delText>
         </w:r>
@@ -14877,7 +14865,7 @@
       <w:pPr>
         <w:pStyle w:val="BodyText"/>
       </w:pPr>
-      <w:del w:id="786" w:author="PR Preview" w:date="2026-01-01T00:00:00Z">
+      <w:del w:id="784" w:author="PR Preview" w:date="2026-01-01T00:00:00Z">
         <w:r>
           <w:rPr>
             <w:i/>
@@ -14886,28 +14874,28 @@
           <w:delText xml:space="preserve">Solution 4</w:delText>
         </w:r>
       </w:del>
+      <w:del w:id="785" w:author="PR Preview" w:date="2026-01-01T00:00:00Z">
+        <w:r>
+          <w:delText xml:space="preserve">. </w:delText>
+        </w:r>
+      </w:del>
+      <w:del w:id="786" w:author="PR Preview" w:date="2026-01-01T00:00:00Z">
+        <w:r>
+          <w:delText xml:space="preserve">The variance is</w:delText>
+        </w:r>
+      </w:del>
       <w:del w:id="787" w:author="PR Preview" w:date="2026-01-01T00:00:00Z">
         <w:r>
-          <w:delText xml:space="preserve">. </w:delText>
+          <w:delText xml:space="preserve"> </w:delText>
         </w:r>
       </w:del>
       <w:del w:id="788" w:author="PR Preview" w:date="2026-01-01T00:00:00Z">
         <w:r>
-          <w:delText xml:space="preserve">The variance is</w:delText>
-        </w:r>
-      </w:del>
-      <w:del w:id="789" w:author="PR Preview" w:date="2026-01-01T00:00:00Z">
-        <w:r>
-          <w:delText xml:space="preserve"> </w:delText>
-        </w:r>
-      </w:del>
-      <w:del w:id="790" w:author="PR Preview" w:date="2026-01-01T00:00:00Z">
-        <w:r>
           <w:delText xml:space="preserve">(</w:delText>
         </w:r>
       </w:del>
       <w:hyperlink r:id="rId54">
-        <w:del w:id="791" w:author="PR Preview" w:date="2026-01-01T00:00:00Z">
+        <w:del w:id="789" w:author="PR Preview" w:date="2026-01-01T00:00:00Z">
           <w:r>
             <w:rPr>
               <w:rStyle w:val="Hyperlink"/>
@@ -14916,7 +14904,7 @@
           </w:r>
         </w:del>
       </w:hyperlink>
-      <w:del w:id="792" w:author="PR Preview" w:date="2026-01-01T00:00:00Z">
+      <w:del w:id="790" w:author="PR Preview" w:date="2026-01-01T00:00:00Z">
         <w:r>
           <w:delText xml:space="preserve">):</w:delText>
         </w:r>
@@ -14926,7 +14914,7 @@
       <w:pPr>
         <w:pStyle w:val="FirstParagraph"/>
       </w:pPr>
-      <w:ins w:id="793" w:author="PR Preview" w:date="2026-01-01T00:00:00Z">
+      <w:ins w:id="791" w:author="PR Preview" w:date="2026-01-01T00:00:00Z">
         <w:r>
           <w:rPr>
             <w:b/>
@@ -14935,23 +14923,23 @@
           <w:t xml:space="preserve">Exercise 3 (Squared bias plus variance)</w:t>
         </w:r>
       </w:ins>
+      <w:ins w:id="792" w:author="PR Preview" w:date="2026-01-01T00:00:00Z">
+        <w:r>
+          <w:t xml:space="preserve"> </w:t>
+        </w:r>
+      </w:ins>
+      <w:ins w:id="793" w:author="PR Preview" w:date="2026-01-01T00:00:00Z">
+        <w:r>
+          <w:t xml:space="preserve">Using</w:t>
+        </w:r>
+      </w:ins>
       <w:ins w:id="794" w:author="PR Preview" w:date="2026-01-01T00:00:00Z">
         <w:r>
           <w:t xml:space="preserve"> </w:t>
         </w:r>
       </w:ins>
-      <w:ins w:id="795" w:author="PR Preview" w:date="2026-01-01T00:00:00Z">
-        <w:r>
-          <w:t xml:space="preserve">Using</w:t>
-        </w:r>
-      </w:ins>
-      <w:ins w:id="796" w:author="PR Preview" w:date="2026-01-01T00:00:00Z">
-        <w:r>
-          <w:t xml:space="preserve"> </w:t>
-        </w:r>
-      </w:ins>
       <w:hyperlink w:anchor="exr-sq-bias-expand">
-        <w:ins w:id="797" w:author="PR Preview" w:date="2026-01-01T00:00:00Z">
+        <w:ins w:id="795" w:author="PR Preview" w:date="2026-01-01T00:00:00Z">
           <w:r>
             <w:rPr>
               <w:rStyle w:val="Hyperlink"/>
@@ -14960,22 +14948,22 @@
           </w:r>
         </w:ins>
       </w:hyperlink>
+      <w:ins w:id="796" w:author="PR Preview" w:date="2026-01-01T00:00:00Z">
+        <w:r>
+          <w:t xml:space="preserve">,</w:t>
+        </w:r>
+      </w:ins>
+      <w:ins w:id="797" w:author="PR Preview" w:date="2026-01-01T00:00:00Z">
+        <w:r>
+          <w:t xml:space="preserve"> </w:t>
+        </w:r>
+      </w:ins>
       <w:ins w:id="798" w:author="PR Preview" w:date="2026-01-01T00:00:00Z">
         <w:r>
-          <w:t xml:space="preserve">,</w:t>
+          <w:t xml:space="preserve">write</w:t>
         </w:r>
       </w:ins>
       <w:ins w:id="799" w:author="PR Preview" w:date="2026-01-01T00:00:00Z">
-        <w:r>
-          <w:t xml:space="preserve"> </w:t>
-        </w:r>
-      </w:ins>
-      <w:ins w:id="800" w:author="PR Preview" w:date="2026-01-01T00:00:00Z">
-        <w:r>
-          <w:t xml:space="preserve">write</w:t>
-        </w:r>
-      </w:ins>
-      <w:ins w:id="801" w:author="PR Preview" w:date="2026-01-01T00:00:00Z">
         <w:r>
           <w:t xml:space="preserve"> </w:t>
         </w:r>
@@ -15077,17 +15065,17 @@
           <m:t>​</m:t>
         </m:r>
       </m:oMath>
+      <w:ins w:id="800" w:author="PR Preview" w:date="2026-01-01T00:00:00Z">
+        <w:r>
+          <w:t xml:space="preserve"> </w:t>
+        </w:r>
+      </w:ins>
+      <w:ins w:id="801" w:author="PR Preview" w:date="2026-01-01T00:00:00Z">
+        <w:r>
+          <w:t xml:space="preserve">in terms of</w:t>
+        </w:r>
+      </w:ins>
       <w:ins w:id="802" w:author="PR Preview" w:date="2026-01-01T00:00:00Z">
-        <w:r>
-          <w:t xml:space="preserve"> </w:t>
-        </w:r>
-      </w:ins>
-      <w:ins w:id="803" w:author="PR Preview" w:date="2026-01-01T00:00:00Z">
-        <w:r>
-          <w:t xml:space="preserve">in terms of</w:t>
-        </w:r>
-      </w:ins>
-      <w:ins w:id="804" w:author="PR Preview" w:date="2026-01-01T00:00:00Z">
         <w:r>
           <w:t xml:space="preserve"> </w:t>
         </w:r>
@@ -15135,12 +15123,12 @@
           <m:t>​</m:t>
         </m:r>
       </m:oMath>
-      <w:ins w:id="805" w:author="PR Preview" w:date="2026-01-01T00:00:00Z">
+      <w:ins w:id="803" w:author="PR Preview" w:date="2026-01-01T00:00:00Z">
         <w:r>
           <w:t xml:space="preserve">,</w:t>
         </w:r>
       </w:ins>
-      <w:ins w:id="806" w:author="PR Preview" w:date="2026-01-01T00:00:00Z">
+      <w:ins w:id="804" w:author="PR Preview" w:date="2026-01-01T00:00:00Z">
         <w:r>
           <w:t xml:space="preserve"> </w:t>
         </w:r>
@@ -15179,22 +15167,22 @@
           <m:t>​</m:t>
         </m:r>
       </m:oMath>
+      <w:ins w:id="805" w:author="PR Preview" w:date="2026-01-01T00:00:00Z">
+        <w:r>
+          <w:t xml:space="preserve">, and the estimand</w:t>
+        </w:r>
+      </w:ins>
+      <w:ins w:id="806" w:author="PR Preview" w:date="2026-01-01T00:00:00Z">
+        <w:r>
+          <w:t xml:space="preserve"> </w:t>
+        </w:r>
+      </w:ins>
+      <m:oMath>
+        <m:r>
+          <m:t>θ</m:t>
+        </m:r>
+      </m:oMath>
       <w:ins w:id="807" w:author="PR Preview" w:date="2026-01-01T00:00:00Z">
-        <w:r>
-          <w:t xml:space="preserve">, and the estimand</w:t>
-        </w:r>
-      </w:ins>
-      <w:ins w:id="808" w:author="PR Preview" w:date="2026-01-01T00:00:00Z">
-        <w:r>
-          <w:t xml:space="preserve"> </w:t>
-        </w:r>
-      </w:ins>
-      <m:oMath>
-        <m:r>
-          <m:t>θ</m:t>
-        </m:r>
-      </m:oMath>
-      <w:ins w:id="809" w:author="PR Preview" w:date="2026-01-01T00:00:00Z">
         <w:r>
           <w:t xml:space="preserve">.</w:t>
         </w:r>
@@ -15206,7 +15194,7 @@
       <w:pPr>
         <w:pStyle w:val="BodyText"/>
       </w:pPr>
-      <w:ins w:id="810" w:author="PR Preview" w:date="2026-01-01T00:00:00Z">
+      <w:ins w:id="808" w:author="PR Preview" w:date="2026-01-01T00:00:00Z">
         <w:r>
           <w:rPr>
             <w:i/>
@@ -15215,28 +15203,28 @@
           <w:t xml:space="preserve">Solution 3</w:t>
         </w:r>
       </w:ins>
+      <w:ins w:id="809" w:author="PR Preview" w:date="2026-01-01T00:00:00Z">
+        <w:r>
+          <w:t xml:space="preserve">. </w:t>
+        </w:r>
+      </w:ins>
+      <w:ins w:id="810" w:author="PR Preview" w:date="2026-01-01T00:00:00Z">
+        <w:r>
+          <w:t xml:space="preserve">The variance is</w:t>
+        </w:r>
+      </w:ins>
       <w:ins w:id="811" w:author="PR Preview" w:date="2026-01-01T00:00:00Z">
         <w:r>
-          <w:t xml:space="preserve">. </w:t>
+          <w:t xml:space="preserve"> </w:t>
         </w:r>
       </w:ins>
       <w:ins w:id="812" w:author="PR Preview" w:date="2026-01-01T00:00:00Z">
         <w:r>
-          <w:t xml:space="preserve">The variance is</w:t>
-        </w:r>
-      </w:ins>
-      <w:ins w:id="813" w:author="PR Preview" w:date="2026-01-01T00:00:00Z">
-        <w:r>
-          <w:t xml:space="preserve"> </w:t>
-        </w:r>
-      </w:ins>
-      <w:ins w:id="814" w:author="PR Preview" w:date="2026-01-01T00:00:00Z">
-        <w:r>
           <w:t xml:space="preserve">(</w:t>
         </w:r>
       </w:ins>
       <w:hyperlink r:id="rId54">
-        <w:ins w:id="815" w:author="PR Preview" w:date="2026-01-01T00:00:00Z">
+        <w:ins w:id="813" w:author="PR Preview" w:date="2026-01-01T00:00:00Z">
           <w:r>
             <w:rPr>
               <w:rStyle w:val="Hyperlink"/>
@@ -15245,7 +15233,7 @@
           </w:r>
         </w:ins>
       </w:hyperlink>
-      <w:ins w:id="816" w:author="PR Preview" w:date="2026-01-01T00:00:00Z">
+      <w:ins w:id="814" w:author="PR Preview" w:date="2026-01-01T00:00:00Z">
         <w:r>
           <w:t xml:space="preserve">):</w:t>
         </w:r>
@@ -15429,18 +15417,18 @@
       <w:pPr>
         <w:pStyle w:val="FirstParagraph"/>
       </w:pPr>
-      <w:del w:id="817" w:author="PR Preview" w:date="2026-01-01T00:00:00Z">
+      <w:del w:id="815" w:author="PR Preview" w:date="2026-01-01T00:00:00Z">
         <w:r>
           <w:delText xml:space="preserve">Add it to the squared bias from</w:delText>
         </w:r>
       </w:del>
-      <w:del w:id="818" w:author="PR Preview" w:date="2026-01-01T00:00:00Z">
+      <w:del w:id="816" w:author="PR Preview" w:date="2026-01-01T00:00:00Z">
         <w:r>
           <w:delText xml:space="preserve"> </w:delText>
         </w:r>
       </w:del>
       <w:hyperlink w:anchor="exr-sq-bias-expand">
-        <w:del w:id="819" w:author="PR Preview" w:date="2026-01-01T00:00:00Z">
+        <w:del w:id="817" w:author="PR Preview" w:date="2026-01-01T00:00:00Z">
           <w:r>
             <w:rPr>
               <w:rStyle w:val="Hyperlink"/>
@@ -15449,12 +15437,12 @@
           </w:r>
         </w:del>
       </w:hyperlink>
-      <w:del w:id="820" w:author="PR Preview" w:date="2026-01-01T00:00:00Z">
-        <w:r>
-          <w:delText xml:space="preserve"> </w:delText>
-        </w:r>
-      </w:del>
-      <w:del w:id="821" w:author="PR Preview" w:date="2026-01-01T00:00:00Z">
+      <w:del w:id="818" w:author="PR Preview" w:date="2026-01-01T00:00:00Z">
+        <w:r>
+          <w:delText xml:space="preserve"> </w:delText>
+        </w:r>
+      </w:del>
+      <w:del w:id="819" w:author="PR Preview" w:date="2026-01-01T00:00:00Z">
         <w:r>
           <w:delText xml:space="preserve">and simplify:</w:delText>
         </w:r>
@@ -15464,18 +15452,18 @@
       <w:pPr>
         <w:pStyle w:val="FirstParagraph"/>
       </w:pPr>
-      <w:ins w:id="822" w:author="PR Preview" w:date="2026-01-01T00:00:00Z">
+      <w:ins w:id="820" w:author="PR Preview" w:date="2026-01-01T00:00:00Z">
         <w:r>
           <w:t xml:space="preserve">Add it to the squared bias from</w:t>
         </w:r>
       </w:ins>
-      <w:ins w:id="823" w:author="PR Preview" w:date="2026-01-01T00:00:00Z">
+      <w:ins w:id="821" w:author="PR Preview" w:date="2026-01-01T00:00:00Z">
         <w:r>
           <w:t xml:space="preserve"> </w:t>
         </w:r>
       </w:ins>
       <w:hyperlink w:anchor="exr-sq-bias-expand">
-        <w:ins w:id="824" w:author="PR Preview" w:date="2026-01-01T00:00:00Z">
+        <w:ins w:id="822" w:author="PR Preview" w:date="2026-01-01T00:00:00Z">
           <w:r>
             <w:rPr>
               <w:rStyle w:val="Hyperlink"/>
@@ -15484,12 +15472,12 @@
           </w:r>
         </w:ins>
       </w:hyperlink>
-      <w:ins w:id="825" w:author="PR Preview" w:date="2026-01-01T00:00:00Z">
+      <w:ins w:id="823" w:author="PR Preview" w:date="2026-01-01T00:00:00Z">
         <w:r>
           <w:t xml:space="preserve"> </w:t>
         </w:r>
       </w:ins>
-      <w:ins w:id="826" w:author="PR Preview" w:date="2026-01-01T00:00:00Z">
+      <w:ins w:id="824" w:author="PR Preview" w:date="2026-01-01T00:00:00Z">
         <w:r>
           <w:t xml:space="preserve">and simplify:</w:t>
         </w:r>
@@ -16905,7 +16893,7 @@
       <w:pPr>
         <w:pStyle w:val="FirstParagraph"/>
       </w:pPr>
-      <w:del w:id="827" w:author="PR Preview" w:date="2026-01-01T00:00:00Z">
+      <w:del w:id="825" w:author="PR Preview" w:date="2026-01-01T00:00:00Z">
         <w:r>
           <w:rPr>
             <w:b/>
@@ -16914,23 +16902,23 @@
           <w:delText xml:space="preserve">Exercise 5 (Expanding the mean squared error)</w:delText>
         </w:r>
       </w:del>
+      <w:del w:id="826" w:author="PR Preview" w:date="2026-01-01T00:00:00Z">
+        <w:r>
+          <w:delText xml:space="preserve"> </w:delText>
+        </w:r>
+      </w:del>
+      <w:del w:id="827" w:author="PR Preview" w:date="2026-01-01T00:00:00Z">
+        <w:r>
+          <w:delText xml:space="preserve">Write the</w:delText>
+        </w:r>
+      </w:del>
       <w:del w:id="828" w:author="PR Preview" w:date="2026-01-01T00:00:00Z">
         <w:r>
           <w:delText xml:space="preserve"> </w:delText>
         </w:r>
       </w:del>
-      <w:del w:id="829" w:author="PR Preview" w:date="2026-01-01T00:00:00Z">
-        <w:r>
-          <w:delText xml:space="preserve">Write the</w:delText>
-        </w:r>
-      </w:del>
-      <w:del w:id="830" w:author="PR Preview" w:date="2026-01-01T00:00:00Z">
-        <w:r>
-          <w:delText xml:space="preserve"> </w:delText>
-        </w:r>
-      </w:del>
       <w:hyperlink w:anchor="def-mse">
-        <w:del w:id="831" w:author="PR Preview" w:date="2026-01-01T00:00:00Z">
+        <w:del w:id="829" w:author="PR Preview" w:date="2026-01-01T00:00:00Z">
           <w:r>
             <w:rPr>
               <w:rStyle w:val="Hyperlink"/>
@@ -16939,7 +16927,7 @@
           </w:r>
         </w:del>
       </w:hyperlink>
-      <w:del w:id="832" w:author="PR Preview" w:date="2026-01-01T00:00:00Z">
+      <w:del w:id="830" w:author="PR Preview" w:date="2026-01-01T00:00:00Z">
         <w:r>
           <w:delText xml:space="preserve"> </w:delText>
         </w:r>
@@ -16978,17 +16966,17 @@
           <m:t>​</m:t>
         </m:r>
       </m:oMath>
+      <w:del w:id="831" w:author="PR Preview" w:date="2026-01-01T00:00:00Z">
+        <w:r>
+          <w:delText xml:space="preserve"> </w:delText>
+        </w:r>
+      </w:del>
+      <w:del w:id="832" w:author="PR Preview" w:date="2026-01-01T00:00:00Z">
+        <w:r>
+          <w:delText xml:space="preserve">in terms of</w:delText>
+        </w:r>
+      </w:del>
       <w:del w:id="833" w:author="PR Preview" w:date="2026-01-01T00:00:00Z">
-        <w:r>
-          <w:delText xml:space="preserve"> </w:delText>
-        </w:r>
-      </w:del>
-      <w:del w:id="834" w:author="PR Preview" w:date="2026-01-01T00:00:00Z">
-        <w:r>
-          <w:delText xml:space="preserve">in terms of</w:delText>
-        </w:r>
-      </w:del>
-      <w:del w:id="835" w:author="PR Preview" w:date="2026-01-01T00:00:00Z">
         <w:r>
           <w:delText xml:space="preserve"> </w:delText>
         </w:r>
@@ -17036,12 +17024,12 @@
           <m:t>​</m:t>
         </m:r>
       </m:oMath>
-      <w:del w:id="836" w:author="PR Preview" w:date="2026-01-01T00:00:00Z">
+      <w:del w:id="834" w:author="PR Preview" w:date="2026-01-01T00:00:00Z">
         <w:r>
           <w:delText xml:space="preserve">,</w:delText>
         </w:r>
       </w:del>
-      <w:del w:id="837" w:author="PR Preview" w:date="2026-01-01T00:00:00Z">
+      <w:del w:id="835" w:author="PR Preview" w:date="2026-01-01T00:00:00Z">
         <w:r>
           <w:delText xml:space="preserve"> </w:delText>
         </w:r>
@@ -17080,22 +17068,22 @@
           <m:t>​</m:t>
         </m:r>
       </m:oMath>
+      <w:del w:id="836" w:author="PR Preview" w:date="2026-01-01T00:00:00Z">
+        <w:r>
+          <w:delText xml:space="preserve">, and the estimand</w:delText>
+        </w:r>
+      </w:del>
+      <w:del w:id="837" w:author="PR Preview" w:date="2026-01-01T00:00:00Z">
+        <w:r>
+          <w:delText xml:space="preserve"> </w:delText>
+        </w:r>
+      </w:del>
+      <m:oMath>
+        <m:r>
+          <m:t>θ</m:t>
+        </m:r>
+      </m:oMath>
       <w:del w:id="838" w:author="PR Preview" w:date="2026-01-01T00:00:00Z">
-        <w:r>
-          <w:delText xml:space="preserve">, and the estimand</w:delText>
-        </w:r>
-      </w:del>
-      <w:del w:id="839" w:author="PR Preview" w:date="2026-01-01T00:00:00Z">
-        <w:r>
-          <w:delText xml:space="preserve"> </w:delText>
-        </w:r>
-      </w:del>
-      <m:oMath>
-        <m:r>
-          <m:t>θ</m:t>
-        </m:r>
-      </m:oMath>
-      <w:del w:id="840" w:author="PR Preview" w:date="2026-01-01T00:00:00Z">
         <w:r>
           <w:delText xml:space="preserve">.</w:delText>
         </w:r>
@@ -17105,7 +17093,7 @@
       <w:pPr>
         <w:pStyle w:val="BodyText"/>
       </w:pPr>
-      <w:del w:id="841" w:author="PR Preview" w:date="2026-01-01T00:00:00Z">
+      <w:del w:id="839" w:author="PR Preview" w:date="2026-01-01T00:00:00Z">
         <w:r>
           <w:rPr>
             <w:i/>
@@ -17114,7 +17102,7 @@
           <w:delText xml:space="preserve">Solution 5</w:delText>
         </w:r>
       </w:del>
-      <w:del w:id="842" w:author="PR Preview" w:date="2026-01-01T00:00:00Z">
+      <w:del w:id="840" w:author="PR Preview" w:date="2026-01-01T00:00:00Z">
         <w:r>
           <w:delText xml:space="preserve">. </w:delText>
         </w:r>
@@ -17124,7 +17112,7 @@
       <w:pPr>
         <w:pStyle w:val="FirstParagraph"/>
       </w:pPr>
-      <w:ins w:id="843" w:author="PR Preview" w:date="2026-01-01T00:00:00Z">
+      <w:ins w:id="841" w:author="PR Preview" w:date="2026-01-01T00:00:00Z">
         <w:r>
           <w:rPr>
             <w:b/>
@@ -17133,23 +17121,23 @@
           <w:t xml:space="preserve">Exercise 4 (Expanding the mean squared error)</w:t>
         </w:r>
       </w:ins>
+      <w:ins w:id="842" w:author="PR Preview" w:date="2026-01-01T00:00:00Z">
+        <w:r>
+          <w:t xml:space="preserve"> </w:t>
+        </w:r>
+      </w:ins>
+      <w:ins w:id="843" w:author="PR Preview" w:date="2026-01-01T00:00:00Z">
+        <w:r>
+          <w:t xml:space="preserve">Write the</w:t>
+        </w:r>
+      </w:ins>
       <w:ins w:id="844" w:author="PR Preview" w:date="2026-01-01T00:00:00Z">
         <w:r>
           <w:t xml:space="preserve"> </w:t>
         </w:r>
       </w:ins>
-      <w:ins w:id="845" w:author="PR Preview" w:date="2026-01-01T00:00:00Z">
-        <w:r>
-          <w:t xml:space="preserve">Write the</w:t>
-        </w:r>
-      </w:ins>
-      <w:ins w:id="846" w:author="PR Preview" w:date="2026-01-01T00:00:00Z">
-        <w:r>
-          <w:t xml:space="preserve"> </w:t>
-        </w:r>
-      </w:ins>
       <w:hyperlink w:anchor="def-mse">
-        <w:ins w:id="847" w:author="PR Preview" w:date="2026-01-01T00:00:00Z">
+        <w:ins w:id="845" w:author="PR Preview" w:date="2026-01-01T00:00:00Z">
           <w:r>
             <w:rPr>
               <w:rStyle w:val="Hyperlink"/>
@@ -17158,7 +17146,7 @@
           </w:r>
         </w:ins>
       </w:hyperlink>
-      <w:ins w:id="848" w:author="PR Preview" w:date="2026-01-01T00:00:00Z">
+      <w:ins w:id="846" w:author="PR Preview" w:date="2026-01-01T00:00:00Z">
         <w:r>
           <w:t xml:space="preserve"> </w:t>
         </w:r>
@@ -17197,17 +17185,17 @@
           <m:t>​</m:t>
         </m:r>
       </m:oMath>
+      <w:ins w:id="847" w:author="PR Preview" w:date="2026-01-01T00:00:00Z">
+        <w:r>
+          <w:t xml:space="preserve"> </w:t>
+        </w:r>
+      </w:ins>
+      <w:ins w:id="848" w:author="PR Preview" w:date="2026-01-01T00:00:00Z">
+        <w:r>
+          <w:t xml:space="preserve">in terms of</w:t>
+        </w:r>
+      </w:ins>
       <w:ins w:id="849" w:author="PR Preview" w:date="2026-01-01T00:00:00Z">
-        <w:r>
-          <w:t xml:space="preserve"> </w:t>
-        </w:r>
-      </w:ins>
-      <w:ins w:id="850" w:author="PR Preview" w:date="2026-01-01T00:00:00Z">
-        <w:r>
-          <w:t xml:space="preserve">in terms of</w:t>
-        </w:r>
-      </w:ins>
-      <w:ins w:id="851" w:author="PR Preview" w:date="2026-01-01T00:00:00Z">
         <w:r>
           <w:t xml:space="preserve"> </w:t>
         </w:r>
@@ -17255,12 +17243,12 @@
           <m:t>​</m:t>
         </m:r>
       </m:oMath>
-      <w:ins w:id="852" w:author="PR Preview" w:date="2026-01-01T00:00:00Z">
+      <w:ins w:id="850" w:author="PR Preview" w:date="2026-01-01T00:00:00Z">
         <w:r>
           <w:t xml:space="preserve">,</w:t>
         </w:r>
       </w:ins>
-      <w:ins w:id="853" w:author="PR Preview" w:date="2026-01-01T00:00:00Z">
+      <w:ins w:id="851" w:author="PR Preview" w:date="2026-01-01T00:00:00Z">
         <w:r>
           <w:t xml:space="preserve"> </w:t>
         </w:r>
@@ -17299,22 +17287,22 @@
           <m:t>​</m:t>
         </m:r>
       </m:oMath>
+      <w:ins w:id="852" w:author="PR Preview" w:date="2026-01-01T00:00:00Z">
+        <w:r>
+          <w:t xml:space="preserve">, and the estimand</w:t>
+        </w:r>
+      </w:ins>
+      <w:ins w:id="853" w:author="PR Preview" w:date="2026-01-01T00:00:00Z">
+        <w:r>
+          <w:t xml:space="preserve"> </w:t>
+        </w:r>
+      </w:ins>
+      <m:oMath>
+        <m:r>
+          <m:t>θ</m:t>
+        </m:r>
+      </m:oMath>
       <w:ins w:id="854" w:author="PR Preview" w:date="2026-01-01T00:00:00Z">
-        <w:r>
-          <w:t xml:space="preserve">, and the estimand</w:t>
-        </w:r>
-      </w:ins>
-      <w:ins w:id="855" w:author="PR Preview" w:date="2026-01-01T00:00:00Z">
-        <w:r>
-          <w:t xml:space="preserve"> </w:t>
-        </w:r>
-      </w:ins>
-      <m:oMath>
-        <m:r>
-          <m:t>θ</m:t>
-        </m:r>
-      </m:oMath>
-      <w:ins w:id="856" w:author="PR Preview" w:date="2026-01-01T00:00:00Z">
         <w:r>
           <w:t xml:space="preserve">.</w:t>
         </w:r>
@@ -17326,7 +17314,7 @@
       <w:pPr>
         <w:pStyle w:val="BodyText"/>
       </w:pPr>
-      <w:ins w:id="857" w:author="PR Preview" w:date="2026-01-01T00:00:00Z">
+      <w:ins w:id="855" w:author="PR Preview" w:date="2026-01-01T00:00:00Z">
         <w:r>
           <w:rPr>
             <w:i/>
@@ -17335,7 +17323,7 @@
           <w:t xml:space="preserve">Solution 4</w:t>
         </w:r>
       </w:ins>
-      <w:ins w:id="858" w:author="PR Preview" w:date="2026-01-01T00:00:00Z">
+      <w:ins w:id="856" w:author="PR Preview" w:date="2026-01-01T00:00:00Z">
         <w:r>
           <w:t xml:space="preserve">. </w:t>
         </w:r>
@@ -18135,7 +18123,7 @@
       <w:pPr>
         <w:pStyle w:val="FirstParagraph"/>
       </w:pPr>
-      <w:del w:id="859" w:author="PR Preview" w:date="2026-01-01T00:00:00Z">
+      <w:del w:id="857" w:author="PR Preview" w:date="2026-01-01T00:00:00Z">
         <w:r>
           <w:rPr>
             <w:b/>
@@ -18144,17 +18132,17 @@
           <w:delText xml:space="preserve">Theorem 3 (Mean squared error equals bias squared plus variance)</w:delText>
         </w:r>
       </w:del>
+      <w:del w:id="858" w:author="PR Preview" w:date="2026-01-01T00:00:00Z">
+        <w:r>
+          <w:delText xml:space="preserve"> </w:delText>
+        </w:r>
+      </w:del>
+      <w:del w:id="859" w:author="PR Preview" w:date="2026-01-01T00:00:00Z">
+        <w:r>
+          <w:delText xml:space="preserve">For any one-dimensional estimator</w:delText>
+        </w:r>
+      </w:del>
       <w:del w:id="860" w:author="PR Preview" w:date="2026-01-01T00:00:00Z">
-        <w:r>
-          <w:delText xml:space="preserve"> </w:delText>
-        </w:r>
-      </w:del>
-      <w:del w:id="861" w:author="PR Preview" w:date="2026-01-01T00:00:00Z">
-        <w:r>
-          <w:delText xml:space="preserve">For any one-dimensional estimator</w:delText>
-        </w:r>
-      </w:del>
-      <w:del w:id="862" w:author="PR Preview" w:date="2026-01-01T00:00:00Z">
         <w:r>
           <w:delText xml:space="preserve"> </w:delText>
         </w:r>
@@ -18171,7 +18159,7 @@
           </m:e>
         </m:acc>
       </m:oMath>
-      <w:del w:id="863" w:author="PR Preview" w:date="2026-01-01T00:00:00Z">
+      <w:del w:id="861" w:author="PR Preview" w:date="2026-01-01T00:00:00Z">
         <w:r>
           <w:delText xml:space="preserve">:</w:delText>
         </w:r>
@@ -18181,7 +18169,7 @@
       <w:pPr>
         <w:pStyle w:val="FirstParagraph"/>
       </w:pPr>
-      <w:ins w:id="864" w:author="PR Preview" w:date="2026-01-01T00:00:00Z">
+      <w:ins w:id="862" w:author="PR Preview" w:date="2026-01-01T00:00:00Z">
         <w:r>
           <w:rPr>
             <w:b/>
@@ -18190,17 +18178,17 @@
           <w:t xml:space="preserve">Theorem 2 (Mean squared error equals bias squared plus variance)</w:t>
         </w:r>
       </w:ins>
+      <w:ins w:id="863" w:author="PR Preview" w:date="2026-01-01T00:00:00Z">
+        <w:r>
+          <w:t xml:space="preserve"> </w:t>
+        </w:r>
+      </w:ins>
+      <w:ins w:id="864" w:author="PR Preview" w:date="2026-01-01T00:00:00Z">
+        <w:r>
+          <w:t xml:space="preserve">For any one-dimensional estimator</w:t>
+        </w:r>
+      </w:ins>
       <w:ins w:id="865" w:author="PR Preview" w:date="2026-01-01T00:00:00Z">
-        <w:r>
-          <w:t xml:space="preserve"> </w:t>
-        </w:r>
-      </w:ins>
-      <w:ins w:id="866" w:author="PR Preview" w:date="2026-01-01T00:00:00Z">
-        <w:r>
-          <w:t xml:space="preserve">For any one-dimensional estimator</w:t>
-        </w:r>
-      </w:ins>
-      <w:ins w:id="867" w:author="PR Preview" w:date="2026-01-01T00:00:00Z">
         <w:r>
           <w:t xml:space="preserve"> </w:t>
         </w:r>
@@ -18217,7 +18205,7 @@
           </m:e>
         </m:acc>
       </m:oMath>
-      <w:ins w:id="868" w:author="PR Preview" w:date="2026-01-01T00:00:00Z">
+      <w:ins w:id="866" w:author="PR Preview" w:date="2026-01-01T00:00:00Z">
         <w:r>
           <w:t xml:space="preserve">:</w:t>
         </w:r>
@@ -18393,7 +18381,7 @@
       <w:pPr>
         <w:pStyle w:val="FirstParagraph"/>
       </w:pPr>
-      <w:del w:id="869" w:author="PR Preview" w:date="2026-01-01T00:00:00Z">
+      <w:del w:id="867" w:author="PR Preview" w:date="2026-01-01T00:00:00Z">
         <w:r>
           <w:rPr>
             <w:i/>
@@ -18402,23 +18390,23 @@
           <w:delText xml:space="preserve">Proof</w:delText>
         </w:r>
       </w:del>
+      <w:del w:id="868" w:author="PR Preview" w:date="2026-01-01T00:00:00Z">
+        <w:r>
+          <w:delText xml:space="preserve">. </w:delText>
+        </w:r>
+      </w:del>
+      <w:del w:id="869" w:author="PR Preview" w:date="2026-01-01T00:00:00Z">
+        <w:r>
+          <w:delText xml:space="preserve">By</w:delText>
+        </w:r>
+      </w:del>
       <w:del w:id="870" w:author="PR Preview" w:date="2026-01-01T00:00:00Z">
         <w:r>
-          <w:delText xml:space="preserve">. </w:delText>
-        </w:r>
-      </w:del>
-      <w:del w:id="871" w:author="PR Preview" w:date="2026-01-01T00:00:00Z">
-        <w:r>
-          <w:delText xml:space="preserve">By</w:delText>
-        </w:r>
-      </w:del>
-      <w:del w:id="872" w:author="PR Preview" w:date="2026-01-01T00:00:00Z">
-        <w:r>
           <w:delText xml:space="preserve"> </w:delText>
         </w:r>
       </w:del>
       <w:hyperlink w:anchor="exr-mse-expand">
-        <w:del w:id="873" w:author="PR Preview" w:date="2026-01-01T00:00:00Z">
+        <w:del w:id="871" w:author="PR Preview" w:date="2026-01-01T00:00:00Z">
           <w:r>
             <w:rPr>
               <w:rStyle w:val="Hyperlink"/>
@@ -18427,23 +18415,23 @@
           </w:r>
         </w:del>
       </w:hyperlink>
+      <w:del w:id="872" w:author="PR Preview" w:date="2026-01-01T00:00:00Z">
+        <w:r>
+          <w:delText xml:space="preserve"> </w:delText>
+        </w:r>
+      </w:del>
+      <w:del w:id="873" w:author="PR Preview" w:date="2026-01-01T00:00:00Z">
+        <w:r>
+          <w:delText xml:space="preserve">and</w:delText>
+        </w:r>
+      </w:del>
       <w:del w:id="874" w:author="PR Preview" w:date="2026-01-01T00:00:00Z">
         <w:r>
           <w:delText xml:space="preserve"> </w:delText>
         </w:r>
       </w:del>
-      <w:del w:id="875" w:author="PR Preview" w:date="2026-01-01T00:00:00Z">
-        <w:r>
-          <w:delText xml:space="preserve">and</w:delText>
-        </w:r>
-      </w:del>
-      <w:del w:id="876" w:author="PR Preview" w:date="2026-01-01T00:00:00Z">
-        <w:r>
-          <w:delText xml:space="preserve"> </w:delText>
-        </w:r>
-      </w:del>
       <w:hyperlink w:anchor="exr-bias-sq-plus-var">
-        <w:del w:id="877" w:author="PR Preview" w:date="2026-01-01T00:00:00Z">
+        <w:del w:id="875" w:author="PR Preview" w:date="2026-01-01T00:00:00Z">
           <w:r>
             <w:rPr>
               <w:rStyle w:val="Hyperlink"/>
@@ -18452,12 +18440,12 @@
           </w:r>
         </w:del>
       </w:hyperlink>
-      <w:del w:id="878" w:author="PR Preview" w:date="2026-01-01T00:00:00Z">
+      <w:del w:id="876" w:author="PR Preview" w:date="2026-01-01T00:00:00Z">
         <w:r>
           <w:delText xml:space="preserve">,</w:delText>
         </w:r>
       </w:del>
-      <w:del w:id="879" w:author="PR Preview" w:date="2026-01-01T00:00:00Z">
+      <w:del w:id="877" w:author="PR Preview" w:date="2026-01-01T00:00:00Z">
         <w:r>
           <w:delText xml:space="preserve"> </w:delText>
         </w:r>
@@ -18496,17 +18484,17 @@
           <m:t>​</m:t>
         </m:r>
       </m:oMath>
+      <w:del w:id="878" w:author="PR Preview" w:date="2026-01-01T00:00:00Z">
+        <w:r>
+          <w:delText xml:space="preserve"> </w:delText>
+        </w:r>
+      </w:del>
+      <w:del w:id="879" w:author="PR Preview" w:date="2026-01-01T00:00:00Z">
+        <w:r>
+          <w:delText xml:space="preserve">and</w:delText>
+        </w:r>
+      </w:del>
       <w:del w:id="880" w:author="PR Preview" w:date="2026-01-01T00:00:00Z">
-        <w:r>
-          <w:delText xml:space="preserve"> </w:delText>
-        </w:r>
-      </w:del>
-      <w:del w:id="881" w:author="PR Preview" w:date="2026-01-01T00:00:00Z">
-        <w:r>
-          <w:delText xml:space="preserve">and</w:delText>
-        </w:r>
-      </w:del>
-      <w:del w:id="882" w:author="PR Preview" w:date="2026-01-01T00:00:00Z">
         <w:r>
           <w:delText xml:space="preserve"> </w:delText>
         </w:r>
@@ -18608,17 +18596,17 @@
           <m:t>​</m:t>
         </m:r>
       </m:oMath>
+      <w:del w:id="881" w:author="PR Preview" w:date="2026-01-01T00:00:00Z">
+        <w:r>
+          <w:delText xml:space="preserve"> </w:delText>
+        </w:r>
+      </w:del>
+      <w:del w:id="882" w:author="PR Preview" w:date="2026-01-01T00:00:00Z">
+        <w:r>
+          <w:delText xml:space="preserve">both equal</w:delText>
+        </w:r>
+      </w:del>
       <w:del w:id="883" w:author="PR Preview" w:date="2026-01-01T00:00:00Z">
-        <w:r>
-          <w:delText xml:space="preserve"> </w:delText>
-        </w:r>
-      </w:del>
-      <w:del w:id="884" w:author="PR Preview" w:date="2026-01-01T00:00:00Z">
-        <w:r>
-          <w:delText xml:space="preserve">both equal</w:delText>
-        </w:r>
-      </w:del>
-      <w:del w:id="885" w:author="PR Preview" w:date="2026-01-01T00:00:00Z">
         <w:r>
           <w:delText xml:space="preserve"> </w:delText>
         </w:r>
@@ -18728,17 +18716,17 @@
           </m:sup>
         </m:sSup>
       </m:oMath>
+      <w:del w:id="884" w:author="PR Preview" w:date="2026-01-01T00:00:00Z">
+        <w:r>
+          <w:delText xml:space="preserve">,</w:delText>
+        </w:r>
+      </w:del>
+      <w:del w:id="885" w:author="PR Preview" w:date="2026-01-01T00:00:00Z">
+        <w:r>
+          <w:delText xml:space="preserve"> </w:delText>
+        </w:r>
+      </w:del>
       <w:del w:id="886" w:author="PR Preview" w:date="2026-01-01T00:00:00Z">
-        <w:r>
-          <w:delText xml:space="preserve">,</w:delText>
-        </w:r>
-      </w:del>
-      <w:del w:id="887" w:author="PR Preview" w:date="2026-01-01T00:00:00Z">
-        <w:r>
-          <w:delText xml:space="preserve"> </w:delText>
-        </w:r>
-      </w:del>
-      <w:del w:id="888" w:author="PR Preview" w:date="2026-01-01T00:00:00Z">
         <w:r>
           <w:delText xml:space="preserve">so they are equal to each other.</w:delText>
         </w:r>
@@ -18748,7 +18736,7 @@
       <w:pPr>
         <w:pStyle w:val="BodyText"/>
       </w:pPr>
-      <w:del w:id="889" w:author="PR Preview" w:date="2026-01-01T00:00:00Z">
+      <w:del w:id="887" w:author="PR Preview" w:date="2026-01-01T00:00:00Z">
         <w:r>
           <w:rPr>
             <w:b/>
@@ -18757,23 +18745,23 @@
           <w:delText xml:space="preserve">Example 11 (Mean squared error of two estimators of a mean)</w:delText>
         </w:r>
       </w:del>
+      <w:del w:id="888" w:author="PR Preview" w:date="2026-01-01T00:00:00Z">
+        <w:r>
+          <w:delText xml:space="preserve"> </w:delText>
+        </w:r>
+      </w:del>
+      <w:del w:id="889" w:author="PR Preview" w:date="2026-01-01T00:00:00Z">
+        <w:r>
+          <w:delText xml:space="preserve">Continuing</w:delText>
+        </w:r>
+      </w:del>
       <w:del w:id="890" w:author="PR Preview" w:date="2026-01-01T00:00:00Z">
         <w:r>
           <w:delText xml:space="preserve"> </w:delText>
         </w:r>
       </w:del>
-      <w:del w:id="891" w:author="PR Preview" w:date="2026-01-01T00:00:00Z">
-        <w:r>
-          <w:delText xml:space="preserve">Continuing</w:delText>
-        </w:r>
-      </w:del>
-      <w:del w:id="892" w:author="PR Preview" w:date="2026-01-01T00:00:00Z">
-        <w:r>
-          <w:delText xml:space="preserve"> </w:delText>
-        </w:r>
-      </w:del>
       <w:hyperlink w:anchor="exm-bias-sample-mean">
-        <w:del w:id="893" w:author="PR Preview" w:date="2026-01-01T00:00:00Z">
+        <w:del w:id="891" w:author="PR Preview" w:date="2026-01-01T00:00:00Z">
           <w:r>
             <w:rPr>
               <w:rStyle w:val="Hyperlink"/>
@@ -18782,22 +18770,22 @@
           </w:r>
         </w:del>
       </w:hyperlink>
+      <w:del w:id="892" w:author="PR Preview" w:date="2026-01-01T00:00:00Z">
+        <w:r>
+          <w:delText xml:space="preserve">,</w:delText>
+        </w:r>
+      </w:del>
+      <w:del w:id="893" w:author="PR Preview" w:date="2026-01-01T00:00:00Z">
+        <w:r>
+          <w:delText xml:space="preserve"> </w:delText>
+        </w:r>
+      </w:del>
       <w:del w:id="894" w:author="PR Preview" w:date="2026-01-01T00:00:00Z">
         <w:r>
-          <w:delText xml:space="preserve">,</w:delText>
+          <w:delText xml:space="preserve">suppose also that</w:delText>
         </w:r>
       </w:del>
       <w:del w:id="895" w:author="PR Preview" w:date="2026-01-01T00:00:00Z">
-        <w:r>
-          <w:delText xml:space="preserve"> </w:delText>
-        </w:r>
-      </w:del>
-      <w:del w:id="896" w:author="PR Preview" w:date="2026-01-01T00:00:00Z">
-        <w:r>
-          <w:delText xml:space="preserve">suppose also that</w:delText>
-        </w:r>
-      </w:del>
-      <w:del w:id="897" w:author="PR Preview" w:date="2026-01-01T00:00:00Z">
         <w:r>
           <w:delText xml:space="preserve"> </w:delText>
         </w:r>
@@ -18846,6 +18834,16 @@
           </m:sub>
         </m:sSub>
       </m:oMath>
+      <w:del w:id="896" w:author="PR Preview" w:date="2026-01-01T00:00:00Z">
+        <w:r>
+          <w:delText xml:space="preserve"> </w:delText>
+        </w:r>
+      </w:del>
+      <w:del w:id="897" w:author="PR Preview" w:date="2026-01-01T00:00:00Z">
+        <w:r>
+          <w:delText xml:space="preserve">are mutually independent,</w:delText>
+        </w:r>
+      </w:del>
       <w:del w:id="898" w:author="PR Preview" w:date="2026-01-01T00:00:00Z">
         <w:r>
           <w:delText xml:space="preserve"> </w:delText>
@@ -18853,20 +18851,10 @@
       </w:del>
       <w:del w:id="899" w:author="PR Preview" w:date="2026-01-01T00:00:00Z">
         <w:r>
-          <w:delText xml:space="preserve">are mutually independent,</w:delText>
+          <w:delText xml:space="preserve">each with variance</w:delText>
         </w:r>
       </w:del>
       <w:del w:id="900" w:author="PR Preview" w:date="2026-01-01T00:00:00Z">
-        <w:r>
-          <w:delText xml:space="preserve"> </w:delText>
-        </w:r>
-      </w:del>
-      <w:del w:id="901" w:author="PR Preview" w:date="2026-01-01T00:00:00Z">
-        <w:r>
-          <w:delText xml:space="preserve">each with variance</w:delText>
-        </w:r>
-      </w:del>
-      <w:del w:id="902" w:author="PR Preview" w:date="2026-01-01T00:00:00Z">
         <w:r>
           <w:delText xml:space="preserve"> </w:delText>
         </w:r>
@@ -18925,22 +18913,22 @@
           </m:sup>
         </m:sSup>
       </m:oMath>
+      <w:del w:id="901" w:author="PR Preview" w:date="2026-01-01T00:00:00Z">
+        <w:r>
+          <w:delText xml:space="preserve">.</w:delText>
+        </w:r>
+      </w:del>
+      <w:del w:id="902" w:author="PR Preview" w:date="2026-01-01T00:00:00Z">
+        <w:r>
+          <w:delText xml:space="preserve"> </w:delText>
+        </w:r>
+      </w:del>
       <w:del w:id="903" w:author="PR Preview" w:date="2026-01-01T00:00:00Z">
         <w:r>
-          <w:delText xml:space="preserve">.</w:delText>
+          <w:delText xml:space="preserve">Both</w:delText>
         </w:r>
       </w:del>
       <w:del w:id="904" w:author="PR Preview" w:date="2026-01-01T00:00:00Z">
-        <w:r>
-          <w:delText xml:space="preserve"> </w:delText>
-        </w:r>
-      </w:del>
-      <w:del w:id="905" w:author="PR Preview" w:date="2026-01-01T00:00:00Z">
-        <w:r>
-          <w:delText xml:space="preserve">Both</w:delText>
-        </w:r>
-      </w:del>
-      <w:del w:id="906" w:author="PR Preview" w:date="2026-01-01T00:00:00Z">
         <w:r>
           <w:delText xml:space="preserve"> </w:delText>
         </w:r>
@@ -18957,17 +18945,17 @@
           </m:e>
         </m:acc>
       </m:oMath>
+      <w:del w:id="905" w:author="PR Preview" w:date="2026-01-01T00:00:00Z">
+        <w:r>
+          <w:delText xml:space="preserve"> </w:delText>
+        </w:r>
+      </w:del>
+      <w:del w:id="906" w:author="PR Preview" w:date="2026-01-01T00:00:00Z">
+        <w:r>
+          <w:delText xml:space="preserve">and</w:delText>
+        </w:r>
+      </w:del>
       <w:del w:id="907" w:author="PR Preview" w:date="2026-01-01T00:00:00Z">
-        <w:r>
-          <w:delText xml:space="preserve"> </w:delText>
-        </w:r>
-      </w:del>
-      <w:del w:id="908" w:author="PR Preview" w:date="2026-01-01T00:00:00Z">
-        <w:r>
-          <w:delText xml:space="preserve">and</w:delText>
-        </w:r>
-      </w:del>
-      <w:del w:id="909" w:author="PR Preview" w:date="2026-01-01T00:00:00Z">
         <w:r>
           <w:delText xml:space="preserve"> </w:delText>
         </w:r>
@@ -18986,6 +18974,16 @@
           </m:sub>
         </m:sSub>
       </m:oMath>
+      <w:del w:id="908" w:author="PR Preview" w:date="2026-01-01T00:00:00Z">
+        <w:r>
+          <w:delText xml:space="preserve"> </w:delText>
+        </w:r>
+      </w:del>
+      <w:del w:id="909" w:author="PR Preview" w:date="2026-01-01T00:00:00Z">
+        <w:r>
+          <w:delText xml:space="preserve">have zero bias,</w:delText>
+        </w:r>
+      </w:del>
       <w:del w:id="910" w:author="PR Preview" w:date="2026-01-01T00:00:00Z">
         <w:r>
           <w:delText xml:space="preserve"> </w:delText>
@@ -18993,7 +18991,7 @@
       </w:del>
       <w:del w:id="911" w:author="PR Preview" w:date="2026-01-01T00:00:00Z">
         <w:r>
-          <w:delText xml:space="preserve">have zero bias,</w:delText>
+          <w:delText xml:space="preserve">so by</w:delText>
         </w:r>
       </w:del>
       <w:del w:id="912" w:author="PR Preview" w:date="2026-01-01T00:00:00Z">
@@ -19001,18 +18999,8 @@
           <w:delText xml:space="preserve"> </w:delText>
         </w:r>
       </w:del>
-      <w:del w:id="913" w:author="PR Preview" w:date="2026-01-01T00:00:00Z">
-        <w:r>
-          <w:delText xml:space="preserve">so by</w:delText>
-        </w:r>
-      </w:del>
-      <w:del w:id="914" w:author="PR Preview" w:date="2026-01-01T00:00:00Z">
-        <w:r>
-          <w:delText xml:space="preserve"> </w:delText>
-        </w:r>
-      </w:del>
       <w:hyperlink w:anchor="thm-mse-bias-variance">
-        <w:del w:id="915" w:author="PR Preview" w:date="2026-01-01T00:00:00Z">
+        <w:del w:id="913" w:author="PR Preview" w:date="2026-01-01T00:00:00Z">
           <w:r>
             <w:rPr>
               <w:rStyle w:val="Hyperlink"/>
@@ -19021,22 +19009,22 @@
           </w:r>
         </w:del>
       </w:hyperlink>
+      <w:del w:id="914" w:author="PR Preview" w:date="2026-01-01T00:00:00Z">
+        <w:r>
+          <w:delText xml:space="preserve"> </w:delText>
+        </w:r>
+      </w:del>
+      <w:del w:id="915" w:author="PR Preview" w:date="2026-01-01T00:00:00Z">
+        <w:r>
+          <w:delText xml:space="preserve">each estimator’s mean squared error</w:delText>
+        </w:r>
+      </w:del>
       <w:del w:id="916" w:author="PR Preview" w:date="2026-01-01T00:00:00Z">
         <w:r>
           <w:delText xml:space="preserve"> </w:delText>
         </w:r>
       </w:del>
       <w:del w:id="917" w:author="PR Preview" w:date="2026-01-01T00:00:00Z">
-        <w:r>
-          <w:delText xml:space="preserve">each estimator’s mean squared error</w:delText>
-        </w:r>
-      </w:del>
-      <w:del w:id="918" w:author="PR Preview" w:date="2026-01-01T00:00:00Z">
-        <w:r>
-          <w:delText xml:space="preserve"> </w:delText>
-        </w:r>
-      </w:del>
-      <w:del w:id="919" w:author="PR Preview" w:date="2026-01-01T00:00:00Z">
         <w:r>
           <w:delText xml:space="preserve">equals its variance.</w:delText>
         </w:r>
@@ -19046,7 +19034,7 @@
       <w:pPr>
         <w:pStyle w:val="FirstParagraph"/>
       </w:pPr>
-      <w:ins w:id="920" w:author="PR Preview" w:date="2026-01-01T00:00:00Z">
+      <w:ins w:id="918" w:author="PR Preview" w:date="2026-01-01T00:00:00Z">
         <w:r>
           <w:rPr>
             <w:i/>
@@ -19055,23 +19043,23 @@
           <w:t xml:space="preserve">Proof</w:t>
         </w:r>
       </w:ins>
+      <w:ins w:id="919" w:author="PR Preview" w:date="2026-01-01T00:00:00Z">
+        <w:r>
+          <w:t xml:space="preserve">. </w:t>
+        </w:r>
+      </w:ins>
+      <w:ins w:id="920" w:author="PR Preview" w:date="2026-01-01T00:00:00Z">
+        <w:r>
+          <w:t xml:space="preserve">By</w:t>
+        </w:r>
+      </w:ins>
       <w:ins w:id="921" w:author="PR Preview" w:date="2026-01-01T00:00:00Z">
         <w:r>
-          <w:t xml:space="preserve">. </w:t>
-        </w:r>
-      </w:ins>
-      <w:ins w:id="922" w:author="PR Preview" w:date="2026-01-01T00:00:00Z">
-        <w:r>
-          <w:t xml:space="preserve">By</w:t>
-        </w:r>
-      </w:ins>
-      <w:ins w:id="923" w:author="PR Preview" w:date="2026-01-01T00:00:00Z">
-        <w:r>
           <w:t xml:space="preserve"> </w:t>
         </w:r>
       </w:ins>
       <w:hyperlink w:anchor="exr-mse-expand">
-        <w:ins w:id="924" w:author="PR Preview" w:date="2026-01-01T00:00:00Z">
+        <w:ins w:id="922" w:author="PR Preview" w:date="2026-01-01T00:00:00Z">
           <w:r>
             <w:rPr>
               <w:rStyle w:val="Hyperlink"/>
@@ -19080,23 +19068,23 @@
           </w:r>
         </w:ins>
       </w:hyperlink>
+      <w:ins w:id="923" w:author="PR Preview" w:date="2026-01-01T00:00:00Z">
+        <w:r>
+          <w:t xml:space="preserve"> </w:t>
+        </w:r>
+      </w:ins>
+      <w:ins w:id="924" w:author="PR Preview" w:date="2026-01-01T00:00:00Z">
+        <w:r>
+          <w:t xml:space="preserve">and</w:t>
+        </w:r>
+      </w:ins>
       <w:ins w:id="925" w:author="PR Preview" w:date="2026-01-01T00:00:00Z">
         <w:r>
           <w:t xml:space="preserve"> </w:t>
         </w:r>
       </w:ins>
-      <w:ins w:id="926" w:author="PR Preview" w:date="2026-01-01T00:00:00Z">
-        <w:r>
-          <w:t xml:space="preserve">and</w:t>
-        </w:r>
-      </w:ins>
-      <w:ins w:id="927" w:author="PR Preview" w:date="2026-01-01T00:00:00Z">
-        <w:r>
-          <w:t xml:space="preserve"> </w:t>
-        </w:r>
-      </w:ins>
       <w:hyperlink w:anchor="exr-bias-sq-plus-var">
-        <w:ins w:id="928" w:author="PR Preview" w:date="2026-01-01T00:00:00Z">
+        <w:ins w:id="926" w:author="PR Preview" w:date="2026-01-01T00:00:00Z">
           <w:r>
             <w:rPr>
               <w:rStyle w:val="Hyperlink"/>
@@ -19105,12 +19093,12 @@
           </w:r>
         </w:ins>
       </w:hyperlink>
-      <w:ins w:id="929" w:author="PR Preview" w:date="2026-01-01T00:00:00Z">
+      <w:ins w:id="927" w:author="PR Preview" w:date="2026-01-01T00:00:00Z">
         <w:r>
           <w:t xml:space="preserve">,</w:t>
         </w:r>
       </w:ins>
-      <w:ins w:id="930" w:author="PR Preview" w:date="2026-01-01T00:00:00Z">
+      <w:ins w:id="928" w:author="PR Preview" w:date="2026-01-01T00:00:00Z">
         <w:r>
           <w:t xml:space="preserve"> </w:t>
         </w:r>
@@ -19149,17 +19137,17 @@
           <m:t>​</m:t>
         </m:r>
       </m:oMath>
+      <w:ins w:id="929" w:author="PR Preview" w:date="2026-01-01T00:00:00Z">
+        <w:r>
+          <w:t xml:space="preserve"> </w:t>
+        </w:r>
+      </w:ins>
+      <w:ins w:id="930" w:author="PR Preview" w:date="2026-01-01T00:00:00Z">
+        <w:r>
+          <w:t xml:space="preserve">and</w:t>
+        </w:r>
+      </w:ins>
       <w:ins w:id="931" w:author="PR Preview" w:date="2026-01-01T00:00:00Z">
-        <w:r>
-          <w:t xml:space="preserve"> </w:t>
-        </w:r>
-      </w:ins>
-      <w:ins w:id="932" w:author="PR Preview" w:date="2026-01-01T00:00:00Z">
-        <w:r>
-          <w:t xml:space="preserve">and</w:t>
-        </w:r>
-      </w:ins>
-      <w:ins w:id="933" w:author="PR Preview" w:date="2026-01-01T00:00:00Z">
         <w:r>
           <w:t xml:space="preserve"> </w:t>
         </w:r>
@@ -19261,17 +19249,17 @@
           <m:t>​</m:t>
         </m:r>
       </m:oMath>
+      <w:ins w:id="932" w:author="PR Preview" w:date="2026-01-01T00:00:00Z">
+        <w:r>
+          <w:t xml:space="preserve"> </w:t>
+        </w:r>
+      </w:ins>
+      <w:ins w:id="933" w:author="PR Preview" w:date="2026-01-01T00:00:00Z">
+        <w:r>
+          <w:t xml:space="preserve">both equal</w:t>
+        </w:r>
+      </w:ins>
       <w:ins w:id="934" w:author="PR Preview" w:date="2026-01-01T00:00:00Z">
-        <w:r>
-          <w:t xml:space="preserve"> </w:t>
-        </w:r>
-      </w:ins>
-      <w:ins w:id="935" w:author="PR Preview" w:date="2026-01-01T00:00:00Z">
-        <w:r>
-          <w:t xml:space="preserve">both equal</w:t>
-        </w:r>
-      </w:ins>
-      <w:ins w:id="936" w:author="PR Preview" w:date="2026-01-01T00:00:00Z">
         <w:r>
           <w:t xml:space="preserve"> </w:t>
         </w:r>
@@ -19381,17 +19369,17 @@
           </m:sup>
         </m:sSup>
       </m:oMath>
+      <w:ins w:id="935" w:author="PR Preview" w:date="2026-01-01T00:00:00Z">
+        <w:r>
+          <w:t xml:space="preserve">,</w:t>
+        </w:r>
+      </w:ins>
+      <w:ins w:id="936" w:author="PR Preview" w:date="2026-01-01T00:00:00Z">
+        <w:r>
+          <w:t xml:space="preserve"> </w:t>
+        </w:r>
+      </w:ins>
       <w:ins w:id="937" w:author="PR Preview" w:date="2026-01-01T00:00:00Z">
-        <w:r>
-          <w:t xml:space="preserve">,</w:t>
-        </w:r>
-      </w:ins>
-      <w:ins w:id="938" w:author="PR Preview" w:date="2026-01-01T00:00:00Z">
-        <w:r>
-          <w:t xml:space="preserve"> </w:t>
-        </w:r>
-      </w:ins>
-      <w:ins w:id="939" w:author="PR Preview" w:date="2026-01-01T00:00:00Z">
         <w:r>
           <w:t xml:space="preserve">so they are equal to each other.</w:t>
         </w:r>
@@ -19402,7 +19390,7 @@
       <w:pPr>
         <w:pStyle w:val="BodyText"/>
       </w:pPr>
-      <w:ins w:id="940" w:author="PR Preview" w:date="2026-01-01T00:00:00Z">
+      <w:ins w:id="938" w:author="PR Preview" w:date="2026-01-01T00:00:00Z">
         <w:r>
           <w:rPr>
             <w:b/>
@@ -19411,23 +19399,23 @@
           <w:t xml:space="preserve">Example 8 (Mean squared error of two estimators of a mean)</w:t>
         </w:r>
       </w:ins>
+      <w:ins w:id="939" w:author="PR Preview" w:date="2026-01-01T00:00:00Z">
+        <w:r>
+          <w:t xml:space="preserve"> </w:t>
+        </w:r>
+      </w:ins>
+      <w:ins w:id="940" w:author="PR Preview" w:date="2026-01-01T00:00:00Z">
+        <w:r>
+          <w:t xml:space="preserve">Continuing</w:t>
+        </w:r>
+      </w:ins>
       <w:ins w:id="941" w:author="PR Preview" w:date="2026-01-01T00:00:00Z">
         <w:r>
           <w:t xml:space="preserve"> </w:t>
         </w:r>
       </w:ins>
-      <w:ins w:id="942" w:author="PR Preview" w:date="2026-01-01T00:00:00Z">
-        <w:r>
-          <w:t xml:space="preserve">Continuing</w:t>
-        </w:r>
-      </w:ins>
-      <w:ins w:id="943" w:author="PR Preview" w:date="2026-01-01T00:00:00Z">
-        <w:r>
-          <w:t xml:space="preserve"> </w:t>
-        </w:r>
-      </w:ins>
       <w:hyperlink w:anchor="exm-bias-sample-mean">
-        <w:ins w:id="944" w:author="PR Preview" w:date="2026-01-01T00:00:00Z">
+        <w:ins w:id="942" w:author="PR Preview" w:date="2026-01-01T00:00:00Z">
           <w:r>
             <w:rPr>
               <w:rStyle w:val="Hyperlink"/>
@@ -19436,22 +19424,22 @@
           </w:r>
         </w:ins>
       </w:hyperlink>
+      <w:ins w:id="943" w:author="PR Preview" w:date="2026-01-01T00:00:00Z">
+        <w:r>
+          <w:t xml:space="preserve">,</w:t>
+        </w:r>
+      </w:ins>
+      <w:ins w:id="944" w:author="PR Preview" w:date="2026-01-01T00:00:00Z">
+        <w:r>
+          <w:t xml:space="preserve"> </w:t>
+        </w:r>
+      </w:ins>
       <w:ins w:id="945" w:author="PR Preview" w:date="2026-01-01T00:00:00Z">
         <w:r>
-          <w:t xml:space="preserve">,</w:t>
+          <w:t xml:space="preserve">suppose also that</w:t>
         </w:r>
       </w:ins>
       <w:ins w:id="946" w:author="PR Preview" w:date="2026-01-01T00:00:00Z">
-        <w:r>
-          <w:t xml:space="preserve"> </w:t>
-        </w:r>
-      </w:ins>
-      <w:ins w:id="947" w:author="PR Preview" w:date="2026-01-01T00:00:00Z">
-        <w:r>
-          <w:t xml:space="preserve">suppose also that</w:t>
-        </w:r>
-      </w:ins>
-      <w:ins w:id="948" w:author="PR Preview" w:date="2026-01-01T00:00:00Z">
         <w:r>
           <w:t xml:space="preserve"> </w:t>
         </w:r>
@@ -19500,6 +19488,16 @@
           </m:sub>
         </m:sSub>
       </m:oMath>
+      <w:ins w:id="947" w:author="PR Preview" w:date="2026-01-01T00:00:00Z">
+        <w:r>
+          <w:t xml:space="preserve"> </w:t>
+        </w:r>
+      </w:ins>
+      <w:ins w:id="948" w:author="PR Preview" w:date="2026-01-01T00:00:00Z">
+        <w:r>
+          <w:t xml:space="preserve">are mutually independent,</w:t>
+        </w:r>
+      </w:ins>
       <w:ins w:id="949" w:author="PR Preview" w:date="2026-01-01T00:00:00Z">
         <w:r>
           <w:t xml:space="preserve"> </w:t>
@@ -19507,20 +19505,10 @@
       </w:ins>
       <w:ins w:id="950" w:author="PR Preview" w:date="2026-01-01T00:00:00Z">
         <w:r>
-          <w:t xml:space="preserve">are mutually independent,</w:t>
+          <w:t xml:space="preserve">each with variance</w:t>
         </w:r>
       </w:ins>
       <w:ins w:id="951" w:author="PR Preview" w:date="2026-01-01T00:00:00Z">
-        <w:r>
-          <w:t xml:space="preserve"> </w:t>
-        </w:r>
-      </w:ins>
-      <w:ins w:id="952" w:author="PR Preview" w:date="2026-01-01T00:00:00Z">
-        <w:r>
-          <w:t xml:space="preserve">each with variance</w:t>
-        </w:r>
-      </w:ins>
-      <w:ins w:id="953" w:author="PR Preview" w:date="2026-01-01T00:00:00Z">
         <w:r>
           <w:t xml:space="preserve"> </w:t>
         </w:r>
@@ -19579,22 +19567,22 @@
           </m:sup>
         </m:sSup>
       </m:oMath>
+      <w:ins w:id="952" w:author="PR Preview" w:date="2026-01-01T00:00:00Z">
+        <w:r>
+          <w:t xml:space="preserve">.</w:t>
+        </w:r>
+      </w:ins>
+      <w:ins w:id="953" w:author="PR Preview" w:date="2026-01-01T00:00:00Z">
+        <w:r>
+          <w:t xml:space="preserve"> </w:t>
+        </w:r>
+      </w:ins>
       <w:ins w:id="954" w:author="PR Preview" w:date="2026-01-01T00:00:00Z">
         <w:r>
-          <w:t xml:space="preserve">.</w:t>
+          <w:t xml:space="preserve">Both</w:t>
         </w:r>
       </w:ins>
       <w:ins w:id="955" w:author="PR Preview" w:date="2026-01-01T00:00:00Z">
-        <w:r>
-          <w:t xml:space="preserve"> </w:t>
-        </w:r>
-      </w:ins>
-      <w:ins w:id="956" w:author="PR Preview" w:date="2026-01-01T00:00:00Z">
-        <w:r>
-          <w:t xml:space="preserve">Both</w:t>
-        </w:r>
-      </w:ins>
-      <w:ins w:id="957" w:author="PR Preview" w:date="2026-01-01T00:00:00Z">
         <w:r>
           <w:t xml:space="preserve"> </w:t>
         </w:r>
@@ -19611,17 +19599,17 @@
           </m:e>
         </m:acc>
       </m:oMath>
+      <w:ins w:id="956" w:author="PR Preview" w:date="2026-01-01T00:00:00Z">
+        <w:r>
+          <w:t xml:space="preserve"> </w:t>
+        </w:r>
+      </w:ins>
+      <w:ins w:id="957" w:author="PR Preview" w:date="2026-01-01T00:00:00Z">
+        <w:r>
+          <w:t xml:space="preserve">and</w:t>
+        </w:r>
+      </w:ins>
       <w:ins w:id="958" w:author="PR Preview" w:date="2026-01-01T00:00:00Z">
-        <w:r>
-          <w:t xml:space="preserve"> </w:t>
-        </w:r>
-      </w:ins>
-      <w:ins w:id="959" w:author="PR Preview" w:date="2026-01-01T00:00:00Z">
-        <w:r>
-          <w:t xml:space="preserve">and</w:t>
-        </w:r>
-      </w:ins>
-      <w:ins w:id="960" w:author="PR Preview" w:date="2026-01-01T00:00:00Z">
         <w:r>
           <w:t xml:space="preserve"> </w:t>
         </w:r>
@@ -19640,6 +19628,16 @@
           </m:sub>
         </m:sSub>
       </m:oMath>
+      <w:ins w:id="959" w:author="PR Preview" w:date="2026-01-01T00:00:00Z">
+        <w:r>
+          <w:t xml:space="preserve"> </w:t>
+        </w:r>
+      </w:ins>
+      <w:ins w:id="960" w:author="PR Preview" w:date="2026-01-01T00:00:00Z">
+        <w:r>
+          <w:t xml:space="preserve">have zero bias,</w:t>
+        </w:r>
+      </w:ins>
       <w:ins w:id="961" w:author="PR Preview" w:date="2026-01-01T00:00:00Z">
         <w:r>
           <w:t xml:space="preserve"> </w:t>
@@ -19647,7 +19645,7 @@
       </w:ins>
       <w:ins w:id="962" w:author="PR Preview" w:date="2026-01-01T00:00:00Z">
         <w:r>
-          <w:t xml:space="preserve">have zero bias,</w:t>
+          <w:t xml:space="preserve">so by</w:t>
         </w:r>
       </w:ins>
       <w:ins w:id="963" w:author="PR Preview" w:date="2026-01-01T00:00:00Z">
@@ -19655,18 +19653,8 @@
           <w:t xml:space="preserve"> </w:t>
         </w:r>
       </w:ins>
-      <w:ins w:id="964" w:author="PR Preview" w:date="2026-01-01T00:00:00Z">
-        <w:r>
-          <w:t xml:space="preserve">so by</w:t>
-        </w:r>
-      </w:ins>
-      <w:ins w:id="965" w:author="PR Preview" w:date="2026-01-01T00:00:00Z">
-        <w:r>
-          <w:t xml:space="preserve"> </w:t>
-        </w:r>
-      </w:ins>
       <w:hyperlink w:anchor="thm-mse-bias-variance">
-        <w:ins w:id="966" w:author="PR Preview" w:date="2026-01-01T00:00:00Z">
+        <w:ins w:id="964" w:author="PR Preview" w:date="2026-01-01T00:00:00Z">
           <w:r>
             <w:rPr>
               <w:rStyle w:val="Hyperlink"/>
@@ -19675,22 +19663,22 @@
           </w:r>
         </w:ins>
       </w:hyperlink>
+      <w:ins w:id="965" w:author="PR Preview" w:date="2026-01-01T00:00:00Z">
+        <w:r>
+          <w:t xml:space="preserve"> </w:t>
+        </w:r>
+      </w:ins>
+      <w:ins w:id="966" w:author="PR Preview" w:date="2026-01-01T00:00:00Z">
+        <w:r>
+          <w:t xml:space="preserve">each estimator’s mean squared error</w:t>
+        </w:r>
+      </w:ins>
       <w:ins w:id="967" w:author="PR Preview" w:date="2026-01-01T00:00:00Z">
         <w:r>
           <w:t xml:space="preserve"> </w:t>
         </w:r>
       </w:ins>
       <w:ins w:id="968" w:author="PR Preview" w:date="2026-01-01T00:00:00Z">
-        <w:r>
-          <w:t xml:space="preserve">each estimator’s mean squared error</w:t>
-        </w:r>
-      </w:ins>
-      <w:ins w:id="969" w:author="PR Preview" w:date="2026-01-01T00:00:00Z">
-        <w:r>
-          <w:t xml:space="preserve"> </w:t>
-        </w:r>
-      </w:ins>
-      <w:ins w:id="970" w:author="PR Preview" w:date="2026-01-01T00:00:00Z">
         <w:r>
           <w:t xml:space="preserve">equals its variance.</w:t>
         </w:r>
@@ -21175,7 +21163,7 @@
       <w:pPr>
         <w:pStyle w:val="BodyText"/>
       </w:pPr>
-      <w:del w:id="971" w:author="PR Preview" w:date="2026-01-01T00:00:00Z">
+      <w:del w:id="969" w:author="PR Preview" w:date="2026-01-01T00:00:00Z">
         <w:r>
           <w:rPr>
             <w:b/>
@@ -21184,22 +21172,22 @@
           <w:delText xml:space="preserve">Definition 14 (Root mean squared error)</w:delText>
         </w:r>
       </w:del>
+      <w:del w:id="970" w:author="PR Preview" w:date="2026-01-01T00:00:00Z">
+        <w:r>
+          <w:delText xml:space="preserve"> </w:delText>
+        </w:r>
+      </w:del>
+      <w:del w:id="971" w:author="PR Preview" w:date="2026-01-01T00:00:00Z">
+        <w:r>
+          <w:delText xml:space="preserve">The</w:delText>
+        </w:r>
+      </w:del>
       <w:del w:id="972" w:author="PR Preview" w:date="2026-01-01T00:00:00Z">
         <w:r>
           <w:delText xml:space="preserve"> </w:delText>
         </w:r>
       </w:del>
       <w:del w:id="973" w:author="PR Preview" w:date="2026-01-01T00:00:00Z">
-        <w:r>
-          <w:delText xml:space="preserve">The</w:delText>
-        </w:r>
-      </w:del>
-      <w:del w:id="974" w:author="PR Preview" w:date="2026-01-01T00:00:00Z">
-        <w:r>
-          <w:delText xml:space="preserve"> </w:delText>
-        </w:r>
-      </w:del>
-      <w:del w:id="975" w:author="PR Preview" w:date="2026-01-01T00:00:00Z">
         <w:r>
           <w:rPr>
             <w:b/>
@@ -21208,17 +21196,17 @@
           <w:delText xml:space="preserve">root mean squared error</w:delText>
         </w:r>
       </w:del>
+      <w:del w:id="974" w:author="PR Preview" w:date="2026-01-01T00:00:00Z">
+        <w:r>
+          <w:delText xml:space="preserve"> </w:delText>
+        </w:r>
+      </w:del>
+      <w:del w:id="975" w:author="PR Preview" w:date="2026-01-01T00:00:00Z">
+        <w:r>
+          <w:delText xml:space="preserve">of an estimator</w:delText>
+        </w:r>
+      </w:del>
       <w:del w:id="976" w:author="PR Preview" w:date="2026-01-01T00:00:00Z">
-        <w:r>
-          <w:delText xml:space="preserve"> </w:delText>
-        </w:r>
-      </w:del>
-      <w:del w:id="977" w:author="PR Preview" w:date="2026-01-01T00:00:00Z">
-        <w:r>
-          <w:delText xml:space="preserve">of an estimator</w:delText>
-        </w:r>
-      </w:del>
-      <w:del w:id="978" w:author="PR Preview" w:date="2026-01-01T00:00:00Z">
         <w:r>
           <w:delText xml:space="preserve"> </w:delText>
         </w:r>
@@ -21235,23 +21223,23 @@
           </m:e>
         </m:acc>
       </m:oMath>
+      <w:del w:id="977" w:author="PR Preview" w:date="2026-01-01T00:00:00Z">
+        <w:r>
+          <w:delText xml:space="preserve"> </w:delText>
+        </w:r>
+      </w:del>
+      <w:del w:id="978" w:author="PR Preview" w:date="2026-01-01T00:00:00Z">
+        <w:r>
+          <w:delText xml:space="preserve">is the square root of its</w:delText>
+        </w:r>
+      </w:del>
       <w:del w:id="979" w:author="PR Preview" w:date="2026-01-01T00:00:00Z">
         <w:r>
           <w:delText xml:space="preserve"> </w:delText>
         </w:r>
       </w:del>
-      <w:del w:id="980" w:author="PR Preview" w:date="2026-01-01T00:00:00Z">
-        <w:r>
-          <w:delText xml:space="preserve">is the square root of its</w:delText>
-        </w:r>
-      </w:del>
-      <w:del w:id="981" w:author="PR Preview" w:date="2026-01-01T00:00:00Z">
-        <w:r>
-          <w:delText xml:space="preserve"> </w:delText>
-        </w:r>
-      </w:del>
       <w:hyperlink w:anchor="def-mse">
-        <w:del w:id="982" w:author="PR Preview" w:date="2026-01-01T00:00:00Z">
+        <w:del w:id="980" w:author="PR Preview" w:date="2026-01-01T00:00:00Z">
           <w:r>
             <w:rPr>
               <w:rStyle w:val="Hyperlink"/>
@@ -21260,7 +21248,7 @@
           </w:r>
         </w:del>
       </w:hyperlink>
-      <w:del w:id="983" w:author="PR Preview" w:date="2026-01-01T00:00:00Z">
+      <w:del w:id="981" w:author="PR Preview" w:date="2026-01-01T00:00:00Z">
         <w:r>
           <w:delText xml:space="preserve">:</w:delText>
         </w:r>
@@ -21270,7 +21258,7 @@
       <w:pPr>
         <w:pStyle w:val="BodyText"/>
       </w:pPr>
-      <w:ins w:id="984" w:author="PR Preview" w:date="2026-01-01T00:00:00Z">
+      <w:ins w:id="982" w:author="PR Preview" w:date="2026-01-01T00:00:00Z">
         <w:r>
           <w:rPr>
             <w:b/>
@@ -21279,22 +21267,22 @@
           <w:t xml:space="preserve">Definition 9 (Root mean squared error)</w:t>
         </w:r>
       </w:ins>
+      <w:ins w:id="983" w:author="PR Preview" w:date="2026-01-01T00:00:00Z">
+        <w:r>
+          <w:t xml:space="preserve"> </w:t>
+        </w:r>
+      </w:ins>
+      <w:ins w:id="984" w:author="PR Preview" w:date="2026-01-01T00:00:00Z">
+        <w:r>
+          <w:t xml:space="preserve">The</w:t>
+        </w:r>
+      </w:ins>
       <w:ins w:id="985" w:author="PR Preview" w:date="2026-01-01T00:00:00Z">
         <w:r>
           <w:t xml:space="preserve"> </w:t>
         </w:r>
       </w:ins>
       <w:ins w:id="986" w:author="PR Preview" w:date="2026-01-01T00:00:00Z">
-        <w:r>
-          <w:t xml:space="preserve">The</w:t>
-        </w:r>
-      </w:ins>
-      <w:ins w:id="987" w:author="PR Preview" w:date="2026-01-01T00:00:00Z">
-        <w:r>
-          <w:t xml:space="preserve"> </w:t>
-        </w:r>
-      </w:ins>
-      <w:ins w:id="988" w:author="PR Preview" w:date="2026-01-01T00:00:00Z">
         <w:r>
           <w:rPr>
             <w:b/>
@@ -21303,17 +21291,17 @@
           <w:t xml:space="preserve">root mean squared error</w:t>
         </w:r>
       </w:ins>
+      <w:ins w:id="987" w:author="PR Preview" w:date="2026-01-01T00:00:00Z">
+        <w:r>
+          <w:t xml:space="preserve"> </w:t>
+        </w:r>
+      </w:ins>
+      <w:ins w:id="988" w:author="PR Preview" w:date="2026-01-01T00:00:00Z">
+        <w:r>
+          <w:t xml:space="preserve">of an estimator</w:t>
+        </w:r>
+      </w:ins>
       <w:ins w:id="989" w:author="PR Preview" w:date="2026-01-01T00:00:00Z">
-        <w:r>
-          <w:t xml:space="preserve"> </w:t>
-        </w:r>
-      </w:ins>
-      <w:ins w:id="990" w:author="PR Preview" w:date="2026-01-01T00:00:00Z">
-        <w:r>
-          <w:t xml:space="preserve">of an estimator</w:t>
-        </w:r>
-      </w:ins>
-      <w:ins w:id="991" w:author="PR Preview" w:date="2026-01-01T00:00:00Z">
         <w:r>
           <w:t xml:space="preserve"> </w:t>
         </w:r>
@@ -21330,23 +21318,23 @@
           </m:e>
         </m:acc>
       </m:oMath>
+      <w:ins w:id="990" w:author="PR Preview" w:date="2026-01-01T00:00:00Z">
+        <w:r>
+          <w:t xml:space="preserve"> </w:t>
+        </w:r>
+      </w:ins>
+      <w:ins w:id="991" w:author="PR Preview" w:date="2026-01-01T00:00:00Z">
+        <w:r>
+          <w:t xml:space="preserve">is the square root of its</w:t>
+        </w:r>
+      </w:ins>
       <w:ins w:id="992" w:author="PR Preview" w:date="2026-01-01T00:00:00Z">
         <w:r>
           <w:t xml:space="preserve"> </w:t>
         </w:r>
       </w:ins>
-      <w:ins w:id="993" w:author="PR Preview" w:date="2026-01-01T00:00:00Z">
-        <w:r>
-          <w:t xml:space="preserve">is the square root of its</w:t>
-        </w:r>
-      </w:ins>
-      <w:ins w:id="994" w:author="PR Preview" w:date="2026-01-01T00:00:00Z">
-        <w:r>
-          <w:t xml:space="preserve"> </w:t>
-        </w:r>
-      </w:ins>
       <w:hyperlink w:anchor="def-mse">
-        <w:ins w:id="995" w:author="PR Preview" w:date="2026-01-01T00:00:00Z">
+        <w:ins w:id="993" w:author="PR Preview" w:date="2026-01-01T00:00:00Z">
           <w:r>
             <w:rPr>
               <w:rStyle w:val="Hyperlink"/>
@@ -21355,7 +21343,7 @@
           </w:r>
         </w:ins>
       </w:hyperlink>
-      <w:ins w:id="996" w:author="PR Preview" w:date="2026-01-01T00:00:00Z">
+      <w:ins w:id="994" w:author="PR Preview" w:date="2026-01-01T00:00:00Z">
         <w:r>
           <w:t xml:space="preserve">:</w:t>
         </w:r>
@@ -21470,7 +21458,7 @@
       <w:pPr>
         <w:pStyle w:val="FirstParagraph"/>
       </w:pPr>
-      <w:del w:id="997" w:author="PR Preview" w:date="2026-01-01T00:00:00Z">
+      <w:del w:id="995" w:author="PR Preview" w:date="2026-01-01T00:00:00Z">
         <w:r>
           <w:rPr>
             <w:b/>
@@ -21479,23 +21467,23 @@
           <w:delText xml:space="preserve">Example 12 (Root mean squared error of the sample mean)</w:delText>
         </w:r>
       </w:del>
+      <w:del w:id="996" w:author="PR Preview" w:date="2026-01-01T00:00:00Z">
+        <w:r>
+          <w:delText xml:space="preserve"> </w:delText>
+        </w:r>
+      </w:del>
+      <w:del w:id="997" w:author="PR Preview" w:date="2026-01-01T00:00:00Z">
+        <w:r>
+          <w:delText xml:space="preserve">In</w:delText>
+        </w:r>
+      </w:del>
       <w:del w:id="998" w:author="PR Preview" w:date="2026-01-01T00:00:00Z">
         <w:r>
           <w:delText xml:space="preserve"> </w:delText>
         </w:r>
       </w:del>
-      <w:del w:id="999" w:author="PR Preview" w:date="2026-01-01T00:00:00Z">
-        <w:r>
-          <w:delText xml:space="preserve">In</w:delText>
-        </w:r>
-      </w:del>
-      <w:del w:id="1000" w:author="PR Preview" w:date="2026-01-01T00:00:00Z">
-        <w:r>
-          <w:delText xml:space="preserve"> </w:delText>
-        </w:r>
-      </w:del>
       <w:hyperlink w:anchor="exm-mse-sample-mean">
-        <w:del w:id="1001" w:author="PR Preview" w:date="2026-01-01T00:00:00Z">
+        <w:del w:id="999" w:author="PR Preview" w:date="2026-01-01T00:00:00Z">
           <w:r>
             <w:rPr>
               <w:rStyle w:val="Hyperlink"/>
@@ -21504,22 +21492,22 @@
           </w:r>
         </w:del>
       </w:hyperlink>
+      <w:del w:id="1000" w:author="PR Preview" w:date="2026-01-01T00:00:00Z">
+        <w:r>
+          <w:delText xml:space="preserve">,</w:delText>
+        </w:r>
+      </w:del>
+      <w:del w:id="1001" w:author="PR Preview" w:date="2026-01-01T00:00:00Z">
+        <w:r>
+          <w:delText xml:space="preserve"> </w:delText>
+        </w:r>
+      </w:del>
       <w:del w:id="1002" w:author="PR Preview" w:date="2026-01-01T00:00:00Z">
         <w:r>
-          <w:delText xml:space="preserve">,</w:delText>
+          <w:delText xml:space="preserve">the root mean squared error of</w:delText>
         </w:r>
       </w:del>
       <w:del w:id="1003" w:author="PR Preview" w:date="2026-01-01T00:00:00Z">
-        <w:r>
-          <w:delText xml:space="preserve"> </w:delText>
-        </w:r>
-      </w:del>
-      <w:del w:id="1004" w:author="PR Preview" w:date="2026-01-01T00:00:00Z">
-        <w:r>
-          <w:delText xml:space="preserve">the root mean squared error of</w:delText>
-        </w:r>
-      </w:del>
-      <w:del w:id="1005" w:author="PR Preview" w:date="2026-01-01T00:00:00Z">
         <w:r>
           <w:delText xml:space="preserve"> </w:delText>
         </w:r>
@@ -21536,17 +21524,17 @@
           </m:e>
         </m:acc>
       </m:oMath>
+      <w:del w:id="1004" w:author="PR Preview" w:date="2026-01-01T00:00:00Z">
+        <w:r>
+          <w:delText xml:space="preserve"> </w:delText>
+        </w:r>
+      </w:del>
+      <w:del w:id="1005" w:author="PR Preview" w:date="2026-01-01T00:00:00Z">
+        <w:r>
+          <w:delText xml:space="preserve">is</w:delText>
+        </w:r>
+      </w:del>
       <w:del w:id="1006" w:author="PR Preview" w:date="2026-01-01T00:00:00Z">
-        <w:r>
-          <w:delText xml:space="preserve"> </w:delText>
-        </w:r>
-      </w:del>
-      <w:del w:id="1007" w:author="PR Preview" w:date="2026-01-01T00:00:00Z">
-        <w:r>
-          <w:delText xml:space="preserve">is</w:delText>
-        </w:r>
-      </w:del>
-      <w:del w:id="1008" w:author="PR Preview" w:date="2026-01-01T00:00:00Z">
         <w:r>
           <w:delText xml:space="preserve"> </w:delText>
         </w:r>
@@ -21573,7 +21561,7 @@
           </m:e>
         </m:rad>
       </m:oMath>
-      <w:del w:id="1009" w:author="PR Preview" w:date="2026-01-01T00:00:00Z">
+      <w:del w:id="1007" w:author="PR Preview" w:date="2026-01-01T00:00:00Z">
         <w:r>
           <w:delText xml:space="preserve">.</w:delText>
         </w:r>
@@ -21583,7 +21571,7 @@
       <w:pPr>
         <w:pStyle w:val="BodyText"/>
       </w:pPr>
-      <w:del w:id="1010" w:author="PR Preview" w:date="2026-01-01T00:00:00Z">
+      <w:del w:id="1008" w:author="PR Preview" w:date="2026-01-01T00:00:00Z">
         <w:r>
           <w:rPr>
             <w:i/>
@@ -21592,12 +21580,12 @@
           <w:delText xml:space="preserve">Remark 3</w:delText>
         </w:r>
       </w:del>
-      <w:del w:id="1011" w:author="PR Preview" w:date="2026-01-01T00:00:00Z">
+      <w:del w:id="1009" w:author="PR Preview" w:date="2026-01-01T00:00:00Z">
         <w:r>
           <w:delText xml:space="preserve"> (Units of the root mean squared error). </w:delText>
         </w:r>
       </w:del>
-      <w:del w:id="1012" w:author="PR Preview" w:date="2026-01-01T00:00:00Z">
+      <w:del w:id="1010" w:author="PR Preview" w:date="2026-01-01T00:00:00Z">
         <w:r>
           <w:delText xml:space="preserve">The root mean squared error has the same units as the estimand.</w:delText>
         </w:r>
@@ -21607,7 +21595,7 @@
       <w:pPr>
         <w:pStyle w:val="FirstParagraph"/>
       </w:pPr>
-      <w:ins w:id="1013" w:author="PR Preview" w:date="2026-01-01T00:00:00Z">
+      <w:ins w:id="1011" w:author="PR Preview" w:date="2026-01-01T00:00:00Z">
         <w:r>
           <w:rPr>
             <w:b/>
@@ -21616,23 +21604,23 @@
           <w:t xml:space="preserve">Example 9 (Root mean squared error of the sample mean)</w:t>
         </w:r>
       </w:ins>
+      <w:ins w:id="1012" w:author="PR Preview" w:date="2026-01-01T00:00:00Z">
+        <w:r>
+          <w:t xml:space="preserve"> </w:t>
+        </w:r>
+      </w:ins>
+      <w:ins w:id="1013" w:author="PR Preview" w:date="2026-01-01T00:00:00Z">
+        <w:r>
+          <w:t xml:space="preserve">In</w:t>
+        </w:r>
+      </w:ins>
       <w:ins w:id="1014" w:author="PR Preview" w:date="2026-01-01T00:00:00Z">
         <w:r>
           <w:t xml:space="preserve"> </w:t>
         </w:r>
       </w:ins>
-      <w:ins w:id="1015" w:author="PR Preview" w:date="2026-01-01T00:00:00Z">
-        <w:r>
-          <w:t xml:space="preserve">In</w:t>
-        </w:r>
-      </w:ins>
-      <w:ins w:id="1016" w:author="PR Preview" w:date="2026-01-01T00:00:00Z">
-        <w:r>
-          <w:t xml:space="preserve"> </w:t>
-        </w:r>
-      </w:ins>
       <w:hyperlink w:anchor="exm-mse-sample-mean">
-        <w:ins w:id="1017" w:author="PR Preview" w:date="2026-01-01T00:00:00Z">
+        <w:ins w:id="1015" w:author="PR Preview" w:date="2026-01-01T00:00:00Z">
           <w:r>
             <w:rPr>
               <w:rStyle w:val="Hyperlink"/>
@@ -21641,22 +21629,22 @@
           </w:r>
         </w:ins>
       </w:hyperlink>
+      <w:ins w:id="1016" w:author="PR Preview" w:date="2026-01-01T00:00:00Z">
+        <w:r>
+          <w:t xml:space="preserve">,</w:t>
+        </w:r>
+      </w:ins>
+      <w:ins w:id="1017" w:author="PR Preview" w:date="2026-01-01T00:00:00Z">
+        <w:r>
+          <w:t xml:space="preserve"> </w:t>
+        </w:r>
+      </w:ins>
       <w:ins w:id="1018" w:author="PR Preview" w:date="2026-01-01T00:00:00Z">
         <w:r>
-          <w:t xml:space="preserve">,</w:t>
+          <w:t xml:space="preserve">the root mean squared error of</w:t>
         </w:r>
       </w:ins>
       <w:ins w:id="1019" w:author="PR Preview" w:date="2026-01-01T00:00:00Z">
-        <w:r>
-          <w:t xml:space="preserve"> </w:t>
-        </w:r>
-      </w:ins>
-      <w:ins w:id="1020" w:author="PR Preview" w:date="2026-01-01T00:00:00Z">
-        <w:r>
-          <w:t xml:space="preserve">the root mean squared error of</w:t>
-        </w:r>
-      </w:ins>
-      <w:ins w:id="1021" w:author="PR Preview" w:date="2026-01-01T00:00:00Z">
         <w:r>
           <w:t xml:space="preserve"> </w:t>
         </w:r>
@@ -21673,17 +21661,17 @@
           </m:e>
         </m:acc>
       </m:oMath>
+      <w:ins w:id="1020" w:author="PR Preview" w:date="2026-01-01T00:00:00Z">
+        <w:r>
+          <w:t xml:space="preserve"> </w:t>
+        </w:r>
+      </w:ins>
+      <w:ins w:id="1021" w:author="PR Preview" w:date="2026-01-01T00:00:00Z">
+        <w:r>
+          <w:t xml:space="preserve">is</w:t>
+        </w:r>
+      </w:ins>
       <w:ins w:id="1022" w:author="PR Preview" w:date="2026-01-01T00:00:00Z">
-        <w:r>
-          <w:t xml:space="preserve"> </w:t>
-        </w:r>
-      </w:ins>
-      <w:ins w:id="1023" w:author="PR Preview" w:date="2026-01-01T00:00:00Z">
-        <w:r>
-          <w:t xml:space="preserve">is</w:t>
-        </w:r>
-      </w:ins>
-      <w:ins w:id="1024" w:author="PR Preview" w:date="2026-01-01T00:00:00Z">
         <w:r>
           <w:t xml:space="preserve"> </w:t>
         </w:r>
@@ -21710,7 +21698,7 @@
           </m:e>
         </m:rad>
       </m:oMath>
-      <w:ins w:id="1025" w:author="PR Preview" w:date="2026-01-01T00:00:00Z">
+      <w:ins w:id="1023" w:author="PR Preview" w:date="2026-01-01T00:00:00Z">
         <w:r>
           <w:t xml:space="preserve">.</w:t>
         </w:r>
@@ -21722,7 +21710,7 @@
       <w:pPr>
         <w:pStyle w:val="BodyText"/>
       </w:pPr>
-      <w:ins w:id="1026" w:author="PR Preview" w:date="2026-01-01T00:00:00Z">
+      <w:ins w:id="1024" w:author="PR Preview" w:date="2026-01-01T00:00:00Z">
         <w:r>
           <w:rPr>
             <w:i/>
@@ -21731,12 +21719,12 @@
           <w:t xml:space="preserve">Remark 1</w:t>
         </w:r>
       </w:ins>
-      <w:ins w:id="1027" w:author="PR Preview" w:date="2026-01-01T00:00:00Z">
+      <w:ins w:id="1025" w:author="PR Preview" w:date="2026-01-01T00:00:00Z">
         <w:r>
           <w:t xml:space="preserve"> (Units of the root mean squared error). </w:t>
         </w:r>
       </w:ins>
-      <w:ins w:id="1028" w:author="PR Preview" w:date="2026-01-01T00:00:00Z">
+      <w:ins w:id="1026" w:author="PR Preview" w:date="2026-01-01T00:00:00Z">
         <w:r>
           <w:t xml:space="preserve">The root mean squared error has the same units as the estimand.</w:t>
         </w:r>
@@ -21758,7 +21746,7 @@
       <w:pPr>
         <w:pStyle w:val="FirstParagraph"/>
       </w:pPr>
-      <w:del w:id="1029" w:author="PR Preview" w:date="2026-01-01T00:00:00Z">
+      <w:del w:id="1027" w:author="PR Preview" w:date="2026-01-01T00:00:00Z">
         <w:r>
           <w:rPr>
             <w:b/>
@@ -21767,17 +21755,17 @@
           <w:delText xml:space="preserve">Definition 15 (Unbiased estimator)</w:delText>
         </w:r>
       </w:del>
+      <w:del w:id="1028" w:author="PR Preview" w:date="2026-01-01T00:00:00Z">
+        <w:r>
+          <w:delText xml:space="preserve"> </w:delText>
+        </w:r>
+      </w:del>
+      <w:del w:id="1029" w:author="PR Preview" w:date="2026-01-01T00:00:00Z">
+        <w:r>
+          <w:delText xml:space="preserve">An estimator</w:delText>
+        </w:r>
+      </w:del>
       <w:del w:id="1030" w:author="PR Preview" w:date="2026-01-01T00:00:00Z">
-        <w:r>
-          <w:delText xml:space="preserve"> </w:delText>
-        </w:r>
-      </w:del>
-      <w:del w:id="1031" w:author="PR Preview" w:date="2026-01-01T00:00:00Z">
-        <w:r>
-          <w:delText xml:space="preserve">An estimator</w:delText>
-        </w:r>
-      </w:del>
-      <w:del w:id="1032" w:author="PR Preview" w:date="2026-01-01T00:00:00Z">
         <w:r>
           <w:delText xml:space="preserve"> </w:delText>
         </w:r>
@@ -21794,22 +21782,22 @@
           </m:e>
         </m:acc>
       </m:oMath>
+      <w:del w:id="1031" w:author="PR Preview" w:date="2026-01-01T00:00:00Z">
+        <w:r>
+          <w:delText xml:space="preserve"> </w:delText>
+        </w:r>
+      </w:del>
+      <w:del w:id="1032" w:author="PR Preview" w:date="2026-01-01T00:00:00Z">
+        <w:r>
+          <w:delText xml:space="preserve">is</w:delText>
+        </w:r>
+      </w:del>
       <w:del w:id="1033" w:author="PR Preview" w:date="2026-01-01T00:00:00Z">
         <w:r>
           <w:delText xml:space="preserve"> </w:delText>
         </w:r>
       </w:del>
       <w:del w:id="1034" w:author="PR Preview" w:date="2026-01-01T00:00:00Z">
-        <w:r>
-          <w:delText xml:space="preserve">is</w:delText>
-        </w:r>
-      </w:del>
-      <w:del w:id="1035" w:author="PR Preview" w:date="2026-01-01T00:00:00Z">
-        <w:r>
-          <w:delText xml:space="preserve"> </w:delText>
-        </w:r>
-      </w:del>
-      <w:del w:id="1036" w:author="PR Preview" w:date="2026-01-01T00:00:00Z">
         <w:r>
           <w:rPr>
             <w:b/>
@@ -21818,23 +21806,23 @@
           <w:delText xml:space="preserve">unbiased</w:delText>
         </w:r>
       </w:del>
+      <w:del w:id="1035" w:author="PR Preview" w:date="2026-01-01T00:00:00Z">
+        <w:r>
+          <w:delText xml:space="preserve"> </w:delText>
+        </w:r>
+      </w:del>
+      <w:del w:id="1036" w:author="PR Preview" w:date="2026-01-01T00:00:00Z">
+        <w:r>
+          <w:delText xml:space="preserve">if its</w:delText>
+        </w:r>
+      </w:del>
       <w:del w:id="1037" w:author="PR Preview" w:date="2026-01-01T00:00:00Z">
         <w:r>
           <w:delText xml:space="preserve"> </w:delText>
         </w:r>
       </w:del>
-      <w:del w:id="1038" w:author="PR Preview" w:date="2026-01-01T00:00:00Z">
-        <w:r>
-          <w:delText xml:space="preserve">if its</w:delText>
-        </w:r>
-      </w:del>
-      <w:del w:id="1039" w:author="PR Preview" w:date="2026-01-01T00:00:00Z">
-        <w:r>
-          <w:delText xml:space="preserve"> </w:delText>
-        </w:r>
-      </w:del>
       <w:hyperlink w:anchor="def-bias">
-        <w:del w:id="1040" w:author="PR Preview" w:date="2026-01-01T00:00:00Z">
+        <w:del w:id="1038" w:author="PR Preview" w:date="2026-01-01T00:00:00Z">
           <w:r>
             <w:rPr>
               <w:rStyle w:val="Hyperlink"/>
@@ -21843,12 +21831,12 @@
           </w:r>
         </w:del>
       </w:hyperlink>
-      <w:del w:id="1041" w:author="PR Preview" w:date="2026-01-01T00:00:00Z">
-        <w:r>
-          <w:delText xml:space="preserve"> </w:delText>
-        </w:r>
-      </w:del>
-      <w:del w:id="1042" w:author="PR Preview" w:date="2026-01-01T00:00:00Z">
+      <w:del w:id="1039" w:author="PR Preview" w:date="2026-01-01T00:00:00Z">
+        <w:r>
+          <w:delText xml:space="preserve"> </w:delText>
+        </w:r>
+      </w:del>
+      <w:del w:id="1040" w:author="PR Preview" w:date="2026-01-01T00:00:00Z">
         <w:r>
           <w:delText xml:space="preserve">is zero:</w:delText>
         </w:r>
@@ -21858,7 +21846,7 @@
       <w:pPr>
         <w:pStyle w:val="FirstParagraph"/>
       </w:pPr>
-      <w:ins w:id="1043" w:author="PR Preview" w:date="2026-01-01T00:00:00Z">
+      <w:ins w:id="1041" w:author="PR Preview" w:date="2026-01-01T00:00:00Z">
         <w:r>
           <w:rPr>
             <w:b/>
@@ -21867,17 +21855,17 @@
           <w:t xml:space="preserve">Definition 10 (Unbiased estimator)</w:t>
         </w:r>
       </w:ins>
+      <w:ins w:id="1042" w:author="PR Preview" w:date="2026-01-01T00:00:00Z">
+        <w:r>
+          <w:t xml:space="preserve"> </w:t>
+        </w:r>
+      </w:ins>
+      <w:ins w:id="1043" w:author="PR Preview" w:date="2026-01-01T00:00:00Z">
+        <w:r>
+          <w:t xml:space="preserve">An estimator</w:t>
+        </w:r>
+      </w:ins>
       <w:ins w:id="1044" w:author="PR Preview" w:date="2026-01-01T00:00:00Z">
-        <w:r>
-          <w:t xml:space="preserve"> </w:t>
-        </w:r>
-      </w:ins>
-      <w:ins w:id="1045" w:author="PR Preview" w:date="2026-01-01T00:00:00Z">
-        <w:r>
-          <w:t xml:space="preserve">An estimator</w:t>
-        </w:r>
-      </w:ins>
-      <w:ins w:id="1046" w:author="PR Preview" w:date="2026-01-01T00:00:00Z">
         <w:r>
           <w:t xml:space="preserve"> </w:t>
         </w:r>
@@ -21894,22 +21882,22 @@
           </m:e>
         </m:acc>
       </m:oMath>
+      <w:ins w:id="1045" w:author="PR Preview" w:date="2026-01-01T00:00:00Z">
+        <w:r>
+          <w:t xml:space="preserve"> </w:t>
+        </w:r>
+      </w:ins>
+      <w:ins w:id="1046" w:author="PR Preview" w:date="2026-01-01T00:00:00Z">
+        <w:r>
+          <w:t xml:space="preserve">is</w:t>
+        </w:r>
+      </w:ins>
       <w:ins w:id="1047" w:author="PR Preview" w:date="2026-01-01T00:00:00Z">
         <w:r>
           <w:t xml:space="preserve"> </w:t>
         </w:r>
       </w:ins>
       <w:ins w:id="1048" w:author="PR Preview" w:date="2026-01-01T00:00:00Z">
-        <w:r>
-          <w:t xml:space="preserve">is</w:t>
-        </w:r>
-      </w:ins>
-      <w:ins w:id="1049" w:author="PR Preview" w:date="2026-01-01T00:00:00Z">
-        <w:r>
-          <w:t xml:space="preserve"> </w:t>
-        </w:r>
-      </w:ins>
-      <w:ins w:id="1050" w:author="PR Preview" w:date="2026-01-01T00:00:00Z">
         <w:r>
           <w:rPr>
             <w:b/>
@@ -21918,23 +21906,23 @@
           <w:t xml:space="preserve">unbiased</w:t>
         </w:r>
       </w:ins>
+      <w:ins w:id="1049" w:author="PR Preview" w:date="2026-01-01T00:00:00Z">
+        <w:r>
+          <w:t xml:space="preserve"> </w:t>
+        </w:r>
+      </w:ins>
+      <w:ins w:id="1050" w:author="PR Preview" w:date="2026-01-01T00:00:00Z">
+        <w:r>
+          <w:t xml:space="preserve">if its</w:t>
+        </w:r>
+      </w:ins>
       <w:ins w:id="1051" w:author="PR Preview" w:date="2026-01-01T00:00:00Z">
         <w:r>
           <w:t xml:space="preserve"> </w:t>
         </w:r>
       </w:ins>
-      <w:ins w:id="1052" w:author="PR Preview" w:date="2026-01-01T00:00:00Z">
-        <w:r>
-          <w:t xml:space="preserve">if its</w:t>
-        </w:r>
-      </w:ins>
-      <w:ins w:id="1053" w:author="PR Preview" w:date="2026-01-01T00:00:00Z">
-        <w:r>
-          <w:t xml:space="preserve"> </w:t>
-        </w:r>
-      </w:ins>
       <w:hyperlink w:anchor="def-bias">
-        <w:ins w:id="1054" w:author="PR Preview" w:date="2026-01-01T00:00:00Z">
+        <w:ins w:id="1052" w:author="PR Preview" w:date="2026-01-01T00:00:00Z">
           <w:r>
             <w:rPr>
               <w:rStyle w:val="Hyperlink"/>
@@ -21943,12 +21931,12 @@
           </w:r>
         </w:ins>
       </w:hyperlink>
-      <w:ins w:id="1055" w:author="PR Preview" w:date="2026-01-01T00:00:00Z">
+      <w:ins w:id="1053" w:author="PR Preview" w:date="2026-01-01T00:00:00Z">
         <w:r>
           <w:t xml:space="preserve"> </w:t>
         </w:r>
       </w:ins>
-      <w:ins w:id="1056" w:author="PR Preview" w:date="2026-01-01T00:00:00Z">
+      <w:ins w:id="1054" w:author="PR Preview" w:date="2026-01-01T00:00:00Z">
         <w:r>
           <w:t xml:space="preserve">is zero:</w:t>
         </w:r>
@@ -22013,7 +22001,7 @@
       <w:pPr>
         <w:pStyle w:val="FirstParagraph"/>
       </w:pPr>
-      <w:del w:id="1057" w:author="PR Preview" w:date="2026-01-01T00:00:00Z">
+      <w:del w:id="1055" w:author="PR Preview" w:date="2026-01-01T00:00:00Z">
         <w:r>
           <w:rPr>
             <w:b/>
@@ -22022,17 +22010,17 @@
           <w:delText xml:space="preserve">Definition 16 (Biased estimator)</w:delText>
         </w:r>
       </w:del>
+      <w:del w:id="1056" w:author="PR Preview" w:date="2026-01-01T00:00:00Z">
+        <w:r>
+          <w:delText xml:space="preserve"> </w:delText>
+        </w:r>
+      </w:del>
+      <w:del w:id="1057" w:author="PR Preview" w:date="2026-01-01T00:00:00Z">
+        <w:r>
+          <w:delText xml:space="preserve">An estimator</w:delText>
+        </w:r>
+      </w:del>
       <w:del w:id="1058" w:author="PR Preview" w:date="2026-01-01T00:00:00Z">
-        <w:r>
-          <w:delText xml:space="preserve"> </w:delText>
-        </w:r>
-      </w:del>
-      <w:del w:id="1059" w:author="PR Preview" w:date="2026-01-01T00:00:00Z">
-        <w:r>
-          <w:delText xml:space="preserve">An estimator</w:delText>
-        </w:r>
-      </w:del>
-      <w:del w:id="1060" w:author="PR Preview" w:date="2026-01-01T00:00:00Z">
         <w:r>
           <w:delText xml:space="preserve"> </w:delText>
         </w:r>
@@ -22049,22 +22037,22 @@
           </m:e>
         </m:acc>
       </m:oMath>
+      <w:del w:id="1059" w:author="PR Preview" w:date="2026-01-01T00:00:00Z">
+        <w:r>
+          <w:delText xml:space="preserve"> </w:delText>
+        </w:r>
+      </w:del>
+      <w:del w:id="1060" w:author="PR Preview" w:date="2026-01-01T00:00:00Z">
+        <w:r>
+          <w:delText xml:space="preserve">is</w:delText>
+        </w:r>
+      </w:del>
       <w:del w:id="1061" w:author="PR Preview" w:date="2026-01-01T00:00:00Z">
         <w:r>
           <w:delText xml:space="preserve"> </w:delText>
         </w:r>
       </w:del>
       <w:del w:id="1062" w:author="PR Preview" w:date="2026-01-01T00:00:00Z">
-        <w:r>
-          <w:delText xml:space="preserve">is</w:delText>
-        </w:r>
-      </w:del>
-      <w:del w:id="1063" w:author="PR Preview" w:date="2026-01-01T00:00:00Z">
-        <w:r>
-          <w:delText xml:space="preserve"> </w:delText>
-        </w:r>
-      </w:del>
-      <w:del w:id="1064" w:author="PR Preview" w:date="2026-01-01T00:00:00Z">
         <w:r>
           <w:rPr>
             <w:b/>
@@ -22073,23 +22061,23 @@
           <w:delText xml:space="preserve">biased</w:delText>
         </w:r>
       </w:del>
+      <w:del w:id="1063" w:author="PR Preview" w:date="2026-01-01T00:00:00Z">
+        <w:r>
+          <w:delText xml:space="preserve"> </w:delText>
+        </w:r>
+      </w:del>
+      <w:del w:id="1064" w:author="PR Preview" w:date="2026-01-01T00:00:00Z">
+        <w:r>
+          <w:delText xml:space="preserve">if its</w:delText>
+        </w:r>
+      </w:del>
       <w:del w:id="1065" w:author="PR Preview" w:date="2026-01-01T00:00:00Z">
         <w:r>
           <w:delText xml:space="preserve"> </w:delText>
         </w:r>
       </w:del>
-      <w:del w:id="1066" w:author="PR Preview" w:date="2026-01-01T00:00:00Z">
-        <w:r>
-          <w:delText xml:space="preserve">if its</w:delText>
-        </w:r>
-      </w:del>
-      <w:del w:id="1067" w:author="PR Preview" w:date="2026-01-01T00:00:00Z">
-        <w:r>
-          <w:delText xml:space="preserve"> </w:delText>
-        </w:r>
-      </w:del>
       <w:hyperlink w:anchor="def-bias">
-        <w:del w:id="1068" w:author="PR Preview" w:date="2026-01-01T00:00:00Z">
+        <w:del w:id="1066" w:author="PR Preview" w:date="2026-01-01T00:00:00Z">
           <w:r>
             <w:rPr>
               <w:rStyle w:val="Hyperlink"/>
@@ -22098,12 +22086,12 @@
           </w:r>
         </w:del>
       </w:hyperlink>
-      <w:del w:id="1069" w:author="PR Preview" w:date="2026-01-01T00:00:00Z">
-        <w:r>
-          <w:delText xml:space="preserve"> </w:delText>
-        </w:r>
-      </w:del>
-      <w:del w:id="1070" w:author="PR Preview" w:date="2026-01-01T00:00:00Z">
+      <w:del w:id="1067" w:author="PR Preview" w:date="2026-01-01T00:00:00Z">
+        <w:r>
+          <w:delText xml:space="preserve"> </w:delText>
+        </w:r>
+      </w:del>
+      <w:del w:id="1068" w:author="PR Preview" w:date="2026-01-01T00:00:00Z">
         <w:r>
           <w:delText xml:space="preserve">is not zero:</w:delText>
         </w:r>
@@ -22113,7 +22101,7 @@
       <w:pPr>
         <w:pStyle w:val="FirstParagraph"/>
       </w:pPr>
-      <w:ins w:id="1071" w:author="PR Preview" w:date="2026-01-01T00:00:00Z">
+      <w:ins w:id="1069" w:author="PR Preview" w:date="2026-01-01T00:00:00Z">
         <w:r>
           <w:rPr>
             <w:b/>
@@ -22122,17 +22110,17 @@
           <w:t xml:space="preserve">Definition 11 (Biased estimator)</w:t>
         </w:r>
       </w:ins>
+      <w:ins w:id="1070" w:author="PR Preview" w:date="2026-01-01T00:00:00Z">
+        <w:r>
+          <w:t xml:space="preserve"> </w:t>
+        </w:r>
+      </w:ins>
+      <w:ins w:id="1071" w:author="PR Preview" w:date="2026-01-01T00:00:00Z">
+        <w:r>
+          <w:t xml:space="preserve">An estimator</w:t>
+        </w:r>
+      </w:ins>
       <w:ins w:id="1072" w:author="PR Preview" w:date="2026-01-01T00:00:00Z">
-        <w:r>
-          <w:t xml:space="preserve"> </w:t>
-        </w:r>
-      </w:ins>
-      <w:ins w:id="1073" w:author="PR Preview" w:date="2026-01-01T00:00:00Z">
-        <w:r>
-          <w:t xml:space="preserve">An estimator</w:t>
-        </w:r>
-      </w:ins>
-      <w:ins w:id="1074" w:author="PR Preview" w:date="2026-01-01T00:00:00Z">
         <w:r>
           <w:t xml:space="preserve"> </w:t>
         </w:r>
@@ -22149,22 +22137,22 @@
           </m:e>
         </m:acc>
       </m:oMath>
+      <w:ins w:id="1073" w:author="PR Preview" w:date="2026-01-01T00:00:00Z">
+        <w:r>
+          <w:t xml:space="preserve"> </w:t>
+        </w:r>
+      </w:ins>
+      <w:ins w:id="1074" w:author="PR Preview" w:date="2026-01-01T00:00:00Z">
+        <w:r>
+          <w:t xml:space="preserve">is</w:t>
+        </w:r>
+      </w:ins>
       <w:ins w:id="1075" w:author="PR Preview" w:date="2026-01-01T00:00:00Z">
         <w:r>
           <w:t xml:space="preserve"> </w:t>
         </w:r>
       </w:ins>
       <w:ins w:id="1076" w:author="PR Preview" w:date="2026-01-01T00:00:00Z">
-        <w:r>
-          <w:t xml:space="preserve">is</w:t>
-        </w:r>
-      </w:ins>
-      <w:ins w:id="1077" w:author="PR Preview" w:date="2026-01-01T00:00:00Z">
-        <w:r>
-          <w:t xml:space="preserve"> </w:t>
-        </w:r>
-      </w:ins>
-      <w:ins w:id="1078" w:author="PR Preview" w:date="2026-01-01T00:00:00Z">
         <w:r>
           <w:rPr>
             <w:b/>
@@ -22173,23 +22161,23 @@
           <w:t xml:space="preserve">biased</w:t>
         </w:r>
       </w:ins>
+      <w:ins w:id="1077" w:author="PR Preview" w:date="2026-01-01T00:00:00Z">
+        <w:r>
+          <w:t xml:space="preserve"> </w:t>
+        </w:r>
+      </w:ins>
+      <w:ins w:id="1078" w:author="PR Preview" w:date="2026-01-01T00:00:00Z">
+        <w:r>
+          <w:t xml:space="preserve">if its</w:t>
+        </w:r>
+      </w:ins>
       <w:ins w:id="1079" w:author="PR Preview" w:date="2026-01-01T00:00:00Z">
         <w:r>
           <w:t xml:space="preserve"> </w:t>
         </w:r>
       </w:ins>
-      <w:ins w:id="1080" w:author="PR Preview" w:date="2026-01-01T00:00:00Z">
-        <w:r>
-          <w:t xml:space="preserve">if its</w:t>
-        </w:r>
-      </w:ins>
-      <w:ins w:id="1081" w:author="PR Preview" w:date="2026-01-01T00:00:00Z">
-        <w:r>
-          <w:t xml:space="preserve"> </w:t>
-        </w:r>
-      </w:ins>
       <w:hyperlink w:anchor="def-bias">
-        <w:ins w:id="1082" w:author="PR Preview" w:date="2026-01-01T00:00:00Z">
+        <w:ins w:id="1080" w:author="PR Preview" w:date="2026-01-01T00:00:00Z">
           <w:r>
             <w:rPr>
               <w:rStyle w:val="Hyperlink"/>
@@ -22198,12 +22186,12 @@
           </w:r>
         </w:ins>
       </w:hyperlink>
-      <w:ins w:id="1083" w:author="PR Preview" w:date="2026-01-01T00:00:00Z">
+      <w:ins w:id="1081" w:author="PR Preview" w:date="2026-01-01T00:00:00Z">
         <w:r>
           <w:t xml:space="preserve"> </w:t>
         </w:r>
       </w:ins>
-      <w:ins w:id="1084" w:author="PR Preview" w:date="2026-01-01T00:00:00Z">
+      <w:ins w:id="1082" w:author="PR Preview" w:date="2026-01-01T00:00:00Z">
         <w:r>
           <w:t xml:space="preserve">is not zero:</w:t>
         </w:r>
@@ -22268,7 +22256,7 @@
       <w:pPr>
         <w:pStyle w:val="FirstParagraph"/>
       </w:pPr>
-      <w:del w:id="1085" w:author="PR Preview" w:date="2026-01-01T00:00:00Z">
+      <w:del w:id="1083" w:author="PR Preview" w:date="2026-01-01T00:00:00Z">
         <w:r>
           <w:rPr>
             <w:b/>
@@ -22277,23 +22265,23 @@
           <w:delText xml:space="preserve">Example 13 (The sample mean is unbiased)</w:delText>
         </w:r>
       </w:del>
+      <w:del w:id="1084" w:author="PR Preview" w:date="2026-01-01T00:00:00Z">
+        <w:r>
+          <w:delText xml:space="preserve"> </w:delText>
+        </w:r>
+      </w:del>
+      <w:del w:id="1085" w:author="PR Preview" w:date="2026-01-01T00:00:00Z">
+        <w:r>
+          <w:delText xml:space="preserve">By</w:delText>
+        </w:r>
+      </w:del>
       <w:del w:id="1086" w:author="PR Preview" w:date="2026-01-01T00:00:00Z">
         <w:r>
           <w:delText xml:space="preserve"> </w:delText>
         </w:r>
       </w:del>
-      <w:del w:id="1087" w:author="PR Preview" w:date="2026-01-01T00:00:00Z">
-        <w:r>
-          <w:delText xml:space="preserve">By</w:delText>
-        </w:r>
-      </w:del>
-      <w:del w:id="1088" w:author="PR Preview" w:date="2026-01-01T00:00:00Z">
-        <w:r>
-          <w:delText xml:space="preserve"> </w:delText>
-        </w:r>
-      </w:del>
       <w:hyperlink w:anchor="exm-bias-sample-mean">
-        <w:del w:id="1089" w:author="PR Preview" w:date="2026-01-01T00:00:00Z">
+        <w:del w:id="1087" w:author="PR Preview" w:date="2026-01-01T00:00:00Z">
           <w:r>
             <w:rPr>
               <w:rStyle w:val="Hyperlink"/>
@@ -22302,12 +22290,12 @@
           </w:r>
         </w:del>
       </w:hyperlink>
-      <w:del w:id="1090" w:author="PR Preview" w:date="2026-01-01T00:00:00Z">
+      <w:del w:id="1088" w:author="PR Preview" w:date="2026-01-01T00:00:00Z">
         <w:r>
           <w:delText xml:space="preserve">,</w:delText>
         </w:r>
       </w:del>
-      <w:del w:id="1091" w:author="PR Preview" w:date="2026-01-01T00:00:00Z">
+      <w:del w:id="1089" w:author="PR Preview" w:date="2026-01-01T00:00:00Z">
         <w:r>
           <w:delText xml:space="preserve"> </w:delText>
         </w:r>
@@ -22355,17 +22343,17 @@
           <m:t>0</m:t>
         </m:r>
       </m:oMath>
+      <w:del w:id="1090" w:author="PR Preview" w:date="2026-01-01T00:00:00Z">
+        <w:r>
+          <w:delText xml:space="preserve"> </w:delText>
+        </w:r>
+      </w:del>
+      <w:del w:id="1091" w:author="PR Preview" w:date="2026-01-01T00:00:00Z">
+        <w:r>
+          <w:delText xml:space="preserve">and</w:delText>
+        </w:r>
+      </w:del>
       <w:del w:id="1092" w:author="PR Preview" w:date="2026-01-01T00:00:00Z">
-        <w:r>
-          <w:delText xml:space="preserve"> </w:delText>
-        </w:r>
-      </w:del>
-      <w:del w:id="1093" w:author="PR Preview" w:date="2026-01-01T00:00:00Z">
-        <w:r>
-          <w:delText xml:space="preserve">and</w:delText>
-        </w:r>
-      </w:del>
-      <w:del w:id="1094" w:author="PR Preview" w:date="2026-01-01T00:00:00Z">
         <w:r>
           <w:delText xml:space="preserve"> </w:delText>
         </w:r>
@@ -22415,22 +22403,22 @@
           <m:t>0</m:t>
         </m:r>
       </m:oMath>
+      <w:del w:id="1093" w:author="PR Preview" w:date="2026-01-01T00:00:00Z">
+        <w:r>
+          <w:delText xml:space="preserve">,</w:delText>
+        </w:r>
+      </w:del>
+      <w:del w:id="1094" w:author="PR Preview" w:date="2026-01-01T00:00:00Z">
+        <w:r>
+          <w:delText xml:space="preserve"> </w:delText>
+        </w:r>
+      </w:del>
       <w:del w:id="1095" w:author="PR Preview" w:date="2026-01-01T00:00:00Z">
         <w:r>
-          <w:delText xml:space="preserve">,</w:delText>
+          <w:delText xml:space="preserve">so both the sample mean</w:delText>
         </w:r>
       </w:del>
       <w:del w:id="1096" w:author="PR Preview" w:date="2026-01-01T00:00:00Z">
-        <w:r>
-          <w:delText xml:space="preserve"> </w:delText>
-        </w:r>
-      </w:del>
-      <w:del w:id="1097" w:author="PR Preview" w:date="2026-01-01T00:00:00Z">
-        <w:r>
-          <w:delText xml:space="preserve">so both the sample mean</w:delText>
-        </w:r>
-      </w:del>
-      <w:del w:id="1098" w:author="PR Preview" w:date="2026-01-01T00:00:00Z">
         <w:r>
           <w:delText xml:space="preserve"> </w:delText>
         </w:r>
@@ -22447,17 +22435,17 @@
           </m:e>
         </m:acc>
       </m:oMath>
+      <w:del w:id="1097" w:author="PR Preview" w:date="2026-01-01T00:00:00Z">
+        <w:r>
+          <w:delText xml:space="preserve"> </w:delText>
+        </w:r>
+      </w:del>
+      <w:del w:id="1098" w:author="PR Preview" w:date="2026-01-01T00:00:00Z">
+        <w:r>
+          <w:delText xml:space="preserve">and the single-observation estimator</w:delText>
+        </w:r>
+      </w:del>
       <w:del w:id="1099" w:author="PR Preview" w:date="2026-01-01T00:00:00Z">
-        <w:r>
-          <w:delText xml:space="preserve"> </w:delText>
-        </w:r>
-      </w:del>
-      <w:del w:id="1100" w:author="PR Preview" w:date="2026-01-01T00:00:00Z">
-        <w:r>
-          <w:delText xml:space="preserve">and the single-observation estimator</w:delText>
-        </w:r>
-      </w:del>
-      <w:del w:id="1101" w:author="PR Preview" w:date="2026-01-01T00:00:00Z">
         <w:r>
           <w:delText xml:space="preserve"> </w:delText>
         </w:r>
@@ -22476,23 +22464,23 @@
           </m:sub>
         </m:sSub>
       </m:oMath>
+      <w:del w:id="1100" w:author="PR Preview" w:date="2026-01-01T00:00:00Z">
+        <w:r>
+          <w:delText xml:space="preserve"> </w:delText>
+        </w:r>
+      </w:del>
+      <w:del w:id="1101" w:author="PR Preview" w:date="2026-01-01T00:00:00Z">
+        <w:r>
+          <w:delText xml:space="preserve">are</w:delText>
+        </w:r>
+      </w:del>
       <w:del w:id="1102" w:author="PR Preview" w:date="2026-01-01T00:00:00Z">
         <w:r>
           <w:delText xml:space="preserve"> </w:delText>
         </w:r>
       </w:del>
-      <w:del w:id="1103" w:author="PR Preview" w:date="2026-01-01T00:00:00Z">
-        <w:r>
-          <w:delText xml:space="preserve">are</w:delText>
-        </w:r>
-      </w:del>
-      <w:del w:id="1104" w:author="PR Preview" w:date="2026-01-01T00:00:00Z">
-        <w:r>
-          <w:delText xml:space="preserve"> </w:delText>
-        </w:r>
-      </w:del>
       <w:hyperlink w:anchor="def-unbiased">
-        <w:del w:id="1105" w:author="PR Preview" w:date="2026-01-01T00:00:00Z">
+        <w:del w:id="1103" w:author="PR Preview" w:date="2026-01-01T00:00:00Z">
           <w:r>
             <w:rPr>
               <w:rStyle w:val="Hyperlink"/>
@@ -22501,27 +22489,27 @@
           </w:r>
         </w:del>
       </w:hyperlink>
+      <w:del w:id="1104" w:author="PR Preview" w:date="2026-01-01T00:00:00Z">
+        <w:r>
+          <w:delText xml:space="preserve"> </w:delText>
+        </w:r>
+      </w:del>
+      <w:del w:id="1105" w:author="PR Preview" w:date="2026-01-01T00:00:00Z">
+        <w:r>
+          <w:delText xml:space="preserve">estimators of</w:delText>
+        </w:r>
+      </w:del>
       <w:del w:id="1106" w:author="PR Preview" w:date="2026-01-01T00:00:00Z">
         <w:r>
           <w:delText xml:space="preserve"> </w:delText>
         </w:r>
       </w:del>
+      <m:oMath>
+        <m:r>
+          <m:t>μ</m:t>
+        </m:r>
+      </m:oMath>
       <w:del w:id="1107" w:author="PR Preview" w:date="2026-01-01T00:00:00Z">
-        <w:r>
-          <w:delText xml:space="preserve">estimators of</w:delText>
-        </w:r>
-      </w:del>
-      <w:del w:id="1108" w:author="PR Preview" w:date="2026-01-01T00:00:00Z">
-        <w:r>
-          <w:delText xml:space="preserve"> </w:delText>
-        </w:r>
-      </w:del>
-      <m:oMath>
-        <m:r>
-          <m:t>μ</m:t>
-        </m:r>
-      </m:oMath>
-      <w:del w:id="1109" w:author="PR Preview" w:date="2026-01-01T00:00:00Z">
         <w:r>
           <w:delText xml:space="preserve">.</w:delText>
         </w:r>
@@ -22531,7 +22519,7 @@
       <w:pPr>
         <w:pStyle w:val="BodyText"/>
       </w:pPr>
-      <w:del w:id="1110" w:author="PR Preview" w:date="2026-01-01T00:00:00Z">
+      <w:del w:id="1108" w:author="PR Preview" w:date="2026-01-01T00:00:00Z">
         <w:r>
           <w:rPr>
             <w:b/>
@@ -22540,17 +22528,17 @@
           <w:delText xml:space="preserve">Example 14 (A biased estimator of the variance)</w:delText>
         </w:r>
       </w:del>
+      <w:del w:id="1109" w:author="PR Preview" w:date="2026-01-01T00:00:00Z">
+        <w:r>
+          <w:delText xml:space="preserve"> </w:delText>
+        </w:r>
+      </w:del>
+      <w:del w:id="1110" w:author="PR Preview" w:date="2026-01-01T00:00:00Z">
+        <w:r>
+          <w:delText xml:space="preserve">Let</w:delText>
+        </w:r>
+      </w:del>
       <w:del w:id="1111" w:author="PR Preview" w:date="2026-01-01T00:00:00Z">
-        <w:r>
-          <w:delText xml:space="preserve"> </w:delText>
-        </w:r>
-      </w:del>
-      <w:del w:id="1112" w:author="PR Preview" w:date="2026-01-01T00:00:00Z">
-        <w:r>
-          <w:delText xml:space="preserve">Let</w:delText>
-        </w:r>
-      </w:del>
-      <w:del w:id="1113" w:author="PR Preview" w:date="2026-01-01T00:00:00Z">
         <w:r>
           <w:delText xml:space="preserve"> </w:delText>
         </w:r>
@@ -22599,6 +22587,16 @@
           </m:sub>
         </m:sSub>
       </m:oMath>
+      <w:del w:id="1112" w:author="PR Preview" w:date="2026-01-01T00:00:00Z">
+        <w:r>
+          <w:delText xml:space="preserve"> </w:delText>
+        </w:r>
+      </w:del>
+      <w:del w:id="1113" w:author="PR Preview" w:date="2026-01-01T00:00:00Z">
+        <w:r>
+          <w:delText xml:space="preserve">be mutually independent,</w:delText>
+        </w:r>
+      </w:del>
       <w:del w:id="1114" w:author="PR Preview" w:date="2026-01-01T00:00:00Z">
         <w:r>
           <w:delText xml:space="preserve"> </w:delText>
@@ -22606,7 +22604,7 @@
       </w:del>
       <w:del w:id="1115" w:author="PR Preview" w:date="2026-01-01T00:00:00Z">
         <w:r>
-          <w:delText xml:space="preserve">be mutually independent,</w:delText>
+          <w:delText xml:space="preserve">each with expectation</w:delText>
         </w:r>
       </w:del>
       <w:del w:id="1116" w:author="PR Preview" w:date="2026-01-01T00:00:00Z">
@@ -22614,32 +22612,22 @@
           <w:delText xml:space="preserve"> </w:delText>
         </w:r>
       </w:del>
+      <m:oMath>
+        <m:r>
+          <m:t>μ</m:t>
+        </m:r>
+      </m:oMath>
       <w:del w:id="1117" w:author="PR Preview" w:date="2026-01-01T00:00:00Z">
         <w:r>
-          <w:delText xml:space="preserve">each with expectation</w:delText>
+          <w:delText xml:space="preserve"> </w:delText>
         </w:r>
       </w:del>
       <w:del w:id="1118" w:author="PR Preview" w:date="2026-01-01T00:00:00Z">
         <w:r>
-          <w:delText xml:space="preserve"> </w:delText>
-        </w:r>
-      </w:del>
-      <m:oMath>
-        <m:r>
-          <m:t>μ</m:t>
-        </m:r>
-      </m:oMath>
+          <w:delText xml:space="preserve">and variance</w:delText>
+        </w:r>
+      </w:del>
       <w:del w:id="1119" w:author="PR Preview" w:date="2026-01-01T00:00:00Z">
-        <w:r>
-          <w:delText xml:space="preserve"> </w:delText>
-        </w:r>
-      </w:del>
-      <w:del w:id="1120" w:author="PR Preview" w:date="2026-01-01T00:00:00Z">
-        <w:r>
-          <w:delText xml:space="preserve">and variance</w:delText>
-        </w:r>
-      </w:del>
-      <w:del w:id="1121" w:author="PR Preview" w:date="2026-01-01T00:00:00Z">
         <w:r>
           <w:delText xml:space="preserve"> </w:delText>
         </w:r>
@@ -22658,22 +22646,22 @@
           </m:sup>
         </m:sSup>
       </m:oMath>
+      <w:del w:id="1120" w:author="PR Preview" w:date="2026-01-01T00:00:00Z">
+        <w:r>
+          <w:delText xml:space="preserve">,</w:delText>
+        </w:r>
+      </w:del>
+      <w:del w:id="1121" w:author="PR Preview" w:date="2026-01-01T00:00:00Z">
+        <w:r>
+          <w:delText xml:space="preserve"> </w:delText>
+        </w:r>
+      </w:del>
       <w:del w:id="1122" w:author="PR Preview" w:date="2026-01-01T00:00:00Z">
         <w:r>
-          <w:delText xml:space="preserve">,</w:delText>
+          <w:delText xml:space="preserve">and let</w:delText>
         </w:r>
       </w:del>
       <w:del w:id="1123" w:author="PR Preview" w:date="2026-01-01T00:00:00Z">
-        <w:r>
-          <w:delText xml:space="preserve"> </w:delText>
-        </w:r>
-      </w:del>
-      <w:del w:id="1124" w:author="PR Preview" w:date="2026-01-01T00:00:00Z">
-        <w:r>
-          <w:delText xml:space="preserve">and let</w:delText>
-        </w:r>
-      </w:del>
-      <w:del w:id="1125" w:author="PR Preview" w:date="2026-01-01T00:00:00Z">
         <w:r>
           <w:delText xml:space="preserve"> </w:delText>
         </w:r>
@@ -22692,22 +22680,22 @@
           <m:t>2</m:t>
         </m:r>
       </m:oMath>
+      <w:del w:id="1124" w:author="PR Preview" w:date="2026-01-01T00:00:00Z">
+        <w:r>
+          <w:delText xml:space="preserve">.</w:delText>
+        </w:r>
+      </w:del>
+      <w:del w:id="1125" w:author="PR Preview" w:date="2026-01-01T00:00:00Z">
+        <w:r>
+          <w:delText xml:space="preserve"> </w:delText>
+        </w:r>
+      </w:del>
       <w:del w:id="1126" w:author="PR Preview" w:date="2026-01-01T00:00:00Z">
         <w:r>
-          <w:delText xml:space="preserve">.</w:delText>
+          <w:delText xml:space="preserve">Consider two estimators of</w:delText>
         </w:r>
       </w:del>
       <w:del w:id="1127" w:author="PR Preview" w:date="2026-01-01T00:00:00Z">
-        <w:r>
-          <w:delText xml:space="preserve"> </w:delText>
-        </w:r>
-      </w:del>
-      <w:del w:id="1128" w:author="PR Preview" w:date="2026-01-01T00:00:00Z">
-        <w:r>
-          <w:delText xml:space="preserve">Consider two estimators of</w:delText>
-        </w:r>
-      </w:del>
-      <w:del w:id="1129" w:author="PR Preview" w:date="2026-01-01T00:00:00Z">
         <w:r>
           <w:delText xml:space="preserve"> </w:delText>
         </w:r>
@@ -22726,7 +22714,7 @@
           </m:sup>
         </m:sSup>
       </m:oMath>
-      <w:del w:id="1130" w:author="PR Preview" w:date="2026-01-01T00:00:00Z">
+      <w:del w:id="1128" w:author="PR Preview" w:date="2026-01-01T00:00:00Z">
         <w:r>
           <w:delText xml:space="preserve">:</w:delText>
         </w:r>
@@ -22736,7 +22724,7 @@
       <w:pPr>
         <w:pStyle w:val="FirstParagraph"/>
       </w:pPr>
-      <w:ins w:id="1131" w:author="PR Preview" w:date="2026-01-01T00:00:00Z">
+      <w:ins w:id="1129" w:author="PR Preview" w:date="2026-01-01T00:00:00Z">
         <w:r>
           <w:rPr>
             <w:b/>
@@ -22745,23 +22733,23 @@
           <w:t xml:space="preserve">Example 10 (The sample mean is unbiased)</w:t>
         </w:r>
       </w:ins>
+      <w:ins w:id="1130" w:author="PR Preview" w:date="2026-01-01T00:00:00Z">
+        <w:r>
+          <w:t xml:space="preserve"> </w:t>
+        </w:r>
+      </w:ins>
+      <w:ins w:id="1131" w:author="PR Preview" w:date="2026-01-01T00:00:00Z">
+        <w:r>
+          <w:t xml:space="preserve">By</w:t>
+        </w:r>
+      </w:ins>
       <w:ins w:id="1132" w:author="PR Preview" w:date="2026-01-01T00:00:00Z">
         <w:r>
           <w:t xml:space="preserve"> </w:t>
         </w:r>
       </w:ins>
-      <w:ins w:id="1133" w:author="PR Preview" w:date="2026-01-01T00:00:00Z">
-        <w:r>
-          <w:t xml:space="preserve">By</w:t>
-        </w:r>
-      </w:ins>
-      <w:ins w:id="1134" w:author="PR Preview" w:date="2026-01-01T00:00:00Z">
-        <w:r>
-          <w:t xml:space="preserve"> </w:t>
-        </w:r>
-      </w:ins>
       <w:hyperlink w:anchor="exm-bias-sample-mean">
-        <w:ins w:id="1135" w:author="PR Preview" w:date="2026-01-01T00:00:00Z">
+        <w:ins w:id="1133" w:author="PR Preview" w:date="2026-01-01T00:00:00Z">
           <w:r>
             <w:rPr>
               <w:rStyle w:val="Hyperlink"/>
@@ -22770,12 +22758,12 @@
           </w:r>
         </w:ins>
       </w:hyperlink>
-      <w:ins w:id="1136" w:author="PR Preview" w:date="2026-01-01T00:00:00Z">
+      <w:ins w:id="1134" w:author="PR Preview" w:date="2026-01-01T00:00:00Z">
         <w:r>
           <w:t xml:space="preserve">,</w:t>
         </w:r>
       </w:ins>
-      <w:ins w:id="1137" w:author="PR Preview" w:date="2026-01-01T00:00:00Z">
+      <w:ins w:id="1135" w:author="PR Preview" w:date="2026-01-01T00:00:00Z">
         <w:r>
           <w:t xml:space="preserve"> </w:t>
         </w:r>
@@ -22823,17 +22811,17 @@
           <m:t>0</m:t>
         </m:r>
       </m:oMath>
+      <w:ins w:id="1136" w:author="PR Preview" w:date="2026-01-01T00:00:00Z">
+        <w:r>
+          <w:t xml:space="preserve"> </w:t>
+        </w:r>
+      </w:ins>
+      <w:ins w:id="1137" w:author="PR Preview" w:date="2026-01-01T00:00:00Z">
+        <w:r>
+          <w:t xml:space="preserve">and</w:t>
+        </w:r>
+      </w:ins>
       <w:ins w:id="1138" w:author="PR Preview" w:date="2026-01-01T00:00:00Z">
-        <w:r>
-          <w:t xml:space="preserve"> </w:t>
-        </w:r>
-      </w:ins>
-      <w:ins w:id="1139" w:author="PR Preview" w:date="2026-01-01T00:00:00Z">
-        <w:r>
-          <w:t xml:space="preserve">and</w:t>
-        </w:r>
-      </w:ins>
-      <w:ins w:id="1140" w:author="PR Preview" w:date="2026-01-01T00:00:00Z">
         <w:r>
           <w:t xml:space="preserve"> </w:t>
         </w:r>
@@ -22883,22 +22871,22 @@
           <m:t>0</m:t>
         </m:r>
       </m:oMath>
+      <w:ins w:id="1139" w:author="PR Preview" w:date="2026-01-01T00:00:00Z">
+        <w:r>
+          <w:t xml:space="preserve">,</w:t>
+        </w:r>
+      </w:ins>
+      <w:ins w:id="1140" w:author="PR Preview" w:date="2026-01-01T00:00:00Z">
+        <w:r>
+          <w:t xml:space="preserve"> </w:t>
+        </w:r>
+      </w:ins>
       <w:ins w:id="1141" w:author="PR Preview" w:date="2026-01-01T00:00:00Z">
         <w:r>
-          <w:t xml:space="preserve">,</w:t>
+          <w:t xml:space="preserve">so both the sample mean</w:t>
         </w:r>
       </w:ins>
       <w:ins w:id="1142" w:author="PR Preview" w:date="2026-01-01T00:00:00Z">
-        <w:r>
-          <w:t xml:space="preserve"> </w:t>
-        </w:r>
-      </w:ins>
-      <w:ins w:id="1143" w:author="PR Preview" w:date="2026-01-01T00:00:00Z">
-        <w:r>
-          <w:t xml:space="preserve">so both the sample mean</w:t>
-        </w:r>
-      </w:ins>
-      <w:ins w:id="1144" w:author="PR Preview" w:date="2026-01-01T00:00:00Z">
         <w:r>
           <w:t xml:space="preserve"> </w:t>
         </w:r>
@@ -22915,17 +22903,17 @@
           </m:e>
         </m:acc>
       </m:oMath>
+      <w:ins w:id="1143" w:author="PR Preview" w:date="2026-01-01T00:00:00Z">
+        <w:r>
+          <w:t xml:space="preserve"> </w:t>
+        </w:r>
+      </w:ins>
+      <w:ins w:id="1144" w:author="PR Preview" w:date="2026-01-01T00:00:00Z">
+        <w:r>
+          <w:t xml:space="preserve">and the single-observation estimator</w:t>
+        </w:r>
+      </w:ins>
       <w:ins w:id="1145" w:author="PR Preview" w:date="2026-01-01T00:00:00Z">
-        <w:r>
-          <w:t xml:space="preserve"> </w:t>
-        </w:r>
-      </w:ins>
-      <w:ins w:id="1146" w:author="PR Preview" w:date="2026-01-01T00:00:00Z">
-        <w:r>
-          <w:t xml:space="preserve">and the single-observation estimator</w:t>
-        </w:r>
-      </w:ins>
-      <w:ins w:id="1147" w:author="PR Preview" w:date="2026-01-01T00:00:00Z">
         <w:r>
           <w:t xml:space="preserve"> </w:t>
         </w:r>
@@ -22944,23 +22932,23 @@
           </m:sub>
         </m:sSub>
       </m:oMath>
+      <w:ins w:id="1146" w:author="PR Preview" w:date="2026-01-01T00:00:00Z">
+        <w:r>
+          <w:t xml:space="preserve"> </w:t>
+        </w:r>
+      </w:ins>
+      <w:ins w:id="1147" w:author="PR Preview" w:date="2026-01-01T00:00:00Z">
+        <w:r>
+          <w:t xml:space="preserve">are</w:t>
+        </w:r>
+      </w:ins>
       <w:ins w:id="1148" w:author="PR Preview" w:date="2026-01-01T00:00:00Z">
         <w:r>
           <w:t xml:space="preserve"> </w:t>
         </w:r>
       </w:ins>
-      <w:ins w:id="1149" w:author="PR Preview" w:date="2026-01-01T00:00:00Z">
-        <w:r>
-          <w:t xml:space="preserve">are</w:t>
-        </w:r>
-      </w:ins>
-      <w:ins w:id="1150" w:author="PR Preview" w:date="2026-01-01T00:00:00Z">
-        <w:r>
-          <w:t xml:space="preserve"> </w:t>
-        </w:r>
-      </w:ins>
       <w:hyperlink w:anchor="def-unbiased">
-        <w:ins w:id="1151" w:author="PR Preview" w:date="2026-01-01T00:00:00Z">
+        <w:ins w:id="1149" w:author="PR Preview" w:date="2026-01-01T00:00:00Z">
           <w:r>
             <w:rPr>
               <w:rStyle w:val="Hyperlink"/>
@@ -22969,27 +22957,27 @@
           </w:r>
         </w:ins>
       </w:hyperlink>
+      <w:ins w:id="1150" w:author="PR Preview" w:date="2026-01-01T00:00:00Z">
+        <w:r>
+          <w:t xml:space="preserve"> </w:t>
+        </w:r>
+      </w:ins>
+      <w:ins w:id="1151" w:author="PR Preview" w:date="2026-01-01T00:00:00Z">
+        <w:r>
+          <w:t xml:space="preserve">estimators of</w:t>
+        </w:r>
+      </w:ins>
       <w:ins w:id="1152" w:author="PR Preview" w:date="2026-01-01T00:00:00Z">
         <w:r>
           <w:t xml:space="preserve"> </w:t>
         </w:r>
       </w:ins>
+      <m:oMath>
+        <m:r>
+          <m:t>μ</m:t>
+        </m:r>
+      </m:oMath>
       <w:ins w:id="1153" w:author="PR Preview" w:date="2026-01-01T00:00:00Z">
-        <w:r>
-          <w:t xml:space="preserve">estimators of</w:t>
-        </w:r>
-      </w:ins>
-      <w:ins w:id="1154" w:author="PR Preview" w:date="2026-01-01T00:00:00Z">
-        <w:r>
-          <w:t xml:space="preserve"> </w:t>
-        </w:r>
-      </w:ins>
-      <m:oMath>
-        <m:r>
-          <m:t>μ</m:t>
-        </m:r>
-      </m:oMath>
-      <w:ins w:id="1155" w:author="PR Preview" w:date="2026-01-01T00:00:00Z">
         <w:r>
           <w:t xml:space="preserve">.</w:t>
         </w:r>
@@ -23001,7 +22989,7 @@
       <w:pPr>
         <w:pStyle w:val="BodyText"/>
       </w:pPr>
-      <w:ins w:id="1156" w:author="PR Preview" w:date="2026-01-01T00:00:00Z">
+      <w:ins w:id="1154" w:author="PR Preview" w:date="2026-01-01T00:00:00Z">
         <w:r>
           <w:rPr>
             <w:b/>
@@ -23010,17 +22998,17 @@
           <w:t xml:space="preserve">Example 11 (A biased estimator of the variance)</w:t>
         </w:r>
       </w:ins>
+      <w:ins w:id="1155" w:author="PR Preview" w:date="2026-01-01T00:00:00Z">
+        <w:r>
+          <w:t xml:space="preserve"> </w:t>
+        </w:r>
+      </w:ins>
+      <w:ins w:id="1156" w:author="PR Preview" w:date="2026-01-01T00:00:00Z">
+        <w:r>
+          <w:t xml:space="preserve">Let</w:t>
+        </w:r>
+      </w:ins>
       <w:ins w:id="1157" w:author="PR Preview" w:date="2026-01-01T00:00:00Z">
-        <w:r>
-          <w:t xml:space="preserve"> </w:t>
-        </w:r>
-      </w:ins>
-      <w:ins w:id="1158" w:author="PR Preview" w:date="2026-01-01T00:00:00Z">
-        <w:r>
-          <w:t xml:space="preserve">Let</w:t>
-        </w:r>
-      </w:ins>
-      <w:ins w:id="1159" w:author="PR Preview" w:date="2026-01-01T00:00:00Z">
         <w:r>
           <w:t xml:space="preserve"> </w:t>
         </w:r>
@@ -23069,6 +23057,16 @@
           </m:sub>
         </m:sSub>
       </m:oMath>
+      <w:ins w:id="1158" w:author="PR Preview" w:date="2026-01-01T00:00:00Z">
+        <w:r>
+          <w:t xml:space="preserve"> </w:t>
+        </w:r>
+      </w:ins>
+      <w:ins w:id="1159" w:author="PR Preview" w:date="2026-01-01T00:00:00Z">
+        <w:r>
+          <w:t xml:space="preserve">be mutually independent,</w:t>
+        </w:r>
+      </w:ins>
       <w:ins w:id="1160" w:author="PR Preview" w:date="2026-01-01T00:00:00Z">
         <w:r>
           <w:t xml:space="preserve"> </w:t>
@@ -23076,7 +23074,7 @@
       </w:ins>
       <w:ins w:id="1161" w:author="PR Preview" w:date="2026-01-01T00:00:00Z">
         <w:r>
-          <w:t xml:space="preserve">be mutually independent,</w:t>
+          <w:t xml:space="preserve">each with expectation</w:t>
         </w:r>
       </w:ins>
       <w:ins w:id="1162" w:author="PR Preview" w:date="2026-01-01T00:00:00Z">
@@ -23084,32 +23082,22 @@
           <w:t xml:space="preserve"> </w:t>
         </w:r>
       </w:ins>
+      <m:oMath>
+        <m:r>
+          <m:t>μ</m:t>
+        </m:r>
+      </m:oMath>
       <w:ins w:id="1163" w:author="PR Preview" w:date="2026-01-01T00:00:00Z">
         <w:r>
-          <w:t xml:space="preserve">each with expectation</w:t>
+          <w:t xml:space="preserve"> </w:t>
         </w:r>
       </w:ins>
       <w:ins w:id="1164" w:author="PR Preview" w:date="2026-01-01T00:00:00Z">
         <w:r>
-          <w:t xml:space="preserve"> </w:t>
-        </w:r>
-      </w:ins>
-      <m:oMath>
-        <m:r>
-          <m:t>μ</m:t>
-        </m:r>
-      </m:oMath>
+          <w:t xml:space="preserve">and variance</w:t>
+        </w:r>
+      </w:ins>
       <w:ins w:id="1165" w:author="PR Preview" w:date="2026-01-01T00:00:00Z">
-        <w:r>
-          <w:t xml:space="preserve"> </w:t>
-        </w:r>
-      </w:ins>
-      <w:ins w:id="1166" w:author="PR Preview" w:date="2026-01-01T00:00:00Z">
-        <w:r>
-          <w:t xml:space="preserve">and variance</w:t>
-        </w:r>
-      </w:ins>
-      <w:ins w:id="1167" w:author="PR Preview" w:date="2026-01-01T00:00:00Z">
         <w:r>
           <w:t xml:space="preserve"> </w:t>
         </w:r>
@@ -23128,22 +23116,22 @@
           </m:sup>
         </m:sSup>
       </m:oMath>
+      <w:ins w:id="1166" w:author="PR Preview" w:date="2026-01-01T00:00:00Z">
+        <w:r>
+          <w:t xml:space="preserve">,</w:t>
+        </w:r>
+      </w:ins>
+      <w:ins w:id="1167" w:author="PR Preview" w:date="2026-01-01T00:00:00Z">
+        <w:r>
+          <w:t xml:space="preserve"> </w:t>
+        </w:r>
+      </w:ins>
       <w:ins w:id="1168" w:author="PR Preview" w:date="2026-01-01T00:00:00Z">
         <w:r>
-          <w:t xml:space="preserve">,</w:t>
+          <w:t xml:space="preserve">and let</w:t>
         </w:r>
       </w:ins>
       <w:ins w:id="1169" w:author="PR Preview" w:date="2026-01-01T00:00:00Z">
-        <w:r>
-          <w:t xml:space="preserve"> </w:t>
-        </w:r>
-      </w:ins>
-      <w:ins w:id="1170" w:author="PR Preview" w:date="2026-01-01T00:00:00Z">
-        <w:r>
-          <w:t xml:space="preserve">and let</w:t>
-        </w:r>
-      </w:ins>
-      <w:ins w:id="1171" w:author="PR Preview" w:date="2026-01-01T00:00:00Z">
         <w:r>
           <w:t xml:space="preserve"> </w:t>
         </w:r>
@@ -23162,22 +23150,22 @@
           <m:t>2</m:t>
         </m:r>
       </m:oMath>
+      <w:ins w:id="1170" w:author="PR Preview" w:date="2026-01-01T00:00:00Z">
+        <w:r>
+          <w:t xml:space="preserve">.</w:t>
+        </w:r>
+      </w:ins>
+      <w:ins w:id="1171" w:author="PR Preview" w:date="2026-01-01T00:00:00Z">
+        <w:r>
+          <w:t xml:space="preserve"> </w:t>
+        </w:r>
+      </w:ins>
       <w:ins w:id="1172" w:author="PR Preview" w:date="2026-01-01T00:00:00Z">
         <w:r>
-          <w:t xml:space="preserve">.</w:t>
+          <w:t xml:space="preserve">Consider two estimators of</w:t>
         </w:r>
       </w:ins>
       <w:ins w:id="1173" w:author="PR Preview" w:date="2026-01-01T00:00:00Z">
-        <w:r>
-          <w:t xml:space="preserve"> </w:t>
-        </w:r>
-      </w:ins>
-      <w:ins w:id="1174" w:author="PR Preview" w:date="2026-01-01T00:00:00Z">
-        <w:r>
-          <w:t xml:space="preserve">Consider two estimators of</w:t>
-        </w:r>
-      </w:ins>
-      <w:ins w:id="1175" w:author="PR Preview" w:date="2026-01-01T00:00:00Z">
         <w:r>
           <w:t xml:space="preserve"> </w:t>
         </w:r>
@@ -23196,7 +23184,7 @@
           </m:sup>
         </m:sSup>
       </m:oMath>
-      <w:ins w:id="1176" w:author="PR Preview" w:date="2026-01-01T00:00:00Z">
+      <w:ins w:id="1174" w:author="PR Preview" w:date="2026-01-01T00:00:00Z">
         <w:r>
           <w:t xml:space="preserve">:</w:t>
         </w:r>
@@ -24061,18 +24049,18 @@
       <w:pPr>
         <w:pStyle w:val="FirstParagraph"/>
       </w:pPr>
-      <w:del w:id="1177" w:author="PR Preview" w:date="2026-01-01T00:00:00Z">
+      <w:del w:id="1175" w:author="PR Preview" w:date="2026-01-01T00:00:00Z">
         <w:r>
           <w:delText xml:space="preserve">(by</w:delText>
         </w:r>
       </w:del>
-      <w:del w:id="1178" w:author="PR Preview" w:date="2026-01-01T00:00:00Z">
+      <w:del w:id="1176" w:author="PR Preview" w:date="2026-01-01T00:00:00Z">
         <w:r>
           <w:delText xml:space="preserve"> </w:delText>
         </w:r>
       </w:del>
       <w:hyperlink w:anchor="exm-mse-sample-mean">
-        <w:del w:id="1179" w:author="PR Preview" w:date="2026-01-01T00:00:00Z">
+        <w:del w:id="1177" w:author="PR Preview" w:date="2026-01-01T00:00:00Z">
           <w:r>
             <w:rPr>
               <w:rStyle w:val="Hyperlink"/>
@@ -24081,23 +24069,23 @@
           </w:r>
         </w:del>
       </w:hyperlink>
+      <w:del w:id="1178" w:author="PR Preview" w:date="2026-01-01T00:00:00Z">
+        <w:r>
+          <w:delText xml:space="preserve"> </w:delText>
+        </w:r>
+      </w:del>
+      <w:del w:id="1179" w:author="PR Preview" w:date="2026-01-01T00:00:00Z">
+        <w:r>
+          <w:delText xml:space="preserve">and</w:delText>
+        </w:r>
+      </w:del>
       <w:del w:id="1180" w:author="PR Preview" w:date="2026-01-01T00:00:00Z">
         <w:r>
           <w:delText xml:space="preserve"> </w:delText>
         </w:r>
       </w:del>
-      <w:del w:id="1181" w:author="PR Preview" w:date="2026-01-01T00:00:00Z">
-        <w:r>
-          <w:delText xml:space="preserve">and</w:delText>
-        </w:r>
-      </w:del>
-      <w:del w:id="1182" w:author="PR Preview" w:date="2026-01-01T00:00:00Z">
-        <w:r>
-          <w:delText xml:space="preserve"> </w:delText>
-        </w:r>
-      </w:del>
       <w:hyperlink w:anchor="exm-bias-sample-mean">
-        <w:del w:id="1183" w:author="PR Preview" w:date="2026-01-01T00:00:00Z">
+        <w:del w:id="1181" w:author="PR Preview" w:date="2026-01-01T00:00:00Z">
           <w:r>
             <w:rPr>
               <w:rStyle w:val="Hyperlink"/>
@@ -24106,7 +24094,7 @@
           </w:r>
         </w:del>
       </w:hyperlink>
-      <w:del w:id="1184" w:author="PR Preview" w:date="2026-01-01T00:00:00Z">
+      <w:del w:id="1182" w:author="PR Preview" w:date="2026-01-01T00:00:00Z">
         <w:r>
           <w:delText xml:space="preserve">):</w:delText>
         </w:r>
@@ -24116,18 +24104,18 @@
       <w:pPr>
         <w:pStyle w:val="FirstParagraph"/>
       </w:pPr>
-      <w:ins w:id="1185" w:author="PR Preview" w:date="2026-01-01T00:00:00Z">
+      <w:ins w:id="1183" w:author="PR Preview" w:date="2026-01-01T00:00:00Z">
         <w:r>
           <w:t xml:space="preserve">(by</w:t>
         </w:r>
       </w:ins>
-      <w:ins w:id="1186" w:author="PR Preview" w:date="2026-01-01T00:00:00Z">
+      <w:ins w:id="1184" w:author="PR Preview" w:date="2026-01-01T00:00:00Z">
         <w:r>
           <w:t xml:space="preserve"> </w:t>
         </w:r>
       </w:ins>
       <w:hyperlink w:anchor="exm-mse-sample-mean">
-        <w:ins w:id="1187" w:author="PR Preview" w:date="2026-01-01T00:00:00Z">
+        <w:ins w:id="1185" w:author="PR Preview" w:date="2026-01-01T00:00:00Z">
           <w:r>
             <w:rPr>
               <w:rStyle w:val="Hyperlink"/>
@@ -24136,23 +24124,23 @@
           </w:r>
         </w:ins>
       </w:hyperlink>
+      <w:ins w:id="1186" w:author="PR Preview" w:date="2026-01-01T00:00:00Z">
+        <w:r>
+          <w:t xml:space="preserve"> </w:t>
+        </w:r>
+      </w:ins>
+      <w:ins w:id="1187" w:author="PR Preview" w:date="2026-01-01T00:00:00Z">
+        <w:r>
+          <w:t xml:space="preserve">and</w:t>
+        </w:r>
+      </w:ins>
       <w:ins w:id="1188" w:author="PR Preview" w:date="2026-01-01T00:00:00Z">
         <w:r>
           <w:t xml:space="preserve"> </w:t>
         </w:r>
       </w:ins>
-      <w:ins w:id="1189" w:author="PR Preview" w:date="2026-01-01T00:00:00Z">
-        <w:r>
-          <w:t xml:space="preserve">and</w:t>
-        </w:r>
-      </w:ins>
-      <w:ins w:id="1190" w:author="PR Preview" w:date="2026-01-01T00:00:00Z">
-        <w:r>
-          <w:t xml:space="preserve"> </w:t>
-        </w:r>
-      </w:ins>
       <w:hyperlink w:anchor="exm-bias-sample-mean">
-        <w:ins w:id="1191" w:author="PR Preview" w:date="2026-01-01T00:00:00Z">
+        <w:ins w:id="1189" w:author="PR Preview" w:date="2026-01-01T00:00:00Z">
           <w:r>
             <w:rPr>
               <w:rStyle w:val="Hyperlink"/>
@@ -24161,7 +24149,7 @@
           </w:r>
         </w:ins>
       </w:hyperlink>
-      <w:ins w:id="1192" w:author="PR Preview" w:date="2026-01-01T00:00:00Z">
+      <w:ins w:id="1190" w:author="PR Preview" w:date="2026-01-01T00:00:00Z">
         <w:r>
           <w:t xml:space="preserve">):</w:t>
         </w:r>
@@ -27582,18 +27570,18 @@
       <w:pPr>
         <w:pStyle w:val="FirstParagraph"/>
       </w:pPr>
-      <w:del w:id="1193" w:author="PR Preview" w:date="2026-01-01T00:00:00Z">
+      <w:del w:id="1191" w:author="PR Preview" w:date="2026-01-01T00:00:00Z">
         <w:r>
           <w:delText xml:space="preserve">and by</w:delText>
         </w:r>
       </w:del>
-      <w:del w:id="1194" w:author="PR Preview" w:date="2026-01-01T00:00:00Z">
+      <w:del w:id="1192" w:author="PR Preview" w:date="2026-01-01T00:00:00Z">
         <w:r>
           <w:delText xml:space="preserve"> </w:delText>
         </w:r>
       </w:del>
       <w:hyperlink w:anchor="thm-bias-exprs">
-        <w:del w:id="1195" w:author="PR Preview" w:date="2026-01-01T00:00:00Z">
+        <w:del w:id="1193" w:author="PR Preview" w:date="2026-01-01T00:00:00Z">
           <w:r>
             <w:rPr>
               <w:rStyle w:val="Hyperlink"/>
@@ -27602,12 +27590,12 @@
           </w:r>
         </w:del>
       </w:hyperlink>
-      <w:del w:id="1196" w:author="PR Preview" w:date="2026-01-01T00:00:00Z">
+      <w:del w:id="1194" w:author="PR Preview" w:date="2026-01-01T00:00:00Z">
         <w:r>
           <w:delText xml:space="preserve">,</w:delText>
         </w:r>
       </w:del>
-      <w:del w:id="1197" w:author="PR Preview" w:date="2026-01-01T00:00:00Z">
+      <w:del w:id="1195" w:author="PR Preview" w:date="2026-01-01T00:00:00Z">
         <w:r>
           <w:delText xml:space="preserve"> </w:delText>
         </w:r>
@@ -27657,9 +27645,19 @@
           <m:t>0</m:t>
         </m:r>
       </m:oMath>
+      <w:del w:id="1196" w:author="PR Preview" w:date="2026-01-01T00:00:00Z">
+        <w:r>
+          <w:delText xml:space="preserve">:</w:delText>
+        </w:r>
+      </w:del>
+      <w:del w:id="1197" w:author="PR Preview" w:date="2026-01-01T00:00:00Z">
+        <w:r>
+          <w:delText xml:space="preserve"> </w:delText>
+        </w:r>
+      </w:del>
       <w:del w:id="1198" w:author="PR Preview" w:date="2026-01-01T00:00:00Z">
         <w:r>
-          <w:delText xml:space="preserve">:</w:delText>
+          <w:delText xml:space="preserve">the sample variance is</w:delText>
         </w:r>
       </w:del>
       <w:del w:id="1199" w:author="PR Preview" w:date="2026-01-01T00:00:00Z">
@@ -27667,18 +27665,8 @@
           <w:delText xml:space="preserve"> </w:delText>
         </w:r>
       </w:del>
-      <w:del w:id="1200" w:author="PR Preview" w:date="2026-01-01T00:00:00Z">
-        <w:r>
-          <w:delText xml:space="preserve">the sample variance is</w:delText>
-        </w:r>
-      </w:del>
-      <w:del w:id="1201" w:author="PR Preview" w:date="2026-01-01T00:00:00Z">
-        <w:r>
-          <w:delText xml:space="preserve"> </w:delText>
-        </w:r>
-      </w:del>
       <w:hyperlink w:anchor="def-unbiased">
-        <w:del w:id="1202" w:author="PR Preview" w:date="2026-01-01T00:00:00Z">
+        <w:del w:id="1200" w:author="PR Preview" w:date="2026-01-01T00:00:00Z">
           <w:r>
             <w:rPr>
               <w:rStyle w:val="Hyperlink"/>
@@ -27687,7 +27675,7 @@
           </w:r>
         </w:del>
       </w:hyperlink>
-      <w:del w:id="1203" w:author="PR Preview" w:date="2026-01-01T00:00:00Z">
+      <w:del w:id="1201" w:author="PR Preview" w:date="2026-01-01T00:00:00Z">
         <w:r>
           <w:delText xml:space="preserve">.</w:delText>
         </w:r>
@@ -27697,18 +27685,18 @@
       <w:pPr>
         <w:pStyle w:val="FirstParagraph"/>
       </w:pPr>
-      <w:ins w:id="1204" w:author="PR Preview" w:date="2026-01-01T00:00:00Z">
+      <w:ins w:id="1202" w:author="PR Preview" w:date="2026-01-01T00:00:00Z">
         <w:r>
           <w:t xml:space="preserve">and by</w:t>
         </w:r>
       </w:ins>
-      <w:ins w:id="1205" w:author="PR Preview" w:date="2026-01-01T00:00:00Z">
+      <w:ins w:id="1203" w:author="PR Preview" w:date="2026-01-01T00:00:00Z">
         <w:r>
           <w:t xml:space="preserve"> </w:t>
         </w:r>
       </w:ins>
       <w:hyperlink w:anchor="thm-bias-exprs">
-        <w:ins w:id="1206" w:author="PR Preview" w:date="2026-01-01T00:00:00Z">
+        <w:ins w:id="1204" w:author="PR Preview" w:date="2026-01-01T00:00:00Z">
           <w:r>
             <w:rPr>
               <w:rStyle w:val="Hyperlink"/>
@@ -27717,12 +27705,12 @@
           </w:r>
         </w:ins>
       </w:hyperlink>
-      <w:ins w:id="1207" w:author="PR Preview" w:date="2026-01-01T00:00:00Z">
+      <w:ins w:id="1205" w:author="PR Preview" w:date="2026-01-01T00:00:00Z">
         <w:r>
           <w:t xml:space="preserve">,</w:t>
         </w:r>
       </w:ins>
-      <w:ins w:id="1208" w:author="PR Preview" w:date="2026-01-01T00:00:00Z">
+      <w:ins w:id="1206" w:author="PR Preview" w:date="2026-01-01T00:00:00Z">
         <w:r>
           <w:t xml:space="preserve"> </w:t>
         </w:r>
@@ -27772,9 +27760,19 @@
           <m:t>0</m:t>
         </m:r>
       </m:oMath>
+      <w:ins w:id="1207" w:author="PR Preview" w:date="2026-01-01T00:00:00Z">
+        <w:r>
+          <w:t xml:space="preserve">:</w:t>
+        </w:r>
+      </w:ins>
+      <w:ins w:id="1208" w:author="PR Preview" w:date="2026-01-01T00:00:00Z">
+        <w:r>
+          <w:t xml:space="preserve"> </w:t>
+        </w:r>
+      </w:ins>
       <w:ins w:id="1209" w:author="PR Preview" w:date="2026-01-01T00:00:00Z">
         <w:r>
-          <w:t xml:space="preserve">:</w:t>
+          <w:t xml:space="preserve">the sample variance is</w:t>
         </w:r>
       </w:ins>
       <w:ins w:id="1210" w:author="PR Preview" w:date="2026-01-01T00:00:00Z">
@@ -27782,18 +27780,8 @@
           <w:t xml:space="preserve"> </w:t>
         </w:r>
       </w:ins>
-      <w:ins w:id="1211" w:author="PR Preview" w:date="2026-01-01T00:00:00Z">
-        <w:r>
-          <w:t xml:space="preserve">the sample variance is</w:t>
-        </w:r>
-      </w:ins>
-      <w:ins w:id="1212" w:author="PR Preview" w:date="2026-01-01T00:00:00Z">
-        <w:r>
-          <w:t xml:space="preserve"> </w:t>
-        </w:r>
-      </w:ins>
       <w:hyperlink w:anchor="def-unbiased">
-        <w:ins w:id="1213" w:author="PR Preview" w:date="2026-01-01T00:00:00Z">
+        <w:ins w:id="1211" w:author="PR Preview" w:date="2026-01-01T00:00:00Z">
           <w:r>
             <w:rPr>
               <w:rStyle w:val="Hyperlink"/>
@@ -27802,7 +27790,7 @@
           </w:r>
         </w:ins>
       </w:hyperlink>
-      <w:ins w:id="1214" w:author="PR Preview" w:date="2026-01-01T00:00:00Z">
+      <w:ins w:id="1212" w:author="PR Preview" w:date="2026-01-01T00:00:00Z">
         <w:r>
           <w:t xml:space="preserve">.</w:t>
         </w:r>
@@ -28602,7 +28590,7 @@
       <w:pPr>
         <w:pStyle w:val="BodyText"/>
       </w:pPr>
-      <w:del w:id="1215" w:author="PR Preview" w:date="2026-01-01T00:00:00Z">
+      <w:del w:id="1213" w:author="PR Preview" w:date="2026-01-01T00:00:00Z">
         <w:r>
           <w:rPr>
             <w:b/>
@@ -28611,23 +28599,23 @@
           <w:delText xml:space="preserve">Exercise 6 (Expected value of an unbiased estimator)</w:delText>
         </w:r>
       </w:del>
+      <w:del w:id="1214" w:author="PR Preview" w:date="2026-01-01T00:00:00Z">
+        <w:r>
+          <w:delText xml:space="preserve"> </w:delText>
+        </w:r>
+      </w:del>
+      <w:del w:id="1215" w:author="PR Preview" w:date="2026-01-01T00:00:00Z">
+        <w:r>
+          <w:delText xml:space="preserve">Using</w:delText>
+        </w:r>
+      </w:del>
       <w:del w:id="1216" w:author="PR Preview" w:date="2026-01-01T00:00:00Z">
         <w:r>
           <w:delText xml:space="preserve"> </w:delText>
         </w:r>
       </w:del>
-      <w:del w:id="1217" w:author="PR Preview" w:date="2026-01-01T00:00:00Z">
-        <w:r>
-          <w:delText xml:space="preserve">Using</w:delText>
-        </w:r>
-      </w:del>
-      <w:del w:id="1218" w:author="PR Preview" w:date="2026-01-01T00:00:00Z">
-        <w:r>
-          <w:delText xml:space="preserve"> </w:delText>
-        </w:r>
-      </w:del>
       <w:hyperlink w:anchor="thm-bias-exprs">
-        <w:del w:id="1219" w:author="PR Preview" w:date="2026-01-01T00:00:00Z">
+        <w:del w:id="1217" w:author="PR Preview" w:date="2026-01-01T00:00:00Z">
           <w:r>
             <w:rPr>
               <w:rStyle w:val="Hyperlink"/>
@@ -28636,22 +28624,22 @@
           </w:r>
         </w:del>
       </w:hyperlink>
+      <w:del w:id="1218" w:author="PR Preview" w:date="2026-01-01T00:00:00Z">
+        <w:r>
+          <w:delText xml:space="preserve">,</w:delText>
+        </w:r>
+      </w:del>
+      <w:del w:id="1219" w:author="PR Preview" w:date="2026-01-01T00:00:00Z">
+        <w:r>
+          <w:delText xml:space="preserve"> </w:delText>
+        </w:r>
+      </w:del>
       <w:del w:id="1220" w:author="PR Preview" w:date="2026-01-01T00:00:00Z">
         <w:r>
-          <w:delText xml:space="preserve">,</w:delText>
+          <w:delText xml:space="preserve">find</w:delText>
         </w:r>
       </w:del>
       <w:del w:id="1221" w:author="PR Preview" w:date="2026-01-01T00:00:00Z">
-        <w:r>
-          <w:delText xml:space="preserve"> </w:delText>
-        </w:r>
-      </w:del>
-      <w:del w:id="1222" w:author="PR Preview" w:date="2026-01-01T00:00:00Z">
-        <w:r>
-          <w:delText xml:space="preserve">find</w:delText>
-        </w:r>
-      </w:del>
-      <w:del w:id="1223" w:author="PR Preview" w:date="2026-01-01T00:00:00Z">
         <w:r>
           <w:delText xml:space="preserve"> </w:delText>
         </w:r>
@@ -28690,23 +28678,23 @@
           <m:t>​</m:t>
         </m:r>
       </m:oMath>
+      <w:del w:id="1222" w:author="PR Preview" w:date="2026-01-01T00:00:00Z">
+        <w:r>
+          <w:delText xml:space="preserve"> </w:delText>
+        </w:r>
+      </w:del>
+      <w:del w:id="1223" w:author="PR Preview" w:date="2026-01-01T00:00:00Z">
+        <w:r>
+          <w:delText xml:space="preserve">for an</w:delText>
+        </w:r>
+      </w:del>
       <w:del w:id="1224" w:author="PR Preview" w:date="2026-01-01T00:00:00Z">
         <w:r>
           <w:delText xml:space="preserve"> </w:delText>
         </w:r>
       </w:del>
-      <w:del w:id="1225" w:author="PR Preview" w:date="2026-01-01T00:00:00Z">
-        <w:r>
-          <w:delText xml:space="preserve">for an</w:delText>
-        </w:r>
-      </w:del>
-      <w:del w:id="1226" w:author="PR Preview" w:date="2026-01-01T00:00:00Z">
-        <w:r>
-          <w:delText xml:space="preserve"> </w:delText>
-        </w:r>
-      </w:del>
       <w:hyperlink w:anchor="def-unbiased">
-        <w:del w:id="1227" w:author="PR Preview" w:date="2026-01-01T00:00:00Z">
+        <w:del w:id="1225" w:author="PR Preview" w:date="2026-01-01T00:00:00Z">
           <w:r>
             <w:rPr>
               <w:rStyle w:val="Hyperlink"/>
@@ -28715,17 +28703,17 @@
           </w:r>
         </w:del>
       </w:hyperlink>
+      <w:del w:id="1226" w:author="PR Preview" w:date="2026-01-01T00:00:00Z">
+        <w:r>
+          <w:delText xml:space="preserve"> </w:delText>
+        </w:r>
+      </w:del>
+      <w:del w:id="1227" w:author="PR Preview" w:date="2026-01-01T00:00:00Z">
+        <w:r>
+          <w:delText xml:space="preserve">estimator</w:delText>
+        </w:r>
+      </w:del>
       <w:del w:id="1228" w:author="PR Preview" w:date="2026-01-01T00:00:00Z">
-        <w:r>
-          <w:delText xml:space="preserve"> </w:delText>
-        </w:r>
-      </w:del>
-      <w:del w:id="1229" w:author="PR Preview" w:date="2026-01-01T00:00:00Z">
-        <w:r>
-          <w:delText xml:space="preserve">estimator</w:delText>
-        </w:r>
-      </w:del>
-      <w:del w:id="1230" w:author="PR Preview" w:date="2026-01-01T00:00:00Z">
         <w:r>
           <w:delText xml:space="preserve"> </w:delText>
         </w:r>
@@ -28742,27 +28730,27 @@
           </m:e>
         </m:acc>
       </m:oMath>
+      <w:del w:id="1229" w:author="PR Preview" w:date="2026-01-01T00:00:00Z">
+        <w:r>
+          <w:delText xml:space="preserve"> </w:delText>
+        </w:r>
+      </w:del>
+      <w:del w:id="1230" w:author="PR Preview" w:date="2026-01-01T00:00:00Z">
+        <w:r>
+          <w:delText xml:space="preserve">of</w:delText>
+        </w:r>
+      </w:del>
       <w:del w:id="1231" w:author="PR Preview" w:date="2026-01-01T00:00:00Z">
         <w:r>
           <w:delText xml:space="preserve"> </w:delText>
         </w:r>
       </w:del>
+      <m:oMath>
+        <m:r>
+          <m:t>θ</m:t>
+        </m:r>
+      </m:oMath>
       <w:del w:id="1232" w:author="PR Preview" w:date="2026-01-01T00:00:00Z">
-        <w:r>
-          <w:delText xml:space="preserve">of</w:delText>
-        </w:r>
-      </w:del>
-      <w:del w:id="1233" w:author="PR Preview" w:date="2026-01-01T00:00:00Z">
-        <w:r>
-          <w:delText xml:space="preserve"> </w:delText>
-        </w:r>
-      </w:del>
-      <m:oMath>
-        <m:r>
-          <m:t>θ</m:t>
-        </m:r>
-      </m:oMath>
-      <w:del w:id="1234" w:author="PR Preview" w:date="2026-01-01T00:00:00Z">
         <w:r>
           <w:delText xml:space="preserve">.</w:delText>
         </w:r>
@@ -28772,7 +28760,7 @@
       <w:pPr>
         <w:pStyle w:val="BodyText"/>
       </w:pPr>
-      <w:ins w:id="1235" w:author="PR Preview" w:date="2026-01-01T00:00:00Z">
+      <w:ins w:id="1233" w:author="PR Preview" w:date="2026-01-01T00:00:00Z">
         <w:r>
           <w:rPr>
             <w:b/>
@@ -28781,23 +28769,23 @@
           <w:t xml:space="preserve">Exercise 5 (Expected value of an unbiased estimator)</w:t>
         </w:r>
       </w:ins>
+      <w:ins w:id="1234" w:author="PR Preview" w:date="2026-01-01T00:00:00Z">
+        <w:r>
+          <w:t xml:space="preserve"> </w:t>
+        </w:r>
+      </w:ins>
+      <w:ins w:id="1235" w:author="PR Preview" w:date="2026-01-01T00:00:00Z">
+        <w:r>
+          <w:t xml:space="preserve">Using</w:t>
+        </w:r>
+      </w:ins>
       <w:ins w:id="1236" w:author="PR Preview" w:date="2026-01-01T00:00:00Z">
         <w:r>
           <w:t xml:space="preserve"> </w:t>
         </w:r>
       </w:ins>
-      <w:ins w:id="1237" w:author="PR Preview" w:date="2026-01-01T00:00:00Z">
-        <w:r>
-          <w:t xml:space="preserve">Using</w:t>
-        </w:r>
-      </w:ins>
-      <w:ins w:id="1238" w:author="PR Preview" w:date="2026-01-01T00:00:00Z">
-        <w:r>
-          <w:t xml:space="preserve"> </w:t>
-        </w:r>
-      </w:ins>
       <w:hyperlink w:anchor="thm-bias-exprs">
-        <w:ins w:id="1239" w:author="PR Preview" w:date="2026-01-01T00:00:00Z">
+        <w:ins w:id="1237" w:author="PR Preview" w:date="2026-01-01T00:00:00Z">
           <w:r>
             <w:rPr>
               <w:rStyle w:val="Hyperlink"/>
@@ -28806,22 +28794,22 @@
           </w:r>
         </w:ins>
       </w:hyperlink>
+      <w:ins w:id="1238" w:author="PR Preview" w:date="2026-01-01T00:00:00Z">
+        <w:r>
+          <w:t xml:space="preserve">,</w:t>
+        </w:r>
+      </w:ins>
+      <w:ins w:id="1239" w:author="PR Preview" w:date="2026-01-01T00:00:00Z">
+        <w:r>
+          <w:t xml:space="preserve"> </w:t>
+        </w:r>
+      </w:ins>
       <w:ins w:id="1240" w:author="PR Preview" w:date="2026-01-01T00:00:00Z">
         <w:r>
-          <w:t xml:space="preserve">,</w:t>
+          <w:t xml:space="preserve">find</w:t>
         </w:r>
       </w:ins>
       <w:ins w:id="1241" w:author="PR Preview" w:date="2026-01-01T00:00:00Z">
-        <w:r>
-          <w:t xml:space="preserve"> </w:t>
-        </w:r>
-      </w:ins>
-      <w:ins w:id="1242" w:author="PR Preview" w:date="2026-01-01T00:00:00Z">
-        <w:r>
-          <w:t xml:space="preserve">find</w:t>
-        </w:r>
-      </w:ins>
-      <w:ins w:id="1243" w:author="PR Preview" w:date="2026-01-01T00:00:00Z">
         <w:r>
           <w:t xml:space="preserve"> </w:t>
         </w:r>
@@ -28860,23 +28848,23 @@
           <m:t>​</m:t>
         </m:r>
       </m:oMath>
+      <w:ins w:id="1242" w:author="PR Preview" w:date="2026-01-01T00:00:00Z">
+        <w:r>
+          <w:t xml:space="preserve"> </w:t>
+        </w:r>
+      </w:ins>
+      <w:ins w:id="1243" w:author="PR Preview" w:date="2026-01-01T00:00:00Z">
+        <w:r>
+          <w:t xml:space="preserve">for an</w:t>
+        </w:r>
+      </w:ins>
       <w:ins w:id="1244" w:author="PR Preview" w:date="2026-01-01T00:00:00Z">
         <w:r>
           <w:t xml:space="preserve"> </w:t>
         </w:r>
       </w:ins>
-      <w:ins w:id="1245" w:author="PR Preview" w:date="2026-01-01T00:00:00Z">
-        <w:r>
-          <w:t xml:space="preserve">for an</w:t>
-        </w:r>
-      </w:ins>
-      <w:ins w:id="1246" w:author="PR Preview" w:date="2026-01-01T00:00:00Z">
-        <w:r>
-          <w:t xml:space="preserve"> </w:t>
-        </w:r>
-      </w:ins>
       <w:hyperlink w:anchor="def-unbiased">
-        <w:ins w:id="1247" w:author="PR Preview" w:date="2026-01-01T00:00:00Z">
+        <w:ins w:id="1245" w:author="PR Preview" w:date="2026-01-01T00:00:00Z">
           <w:r>
             <w:rPr>
               <w:rStyle w:val="Hyperlink"/>
@@ -28885,17 +28873,17 @@
           </w:r>
         </w:ins>
       </w:hyperlink>
+      <w:ins w:id="1246" w:author="PR Preview" w:date="2026-01-01T00:00:00Z">
+        <w:r>
+          <w:t xml:space="preserve"> </w:t>
+        </w:r>
+      </w:ins>
+      <w:ins w:id="1247" w:author="PR Preview" w:date="2026-01-01T00:00:00Z">
+        <w:r>
+          <w:t xml:space="preserve">estimator</w:t>
+        </w:r>
+      </w:ins>
       <w:ins w:id="1248" w:author="PR Preview" w:date="2026-01-01T00:00:00Z">
-        <w:r>
-          <w:t xml:space="preserve"> </w:t>
-        </w:r>
-      </w:ins>
-      <w:ins w:id="1249" w:author="PR Preview" w:date="2026-01-01T00:00:00Z">
-        <w:r>
-          <w:t xml:space="preserve">estimator</w:t>
-        </w:r>
-      </w:ins>
-      <w:ins w:id="1250" w:author="PR Preview" w:date="2026-01-01T00:00:00Z">
         <w:r>
           <w:t xml:space="preserve"> </w:t>
         </w:r>
@@ -28912,27 +28900,27 @@
           </m:e>
         </m:acc>
       </m:oMath>
+      <w:ins w:id="1249" w:author="PR Preview" w:date="2026-01-01T00:00:00Z">
+        <w:r>
+          <w:t xml:space="preserve"> </w:t>
+        </w:r>
+      </w:ins>
+      <w:ins w:id="1250" w:author="PR Preview" w:date="2026-01-01T00:00:00Z">
+        <w:r>
+          <w:t xml:space="preserve">of</w:t>
+        </w:r>
+      </w:ins>
       <w:ins w:id="1251" w:author="PR Preview" w:date="2026-01-01T00:00:00Z">
         <w:r>
           <w:t xml:space="preserve"> </w:t>
         </w:r>
       </w:ins>
+      <m:oMath>
+        <m:r>
+          <m:t>θ</m:t>
+        </m:r>
+      </m:oMath>
       <w:ins w:id="1252" w:author="PR Preview" w:date="2026-01-01T00:00:00Z">
-        <w:r>
-          <w:t xml:space="preserve">of</w:t>
-        </w:r>
-      </w:ins>
-      <w:ins w:id="1253" w:author="PR Preview" w:date="2026-01-01T00:00:00Z">
-        <w:r>
-          <w:t xml:space="preserve"> </w:t>
-        </w:r>
-      </w:ins>
-      <m:oMath>
-        <m:r>
-          <m:t>θ</m:t>
-        </m:r>
-      </m:oMath>
-      <w:ins w:id="1254" w:author="PR Preview" w:date="2026-01-01T00:00:00Z">
         <w:r>
           <w:t xml:space="preserve">.</w:t>
         </w:r>
@@ -28944,7 +28932,7 @@
       <w:pPr>
         <w:pStyle w:val="BodyText"/>
       </w:pPr>
-      <w:ins w:id="1255" w:author="PR Preview" w:date="2026-01-01T00:00:00Z">
+      <w:ins w:id="1253" w:author="PR Preview" w:date="2026-01-01T00:00:00Z">
         <w:r>
           <w:rPr>
             <w:i/>
@@ -28953,7 +28941,7 @@
           <w:t xml:space="preserve">Solution 5</w:t>
         </w:r>
       </w:ins>
-      <w:ins w:id="1256" w:author="PR Preview" w:date="2026-01-01T00:00:00Z">
+      <w:ins w:id="1254" w:author="PR Preview" w:date="2026-01-01T00:00:00Z">
         <w:r>
           <w:t xml:space="preserve">. </w:t>
         </w:r>
@@ -29101,32 +29089,32 @@
       <w:pPr>
         <w:pStyle w:val="FirstParagraph"/>
       </w:pPr>
+      <w:ins w:id="1255" w:author="PR Preview" w:date="2026-01-01T00:00:00Z">
+        <w:r>
+          <w:t xml:space="preserve">Adding</w:t>
+        </w:r>
+      </w:ins>
+      <w:ins w:id="1256" w:author="PR Preview" w:date="2026-01-01T00:00:00Z">
+        <w:r>
+          <w:t xml:space="preserve"> </w:t>
+        </w:r>
+      </w:ins>
+      <m:oMath>
+        <m:r>
+          <m:t>θ</m:t>
+        </m:r>
+      </m:oMath>
       <w:ins w:id="1257" w:author="PR Preview" w:date="2026-01-01T00:00:00Z">
         <w:r>
-          <w:t xml:space="preserve">Adding</w:t>
+          <w:t xml:space="preserve"> </w:t>
         </w:r>
       </w:ins>
       <w:ins w:id="1258" w:author="PR Preview" w:date="2026-01-01T00:00:00Z">
         <w:r>
-          <w:t xml:space="preserve"> </w:t>
-        </w:r>
-      </w:ins>
-      <m:oMath>
-        <m:r>
-          <m:t>θ</m:t>
-        </m:r>
-      </m:oMath>
+          <w:t xml:space="preserve">to both sides gives</w:t>
+        </w:r>
+      </w:ins>
       <w:ins w:id="1259" w:author="PR Preview" w:date="2026-01-01T00:00:00Z">
-        <w:r>
-          <w:t xml:space="preserve"> </w:t>
-        </w:r>
-      </w:ins>
-      <w:ins w:id="1260" w:author="PR Preview" w:date="2026-01-01T00:00:00Z">
-        <w:r>
-          <w:t xml:space="preserve">to both sides gives</w:t>
-        </w:r>
-      </w:ins>
-      <w:ins w:id="1261" w:author="PR Preview" w:date="2026-01-01T00:00:00Z">
         <w:r>
           <w:t xml:space="preserve"> </w:t>
         </w:r>
@@ -29174,7 +29162,7 @@
           <m:t>θ</m:t>
         </m:r>
       </m:oMath>
-      <w:ins w:id="1262" w:author="PR Preview" w:date="2026-01-01T00:00:00Z">
+      <w:ins w:id="1260" w:author="PR Preview" w:date="2026-01-01T00:00:00Z">
         <w:r>
           <w:t xml:space="preserve">.</w:t>
         </w:r>
@@ -29186,7 +29174,7 @@
       <w:pPr>
         <w:pStyle w:val="BodyText"/>
       </w:pPr>
-      <w:ins w:id="1263" w:author="PR Preview" w:date="2026-01-01T00:00:00Z">
+      <w:ins w:id="1261" w:author="PR Preview" w:date="2026-01-01T00:00:00Z">
         <w:r>
           <w:rPr>
             <w:b/>
@@ -29195,23 +29183,23 @@
           <w:t xml:space="preserve">Exercise 6 (Mean squared error of an unbiased estimator)</w:t>
         </w:r>
       </w:ins>
+      <w:ins w:id="1262" w:author="PR Preview" w:date="2026-01-01T00:00:00Z">
+        <w:r>
+          <w:t xml:space="preserve"> </w:t>
+        </w:r>
+      </w:ins>
+      <w:ins w:id="1263" w:author="PR Preview" w:date="2026-01-01T00:00:00Z">
+        <w:r>
+          <w:t xml:space="preserve">Using</w:t>
+        </w:r>
+      </w:ins>
       <w:ins w:id="1264" w:author="PR Preview" w:date="2026-01-01T00:00:00Z">
         <w:r>
           <w:t xml:space="preserve"> </w:t>
         </w:r>
       </w:ins>
-      <w:ins w:id="1265" w:author="PR Preview" w:date="2026-01-01T00:00:00Z">
-        <w:r>
-          <w:t xml:space="preserve">Using</w:t>
-        </w:r>
-      </w:ins>
-      <w:ins w:id="1266" w:author="PR Preview" w:date="2026-01-01T00:00:00Z">
-        <w:r>
-          <w:t xml:space="preserve"> </w:t>
-        </w:r>
-      </w:ins>
       <w:hyperlink w:anchor="thm-mse-bias-variance">
-        <w:ins w:id="1267" w:author="PR Preview" w:date="2026-01-01T00:00:00Z">
+        <w:ins w:id="1265" w:author="PR Preview" w:date="2026-01-01T00:00:00Z">
           <w:r>
             <w:rPr>
               <w:rStyle w:val="Hyperlink"/>
@@ -29220,9 +29208,19 @@
           </w:r>
         </w:ins>
       </w:hyperlink>
+      <w:ins w:id="1266" w:author="PR Preview" w:date="2026-01-01T00:00:00Z">
+        <w:r>
+          <w:t xml:space="preserve">,</w:t>
+        </w:r>
+      </w:ins>
+      <w:ins w:id="1267" w:author="PR Preview" w:date="2026-01-01T00:00:00Z">
+        <w:r>
+          <w:t xml:space="preserve"> </w:t>
+        </w:r>
+      </w:ins>
       <w:ins w:id="1268" w:author="PR Preview" w:date="2026-01-01T00:00:00Z">
         <w:r>
-          <w:t xml:space="preserve">,</w:t>
+          <w:t xml:space="preserve">write the</w:t>
         </w:r>
       </w:ins>
       <w:ins w:id="1269" w:author="PR Preview" w:date="2026-01-01T00:00:00Z">
@@ -29230,18 +29228,8 @@
           <w:t xml:space="preserve"> </w:t>
         </w:r>
       </w:ins>
-      <w:ins w:id="1270" w:author="PR Preview" w:date="2026-01-01T00:00:00Z">
-        <w:r>
-          <w:t xml:space="preserve">write the</w:t>
-        </w:r>
-      </w:ins>
-      <w:ins w:id="1271" w:author="PR Preview" w:date="2026-01-01T00:00:00Z">
-        <w:r>
-          <w:t xml:space="preserve"> </w:t>
-        </w:r>
-      </w:ins>
       <w:hyperlink w:anchor="def-mse">
-        <w:ins w:id="1272" w:author="PR Preview" w:date="2026-01-01T00:00:00Z">
+        <w:ins w:id="1270" w:author="PR Preview" w:date="2026-01-01T00:00:00Z">
           <w:r>
             <w:rPr>
               <w:rStyle w:val="Hyperlink"/>
@@ -29250,23 +29238,23 @@
           </w:r>
         </w:ins>
       </w:hyperlink>
+      <w:ins w:id="1271" w:author="PR Preview" w:date="2026-01-01T00:00:00Z">
+        <w:r>
+          <w:t xml:space="preserve"> </w:t>
+        </w:r>
+      </w:ins>
+      <w:ins w:id="1272" w:author="PR Preview" w:date="2026-01-01T00:00:00Z">
+        <w:r>
+          <w:t xml:space="preserve">of an</w:t>
+        </w:r>
+      </w:ins>
       <w:ins w:id="1273" w:author="PR Preview" w:date="2026-01-01T00:00:00Z">
         <w:r>
           <w:t xml:space="preserve"> </w:t>
         </w:r>
       </w:ins>
-      <w:ins w:id="1274" w:author="PR Preview" w:date="2026-01-01T00:00:00Z">
-        <w:r>
-          <w:t xml:space="preserve">of an</w:t>
-        </w:r>
-      </w:ins>
-      <w:ins w:id="1275" w:author="PR Preview" w:date="2026-01-01T00:00:00Z">
-        <w:r>
-          <w:t xml:space="preserve"> </w:t>
-        </w:r>
-      </w:ins>
       <w:hyperlink w:anchor="def-unbiased">
-        <w:ins w:id="1276" w:author="PR Preview" w:date="2026-01-01T00:00:00Z">
+        <w:ins w:id="1274" w:author="PR Preview" w:date="2026-01-01T00:00:00Z">
           <w:r>
             <w:rPr>
               <w:rStyle w:val="Hyperlink"/>
@@ -29275,17 +29263,17 @@
           </w:r>
         </w:ins>
       </w:hyperlink>
+      <w:ins w:id="1275" w:author="PR Preview" w:date="2026-01-01T00:00:00Z">
+        <w:r>
+          <w:t xml:space="preserve"> </w:t>
+        </w:r>
+      </w:ins>
+      <w:ins w:id="1276" w:author="PR Preview" w:date="2026-01-01T00:00:00Z">
+        <w:r>
+          <w:t xml:space="preserve">estimator</w:t>
+        </w:r>
+      </w:ins>
       <w:ins w:id="1277" w:author="PR Preview" w:date="2026-01-01T00:00:00Z">
-        <w:r>
-          <w:t xml:space="preserve"> </w:t>
-        </w:r>
-      </w:ins>
-      <w:ins w:id="1278" w:author="PR Preview" w:date="2026-01-01T00:00:00Z">
-        <w:r>
-          <w:t xml:space="preserve">estimator</w:t>
-        </w:r>
-      </w:ins>
-      <w:ins w:id="1279" w:author="PR Preview" w:date="2026-01-01T00:00:00Z">
         <w:r>
           <w:t xml:space="preserve"> </w:t>
         </w:r>
@@ -29302,12 +29290,12 @@
           </m:e>
         </m:acc>
       </m:oMath>
-      <w:ins w:id="1280" w:author="PR Preview" w:date="2026-01-01T00:00:00Z">
+      <w:ins w:id="1278" w:author="PR Preview" w:date="2026-01-01T00:00:00Z">
         <w:r>
           <w:t xml:space="preserve"> </w:t>
         </w:r>
       </w:ins>
-      <w:ins w:id="1281" w:author="PR Preview" w:date="2026-01-01T00:00:00Z">
+      <w:ins w:id="1279" w:author="PR Preview" w:date="2026-01-01T00:00:00Z">
         <w:r>
           <w:t xml:space="preserve">in terms of its variance.</w:t>
         </w:r>
@@ -29659,32 +29647,32 @@
       <w:pPr>
         <w:pStyle w:val="FirstParagraph"/>
       </w:pPr>
+      <w:del w:id="1280" w:author="PR Preview" w:date="2026-01-01T00:00:00Z">
+        <w:r>
+          <w:delText xml:space="preserve">Adding</w:delText>
+        </w:r>
+      </w:del>
+      <w:del w:id="1281" w:author="PR Preview" w:date="2026-01-01T00:00:00Z">
+        <w:r>
+          <w:delText xml:space="preserve"> </w:delText>
+        </w:r>
+      </w:del>
+      <m:oMath>
+        <m:r>
+          <m:t>θ</m:t>
+        </m:r>
+      </m:oMath>
       <w:del w:id="1282" w:author="PR Preview" w:date="2026-01-01T00:00:00Z">
         <w:r>
-          <w:delText xml:space="preserve">Adding</w:delText>
+          <w:delText xml:space="preserve"> </w:delText>
         </w:r>
       </w:del>
       <w:del w:id="1283" w:author="PR Preview" w:date="2026-01-01T00:00:00Z">
         <w:r>
-          <w:delText xml:space="preserve"> </w:delText>
-        </w:r>
-      </w:del>
-      <m:oMath>
-        <m:r>
-          <m:t>θ</m:t>
-        </m:r>
-      </m:oMath>
+          <w:delText xml:space="preserve">to both sides gives</w:delText>
+        </w:r>
+      </w:del>
       <w:del w:id="1284" w:author="PR Preview" w:date="2026-01-01T00:00:00Z">
-        <w:r>
-          <w:delText xml:space="preserve"> </w:delText>
-        </w:r>
-      </w:del>
-      <w:del w:id="1285" w:author="PR Preview" w:date="2026-01-01T00:00:00Z">
-        <w:r>
-          <w:delText xml:space="preserve">to both sides gives</w:delText>
-        </w:r>
-      </w:del>
-      <w:del w:id="1286" w:author="PR Preview" w:date="2026-01-01T00:00:00Z">
         <w:r>
           <w:delText xml:space="preserve"> </w:delText>
         </w:r>
@@ -29732,7 +29720,7 @@
           <m:t>θ</m:t>
         </m:r>
       </m:oMath>
-      <w:del w:id="1287" w:author="PR Preview" w:date="2026-01-01T00:00:00Z">
+      <w:del w:id="1285" w:author="PR Preview" w:date="2026-01-01T00:00:00Z">
         <w:r>
           <w:delText xml:space="preserve">.</w:delText>
         </w:r>
@@ -29742,7 +29730,7 @@
       <w:pPr>
         <w:pStyle w:val="BodyText"/>
       </w:pPr>
-      <w:del w:id="1288" w:author="PR Preview" w:date="2026-01-01T00:00:00Z">
+      <w:del w:id="1286" w:author="PR Preview" w:date="2026-01-01T00:00:00Z">
         <w:r>
           <w:rPr>
             <w:b/>
@@ -29751,23 +29739,23 @@
           <w:delText xml:space="preserve">Exercise 7 (Mean squared error of an unbiased estimator)</w:delText>
         </w:r>
       </w:del>
+      <w:del w:id="1287" w:author="PR Preview" w:date="2026-01-01T00:00:00Z">
+        <w:r>
+          <w:delText xml:space="preserve"> </w:delText>
+        </w:r>
+      </w:del>
+      <w:del w:id="1288" w:author="PR Preview" w:date="2026-01-01T00:00:00Z">
+        <w:r>
+          <w:delText xml:space="preserve">Using</w:delText>
+        </w:r>
+      </w:del>
       <w:del w:id="1289" w:author="PR Preview" w:date="2026-01-01T00:00:00Z">
         <w:r>
           <w:delText xml:space="preserve"> </w:delText>
         </w:r>
       </w:del>
-      <w:del w:id="1290" w:author="PR Preview" w:date="2026-01-01T00:00:00Z">
-        <w:r>
-          <w:delText xml:space="preserve">Using</w:delText>
-        </w:r>
-      </w:del>
-      <w:del w:id="1291" w:author="PR Preview" w:date="2026-01-01T00:00:00Z">
-        <w:r>
-          <w:delText xml:space="preserve"> </w:delText>
-        </w:r>
-      </w:del>
       <w:hyperlink w:anchor="thm-mse-bias-variance">
-        <w:del w:id="1292" w:author="PR Preview" w:date="2026-01-01T00:00:00Z">
+        <w:del w:id="1290" w:author="PR Preview" w:date="2026-01-01T00:00:00Z">
           <w:r>
             <w:rPr>
               <w:rStyle w:val="Hyperlink"/>
@@ -29776,9 +29764,19 @@
           </w:r>
         </w:del>
       </w:hyperlink>
+      <w:del w:id="1291" w:author="PR Preview" w:date="2026-01-01T00:00:00Z">
+        <w:r>
+          <w:delText xml:space="preserve">,</w:delText>
+        </w:r>
+      </w:del>
+      <w:del w:id="1292" w:author="PR Preview" w:date="2026-01-01T00:00:00Z">
+        <w:r>
+          <w:delText xml:space="preserve"> </w:delText>
+        </w:r>
+      </w:del>
       <w:del w:id="1293" w:author="PR Preview" w:date="2026-01-01T00:00:00Z">
         <w:r>
-          <w:delText xml:space="preserve">,</w:delText>
+          <w:delText xml:space="preserve">write the</w:delText>
         </w:r>
       </w:del>
       <w:del w:id="1294" w:author="PR Preview" w:date="2026-01-01T00:00:00Z">
@@ -29786,18 +29784,8 @@
           <w:delText xml:space="preserve"> </w:delText>
         </w:r>
       </w:del>
-      <w:del w:id="1295" w:author="PR Preview" w:date="2026-01-01T00:00:00Z">
-        <w:r>
-          <w:delText xml:space="preserve">write the</w:delText>
-        </w:r>
-      </w:del>
-      <w:del w:id="1296" w:author="PR Preview" w:date="2026-01-01T00:00:00Z">
-        <w:r>
-          <w:delText xml:space="preserve"> </w:delText>
-        </w:r>
-      </w:del>
       <w:hyperlink w:anchor="def-mse">
-        <w:del w:id="1297" w:author="PR Preview" w:date="2026-01-01T00:00:00Z">
+        <w:del w:id="1295" w:author="PR Preview" w:date="2026-01-01T00:00:00Z">
           <w:r>
             <w:rPr>
               <w:rStyle w:val="Hyperlink"/>
@@ -29806,23 +29794,23 @@
           </w:r>
         </w:del>
       </w:hyperlink>
+      <w:del w:id="1296" w:author="PR Preview" w:date="2026-01-01T00:00:00Z">
+        <w:r>
+          <w:delText xml:space="preserve"> </w:delText>
+        </w:r>
+      </w:del>
+      <w:del w:id="1297" w:author="PR Preview" w:date="2026-01-01T00:00:00Z">
+        <w:r>
+          <w:delText xml:space="preserve">of an</w:delText>
+        </w:r>
+      </w:del>
       <w:del w:id="1298" w:author="PR Preview" w:date="2026-01-01T00:00:00Z">
         <w:r>
           <w:delText xml:space="preserve"> </w:delText>
         </w:r>
       </w:del>
-      <w:del w:id="1299" w:author="PR Preview" w:date="2026-01-01T00:00:00Z">
-        <w:r>
-          <w:delText xml:space="preserve">of an</w:delText>
-        </w:r>
-      </w:del>
-      <w:del w:id="1300" w:author="PR Preview" w:date="2026-01-01T00:00:00Z">
-        <w:r>
-          <w:delText xml:space="preserve"> </w:delText>
-        </w:r>
-      </w:del>
       <w:hyperlink w:anchor="def-unbiased">
-        <w:del w:id="1301" w:author="PR Preview" w:date="2026-01-01T00:00:00Z">
+        <w:del w:id="1299" w:author="PR Preview" w:date="2026-01-01T00:00:00Z">
           <w:r>
             <w:rPr>
               <w:rStyle w:val="Hyperlink"/>
@@ -29831,17 +29819,17 @@
           </w:r>
         </w:del>
       </w:hyperlink>
+      <w:del w:id="1300" w:author="PR Preview" w:date="2026-01-01T00:00:00Z">
+        <w:r>
+          <w:delText xml:space="preserve"> </w:delText>
+        </w:r>
+      </w:del>
+      <w:del w:id="1301" w:author="PR Preview" w:date="2026-01-01T00:00:00Z">
+        <w:r>
+          <w:delText xml:space="preserve">estimator</w:delText>
+        </w:r>
+      </w:del>
       <w:del w:id="1302" w:author="PR Preview" w:date="2026-01-01T00:00:00Z">
-        <w:r>
-          <w:delText xml:space="preserve"> </w:delText>
-        </w:r>
-      </w:del>
-      <w:del w:id="1303" w:author="PR Preview" w:date="2026-01-01T00:00:00Z">
-        <w:r>
-          <w:delText xml:space="preserve">estimator</w:delText>
-        </w:r>
-      </w:del>
-      <w:del w:id="1304" w:author="PR Preview" w:date="2026-01-01T00:00:00Z">
         <w:r>
           <w:delText xml:space="preserve"> </w:delText>
         </w:r>
@@ -29858,12 +29846,12 @@
           </m:e>
         </m:acc>
       </m:oMath>
-      <w:del w:id="1305" w:author="PR Preview" w:date="2026-01-01T00:00:00Z">
-        <w:r>
-          <w:delText xml:space="preserve"> </w:delText>
-        </w:r>
-      </w:del>
-      <w:del w:id="1306" w:author="PR Preview" w:date="2026-01-01T00:00:00Z">
+      <w:del w:id="1303" w:author="PR Preview" w:date="2026-01-01T00:00:00Z">
+        <w:r>
+          <w:delText xml:space="preserve"> </w:delText>
+        </w:r>
+      </w:del>
+      <w:del w:id="1304" w:author="PR Preview" w:date="2026-01-01T00:00:00Z">
         <w:r>
           <w:delText xml:space="preserve">in terms of its variance.</w:delText>
         </w:r>
@@ -29873,7 +29861,7 @@
       <w:pPr>
         <w:pStyle w:val="BodyText"/>
       </w:pPr>
-      <w:del w:id="1307" w:author="PR Preview" w:date="2026-01-01T00:00:00Z">
+      <w:del w:id="1305" w:author="PR Preview" w:date="2026-01-01T00:00:00Z">
         <w:r>
           <w:rPr>
             <w:i/>
@@ -29882,7 +29870,7 @@
           <w:delText xml:space="preserve">Solution 7</w:delText>
         </w:r>
       </w:del>
-      <w:del w:id="1308" w:author="PR Preview" w:date="2026-01-01T00:00:00Z">
+      <w:del w:id="1306" w:author="PR Preview" w:date="2026-01-01T00:00:00Z">
         <w:r>
           <w:delText xml:space="preserve">. </w:delText>
         </w:r>
@@ -30215,7 +30203,7 @@
       <w:pPr>
         <w:pStyle w:val="FirstParagraph"/>
       </w:pPr>
-      <w:del w:id="1309" w:author="PR Preview" w:date="2026-01-01T00:00:00Z">
+      <w:del w:id="1307" w:author="PR Preview" w:date="2026-01-01T00:00:00Z">
         <w:r>
           <w:rPr>
             <w:b/>
@@ -30224,17 +30212,17 @@
           <w:delText xml:space="preserve">Theorem 4 (Properties of unbiased estimators)</w:delText>
         </w:r>
       </w:del>
+      <w:del w:id="1308" w:author="PR Preview" w:date="2026-01-01T00:00:00Z">
+        <w:r>
+          <w:delText xml:space="preserve"> </w:delText>
+        </w:r>
+      </w:del>
+      <w:del w:id="1309" w:author="PR Preview" w:date="2026-01-01T00:00:00Z">
+        <w:r>
+          <w:delText xml:space="preserve">If</w:delText>
+        </w:r>
+      </w:del>
       <w:del w:id="1310" w:author="PR Preview" w:date="2026-01-01T00:00:00Z">
-        <w:r>
-          <w:delText xml:space="preserve"> </w:delText>
-        </w:r>
-      </w:del>
-      <w:del w:id="1311" w:author="PR Preview" w:date="2026-01-01T00:00:00Z">
-        <w:r>
-          <w:delText xml:space="preserve">If</w:delText>
-        </w:r>
-      </w:del>
-      <w:del w:id="1312" w:author="PR Preview" w:date="2026-01-01T00:00:00Z">
         <w:r>
           <w:delText xml:space="preserve"> </w:delText>
         </w:r>
@@ -30251,23 +30239,23 @@
           </m:e>
         </m:acc>
       </m:oMath>
+      <w:del w:id="1311" w:author="PR Preview" w:date="2026-01-01T00:00:00Z">
+        <w:r>
+          <w:delText xml:space="preserve"> </w:delText>
+        </w:r>
+      </w:del>
+      <w:del w:id="1312" w:author="PR Preview" w:date="2026-01-01T00:00:00Z">
+        <w:r>
+          <w:delText xml:space="preserve">is an</w:delText>
+        </w:r>
+      </w:del>
       <w:del w:id="1313" w:author="PR Preview" w:date="2026-01-01T00:00:00Z">
         <w:r>
           <w:delText xml:space="preserve"> </w:delText>
         </w:r>
       </w:del>
-      <w:del w:id="1314" w:author="PR Preview" w:date="2026-01-01T00:00:00Z">
-        <w:r>
-          <w:delText xml:space="preserve">is an</w:delText>
-        </w:r>
-      </w:del>
-      <w:del w:id="1315" w:author="PR Preview" w:date="2026-01-01T00:00:00Z">
-        <w:r>
-          <w:delText xml:space="preserve"> </w:delText>
-        </w:r>
-      </w:del>
       <w:hyperlink w:anchor="def-unbiased">
-        <w:del w:id="1316" w:author="PR Preview" w:date="2026-01-01T00:00:00Z">
+        <w:del w:id="1314" w:author="PR Preview" w:date="2026-01-01T00:00:00Z">
           <w:r>
             <w:rPr>
               <w:rStyle w:val="Hyperlink"/>
@@ -30276,27 +30264,27 @@
           </w:r>
         </w:del>
       </w:hyperlink>
+      <w:del w:id="1315" w:author="PR Preview" w:date="2026-01-01T00:00:00Z">
+        <w:r>
+          <w:delText xml:space="preserve"> </w:delText>
+        </w:r>
+      </w:del>
+      <w:del w:id="1316" w:author="PR Preview" w:date="2026-01-01T00:00:00Z">
+        <w:r>
+          <w:delText xml:space="preserve">estimator of</w:delText>
+        </w:r>
+      </w:del>
       <w:del w:id="1317" w:author="PR Preview" w:date="2026-01-01T00:00:00Z">
         <w:r>
           <w:delText xml:space="preserve"> </w:delText>
         </w:r>
       </w:del>
+      <m:oMath>
+        <m:r>
+          <m:t>θ</m:t>
+        </m:r>
+      </m:oMath>
       <w:del w:id="1318" w:author="PR Preview" w:date="2026-01-01T00:00:00Z">
-        <w:r>
-          <w:delText xml:space="preserve">estimator of</w:delText>
-        </w:r>
-      </w:del>
-      <w:del w:id="1319" w:author="PR Preview" w:date="2026-01-01T00:00:00Z">
-        <w:r>
-          <w:delText xml:space="preserve"> </w:delText>
-        </w:r>
-      </w:del>
-      <m:oMath>
-        <m:r>
-          <m:t>θ</m:t>
-        </m:r>
-      </m:oMath>
-      <w:del w:id="1320" w:author="PR Preview" w:date="2026-01-01T00:00:00Z">
         <w:r>
           <w:delText xml:space="preserve">, then:</w:delText>
         </w:r>
@@ -30306,7 +30294,7 @@
       <w:pPr>
         <w:pStyle w:val="FirstParagraph"/>
       </w:pPr>
-      <w:ins w:id="1321" w:author="PR Preview" w:date="2026-01-01T00:00:00Z">
+      <w:ins w:id="1319" w:author="PR Preview" w:date="2026-01-01T00:00:00Z">
         <w:r>
           <w:rPr>
             <w:b/>
@@ -30315,17 +30303,17 @@
           <w:t xml:space="preserve">Theorem 3 (Properties of unbiased estimators)</w:t>
         </w:r>
       </w:ins>
+      <w:ins w:id="1320" w:author="PR Preview" w:date="2026-01-01T00:00:00Z">
+        <w:r>
+          <w:t xml:space="preserve"> </w:t>
+        </w:r>
+      </w:ins>
+      <w:ins w:id="1321" w:author="PR Preview" w:date="2026-01-01T00:00:00Z">
+        <w:r>
+          <w:t xml:space="preserve">If</w:t>
+        </w:r>
+      </w:ins>
       <w:ins w:id="1322" w:author="PR Preview" w:date="2026-01-01T00:00:00Z">
-        <w:r>
-          <w:t xml:space="preserve"> </w:t>
-        </w:r>
-      </w:ins>
-      <w:ins w:id="1323" w:author="PR Preview" w:date="2026-01-01T00:00:00Z">
-        <w:r>
-          <w:t xml:space="preserve">If</w:t>
-        </w:r>
-      </w:ins>
-      <w:ins w:id="1324" w:author="PR Preview" w:date="2026-01-01T00:00:00Z">
         <w:r>
           <w:t xml:space="preserve"> </w:t>
         </w:r>
@@ -30342,23 +30330,23 @@
           </m:e>
         </m:acc>
       </m:oMath>
+      <w:ins w:id="1323" w:author="PR Preview" w:date="2026-01-01T00:00:00Z">
+        <w:r>
+          <w:t xml:space="preserve"> </w:t>
+        </w:r>
+      </w:ins>
+      <w:ins w:id="1324" w:author="PR Preview" w:date="2026-01-01T00:00:00Z">
+        <w:r>
+          <w:t xml:space="preserve">is an</w:t>
+        </w:r>
+      </w:ins>
       <w:ins w:id="1325" w:author="PR Preview" w:date="2026-01-01T00:00:00Z">
         <w:r>
           <w:t xml:space="preserve"> </w:t>
         </w:r>
       </w:ins>
-      <w:ins w:id="1326" w:author="PR Preview" w:date="2026-01-01T00:00:00Z">
-        <w:r>
-          <w:t xml:space="preserve">is an</w:t>
-        </w:r>
-      </w:ins>
-      <w:ins w:id="1327" w:author="PR Preview" w:date="2026-01-01T00:00:00Z">
-        <w:r>
-          <w:t xml:space="preserve"> </w:t>
-        </w:r>
-      </w:ins>
       <w:hyperlink w:anchor="def-unbiased">
-        <w:ins w:id="1328" w:author="PR Preview" w:date="2026-01-01T00:00:00Z">
+        <w:ins w:id="1326" w:author="PR Preview" w:date="2026-01-01T00:00:00Z">
           <w:r>
             <w:rPr>
               <w:rStyle w:val="Hyperlink"/>
@@ -30367,27 +30355,27 @@
           </w:r>
         </w:ins>
       </w:hyperlink>
+      <w:ins w:id="1327" w:author="PR Preview" w:date="2026-01-01T00:00:00Z">
+        <w:r>
+          <w:t xml:space="preserve"> </w:t>
+        </w:r>
+      </w:ins>
+      <w:ins w:id="1328" w:author="PR Preview" w:date="2026-01-01T00:00:00Z">
+        <w:r>
+          <w:t xml:space="preserve">estimator of</w:t>
+        </w:r>
+      </w:ins>
       <w:ins w:id="1329" w:author="PR Preview" w:date="2026-01-01T00:00:00Z">
         <w:r>
           <w:t xml:space="preserve"> </w:t>
         </w:r>
       </w:ins>
+      <m:oMath>
+        <m:r>
+          <m:t>θ</m:t>
+        </m:r>
+      </m:oMath>
       <w:ins w:id="1330" w:author="PR Preview" w:date="2026-01-01T00:00:00Z">
-        <w:r>
-          <w:t xml:space="preserve">estimator of</w:t>
-        </w:r>
-      </w:ins>
-      <w:ins w:id="1331" w:author="PR Preview" w:date="2026-01-01T00:00:00Z">
-        <w:r>
-          <w:t xml:space="preserve"> </w:t>
-        </w:r>
-      </w:ins>
-      <m:oMath>
-        <m:r>
-          <m:t>θ</m:t>
-        </m:r>
-      </m:oMath>
-      <w:ins w:id="1332" w:author="PR Preview" w:date="2026-01-01T00:00:00Z">
         <w:r>
           <w:t xml:space="preserve">, then:</w:t>
         </w:r>
@@ -30573,7 +30561,7 @@
       <w:pPr>
         <w:pStyle w:val="FirstParagraph"/>
       </w:pPr>
-      <w:del w:id="1333" w:author="PR Preview" w:date="2026-01-01T00:00:00Z">
+      <w:del w:id="1331" w:author="PR Preview" w:date="2026-01-01T00:00:00Z">
         <w:r>
           <w:rPr>
             <w:i/>
@@ -30582,13 +30570,13 @@
           <w:delText xml:space="preserve">Proof</w:delText>
         </w:r>
       </w:del>
-      <w:del w:id="1334" w:author="PR Preview" w:date="2026-01-01T00:00:00Z">
+      <w:del w:id="1332" w:author="PR Preview" w:date="2026-01-01T00:00:00Z">
         <w:r>
           <w:delText xml:space="preserve">. </w:delText>
         </w:r>
       </w:del>
       <w:hyperlink w:anchor="eq-unbiased-exp">
-        <w:del w:id="1335" w:author="PR Preview" w:date="2026-01-01T00:00:00Z">
+        <w:del w:id="1333" w:author="PR Preview" w:date="2026-01-01T00:00:00Z">
           <w:r>
             <w:rPr>
               <w:rStyle w:val="Hyperlink"/>
@@ -30597,23 +30585,23 @@
           </w:r>
         </w:del>
       </w:hyperlink>
+      <w:del w:id="1334" w:author="PR Preview" w:date="2026-01-01T00:00:00Z">
+        <w:r>
+          <w:delText xml:space="preserve"> </w:delText>
+        </w:r>
+      </w:del>
+      <w:del w:id="1335" w:author="PR Preview" w:date="2026-01-01T00:00:00Z">
+        <w:r>
+          <w:delText xml:space="preserve">is the solution to</w:delText>
+        </w:r>
+      </w:del>
       <w:del w:id="1336" w:author="PR Preview" w:date="2026-01-01T00:00:00Z">
         <w:r>
           <w:delText xml:space="preserve"> </w:delText>
         </w:r>
       </w:del>
-      <w:del w:id="1337" w:author="PR Preview" w:date="2026-01-01T00:00:00Z">
-        <w:r>
-          <w:delText xml:space="preserve">is the solution to</w:delText>
-        </w:r>
-      </w:del>
-      <w:del w:id="1338" w:author="PR Preview" w:date="2026-01-01T00:00:00Z">
-        <w:r>
-          <w:delText xml:space="preserve"> </w:delText>
-        </w:r>
-      </w:del>
       <w:hyperlink w:anchor="exr-unbiased-exp">
-        <w:del w:id="1339" w:author="PR Preview" w:date="2026-01-01T00:00:00Z">
+        <w:del w:id="1337" w:author="PR Preview" w:date="2026-01-01T00:00:00Z">
           <w:r>
             <w:rPr>
               <w:rStyle w:val="Hyperlink"/>
@@ -30622,9 +30610,19 @@
           </w:r>
         </w:del>
       </w:hyperlink>
+      <w:del w:id="1338" w:author="PR Preview" w:date="2026-01-01T00:00:00Z">
+        <w:r>
+          <w:delText xml:space="preserve">,</w:delText>
+        </w:r>
+      </w:del>
+      <w:del w:id="1339" w:author="PR Preview" w:date="2026-01-01T00:00:00Z">
+        <w:r>
+          <w:delText xml:space="preserve"> </w:delText>
+        </w:r>
+      </w:del>
       <w:del w:id="1340" w:author="PR Preview" w:date="2026-01-01T00:00:00Z">
         <w:r>
-          <w:delText xml:space="preserve">,</w:delText>
+          <w:delText xml:space="preserve">and</w:delText>
         </w:r>
       </w:del>
       <w:del w:id="1341" w:author="PR Preview" w:date="2026-01-01T00:00:00Z">
@@ -30632,18 +30630,8 @@
           <w:delText xml:space="preserve"> </w:delText>
         </w:r>
       </w:del>
-      <w:del w:id="1342" w:author="PR Preview" w:date="2026-01-01T00:00:00Z">
-        <w:r>
-          <w:delText xml:space="preserve">and</w:delText>
-        </w:r>
-      </w:del>
-      <w:del w:id="1343" w:author="PR Preview" w:date="2026-01-01T00:00:00Z">
-        <w:r>
-          <w:delText xml:space="preserve"> </w:delText>
-        </w:r>
-      </w:del>
       <w:hyperlink w:anchor="eq-unbiased-mse">
-        <w:del w:id="1344" w:author="PR Preview" w:date="2026-01-01T00:00:00Z">
+        <w:del w:id="1342" w:author="PR Preview" w:date="2026-01-01T00:00:00Z">
           <w:r>
             <w:rPr>
               <w:rStyle w:val="Hyperlink"/>
@@ -30652,23 +30640,23 @@
           </w:r>
         </w:del>
       </w:hyperlink>
+      <w:del w:id="1343" w:author="PR Preview" w:date="2026-01-01T00:00:00Z">
+        <w:r>
+          <w:delText xml:space="preserve"> </w:delText>
+        </w:r>
+      </w:del>
+      <w:del w:id="1344" w:author="PR Preview" w:date="2026-01-01T00:00:00Z">
+        <w:r>
+          <w:delText xml:space="preserve">is the solution to</w:delText>
+        </w:r>
+      </w:del>
       <w:del w:id="1345" w:author="PR Preview" w:date="2026-01-01T00:00:00Z">
         <w:r>
           <w:delText xml:space="preserve"> </w:delText>
         </w:r>
       </w:del>
-      <w:del w:id="1346" w:author="PR Preview" w:date="2026-01-01T00:00:00Z">
-        <w:r>
-          <w:delText xml:space="preserve">is the solution to</w:delText>
-        </w:r>
-      </w:del>
-      <w:del w:id="1347" w:author="PR Preview" w:date="2026-01-01T00:00:00Z">
-        <w:r>
-          <w:delText xml:space="preserve"> </w:delText>
-        </w:r>
-      </w:del>
       <w:hyperlink w:anchor="exr-unbiased-mse">
-        <w:del w:id="1348" w:author="PR Preview" w:date="2026-01-01T00:00:00Z">
+        <w:del w:id="1346" w:author="PR Preview" w:date="2026-01-01T00:00:00Z">
           <w:r>
             <w:rPr>
               <w:rStyle w:val="Hyperlink"/>
@@ -30677,7 +30665,7 @@
           </w:r>
         </w:del>
       </w:hyperlink>
-      <w:del w:id="1349" w:author="PR Preview" w:date="2026-01-01T00:00:00Z">
+      <w:del w:id="1347" w:author="PR Preview" w:date="2026-01-01T00:00:00Z">
         <w:r>
           <w:delText xml:space="preserve">.</w:delText>
         </w:r>
@@ -30687,7 +30675,7 @@
       <w:pPr>
         <w:pStyle w:val="FirstParagraph"/>
       </w:pPr>
-      <w:ins w:id="1350" w:author="PR Preview" w:date="2026-01-01T00:00:00Z">
+      <w:ins w:id="1348" w:author="PR Preview" w:date="2026-01-01T00:00:00Z">
         <w:r>
           <w:rPr>
             <w:i/>
@@ -30696,13 +30684,13 @@
           <w:t xml:space="preserve">Proof</w:t>
         </w:r>
       </w:ins>
-      <w:ins w:id="1351" w:author="PR Preview" w:date="2026-01-01T00:00:00Z">
+      <w:ins w:id="1349" w:author="PR Preview" w:date="2026-01-01T00:00:00Z">
         <w:r>
           <w:t xml:space="preserve">. </w:t>
         </w:r>
       </w:ins>
       <w:hyperlink w:anchor="eq-unbiased-exp">
-        <w:ins w:id="1352" w:author="PR Preview" w:date="2026-01-01T00:00:00Z">
+        <w:ins w:id="1350" w:author="PR Preview" w:date="2026-01-01T00:00:00Z">
           <w:r>
             <w:rPr>
               <w:rStyle w:val="Hyperlink"/>
@@ -30711,23 +30699,23 @@
           </w:r>
         </w:ins>
       </w:hyperlink>
+      <w:ins w:id="1351" w:author="PR Preview" w:date="2026-01-01T00:00:00Z">
+        <w:r>
+          <w:t xml:space="preserve"> </w:t>
+        </w:r>
+      </w:ins>
+      <w:ins w:id="1352" w:author="PR Preview" w:date="2026-01-01T00:00:00Z">
+        <w:r>
+          <w:t xml:space="preserve">is the solution to</w:t>
+        </w:r>
+      </w:ins>
       <w:ins w:id="1353" w:author="PR Preview" w:date="2026-01-01T00:00:00Z">
         <w:r>
           <w:t xml:space="preserve"> </w:t>
         </w:r>
       </w:ins>
-      <w:ins w:id="1354" w:author="PR Preview" w:date="2026-01-01T00:00:00Z">
-        <w:r>
-          <w:t xml:space="preserve">is the solution to</w:t>
-        </w:r>
-      </w:ins>
-      <w:ins w:id="1355" w:author="PR Preview" w:date="2026-01-01T00:00:00Z">
-        <w:r>
-          <w:t xml:space="preserve"> </w:t>
-        </w:r>
-      </w:ins>
       <w:hyperlink w:anchor="exr-unbiased-exp">
-        <w:ins w:id="1356" w:author="PR Preview" w:date="2026-01-01T00:00:00Z">
+        <w:ins w:id="1354" w:author="PR Preview" w:date="2026-01-01T00:00:00Z">
           <w:r>
             <w:rPr>
               <w:rStyle w:val="Hyperlink"/>
@@ -30736,9 +30724,19 @@
           </w:r>
         </w:ins>
       </w:hyperlink>
+      <w:ins w:id="1355" w:author="PR Preview" w:date="2026-01-01T00:00:00Z">
+        <w:r>
+          <w:t xml:space="preserve">,</w:t>
+        </w:r>
+      </w:ins>
+      <w:ins w:id="1356" w:author="PR Preview" w:date="2026-01-01T00:00:00Z">
+        <w:r>
+          <w:t xml:space="preserve"> </w:t>
+        </w:r>
+      </w:ins>
       <w:ins w:id="1357" w:author="PR Preview" w:date="2026-01-01T00:00:00Z">
         <w:r>
-          <w:t xml:space="preserve">,</w:t>
+          <w:t xml:space="preserve">and</w:t>
         </w:r>
       </w:ins>
       <w:ins w:id="1358" w:author="PR Preview" w:date="2026-01-01T00:00:00Z">
@@ -30746,18 +30744,8 @@
           <w:t xml:space="preserve"> </w:t>
         </w:r>
       </w:ins>
-      <w:ins w:id="1359" w:author="PR Preview" w:date="2026-01-01T00:00:00Z">
-        <w:r>
-          <w:t xml:space="preserve">and</w:t>
-        </w:r>
-      </w:ins>
-      <w:ins w:id="1360" w:author="PR Preview" w:date="2026-01-01T00:00:00Z">
-        <w:r>
-          <w:t xml:space="preserve"> </w:t>
-        </w:r>
-      </w:ins>
       <w:hyperlink w:anchor="eq-unbiased-mse">
-        <w:ins w:id="1361" w:author="PR Preview" w:date="2026-01-01T00:00:00Z">
+        <w:ins w:id="1359" w:author="PR Preview" w:date="2026-01-01T00:00:00Z">
           <w:r>
             <w:rPr>
               <w:rStyle w:val="Hyperlink"/>
@@ -30766,23 +30754,23 @@
           </w:r>
         </w:ins>
       </w:hyperlink>
+      <w:ins w:id="1360" w:author="PR Preview" w:date="2026-01-01T00:00:00Z">
+        <w:r>
+          <w:t xml:space="preserve"> </w:t>
+        </w:r>
+      </w:ins>
+      <w:ins w:id="1361" w:author="PR Preview" w:date="2026-01-01T00:00:00Z">
+        <w:r>
+          <w:t xml:space="preserve">is the solution to</w:t>
+        </w:r>
+      </w:ins>
       <w:ins w:id="1362" w:author="PR Preview" w:date="2026-01-01T00:00:00Z">
         <w:r>
           <w:t xml:space="preserve"> </w:t>
         </w:r>
       </w:ins>
-      <w:ins w:id="1363" w:author="PR Preview" w:date="2026-01-01T00:00:00Z">
-        <w:r>
-          <w:t xml:space="preserve">is the solution to</w:t>
-        </w:r>
-      </w:ins>
-      <w:ins w:id="1364" w:author="PR Preview" w:date="2026-01-01T00:00:00Z">
-        <w:r>
-          <w:t xml:space="preserve"> </w:t>
-        </w:r>
-      </w:ins>
       <w:hyperlink w:anchor="exr-unbiased-mse">
-        <w:ins w:id="1365" w:author="PR Preview" w:date="2026-01-01T00:00:00Z">
+        <w:ins w:id="1363" w:author="PR Preview" w:date="2026-01-01T00:00:00Z">
           <w:r>
             <w:rPr>
               <w:rStyle w:val="Hyperlink"/>
@@ -30791,7 +30779,7 @@
           </w:r>
         </w:ins>
       </w:hyperlink>
-      <w:ins w:id="1366" w:author="PR Preview" w:date="2026-01-01T00:00:00Z">
+      <w:ins w:id="1364" w:author="PR Preview" w:date="2026-01-01T00:00:00Z">
         <w:r>
           <w:t xml:space="preserve">.</w:t>
         </w:r>
@@ -30849,7 +30837,7 @@
       <w:pPr>
         <w:pStyle w:val="FirstParagraph"/>
       </w:pPr>
-      <w:del w:id="1367" w:author="PR Preview" w:date="2026-01-01T00:00:00Z">
+      <w:del w:id="1365" w:author="PR Preview" w:date="2026-01-01T00:00:00Z">
         <w:r>
           <w:rPr>
             <w:b/>
@@ -30858,22 +30846,22 @@
           <w:delText xml:space="preserve">Definition 17 (Mean absolute error)</w:delText>
         </w:r>
       </w:del>
+      <w:del w:id="1366" w:author="PR Preview" w:date="2026-01-01T00:00:00Z">
+        <w:r>
+          <w:delText xml:space="preserve"> </w:delText>
+        </w:r>
+      </w:del>
+      <w:del w:id="1367" w:author="PR Preview" w:date="2026-01-01T00:00:00Z">
+        <w:r>
+          <w:delText xml:space="preserve">The</w:delText>
+        </w:r>
+      </w:del>
       <w:del w:id="1368" w:author="PR Preview" w:date="2026-01-01T00:00:00Z">
         <w:r>
           <w:delText xml:space="preserve"> </w:delText>
         </w:r>
       </w:del>
       <w:del w:id="1369" w:author="PR Preview" w:date="2026-01-01T00:00:00Z">
-        <w:r>
-          <w:delText xml:space="preserve">The</w:delText>
-        </w:r>
-      </w:del>
-      <w:del w:id="1370" w:author="PR Preview" w:date="2026-01-01T00:00:00Z">
-        <w:r>
-          <w:delText xml:space="preserve"> </w:delText>
-        </w:r>
-      </w:del>
-      <w:del w:id="1371" w:author="PR Preview" w:date="2026-01-01T00:00:00Z">
         <w:r>
           <w:rPr>
             <w:b/>
@@ -30882,6 +30870,16 @@
           <w:delText xml:space="preserve">mean absolute error</w:delText>
         </w:r>
       </w:del>
+      <w:del w:id="1370" w:author="PR Preview" w:date="2026-01-01T00:00:00Z">
+        <w:r>
+          <w:delText xml:space="preserve"> </w:delText>
+        </w:r>
+      </w:del>
+      <w:del w:id="1371" w:author="PR Preview" w:date="2026-01-01T00:00:00Z">
+        <w:r>
+          <w:delText xml:space="preserve">of an estimator is the expectation of the</w:delText>
+        </w:r>
+      </w:del>
       <w:del w:id="1372" w:author="PR Preview" w:date="2026-01-01T00:00:00Z">
         <w:r>
           <w:delText xml:space="preserve"> </w:delText>
@@ -30889,7 +30887,7 @@
       </w:del>
       <w:del w:id="1373" w:author="PR Preview" w:date="2026-01-01T00:00:00Z">
         <w:r>
-          <w:delText xml:space="preserve">of an estimator is the expectation of the</w:delText>
+          <w:delText xml:space="preserve">absolute value of the</w:delText>
         </w:r>
       </w:del>
       <w:del w:id="1374" w:author="PR Preview" w:date="2026-01-01T00:00:00Z">
@@ -30897,18 +30895,8 @@
           <w:delText xml:space="preserve"> </w:delText>
         </w:r>
       </w:del>
-      <w:del w:id="1375" w:author="PR Preview" w:date="2026-01-01T00:00:00Z">
-        <w:r>
-          <w:delText xml:space="preserve">absolute value of the</w:delText>
-        </w:r>
-      </w:del>
-      <w:del w:id="1376" w:author="PR Preview" w:date="2026-01-01T00:00:00Z">
-        <w:r>
-          <w:delText xml:space="preserve"> </w:delText>
-        </w:r>
-      </w:del>
       <w:hyperlink w:anchor="def-estimation-error">
-        <w:del w:id="1377" w:author="PR Preview" w:date="2026-01-01T00:00:00Z">
+        <w:del w:id="1375" w:author="PR Preview" w:date="2026-01-01T00:00:00Z">
           <w:r>
             <w:rPr>
               <w:rStyle w:val="Hyperlink"/>
@@ -30917,7 +30905,7 @@
           </w:r>
         </w:del>
       </w:hyperlink>
-      <w:del w:id="1378" w:author="PR Preview" w:date="2026-01-01T00:00:00Z">
+      <w:del w:id="1376" w:author="PR Preview" w:date="2026-01-01T00:00:00Z">
         <w:r>
           <w:delText xml:space="preserve">:</w:delText>
         </w:r>
@@ -30927,7 +30915,7 @@
       <w:pPr>
         <w:pStyle w:val="FirstParagraph"/>
       </w:pPr>
-      <w:ins w:id="1379" w:author="PR Preview" w:date="2026-01-01T00:00:00Z">
+      <w:ins w:id="1377" w:author="PR Preview" w:date="2026-01-01T00:00:00Z">
         <w:r>
           <w:rPr>
             <w:b/>
@@ -30936,22 +30924,22 @@
           <w:t xml:space="preserve">Definition 12 (Mean absolute error)</w:t>
         </w:r>
       </w:ins>
+      <w:ins w:id="1378" w:author="PR Preview" w:date="2026-01-01T00:00:00Z">
+        <w:r>
+          <w:t xml:space="preserve"> </w:t>
+        </w:r>
+      </w:ins>
+      <w:ins w:id="1379" w:author="PR Preview" w:date="2026-01-01T00:00:00Z">
+        <w:r>
+          <w:t xml:space="preserve">The</w:t>
+        </w:r>
+      </w:ins>
       <w:ins w:id="1380" w:author="PR Preview" w:date="2026-01-01T00:00:00Z">
         <w:r>
           <w:t xml:space="preserve"> </w:t>
         </w:r>
       </w:ins>
       <w:ins w:id="1381" w:author="PR Preview" w:date="2026-01-01T00:00:00Z">
-        <w:r>
-          <w:t xml:space="preserve">The</w:t>
-        </w:r>
-      </w:ins>
-      <w:ins w:id="1382" w:author="PR Preview" w:date="2026-01-01T00:00:00Z">
-        <w:r>
-          <w:t xml:space="preserve"> </w:t>
-        </w:r>
-      </w:ins>
-      <w:ins w:id="1383" w:author="PR Preview" w:date="2026-01-01T00:00:00Z">
         <w:r>
           <w:rPr>
             <w:b/>
@@ -30960,6 +30948,16 @@
           <w:t xml:space="preserve">mean absolute error</w:t>
         </w:r>
       </w:ins>
+      <w:ins w:id="1382" w:author="PR Preview" w:date="2026-01-01T00:00:00Z">
+        <w:r>
+          <w:t xml:space="preserve"> </w:t>
+        </w:r>
+      </w:ins>
+      <w:ins w:id="1383" w:author="PR Preview" w:date="2026-01-01T00:00:00Z">
+        <w:r>
+          <w:t xml:space="preserve">of an estimator is the expectation of the</w:t>
+        </w:r>
+      </w:ins>
       <w:ins w:id="1384" w:author="PR Preview" w:date="2026-01-01T00:00:00Z">
         <w:r>
           <w:t xml:space="preserve"> </w:t>
@@ -30967,7 +30965,7 @@
       </w:ins>
       <w:ins w:id="1385" w:author="PR Preview" w:date="2026-01-01T00:00:00Z">
         <w:r>
-          <w:t xml:space="preserve">of an estimator is the expectation of the</w:t>
+          <w:t xml:space="preserve">absolute value of the</w:t>
         </w:r>
       </w:ins>
       <w:ins w:id="1386" w:author="PR Preview" w:date="2026-01-01T00:00:00Z">
@@ -30975,18 +30973,8 @@
           <w:t xml:space="preserve"> </w:t>
         </w:r>
       </w:ins>
-      <w:ins w:id="1387" w:author="PR Preview" w:date="2026-01-01T00:00:00Z">
-        <w:r>
-          <w:t xml:space="preserve">absolute value of the</w:t>
-        </w:r>
-      </w:ins>
-      <w:ins w:id="1388" w:author="PR Preview" w:date="2026-01-01T00:00:00Z">
-        <w:r>
-          <w:t xml:space="preserve"> </w:t>
-        </w:r>
-      </w:ins>
       <w:hyperlink w:anchor="def-estimation-error">
-        <w:ins w:id="1389" w:author="PR Preview" w:date="2026-01-01T00:00:00Z">
+        <w:ins w:id="1387" w:author="PR Preview" w:date="2026-01-01T00:00:00Z">
           <w:r>
             <w:rPr>
               <w:rStyle w:val="Hyperlink"/>
@@ -30995,7 +30983,7 @@
           </w:r>
         </w:ins>
       </w:hyperlink>
-      <w:ins w:id="1390" w:author="PR Preview" w:date="2026-01-01T00:00:00Z">
+      <w:ins w:id="1388" w:author="PR Preview" w:date="2026-01-01T00:00:00Z">
         <w:r>
           <w:t xml:space="preserve">:</w:t>
         </w:r>
@@ -31137,7 +31125,7 @@
       <w:pPr>
         <w:pStyle w:val="FirstParagraph"/>
       </w:pPr>
-      <w:del w:id="1391" w:author="PR Preview" w:date="2026-01-01T00:00:00Z">
+      <w:del w:id="1389" w:author="PR Preview" w:date="2026-01-01T00:00:00Z">
         <w:r>
           <w:rPr>
             <w:b/>
@@ -31146,17 +31134,17 @@
           <w:delText xml:space="preserve">Example 15 (Mean absolute error of a Gaussian estimator)</w:delText>
         </w:r>
       </w:del>
+      <w:del w:id="1390" w:author="PR Preview" w:date="2026-01-01T00:00:00Z">
+        <w:r>
+          <w:delText xml:space="preserve"> </w:delText>
+        </w:r>
+      </w:del>
+      <w:del w:id="1391" w:author="PR Preview" w:date="2026-01-01T00:00:00Z">
+        <w:r>
+          <w:delText xml:space="preserve">Suppose an estimator</w:delText>
+        </w:r>
+      </w:del>
       <w:del w:id="1392" w:author="PR Preview" w:date="2026-01-01T00:00:00Z">
-        <w:r>
-          <w:delText xml:space="preserve"> </w:delText>
-        </w:r>
-      </w:del>
-      <w:del w:id="1393" w:author="PR Preview" w:date="2026-01-01T00:00:00Z">
-        <w:r>
-          <w:delText xml:space="preserve">Suppose an estimator</w:delText>
-        </w:r>
-      </w:del>
-      <w:del w:id="1394" w:author="PR Preview" w:date="2026-01-01T00:00:00Z">
         <w:r>
           <w:delText xml:space="preserve"> </w:delText>
         </w:r>
@@ -31173,6 +31161,16 @@
           </m:e>
         </m:acc>
       </m:oMath>
+      <w:del w:id="1393" w:author="PR Preview" w:date="2026-01-01T00:00:00Z">
+        <w:r>
+          <w:delText xml:space="preserve"> </w:delText>
+        </w:r>
+      </w:del>
+      <w:del w:id="1394" w:author="PR Preview" w:date="2026-01-01T00:00:00Z">
+        <w:r>
+          <w:delText xml:space="preserve">has a Gaussian distribution</w:delText>
+        </w:r>
+      </w:del>
       <w:del w:id="1395" w:author="PR Preview" w:date="2026-01-01T00:00:00Z">
         <w:r>
           <w:delText xml:space="preserve"> </w:delText>
@@ -31180,7 +31178,7 @@
       </w:del>
       <w:del w:id="1396" w:author="PR Preview" w:date="2026-01-01T00:00:00Z">
         <w:r>
-          <w:delText xml:space="preserve">has a Gaussian distribution</w:delText>
+          <w:delText xml:space="preserve">with mean</w:delText>
         </w:r>
       </w:del>
       <w:del w:id="1397" w:author="PR Preview" w:date="2026-01-01T00:00:00Z">
@@ -31188,29 +31186,34 @@
           <w:delText xml:space="preserve"> </w:delText>
         </w:r>
       </w:del>
+      <m:oMath>
+        <m:r>
+          <m:t>θ</m:t>
+        </m:r>
+      </m:oMath>
       <w:del w:id="1398" w:author="PR Preview" w:date="2026-01-01T00:00:00Z">
         <w:r>
-          <w:delText xml:space="preserve">with mean</w:delText>
+          <w:delText xml:space="preserve"> </w:delText>
         </w:r>
       </w:del>
       <w:del w:id="1399" w:author="PR Preview" w:date="2026-01-01T00:00:00Z">
         <w:r>
+          <w:delText xml:space="preserve">and standard deviation</w:delText>
+        </w:r>
+      </w:del>
+      <w:del w:id="1400" w:author="PR Preview" w:date="2026-01-01T00:00:00Z">
+        <w:r>
           <w:delText xml:space="preserve"> </w:delText>
         </w:r>
       </w:del>
       <m:oMath>
         <m:r>
-          <m:t>θ</m:t>
+          <m:t>τ</m:t>
         </m:r>
       </m:oMath>
-      <w:del w:id="1400" w:author="PR Preview" w:date="2026-01-01T00:00:00Z">
-        <w:r>
-          <w:delText xml:space="preserve"> </w:delText>
-        </w:r>
-      </w:del>
       <w:del w:id="1401" w:author="PR Preview" w:date="2026-01-01T00:00:00Z">
         <w:r>
-          <w:delText xml:space="preserve">and standard deviation</w:delText>
+          <w:delText xml:space="preserve">,</w:delText>
         </w:r>
       </w:del>
       <w:del w:id="1402" w:author="PR Preview" w:date="2026-01-01T00:00:00Z">
@@ -31218,27 +31221,12 @@
           <w:delText xml:space="preserve"> </w:delText>
         </w:r>
       </w:del>
-      <m:oMath>
-        <m:r>
-          <m:t>τ</m:t>
-        </m:r>
-      </m:oMath>
       <w:del w:id="1403" w:author="PR Preview" w:date="2026-01-01T00:00:00Z">
         <w:r>
-          <w:delText xml:space="preserve">,</w:delText>
+          <w:delText xml:space="preserve">so that its estimation error</w:delText>
         </w:r>
       </w:del>
       <w:del w:id="1404" w:author="PR Preview" w:date="2026-01-01T00:00:00Z">
-        <w:r>
-          <w:delText xml:space="preserve"> </w:delText>
-        </w:r>
-      </w:del>
-      <w:del w:id="1405" w:author="PR Preview" w:date="2026-01-01T00:00:00Z">
-        <w:r>
-          <w:delText xml:space="preserve">so that its estimation error</w:delText>
-        </w:r>
-      </w:del>
-      <w:del w:id="1406" w:author="PR Preview" w:date="2026-01-01T00:00:00Z">
         <w:r>
           <w:delText xml:space="preserve"> </w:delText>
         </w:r>
@@ -31299,14 +31287,32 @@
           <m:t>θ</m:t>
         </m:r>
       </m:oMath>
+      <w:del w:id="1405" w:author="PR Preview" w:date="2026-01-01T00:00:00Z">
+        <w:r>
+          <w:delText xml:space="preserve"> </w:delText>
+        </w:r>
+      </w:del>
+      <w:del w:id="1406" w:author="PR Preview" w:date="2026-01-01T00:00:00Z">
+        <w:r>
+          <w:delText xml:space="preserve">has the same distribution as</w:delText>
+        </w:r>
+      </w:del>
       <w:del w:id="1407" w:author="PR Preview" w:date="2026-01-01T00:00:00Z">
         <w:r>
           <w:delText xml:space="preserve"> </w:delText>
         </w:r>
       </w:del>
+      <m:oMath>
+        <m:r>
+          <m:t>τ</m:t>
+        </m:r>
+        <m:r>
+          <m:t>Z</m:t>
+        </m:r>
+      </m:oMath>
       <w:del w:id="1408" w:author="PR Preview" w:date="2026-01-01T00:00:00Z">
         <w:r>
-          <w:delText xml:space="preserve">has the same distribution as</w:delText>
+          <w:delText xml:space="preserve">,</w:delText>
         </w:r>
       </w:del>
       <w:del w:id="1409" w:author="PR Preview" w:date="2026-01-01T00:00:00Z">
@@ -31314,39 +31320,31 @@
           <w:delText xml:space="preserve"> </w:delText>
         </w:r>
       </w:del>
+      <w:del w:id="1410" w:author="PR Preview" w:date="2026-01-01T00:00:00Z">
+        <w:r>
+          <w:delText xml:space="preserve">where</w:delText>
+        </w:r>
+      </w:del>
+      <w:del w:id="1411" w:author="PR Preview" w:date="2026-01-01T00:00:00Z">
+        <w:r>
+          <w:delText xml:space="preserve"> </w:delText>
+        </w:r>
+      </w:del>
       <m:oMath>
         <m:r>
-          <m:t>τ</m:t>
-        </m:r>
-        <m:r>
           <m:t>Z</m:t>
         </m:r>
       </m:oMath>
-      <w:del w:id="1410" w:author="PR Preview" w:date="2026-01-01T00:00:00Z">
-        <w:r>
-          <w:delText xml:space="preserve">,</w:delText>
-        </w:r>
-      </w:del>
-      <w:del w:id="1411" w:author="PR Preview" w:date="2026-01-01T00:00:00Z">
-        <w:r>
-          <w:delText xml:space="preserve"> </w:delText>
-        </w:r>
-      </w:del>
       <w:del w:id="1412" w:author="PR Preview" w:date="2026-01-01T00:00:00Z">
         <w:r>
-          <w:delText xml:space="preserve">where</w:delText>
+          <w:delText xml:space="preserve"> </w:delText>
         </w:r>
       </w:del>
       <w:del w:id="1413" w:author="PR Preview" w:date="2026-01-01T00:00:00Z">
         <w:r>
-          <w:delText xml:space="preserve"> </w:delText>
-        </w:r>
-      </w:del>
-      <m:oMath>
-        <m:r>
-          <m:t>Z</m:t>
-        </m:r>
-      </m:oMath>
+          <w:delText xml:space="preserve">has a standard Gaussian distribution</w:delText>
+        </w:r>
+      </w:del>
       <w:del w:id="1414" w:author="PR Preview" w:date="2026-01-01T00:00:00Z">
         <w:r>
           <w:delText xml:space="preserve"> </w:delText>
@@ -31354,20 +31352,10 @@
       </w:del>
       <w:del w:id="1415" w:author="PR Preview" w:date="2026-01-01T00:00:00Z">
         <w:r>
-          <w:delText xml:space="preserve">has a standard Gaussian distribution</w:delText>
+          <w:delText xml:space="preserve">with density</w:delText>
         </w:r>
       </w:del>
       <w:del w:id="1416" w:author="PR Preview" w:date="2026-01-01T00:00:00Z">
-        <w:r>
-          <w:delText xml:space="preserve"> </w:delText>
-        </w:r>
-      </w:del>
-      <w:del w:id="1417" w:author="PR Preview" w:date="2026-01-01T00:00:00Z">
-        <w:r>
-          <w:delText xml:space="preserve">with density</w:delText>
-        </w:r>
-      </w:del>
-      <w:del w:id="1418" w:author="PR Preview" w:date="2026-01-01T00:00:00Z">
         <w:r>
           <w:delText xml:space="preserve"> </w:delText>
         </w:r>
@@ -31476,17 +31464,17 @@
           </m:sup>
         </m:sSup>
       </m:oMath>
+      <w:del w:id="1417" w:author="PR Preview" w:date="2026-01-01T00:00:00Z">
+        <w:r>
+          <w:delText xml:space="preserve">.</w:delText>
+        </w:r>
+      </w:del>
+      <w:del w:id="1418" w:author="PR Preview" w:date="2026-01-01T00:00:00Z">
+        <w:r>
+          <w:delText xml:space="preserve"> </w:delText>
+        </w:r>
+      </w:del>
       <w:del w:id="1419" w:author="PR Preview" w:date="2026-01-01T00:00:00Z">
-        <w:r>
-          <w:delText xml:space="preserve">.</w:delText>
-        </w:r>
-      </w:del>
-      <w:del w:id="1420" w:author="PR Preview" w:date="2026-01-01T00:00:00Z">
-        <w:r>
-          <w:delText xml:space="preserve"> </w:delText>
-        </w:r>
-      </w:del>
-      <w:del w:id="1421" w:author="PR Preview" w:date="2026-01-01T00:00:00Z">
         <w:r>
           <w:delText xml:space="preserve">Then:</w:delText>
         </w:r>
@@ -31496,7 +31484,7 @@
       <w:pPr>
         <w:pStyle w:val="FirstParagraph"/>
       </w:pPr>
-      <w:ins w:id="1422" w:author="PR Preview" w:date="2026-01-01T00:00:00Z">
+      <w:ins w:id="1420" w:author="PR Preview" w:date="2026-01-01T00:00:00Z">
         <w:r>
           <w:rPr>
             <w:b/>
@@ -31505,17 +31493,17 @@
           <w:t xml:space="preserve">Example 12 (Mean absolute error of a Gaussian estimator)</w:t>
         </w:r>
       </w:ins>
+      <w:ins w:id="1421" w:author="PR Preview" w:date="2026-01-01T00:00:00Z">
+        <w:r>
+          <w:t xml:space="preserve"> </w:t>
+        </w:r>
+      </w:ins>
+      <w:ins w:id="1422" w:author="PR Preview" w:date="2026-01-01T00:00:00Z">
+        <w:r>
+          <w:t xml:space="preserve">Suppose an estimator</w:t>
+        </w:r>
+      </w:ins>
       <w:ins w:id="1423" w:author="PR Preview" w:date="2026-01-01T00:00:00Z">
-        <w:r>
-          <w:t xml:space="preserve"> </w:t>
-        </w:r>
-      </w:ins>
-      <w:ins w:id="1424" w:author="PR Preview" w:date="2026-01-01T00:00:00Z">
-        <w:r>
-          <w:t xml:space="preserve">Suppose an estimator</w:t>
-        </w:r>
-      </w:ins>
-      <w:ins w:id="1425" w:author="PR Preview" w:date="2026-01-01T00:00:00Z">
         <w:r>
           <w:t xml:space="preserve"> </w:t>
         </w:r>
@@ -31532,6 +31520,16 @@
           </m:e>
         </m:acc>
       </m:oMath>
+      <w:ins w:id="1424" w:author="PR Preview" w:date="2026-01-01T00:00:00Z">
+        <w:r>
+          <w:t xml:space="preserve"> </w:t>
+        </w:r>
+      </w:ins>
+      <w:ins w:id="1425" w:author="PR Preview" w:date="2026-01-01T00:00:00Z">
+        <w:r>
+          <w:t xml:space="preserve">has a Gaussian distribution</w:t>
+        </w:r>
+      </w:ins>
       <w:ins w:id="1426" w:author="PR Preview" w:date="2026-01-01T00:00:00Z">
         <w:r>
           <w:t xml:space="preserve"> </w:t>
@@ -31539,7 +31537,7 @@
       </w:ins>
       <w:ins w:id="1427" w:author="PR Preview" w:date="2026-01-01T00:00:00Z">
         <w:r>
-          <w:t xml:space="preserve">has a Gaussian distribution</w:t>
+          <w:t xml:space="preserve">with mean</w:t>
         </w:r>
       </w:ins>
       <w:ins w:id="1428" w:author="PR Preview" w:date="2026-01-01T00:00:00Z">
@@ -31547,57 +31545,47 @@
           <w:t xml:space="preserve"> </w:t>
         </w:r>
       </w:ins>
+      <m:oMath>
+        <m:r>
+          <m:t>θ</m:t>
+        </m:r>
+      </m:oMath>
       <w:ins w:id="1429" w:author="PR Preview" w:date="2026-01-01T00:00:00Z">
         <w:r>
-          <w:t xml:space="preserve">with mean</w:t>
+          <w:t xml:space="preserve"> </w:t>
         </w:r>
       </w:ins>
       <w:ins w:id="1430" w:author="PR Preview" w:date="2026-01-01T00:00:00Z">
         <w:r>
+          <w:t xml:space="preserve">and standard deviation</w:t>
+        </w:r>
+      </w:ins>
+      <w:ins w:id="1431" w:author="PR Preview" w:date="2026-01-01T00:00:00Z">
+        <w:r>
           <w:t xml:space="preserve"> </w:t>
         </w:r>
       </w:ins>
       <m:oMath>
         <m:r>
-          <m:t>θ</m:t>
+          <m:t>τ</m:t>
         </m:r>
       </m:oMath>
-      <w:ins w:id="1431" w:author="PR Preview" w:date="2026-01-01T00:00:00Z">
+      <w:ins w:id="1432" w:author="PR Preview" w:date="2026-01-01T00:00:00Z">
+        <w:r>
+          <w:t xml:space="preserve">,</w:t>
+        </w:r>
+      </w:ins>
+      <w:ins w:id="1433" w:author="PR Preview" w:date="2026-01-01T00:00:00Z">
         <w:r>
           <w:t xml:space="preserve"> </w:t>
         </w:r>
       </w:ins>
-      <w:ins w:id="1432" w:author="PR Preview" w:date="2026-01-01T00:00:00Z">
-        <w:r>
-          <w:t xml:space="preserve">and standard deviation</w:t>
-        </w:r>
-      </w:ins>
-      <w:ins w:id="1433" w:author="PR Preview" w:date="2026-01-01T00:00:00Z">
-        <w:r>
-          <w:t xml:space="preserve"> </w:t>
-        </w:r>
-      </w:ins>
-      <m:oMath>
-        <m:r>
-          <m:t>τ</m:t>
-        </m:r>
-      </m:oMath>
       <w:ins w:id="1434" w:author="PR Preview" w:date="2026-01-01T00:00:00Z">
         <w:r>
-          <w:t xml:space="preserve">,</w:t>
+          <w:t xml:space="preserve">so that its estimation error</w:t>
         </w:r>
       </w:ins>
       <w:ins w:id="1435" w:author="PR Preview" w:date="2026-01-01T00:00:00Z">
-        <w:r>
-          <w:t xml:space="preserve"> </w:t>
-        </w:r>
-      </w:ins>
-      <w:ins w:id="1436" w:author="PR Preview" w:date="2026-01-01T00:00:00Z">
-        <w:r>
-          <w:t xml:space="preserve">so that its estimation error</w:t>
-        </w:r>
-      </w:ins>
-      <w:ins w:id="1437" w:author="PR Preview" w:date="2026-01-01T00:00:00Z">
         <w:r>
           <w:t xml:space="preserve"> </w:t>
         </w:r>
@@ -31658,14 +31646,32 @@
           <m:t>θ</m:t>
         </m:r>
       </m:oMath>
+      <w:ins w:id="1436" w:author="PR Preview" w:date="2026-01-01T00:00:00Z">
+        <w:r>
+          <w:t xml:space="preserve"> </w:t>
+        </w:r>
+      </w:ins>
+      <w:ins w:id="1437" w:author="PR Preview" w:date="2026-01-01T00:00:00Z">
+        <w:r>
+          <w:t xml:space="preserve">has the same distribution as</w:t>
+        </w:r>
+      </w:ins>
       <w:ins w:id="1438" w:author="PR Preview" w:date="2026-01-01T00:00:00Z">
         <w:r>
           <w:t xml:space="preserve"> </w:t>
         </w:r>
       </w:ins>
+      <m:oMath>
+        <m:r>
+          <m:t>τ</m:t>
+        </m:r>
+        <m:r>
+          <m:t>Z</m:t>
+        </m:r>
+      </m:oMath>
       <w:ins w:id="1439" w:author="PR Preview" w:date="2026-01-01T00:00:00Z">
         <w:r>
-          <w:t xml:space="preserve">has the same distribution as</w:t>
+          <w:t xml:space="preserve">,</w:t>
         </w:r>
       </w:ins>
       <w:ins w:id="1440" w:author="PR Preview" w:date="2026-01-01T00:00:00Z">
@@ -31673,60 +31679,42 @@
           <w:t xml:space="preserve"> </w:t>
         </w:r>
       </w:ins>
+      <w:ins w:id="1441" w:author="PR Preview" w:date="2026-01-01T00:00:00Z">
+        <w:r>
+          <w:t xml:space="preserve">where</w:t>
+        </w:r>
+      </w:ins>
+      <w:ins w:id="1442" w:author="PR Preview" w:date="2026-01-01T00:00:00Z">
+        <w:r>
+          <w:t xml:space="preserve"> </w:t>
+        </w:r>
+      </w:ins>
       <m:oMath>
         <m:r>
-          <m:t>τ</m:t>
-        </m:r>
-        <m:r>
           <m:t>Z</m:t>
         </m:r>
       </m:oMath>
-      <w:ins w:id="1441" w:author="PR Preview" w:date="2026-01-01T00:00:00Z">
-        <w:r>
-          <w:t xml:space="preserve">,</w:t>
-        </w:r>
-      </w:ins>
-      <w:ins w:id="1442" w:author="PR Preview" w:date="2026-01-01T00:00:00Z">
+      <w:ins w:id="1443" w:author="PR Preview" w:date="2026-01-01T00:00:00Z">
         <w:r>
           <w:t xml:space="preserve"> </w:t>
         </w:r>
       </w:ins>
-      <w:ins w:id="1443" w:author="PR Preview" w:date="2026-01-01T00:00:00Z">
-        <w:r>
-          <w:t xml:space="preserve">where</w:t>
-        </w:r>
-      </w:ins>
       <w:ins w:id="1444" w:author="PR Preview" w:date="2026-01-01T00:00:00Z">
         <w:r>
+          <w:t xml:space="preserve">has a standard Gaussian distribution</w:t>
+        </w:r>
+      </w:ins>
+      <w:ins w:id="1445" w:author="PR Preview" w:date="2026-01-01T00:00:00Z">
+        <w:r>
           <w:t xml:space="preserve"> </w:t>
         </w:r>
       </w:ins>
-      <m:oMath>
-        <m:r>
-          <m:t>Z</m:t>
-        </m:r>
-      </m:oMath>
-      <w:ins w:id="1445" w:author="PR Preview" w:date="2026-01-01T00:00:00Z">
-        <w:r>
-          <w:t xml:space="preserve"> </w:t>
-        </w:r>
-      </w:ins>
       <w:ins w:id="1446" w:author="PR Preview" w:date="2026-01-01T00:00:00Z">
         <w:r>
-          <w:t xml:space="preserve">has a standard Gaussian distribution</w:t>
+          <w:t xml:space="preserve">with density</w:t>
         </w:r>
       </w:ins>
       <w:ins w:id="1447" w:author="PR Preview" w:date="2026-01-01T00:00:00Z">
-        <w:r>
-          <w:t xml:space="preserve"> </w:t>
-        </w:r>
-      </w:ins>
-      <w:ins w:id="1448" w:author="PR Preview" w:date="2026-01-01T00:00:00Z">
-        <w:r>
-          <w:t xml:space="preserve">with density</w:t>
-        </w:r>
-      </w:ins>
-      <w:ins w:id="1449" w:author="PR Preview" w:date="2026-01-01T00:00:00Z">
         <w:r>
           <w:t xml:space="preserve"> </w:t>
         </w:r>
@@ -31835,17 +31823,17 @@
           </m:sup>
         </m:sSup>
       </m:oMath>
+      <w:ins w:id="1448" w:author="PR Preview" w:date="2026-01-01T00:00:00Z">
+        <w:r>
+          <w:t xml:space="preserve">.</w:t>
+        </w:r>
+      </w:ins>
+      <w:ins w:id="1449" w:author="PR Preview" w:date="2026-01-01T00:00:00Z">
+        <w:r>
+          <w:t xml:space="preserve"> </w:t>
+        </w:r>
+      </w:ins>
       <w:ins w:id="1450" w:author="PR Preview" w:date="2026-01-01T00:00:00Z">
-        <w:r>
-          <w:t xml:space="preserve">.</w:t>
-        </w:r>
-      </w:ins>
-      <w:ins w:id="1451" w:author="PR Preview" w:date="2026-01-01T00:00:00Z">
-        <w:r>
-          <w:t xml:space="preserve"> </w:t>
-        </w:r>
-      </w:ins>
-      <w:ins w:id="1452" w:author="PR Preview" w:date="2026-01-01T00:00:00Z">
         <w:r>
           <w:t xml:space="preserve">Then:</w:t>
         </w:r>
@@ -33853,18 +33841,18 @@
       <w:pPr>
         <w:pStyle w:val="FirstParagraph"/>
       </w:pPr>
-      <w:del w:id="1453" w:author="PR Preview" w:date="2026-01-01T00:00:00Z">
+      <w:del w:id="1451" w:author="PR Preview" w:date="2026-01-01T00:00:00Z">
         <w:r>
           <w:delText xml:space="preserve">So for an</w:delText>
         </w:r>
       </w:del>
-      <w:del w:id="1454" w:author="PR Preview" w:date="2026-01-01T00:00:00Z">
+      <w:del w:id="1452" w:author="PR Preview" w:date="2026-01-01T00:00:00Z">
         <w:r>
           <w:delText xml:space="preserve"> </w:delText>
         </w:r>
       </w:del>
       <w:hyperlink w:anchor="def-unbiased">
-        <w:del w:id="1455" w:author="PR Preview" w:date="2026-01-01T00:00:00Z">
+        <w:del w:id="1453" w:author="PR Preview" w:date="2026-01-01T00:00:00Z">
           <w:r>
             <w:rPr>
               <w:rStyle w:val="Hyperlink"/>
@@ -33873,6 +33861,16 @@
           </w:r>
         </w:del>
       </w:hyperlink>
+      <w:del w:id="1454" w:author="PR Preview" w:date="2026-01-01T00:00:00Z">
+        <w:r>
+          <w:delText xml:space="preserve"> </w:delText>
+        </w:r>
+      </w:del>
+      <w:del w:id="1455" w:author="PR Preview" w:date="2026-01-01T00:00:00Z">
+        <w:r>
+          <w:delText xml:space="preserve">Gaussian estimator,</w:delText>
+        </w:r>
+      </w:del>
       <w:del w:id="1456" w:author="PR Preview" w:date="2026-01-01T00:00:00Z">
         <w:r>
           <w:delText xml:space="preserve"> </w:delText>
@@ -33880,7 +33878,7 @@
       </w:del>
       <w:del w:id="1457" w:author="PR Preview" w:date="2026-01-01T00:00:00Z">
         <w:r>
-          <w:delText xml:space="preserve">Gaussian estimator,</w:delText>
+          <w:delText xml:space="preserve">the mean absolute error is about</w:delText>
         </w:r>
       </w:del>
       <w:del w:id="1458" w:author="PR Preview" w:date="2026-01-01T00:00:00Z">
@@ -33888,29 +33886,34 @@
           <w:delText xml:space="preserve"> </w:delText>
         </w:r>
       </w:del>
+      <m:oMath>
+        <m:r>
+          <m:t>0.80</m:t>
+        </m:r>
+      </m:oMath>
       <w:del w:id="1459" w:author="PR Preview" w:date="2026-01-01T00:00:00Z">
         <w:r>
-          <w:delText xml:space="preserve">the mean absolute error is about</w:delText>
+          <w:delText xml:space="preserve"> </w:delText>
         </w:r>
       </w:del>
       <w:del w:id="1460" w:author="PR Preview" w:date="2026-01-01T00:00:00Z">
         <w:r>
+          <w:delText xml:space="preserve">times the standard deviation</w:delText>
+        </w:r>
+      </w:del>
+      <w:del w:id="1461" w:author="PR Preview" w:date="2026-01-01T00:00:00Z">
+        <w:r>
           <w:delText xml:space="preserve"> </w:delText>
         </w:r>
       </w:del>
       <m:oMath>
         <m:r>
-          <m:t>0.80</m:t>
+          <m:t>τ</m:t>
         </m:r>
       </m:oMath>
-      <w:del w:id="1461" w:author="PR Preview" w:date="2026-01-01T00:00:00Z">
-        <w:r>
-          <w:delText xml:space="preserve"> </w:delText>
-        </w:r>
-      </w:del>
       <w:del w:id="1462" w:author="PR Preview" w:date="2026-01-01T00:00:00Z">
         <w:r>
-          <w:delText xml:space="preserve">times the standard deviation</w:delText>
+          <w:delText xml:space="preserve">,</w:delText>
         </w:r>
       </w:del>
       <w:del w:id="1463" w:author="PR Preview" w:date="2026-01-01T00:00:00Z">
@@ -33918,14 +33921,9 @@
           <w:delText xml:space="preserve"> </w:delText>
         </w:r>
       </w:del>
-      <m:oMath>
-        <m:r>
-          <m:t>τ</m:t>
-        </m:r>
-      </m:oMath>
       <w:del w:id="1464" w:author="PR Preview" w:date="2026-01-01T00:00:00Z">
         <w:r>
-          <w:delText xml:space="preserve">,</w:delText>
+          <w:delText xml:space="preserve">while the</w:delText>
         </w:r>
       </w:del>
       <w:del w:id="1465" w:author="PR Preview" w:date="2026-01-01T00:00:00Z">
@@ -33933,18 +33931,8 @@
           <w:delText xml:space="preserve"> </w:delText>
         </w:r>
       </w:del>
-      <w:del w:id="1466" w:author="PR Preview" w:date="2026-01-01T00:00:00Z">
-        <w:r>
-          <w:delText xml:space="preserve">while the</w:delText>
-        </w:r>
-      </w:del>
-      <w:del w:id="1467" w:author="PR Preview" w:date="2026-01-01T00:00:00Z">
-        <w:r>
-          <w:delText xml:space="preserve"> </w:delText>
-        </w:r>
-      </w:del>
       <w:hyperlink w:anchor="def-rmse">
-        <w:del w:id="1468" w:author="PR Preview" w:date="2026-01-01T00:00:00Z">
+        <w:del w:id="1466" w:author="PR Preview" w:date="2026-01-01T00:00:00Z">
           <w:r>
             <w:rPr>
               <w:rStyle w:val="Hyperlink"/>
@@ -33953,26 +33941,36 @@
           </w:r>
         </w:del>
       </w:hyperlink>
+      <w:del w:id="1467" w:author="PR Preview" w:date="2026-01-01T00:00:00Z">
+        <w:r>
+          <w:delText xml:space="preserve"> </w:delText>
+        </w:r>
+      </w:del>
+      <w:del w:id="1468" w:author="PR Preview" w:date="2026-01-01T00:00:00Z">
+        <w:r>
+          <w:delText xml:space="preserve">is</w:delText>
+        </w:r>
+      </w:del>
       <w:del w:id="1469" w:author="PR Preview" w:date="2026-01-01T00:00:00Z">
         <w:r>
           <w:delText xml:space="preserve"> </w:delText>
         </w:r>
       </w:del>
+      <m:oMath>
+        <m:r>
+          <m:t>τ</m:t>
+        </m:r>
+      </m:oMath>
       <w:del w:id="1470" w:author="PR Preview" w:date="2026-01-01T00:00:00Z">
         <w:r>
-          <w:delText xml:space="preserve">is</w:delText>
+          <w:delText xml:space="preserve"> </w:delText>
         </w:r>
       </w:del>
       <w:del w:id="1471" w:author="PR Preview" w:date="2026-01-01T00:00:00Z">
         <w:r>
-          <w:delText xml:space="preserve"> </w:delText>
-        </w:r>
-      </w:del>
-      <m:oMath>
-        <m:r>
-          <m:t>τ</m:t>
-        </m:r>
-      </m:oMath>
+          <w:delText xml:space="preserve">itself</w:delText>
+        </w:r>
+      </w:del>
       <w:del w:id="1472" w:author="PR Preview" w:date="2026-01-01T00:00:00Z">
         <w:r>
           <w:delText xml:space="preserve"> </w:delText>
@@ -33980,21 +33978,11 @@
       </w:del>
       <w:del w:id="1473" w:author="PR Preview" w:date="2026-01-01T00:00:00Z">
         <w:r>
-          <w:delText xml:space="preserve">itself</w:delText>
-        </w:r>
-      </w:del>
-      <w:del w:id="1474" w:author="PR Preview" w:date="2026-01-01T00:00:00Z">
-        <w:r>
-          <w:delText xml:space="preserve"> </w:delText>
-        </w:r>
-      </w:del>
-      <w:del w:id="1475" w:author="PR Preview" w:date="2026-01-01T00:00:00Z">
-        <w:r>
           <w:delText xml:space="preserve">(</w:delText>
         </w:r>
       </w:del>
       <w:hyperlink w:anchor="thm-unbiased-props">
-        <w:del w:id="1476" w:author="PR Preview" w:date="2026-01-01T00:00:00Z">
+        <w:del w:id="1474" w:author="PR Preview" w:date="2026-01-01T00:00:00Z">
           <w:r>
             <w:rPr>
               <w:rStyle w:val="Hyperlink"/>
@@ -34003,7 +33991,7 @@
           </w:r>
         </w:del>
       </w:hyperlink>
-      <w:del w:id="1477" w:author="PR Preview" w:date="2026-01-01T00:00:00Z">
+      <w:del w:id="1475" w:author="PR Preview" w:date="2026-01-01T00:00:00Z">
         <w:r>
           <w:delText xml:space="preserve">).</w:delText>
         </w:r>
@@ -34013,18 +34001,18 @@
       <w:pPr>
         <w:pStyle w:val="FirstParagraph"/>
       </w:pPr>
-      <w:ins w:id="1478" w:author="PR Preview" w:date="2026-01-01T00:00:00Z">
+      <w:ins w:id="1476" w:author="PR Preview" w:date="2026-01-01T00:00:00Z">
         <w:r>
           <w:t xml:space="preserve">So for an</w:t>
         </w:r>
       </w:ins>
-      <w:ins w:id="1479" w:author="PR Preview" w:date="2026-01-01T00:00:00Z">
+      <w:ins w:id="1477" w:author="PR Preview" w:date="2026-01-01T00:00:00Z">
         <w:r>
           <w:t xml:space="preserve"> </w:t>
         </w:r>
       </w:ins>
       <w:hyperlink w:anchor="def-unbiased">
-        <w:ins w:id="1480" w:author="PR Preview" w:date="2026-01-01T00:00:00Z">
+        <w:ins w:id="1478" w:author="PR Preview" w:date="2026-01-01T00:00:00Z">
           <w:r>
             <w:rPr>
               <w:rStyle w:val="Hyperlink"/>
@@ -34033,6 +34021,16 @@
           </w:r>
         </w:ins>
       </w:hyperlink>
+      <w:ins w:id="1479" w:author="PR Preview" w:date="2026-01-01T00:00:00Z">
+        <w:r>
+          <w:t xml:space="preserve"> </w:t>
+        </w:r>
+      </w:ins>
+      <w:ins w:id="1480" w:author="PR Preview" w:date="2026-01-01T00:00:00Z">
+        <w:r>
+          <w:t xml:space="preserve">Gaussian estimator,</w:t>
+        </w:r>
+      </w:ins>
       <w:ins w:id="1481" w:author="PR Preview" w:date="2026-01-01T00:00:00Z">
         <w:r>
           <w:t xml:space="preserve"> </w:t>
@@ -34040,7 +34038,7 @@
       </w:ins>
       <w:ins w:id="1482" w:author="PR Preview" w:date="2026-01-01T00:00:00Z">
         <w:r>
-          <w:t xml:space="preserve">Gaussian estimator,</w:t>
+          <w:t xml:space="preserve">the mean absolute error is about</w:t>
         </w:r>
       </w:ins>
       <w:ins w:id="1483" w:author="PR Preview" w:date="2026-01-01T00:00:00Z">
@@ -34048,63 +34046,53 @@
           <w:t xml:space="preserve"> </w:t>
         </w:r>
       </w:ins>
+      <m:oMath>
+        <m:r>
+          <m:t>0.80</m:t>
+        </m:r>
+      </m:oMath>
       <w:ins w:id="1484" w:author="PR Preview" w:date="2026-01-01T00:00:00Z">
         <w:r>
-          <w:t xml:space="preserve">the mean absolute error is about</w:t>
+          <w:t xml:space="preserve"> </w:t>
         </w:r>
       </w:ins>
       <w:ins w:id="1485" w:author="PR Preview" w:date="2026-01-01T00:00:00Z">
         <w:r>
+          <w:t xml:space="preserve">times the standard deviation</w:t>
+        </w:r>
+      </w:ins>
+      <w:ins w:id="1486" w:author="PR Preview" w:date="2026-01-01T00:00:00Z">
+        <w:r>
           <w:t xml:space="preserve"> </w:t>
         </w:r>
       </w:ins>
       <m:oMath>
         <m:r>
-          <m:t>0.80</m:t>
+          <m:t>τ</m:t>
         </m:r>
       </m:oMath>
-      <w:ins w:id="1486" w:author="PR Preview" w:date="2026-01-01T00:00:00Z">
+      <w:ins w:id="1487" w:author="PR Preview" w:date="2026-01-01T00:00:00Z">
+        <w:r>
+          <w:t xml:space="preserve">,</w:t>
+        </w:r>
+      </w:ins>
+      <w:ins w:id="1488" w:author="PR Preview" w:date="2026-01-01T00:00:00Z">
         <w:r>
           <w:t xml:space="preserve"> </w:t>
         </w:r>
       </w:ins>
-      <w:ins w:id="1487" w:author="PR Preview" w:date="2026-01-01T00:00:00Z">
-        <w:r>
-          <w:t xml:space="preserve">times the standard deviation</w:t>
-        </w:r>
-      </w:ins>
-      <w:ins w:id="1488" w:author="PR Preview" w:date="2026-01-01T00:00:00Z">
+      <w:ins w:id="1489" w:author="PR Preview" w:date="2026-01-01T00:00:00Z">
+        <w:r>
+          <w:t xml:space="preserve">while the</w:t>
+        </w:r>
+      </w:ins>
+      <w:ins w:id="1490" w:author="PR Preview" w:date="2026-01-01T00:00:00Z">
         <w:r>
           <w:t xml:space="preserve"> </w:t>
         </w:r>
       </w:ins>
-      <m:oMath>
-        <m:r>
-          <m:t>τ</m:t>
-        </m:r>
-      </m:oMath>
-      <w:ins w:id="1489" w:author="PR Preview" w:date="2026-01-01T00:00:00Z">
-        <w:r>
-          <w:t xml:space="preserve">,</w:t>
-        </w:r>
-      </w:ins>
-      <w:ins w:id="1490" w:author="PR Preview" w:date="2026-01-01T00:00:00Z">
-        <w:r>
-          <w:t xml:space="preserve"> </w:t>
-        </w:r>
-      </w:ins>
-      <w:ins w:id="1491" w:author="PR Preview" w:date="2026-01-01T00:00:00Z">
-        <w:r>
-          <w:t xml:space="preserve">while the</w:t>
-        </w:r>
-      </w:ins>
-      <w:ins w:id="1492" w:author="PR Preview" w:date="2026-01-01T00:00:00Z">
-        <w:r>
-          <w:t xml:space="preserve"> </w:t>
-        </w:r>
-      </w:ins>
       <w:hyperlink w:anchor="def-rmse">
-        <w:ins w:id="1493" w:author="PR Preview" w:date="2026-01-01T00:00:00Z">
+        <w:ins w:id="1491" w:author="PR Preview" w:date="2026-01-01T00:00:00Z">
           <w:r>
             <w:rPr>
               <w:rStyle w:val="Hyperlink"/>
@@ -34113,48 +34101,48 @@
           </w:r>
         </w:ins>
       </w:hyperlink>
+      <w:ins w:id="1492" w:author="PR Preview" w:date="2026-01-01T00:00:00Z">
+        <w:r>
+          <w:t xml:space="preserve"> </w:t>
+        </w:r>
+      </w:ins>
+      <w:ins w:id="1493" w:author="PR Preview" w:date="2026-01-01T00:00:00Z">
+        <w:r>
+          <w:t xml:space="preserve">is</w:t>
+        </w:r>
+      </w:ins>
       <w:ins w:id="1494" w:author="PR Preview" w:date="2026-01-01T00:00:00Z">
         <w:r>
           <w:t xml:space="preserve"> </w:t>
         </w:r>
       </w:ins>
+      <m:oMath>
+        <m:r>
+          <m:t>τ</m:t>
+        </m:r>
+      </m:oMath>
       <w:ins w:id="1495" w:author="PR Preview" w:date="2026-01-01T00:00:00Z">
         <w:r>
-          <w:t xml:space="preserve">is</w:t>
+          <w:t xml:space="preserve"> </w:t>
         </w:r>
       </w:ins>
       <w:ins w:id="1496" w:author="PR Preview" w:date="2026-01-01T00:00:00Z">
         <w:r>
+          <w:t xml:space="preserve">itself</w:t>
+        </w:r>
+      </w:ins>
+      <w:ins w:id="1497" w:author="PR Preview" w:date="2026-01-01T00:00:00Z">
+        <w:r>
           <w:t xml:space="preserve"> </w:t>
         </w:r>
       </w:ins>
-      <m:oMath>
-        <m:r>
-          <m:t>τ</m:t>
-        </m:r>
-      </m:oMath>
-      <w:ins w:id="1497" w:author="PR Preview" w:date="2026-01-01T00:00:00Z">
-        <w:r>
-          <w:t xml:space="preserve"> </w:t>
-        </w:r>
-      </w:ins>
       <w:ins w:id="1498" w:author="PR Preview" w:date="2026-01-01T00:00:00Z">
         <w:r>
-          <w:t xml:space="preserve">itself</w:t>
-        </w:r>
-      </w:ins>
-      <w:ins w:id="1499" w:author="PR Preview" w:date="2026-01-01T00:00:00Z">
-        <w:r>
-          <w:t xml:space="preserve"> </w:t>
-        </w:r>
-      </w:ins>
-      <w:ins w:id="1500" w:author="PR Preview" w:date="2026-01-01T00:00:00Z">
-        <w:r>
           <w:t xml:space="preserve">(</w:t>
         </w:r>
       </w:ins>
       <w:hyperlink w:anchor="thm-unbiased-props">
-        <w:ins w:id="1501" w:author="PR Preview" w:date="2026-01-01T00:00:00Z">
+        <w:ins w:id="1499" w:author="PR Preview" w:date="2026-01-01T00:00:00Z">
           <w:r>
             <w:rPr>
               <w:rStyle w:val="Hyperlink"/>
@@ -34163,7 +34151,7 @@
           </w:r>
         </w:ins>
       </w:hyperlink>
-      <w:ins w:id="1502" w:author="PR Preview" w:date="2026-01-01T00:00:00Z">
+      <w:ins w:id="1500" w:author="PR Preview" w:date="2026-01-01T00:00:00Z">
         <w:r>
           <w:t xml:space="preserve">).</w:t>
         </w:r>
@@ -34185,7 +34173,7 @@
       <w:pPr>
         <w:pStyle w:val="FirstParagraph"/>
       </w:pPr>
-      <w:del w:id="1503" w:author="PR Preview" w:date="2026-01-01T00:00:00Z">
+      <w:del w:id="1501" w:author="PR Preview" w:date="2026-01-01T00:00:00Z">
         <w:r>
           <w:rPr>
             <w:b/>
@@ -34194,22 +34182,22 @@
           <w:delText xml:space="preserve">Definition 18 (Standard error)</w:delText>
         </w:r>
       </w:del>
+      <w:del w:id="1502" w:author="PR Preview" w:date="2026-01-01T00:00:00Z">
+        <w:r>
+          <w:delText xml:space="preserve"> </w:delText>
+        </w:r>
+      </w:del>
+      <w:del w:id="1503" w:author="PR Preview" w:date="2026-01-01T00:00:00Z">
+        <w:r>
+          <w:delText xml:space="preserve">The</w:delText>
+        </w:r>
+      </w:del>
       <w:del w:id="1504" w:author="PR Preview" w:date="2026-01-01T00:00:00Z">
         <w:r>
           <w:delText xml:space="preserve"> </w:delText>
         </w:r>
       </w:del>
       <w:del w:id="1505" w:author="PR Preview" w:date="2026-01-01T00:00:00Z">
-        <w:r>
-          <w:delText xml:space="preserve">The</w:delText>
-        </w:r>
-      </w:del>
-      <w:del w:id="1506" w:author="PR Preview" w:date="2026-01-01T00:00:00Z">
-        <w:r>
-          <w:delText xml:space="preserve"> </w:delText>
-        </w:r>
-      </w:del>
-      <w:del w:id="1507" w:author="PR Preview" w:date="2026-01-01T00:00:00Z">
         <w:r>
           <w:rPr>
             <w:b/>
@@ -34218,17 +34206,17 @@
           <w:delText xml:space="preserve">standard error</w:delText>
         </w:r>
       </w:del>
+      <w:del w:id="1506" w:author="PR Preview" w:date="2026-01-01T00:00:00Z">
+        <w:r>
+          <w:delText xml:space="preserve"> </w:delText>
+        </w:r>
+      </w:del>
+      <w:del w:id="1507" w:author="PR Preview" w:date="2026-01-01T00:00:00Z">
+        <w:r>
+          <w:delText xml:space="preserve">of an estimator</w:delText>
+        </w:r>
+      </w:del>
       <w:del w:id="1508" w:author="PR Preview" w:date="2026-01-01T00:00:00Z">
-        <w:r>
-          <w:delText xml:space="preserve"> </w:delText>
-        </w:r>
-      </w:del>
-      <w:del w:id="1509" w:author="PR Preview" w:date="2026-01-01T00:00:00Z">
-        <w:r>
-          <w:delText xml:space="preserve">of an estimator</w:delText>
-        </w:r>
-      </w:del>
-      <w:del w:id="1510" w:author="PR Preview" w:date="2026-01-01T00:00:00Z">
         <w:r>
           <w:delText xml:space="preserve"> </w:delText>
         </w:r>
@@ -34245,23 +34233,23 @@
           </m:e>
         </m:acc>
       </m:oMath>
+      <w:del w:id="1509" w:author="PR Preview" w:date="2026-01-01T00:00:00Z">
+        <w:r>
+          <w:delText xml:space="preserve"> </w:delText>
+        </w:r>
+      </w:del>
+      <w:del w:id="1510" w:author="PR Preview" w:date="2026-01-01T00:00:00Z">
+        <w:r>
+          <w:delText xml:space="preserve">is the</w:delText>
+        </w:r>
+      </w:del>
       <w:del w:id="1511" w:author="PR Preview" w:date="2026-01-01T00:00:00Z">
         <w:r>
           <w:delText xml:space="preserve"> </w:delText>
         </w:r>
       </w:del>
-      <w:del w:id="1512" w:author="PR Preview" w:date="2026-01-01T00:00:00Z">
-        <w:r>
-          <w:delText xml:space="preserve">is the</w:delText>
-        </w:r>
-      </w:del>
-      <w:del w:id="1513" w:author="PR Preview" w:date="2026-01-01T00:00:00Z">
-        <w:r>
-          <w:delText xml:space="preserve"> </w:delText>
-        </w:r>
-      </w:del>
       <w:hyperlink r:id="rId85">
-        <w:del w:id="1514" w:author="PR Preview" w:date="2026-01-01T00:00:00Z">
+        <w:del w:id="1512" w:author="PR Preview" w:date="2026-01-01T00:00:00Z">
           <w:r>
             <w:rPr>
               <w:rStyle w:val="Hyperlink"/>
@@ -34270,17 +34258,17 @@
           </w:r>
         </w:del>
       </w:hyperlink>
+      <w:del w:id="1513" w:author="PR Preview" w:date="2026-01-01T00:00:00Z">
+        <w:r>
+          <w:delText xml:space="preserve"> </w:delText>
+        </w:r>
+      </w:del>
+      <w:del w:id="1514" w:author="PR Preview" w:date="2026-01-01T00:00:00Z">
+        <w:r>
+          <w:delText xml:space="preserve">of</w:delText>
+        </w:r>
+      </w:del>
       <w:del w:id="1515" w:author="PR Preview" w:date="2026-01-01T00:00:00Z">
-        <w:r>
-          <w:delText xml:space="preserve"> </w:delText>
-        </w:r>
-      </w:del>
-      <w:del w:id="1516" w:author="PR Preview" w:date="2026-01-01T00:00:00Z">
-        <w:r>
-          <w:delText xml:space="preserve">of</w:delText>
-        </w:r>
-      </w:del>
-      <w:del w:id="1517" w:author="PR Preview" w:date="2026-01-01T00:00:00Z">
         <w:r>
           <w:delText xml:space="preserve"> </w:delText>
         </w:r>
@@ -34297,7 +34285,7 @@
           </m:e>
         </m:acc>
       </m:oMath>
-      <w:del w:id="1518" w:author="PR Preview" w:date="2026-01-01T00:00:00Z">
+      <w:del w:id="1516" w:author="PR Preview" w:date="2026-01-01T00:00:00Z">
         <w:r>
           <w:delText xml:space="preserve">:</w:delText>
         </w:r>
@@ -34307,7 +34295,7 @@
       <w:pPr>
         <w:pStyle w:val="FirstParagraph"/>
       </w:pPr>
-      <w:ins w:id="1519" w:author="PR Preview" w:date="2026-01-01T00:00:00Z">
+      <w:ins w:id="1517" w:author="PR Preview" w:date="2026-01-01T00:00:00Z">
         <w:r>
           <w:rPr>
             <w:b/>
@@ -34316,22 +34304,22 @@
           <w:t xml:space="preserve">Definition 13 (Standard error)</w:t>
         </w:r>
       </w:ins>
+      <w:ins w:id="1518" w:author="PR Preview" w:date="2026-01-01T00:00:00Z">
+        <w:r>
+          <w:t xml:space="preserve"> </w:t>
+        </w:r>
+      </w:ins>
+      <w:ins w:id="1519" w:author="PR Preview" w:date="2026-01-01T00:00:00Z">
+        <w:r>
+          <w:t xml:space="preserve">The</w:t>
+        </w:r>
+      </w:ins>
       <w:ins w:id="1520" w:author="PR Preview" w:date="2026-01-01T00:00:00Z">
         <w:r>
           <w:t xml:space="preserve"> </w:t>
         </w:r>
       </w:ins>
       <w:ins w:id="1521" w:author="PR Preview" w:date="2026-01-01T00:00:00Z">
-        <w:r>
-          <w:t xml:space="preserve">The</w:t>
-        </w:r>
-      </w:ins>
-      <w:ins w:id="1522" w:author="PR Preview" w:date="2026-01-01T00:00:00Z">
-        <w:r>
-          <w:t xml:space="preserve"> </w:t>
-        </w:r>
-      </w:ins>
-      <w:ins w:id="1523" w:author="PR Preview" w:date="2026-01-01T00:00:00Z">
         <w:r>
           <w:rPr>
             <w:b/>
@@ -34340,17 +34328,17 @@
           <w:t xml:space="preserve">standard error</w:t>
         </w:r>
       </w:ins>
+      <w:ins w:id="1522" w:author="PR Preview" w:date="2026-01-01T00:00:00Z">
+        <w:r>
+          <w:t xml:space="preserve"> </w:t>
+        </w:r>
+      </w:ins>
+      <w:ins w:id="1523" w:author="PR Preview" w:date="2026-01-01T00:00:00Z">
+        <w:r>
+          <w:t xml:space="preserve">of an estimator</w:t>
+        </w:r>
+      </w:ins>
       <w:ins w:id="1524" w:author="PR Preview" w:date="2026-01-01T00:00:00Z">
-        <w:r>
-          <w:t xml:space="preserve"> </w:t>
-        </w:r>
-      </w:ins>
-      <w:ins w:id="1525" w:author="PR Preview" w:date="2026-01-01T00:00:00Z">
-        <w:r>
-          <w:t xml:space="preserve">of an estimator</w:t>
-        </w:r>
-      </w:ins>
-      <w:ins w:id="1526" w:author="PR Preview" w:date="2026-01-01T00:00:00Z">
         <w:r>
           <w:t xml:space="preserve"> </w:t>
         </w:r>
@@ -34367,23 +34355,23 @@
           </m:e>
         </m:acc>
       </m:oMath>
+      <w:ins w:id="1525" w:author="PR Preview" w:date="2026-01-01T00:00:00Z">
+        <w:r>
+          <w:t xml:space="preserve"> </w:t>
+        </w:r>
+      </w:ins>
+      <w:ins w:id="1526" w:author="PR Preview" w:date="2026-01-01T00:00:00Z">
+        <w:r>
+          <w:t xml:space="preserve">is the</w:t>
+        </w:r>
+      </w:ins>
       <w:ins w:id="1527" w:author="PR Preview" w:date="2026-01-01T00:00:00Z">
         <w:r>
           <w:t xml:space="preserve"> </w:t>
         </w:r>
       </w:ins>
-      <w:ins w:id="1528" w:author="PR Preview" w:date="2026-01-01T00:00:00Z">
-        <w:r>
-          <w:t xml:space="preserve">is the</w:t>
-        </w:r>
-      </w:ins>
-      <w:ins w:id="1529" w:author="PR Preview" w:date="2026-01-01T00:00:00Z">
-        <w:r>
-          <w:t xml:space="preserve"> </w:t>
-        </w:r>
-      </w:ins>
       <w:hyperlink r:id="rId85">
-        <w:ins w:id="1530" w:author="PR Preview" w:date="2026-01-01T00:00:00Z">
+        <w:ins w:id="1528" w:author="PR Preview" w:date="2026-01-01T00:00:00Z">
           <w:r>
             <w:rPr>
               <w:rStyle w:val="Hyperlink"/>
@@ -34392,17 +34380,17 @@
           </w:r>
         </w:ins>
       </w:hyperlink>
+      <w:ins w:id="1529" w:author="PR Preview" w:date="2026-01-01T00:00:00Z">
+        <w:r>
+          <w:t xml:space="preserve"> </w:t>
+        </w:r>
+      </w:ins>
+      <w:ins w:id="1530" w:author="PR Preview" w:date="2026-01-01T00:00:00Z">
+        <w:r>
+          <w:t xml:space="preserve">of</w:t>
+        </w:r>
+      </w:ins>
       <w:ins w:id="1531" w:author="PR Preview" w:date="2026-01-01T00:00:00Z">
-        <w:r>
-          <w:t xml:space="preserve"> </w:t>
-        </w:r>
-      </w:ins>
-      <w:ins w:id="1532" w:author="PR Preview" w:date="2026-01-01T00:00:00Z">
-        <w:r>
-          <w:t xml:space="preserve">of</w:t>
-        </w:r>
-      </w:ins>
-      <w:ins w:id="1533" w:author="PR Preview" w:date="2026-01-01T00:00:00Z">
         <w:r>
           <w:t xml:space="preserve"> </w:t>
         </w:r>
@@ -34419,7 +34407,7 @@
           </m:e>
         </m:acc>
       </m:oMath>
-      <w:ins w:id="1534" w:author="PR Preview" w:date="2026-01-01T00:00:00Z">
+      <w:ins w:id="1532" w:author="PR Preview" w:date="2026-01-01T00:00:00Z">
         <w:r>
           <w:t xml:space="preserve">:</w:t>
         </w:r>
@@ -34526,7 +34514,7 @@
       <w:pPr>
         <w:pStyle w:val="FirstParagraph"/>
       </w:pPr>
-      <w:del w:id="1535" w:author="PR Preview" w:date="2026-01-01T00:00:00Z">
+      <w:del w:id="1533" w:author="PR Preview" w:date="2026-01-01T00:00:00Z">
         <w:r>
           <w:rPr>
             <w:b/>
@@ -34535,23 +34523,23 @@
           <w:delText xml:space="preserve">Example 16 (Standard error of the sample mean)</w:delText>
         </w:r>
       </w:del>
+      <w:del w:id="1534" w:author="PR Preview" w:date="2026-01-01T00:00:00Z">
+        <w:r>
+          <w:delText xml:space="preserve"> </w:delText>
+        </w:r>
+      </w:del>
+      <w:del w:id="1535" w:author="PR Preview" w:date="2026-01-01T00:00:00Z">
+        <w:r>
+          <w:delText xml:space="preserve">In</w:delText>
+        </w:r>
+      </w:del>
       <w:del w:id="1536" w:author="PR Preview" w:date="2026-01-01T00:00:00Z">
         <w:r>
           <w:delText xml:space="preserve"> </w:delText>
         </w:r>
       </w:del>
-      <w:del w:id="1537" w:author="PR Preview" w:date="2026-01-01T00:00:00Z">
-        <w:r>
-          <w:delText xml:space="preserve">In</w:delText>
-        </w:r>
-      </w:del>
-      <w:del w:id="1538" w:author="PR Preview" w:date="2026-01-01T00:00:00Z">
-        <w:r>
-          <w:delText xml:space="preserve"> </w:delText>
-        </w:r>
-      </w:del>
       <w:hyperlink w:anchor="exm-mse-sample-mean">
-        <w:del w:id="1539" w:author="PR Preview" w:date="2026-01-01T00:00:00Z">
+        <w:del w:id="1537" w:author="PR Preview" w:date="2026-01-01T00:00:00Z">
           <w:r>
             <w:rPr>
               <w:rStyle w:val="Hyperlink"/>
@@ -34560,12 +34548,12 @@
           </w:r>
         </w:del>
       </w:hyperlink>
-      <w:del w:id="1540" w:author="PR Preview" w:date="2026-01-01T00:00:00Z">
+      <w:del w:id="1538" w:author="PR Preview" w:date="2026-01-01T00:00:00Z">
         <w:r>
           <w:delText xml:space="preserve">,</w:delText>
         </w:r>
       </w:del>
-      <w:del w:id="1541" w:author="PR Preview" w:date="2026-01-01T00:00:00Z">
+      <w:del w:id="1539" w:author="PR Preview" w:date="2026-01-01T00:00:00Z">
         <w:r>
           <w:delText xml:space="preserve"> </w:delText>
         </w:r>
@@ -34631,17 +34619,17 @@
           <m:t>n</m:t>
         </m:r>
       </m:oMath>
+      <w:del w:id="1540" w:author="PR Preview" w:date="2026-01-01T00:00:00Z">
+        <w:r>
+          <w:delText xml:space="preserve">,</w:delText>
+        </w:r>
+      </w:del>
+      <w:del w:id="1541" w:author="PR Preview" w:date="2026-01-01T00:00:00Z">
+        <w:r>
+          <w:delText xml:space="preserve"> </w:delText>
+        </w:r>
+      </w:del>
       <w:del w:id="1542" w:author="PR Preview" w:date="2026-01-01T00:00:00Z">
-        <w:r>
-          <w:delText xml:space="preserve">,</w:delText>
-        </w:r>
-      </w:del>
-      <w:del w:id="1543" w:author="PR Preview" w:date="2026-01-01T00:00:00Z">
-        <w:r>
-          <w:delText xml:space="preserve"> </w:delText>
-        </w:r>
-      </w:del>
-      <w:del w:id="1544" w:author="PR Preview" w:date="2026-01-01T00:00:00Z">
         <w:r>
           <w:delText xml:space="preserve">so</w:delText>
         </w:r>
@@ -34651,7 +34639,7 @@
       <w:pPr>
         <w:pStyle w:val="FirstParagraph"/>
       </w:pPr>
-      <w:ins w:id="1545" w:author="PR Preview" w:date="2026-01-01T00:00:00Z">
+      <w:ins w:id="1543" w:author="PR Preview" w:date="2026-01-01T00:00:00Z">
         <w:r>
           <w:rPr>
             <w:b/>
@@ -34660,23 +34648,23 @@
           <w:t xml:space="preserve">Example 13 (Standard error of the sample mean)</w:t>
         </w:r>
       </w:ins>
+      <w:ins w:id="1544" w:author="PR Preview" w:date="2026-01-01T00:00:00Z">
+        <w:r>
+          <w:t xml:space="preserve"> </w:t>
+        </w:r>
+      </w:ins>
+      <w:ins w:id="1545" w:author="PR Preview" w:date="2026-01-01T00:00:00Z">
+        <w:r>
+          <w:t xml:space="preserve">In</w:t>
+        </w:r>
+      </w:ins>
       <w:ins w:id="1546" w:author="PR Preview" w:date="2026-01-01T00:00:00Z">
         <w:r>
           <w:t xml:space="preserve"> </w:t>
         </w:r>
       </w:ins>
-      <w:ins w:id="1547" w:author="PR Preview" w:date="2026-01-01T00:00:00Z">
-        <w:r>
-          <w:t xml:space="preserve">In</w:t>
-        </w:r>
-      </w:ins>
-      <w:ins w:id="1548" w:author="PR Preview" w:date="2026-01-01T00:00:00Z">
-        <w:r>
-          <w:t xml:space="preserve"> </w:t>
-        </w:r>
-      </w:ins>
       <w:hyperlink w:anchor="exm-mse-sample-mean">
-        <w:ins w:id="1549" w:author="PR Preview" w:date="2026-01-01T00:00:00Z">
+        <w:ins w:id="1547" w:author="PR Preview" w:date="2026-01-01T00:00:00Z">
           <w:r>
             <w:rPr>
               <w:rStyle w:val="Hyperlink"/>
@@ -34685,12 +34673,12 @@
           </w:r>
         </w:ins>
       </w:hyperlink>
-      <w:ins w:id="1550" w:author="PR Preview" w:date="2026-01-01T00:00:00Z">
+      <w:ins w:id="1548" w:author="PR Preview" w:date="2026-01-01T00:00:00Z">
         <w:r>
           <w:t xml:space="preserve">,</w:t>
         </w:r>
       </w:ins>
-      <w:ins w:id="1551" w:author="PR Preview" w:date="2026-01-01T00:00:00Z">
+      <w:ins w:id="1549" w:author="PR Preview" w:date="2026-01-01T00:00:00Z">
         <w:r>
           <w:t xml:space="preserve"> </w:t>
         </w:r>
@@ -34756,17 +34744,17 @@
           <m:t>n</m:t>
         </m:r>
       </m:oMath>
+      <w:ins w:id="1550" w:author="PR Preview" w:date="2026-01-01T00:00:00Z">
+        <w:r>
+          <w:t xml:space="preserve">,</w:t>
+        </w:r>
+      </w:ins>
+      <w:ins w:id="1551" w:author="PR Preview" w:date="2026-01-01T00:00:00Z">
+        <w:r>
+          <w:t xml:space="preserve"> </w:t>
+        </w:r>
+      </w:ins>
       <w:ins w:id="1552" w:author="PR Preview" w:date="2026-01-01T00:00:00Z">
-        <w:r>
-          <w:t xml:space="preserve">,</w:t>
-        </w:r>
-      </w:ins>
-      <w:ins w:id="1553" w:author="PR Preview" w:date="2026-01-01T00:00:00Z">
-        <w:r>
-          <w:t xml:space="preserve"> </w:t>
-        </w:r>
-      </w:ins>
-      <w:ins w:id="1554" w:author="PR Preview" w:date="2026-01-01T00:00:00Z">
         <w:r>
           <w:t xml:space="preserve">so</w:t>
         </w:r>
@@ -34984,7 +34972,7 @@
       <w:pPr>
         <w:pStyle w:val="BodyText"/>
       </w:pPr>
-      <w:del w:id="1555" w:author="PR Preview" w:date="2026-01-01T00:00:00Z">
+      <w:del w:id="1553" w:author="PR Preview" w:date="2026-01-01T00:00:00Z">
         <w:r>
           <w:rPr>
             <w:b/>
@@ -34993,23 +34981,23 @@
           <w:delText xml:space="preserve">Exercise 8 (Spread of the estimation error)</w:delText>
         </w:r>
       </w:del>
+      <w:del w:id="1554" w:author="PR Preview" w:date="2026-01-01T00:00:00Z">
+        <w:r>
+          <w:delText xml:space="preserve"> </w:delText>
+        </w:r>
+      </w:del>
+      <w:del w:id="1555" w:author="PR Preview" w:date="2026-01-01T00:00:00Z">
+        <w:r>
+          <w:delText xml:space="preserve">Show that the</w:delText>
+        </w:r>
+      </w:del>
       <w:del w:id="1556" w:author="PR Preview" w:date="2026-01-01T00:00:00Z">
         <w:r>
           <w:delText xml:space="preserve"> </w:delText>
         </w:r>
       </w:del>
-      <w:del w:id="1557" w:author="PR Preview" w:date="2026-01-01T00:00:00Z">
-        <w:r>
-          <w:delText xml:space="preserve">Show that the</w:delText>
-        </w:r>
-      </w:del>
-      <w:del w:id="1558" w:author="PR Preview" w:date="2026-01-01T00:00:00Z">
-        <w:r>
-          <w:delText xml:space="preserve"> </w:delText>
-        </w:r>
-      </w:del>
       <w:hyperlink r:id="rId85">
-        <w:del w:id="1559" w:author="PR Preview" w:date="2026-01-01T00:00:00Z">
+        <w:del w:id="1557" w:author="PR Preview" w:date="2026-01-01T00:00:00Z">
           <w:r>
             <w:rPr>
               <w:rStyle w:val="Hyperlink"/>
@@ -35018,23 +35006,23 @@
           </w:r>
         </w:del>
       </w:hyperlink>
+      <w:del w:id="1558" w:author="PR Preview" w:date="2026-01-01T00:00:00Z">
+        <w:r>
+          <w:delText xml:space="preserve"> </w:delText>
+        </w:r>
+      </w:del>
+      <w:del w:id="1559" w:author="PR Preview" w:date="2026-01-01T00:00:00Z">
+        <w:r>
+          <w:delText xml:space="preserve">of the</w:delText>
+        </w:r>
+      </w:del>
       <w:del w:id="1560" w:author="PR Preview" w:date="2026-01-01T00:00:00Z">
         <w:r>
           <w:delText xml:space="preserve"> </w:delText>
         </w:r>
       </w:del>
-      <w:del w:id="1561" w:author="PR Preview" w:date="2026-01-01T00:00:00Z">
-        <w:r>
-          <w:delText xml:space="preserve">of the</w:delText>
-        </w:r>
-      </w:del>
-      <w:del w:id="1562" w:author="PR Preview" w:date="2026-01-01T00:00:00Z">
-        <w:r>
-          <w:delText xml:space="preserve"> </w:delText>
-        </w:r>
-      </w:del>
       <w:hyperlink w:anchor="def-estimation-error">
-        <w:del w:id="1563" w:author="PR Preview" w:date="2026-01-01T00:00:00Z">
+        <w:del w:id="1561" w:author="PR Preview" w:date="2026-01-01T00:00:00Z">
           <w:r>
             <w:rPr>
               <w:rStyle w:val="Hyperlink"/>
@@ -35043,7 +35031,7 @@
           </w:r>
         </w:del>
       </w:hyperlink>
-      <w:del w:id="1564" w:author="PR Preview" w:date="2026-01-01T00:00:00Z">
+      <w:del w:id="1562" w:author="PR Preview" w:date="2026-01-01T00:00:00Z">
         <w:r>
           <w:delText xml:space="preserve"> </w:delText>
         </w:r>
@@ -35079,23 +35067,23 @@
           <m:t>​</m:t>
         </m:r>
       </m:oMath>
+      <w:del w:id="1563" w:author="PR Preview" w:date="2026-01-01T00:00:00Z">
+        <w:r>
+          <w:delText xml:space="preserve"> </w:delText>
+        </w:r>
+      </w:del>
+      <w:del w:id="1564" w:author="PR Preview" w:date="2026-01-01T00:00:00Z">
+        <w:r>
+          <w:delText xml:space="preserve">equals the</w:delText>
+        </w:r>
+      </w:del>
       <w:del w:id="1565" w:author="PR Preview" w:date="2026-01-01T00:00:00Z">
         <w:r>
           <w:delText xml:space="preserve"> </w:delText>
         </w:r>
       </w:del>
-      <w:del w:id="1566" w:author="PR Preview" w:date="2026-01-01T00:00:00Z">
-        <w:r>
-          <w:delText xml:space="preserve">equals the</w:delText>
-        </w:r>
-      </w:del>
-      <w:del w:id="1567" w:author="PR Preview" w:date="2026-01-01T00:00:00Z">
-        <w:r>
-          <w:delText xml:space="preserve"> </w:delText>
-        </w:r>
-      </w:del>
       <w:hyperlink w:anchor="def-SE">
-        <w:del w:id="1568" w:author="PR Preview" w:date="2026-01-01T00:00:00Z">
+        <w:del w:id="1566" w:author="PR Preview" w:date="2026-01-01T00:00:00Z">
           <w:r>
             <w:rPr>
               <w:rStyle w:val="Hyperlink"/>
@@ -35104,17 +35092,17 @@
           </w:r>
         </w:del>
       </w:hyperlink>
+      <w:del w:id="1567" w:author="PR Preview" w:date="2026-01-01T00:00:00Z">
+        <w:r>
+          <w:delText xml:space="preserve"> </w:delText>
+        </w:r>
+      </w:del>
+      <w:del w:id="1568" w:author="PR Preview" w:date="2026-01-01T00:00:00Z">
+        <w:r>
+          <w:delText xml:space="preserve">of</w:delText>
+        </w:r>
+      </w:del>
       <w:del w:id="1569" w:author="PR Preview" w:date="2026-01-01T00:00:00Z">
-        <w:r>
-          <w:delText xml:space="preserve"> </w:delText>
-        </w:r>
-      </w:del>
-      <w:del w:id="1570" w:author="PR Preview" w:date="2026-01-01T00:00:00Z">
-        <w:r>
-          <w:delText xml:space="preserve">of</w:delText>
-        </w:r>
-      </w:del>
-      <w:del w:id="1571" w:author="PR Preview" w:date="2026-01-01T00:00:00Z">
         <w:r>
           <w:delText xml:space="preserve"> </w:delText>
         </w:r>
@@ -35131,7 +35119,7 @@
           </m:e>
         </m:acc>
       </m:oMath>
-      <w:del w:id="1572" w:author="PR Preview" w:date="2026-01-01T00:00:00Z">
+      <w:del w:id="1570" w:author="PR Preview" w:date="2026-01-01T00:00:00Z">
         <w:r>
           <w:delText xml:space="preserve">.</w:delText>
         </w:r>
@@ -35141,7 +35129,7 @@
       <w:pPr>
         <w:pStyle w:val="BodyText"/>
       </w:pPr>
-      <w:del w:id="1573" w:author="PR Preview" w:date="2026-01-01T00:00:00Z">
+      <w:del w:id="1571" w:author="PR Preview" w:date="2026-01-01T00:00:00Z">
         <w:r>
           <w:rPr>
             <w:i/>
@@ -35150,7 +35138,7 @@
           <w:delText xml:space="preserve">Solution 8</w:delText>
         </w:r>
       </w:del>
-      <w:del w:id="1574" w:author="PR Preview" w:date="2026-01-01T00:00:00Z">
+      <w:del w:id="1572" w:author="PR Preview" w:date="2026-01-01T00:00:00Z">
         <w:r>
           <w:delText xml:space="preserve">. </w:delText>
         </w:r>
@@ -35160,7 +35148,7 @@
       <w:pPr>
         <w:pStyle w:val="BodyText"/>
       </w:pPr>
-      <w:ins w:id="1575" w:author="PR Preview" w:date="2026-01-01T00:00:00Z">
+      <w:ins w:id="1573" w:author="PR Preview" w:date="2026-01-01T00:00:00Z">
         <w:r>
           <w:rPr>
             <w:b/>
@@ -35169,23 +35157,23 @@
           <w:t xml:space="preserve">Exercise 7 (Spread of the estimation error)</w:t>
         </w:r>
       </w:ins>
+      <w:ins w:id="1574" w:author="PR Preview" w:date="2026-01-01T00:00:00Z">
+        <w:r>
+          <w:t xml:space="preserve"> </w:t>
+        </w:r>
+      </w:ins>
+      <w:ins w:id="1575" w:author="PR Preview" w:date="2026-01-01T00:00:00Z">
+        <w:r>
+          <w:t xml:space="preserve">Show that the</w:t>
+        </w:r>
+      </w:ins>
       <w:ins w:id="1576" w:author="PR Preview" w:date="2026-01-01T00:00:00Z">
         <w:r>
           <w:t xml:space="preserve"> </w:t>
         </w:r>
       </w:ins>
-      <w:ins w:id="1577" w:author="PR Preview" w:date="2026-01-01T00:00:00Z">
-        <w:r>
-          <w:t xml:space="preserve">Show that the</w:t>
-        </w:r>
-      </w:ins>
-      <w:ins w:id="1578" w:author="PR Preview" w:date="2026-01-01T00:00:00Z">
-        <w:r>
-          <w:t xml:space="preserve"> </w:t>
-        </w:r>
-      </w:ins>
       <w:hyperlink r:id="rId85">
-        <w:ins w:id="1579" w:author="PR Preview" w:date="2026-01-01T00:00:00Z">
+        <w:ins w:id="1577" w:author="PR Preview" w:date="2026-01-01T00:00:00Z">
           <w:r>
             <w:rPr>
               <w:rStyle w:val="Hyperlink"/>
@@ -35194,23 +35182,23 @@
           </w:r>
         </w:ins>
       </w:hyperlink>
+      <w:ins w:id="1578" w:author="PR Preview" w:date="2026-01-01T00:00:00Z">
+        <w:r>
+          <w:t xml:space="preserve"> </w:t>
+        </w:r>
+      </w:ins>
+      <w:ins w:id="1579" w:author="PR Preview" w:date="2026-01-01T00:00:00Z">
+        <w:r>
+          <w:t xml:space="preserve">of the</w:t>
+        </w:r>
+      </w:ins>
       <w:ins w:id="1580" w:author="PR Preview" w:date="2026-01-01T00:00:00Z">
         <w:r>
           <w:t xml:space="preserve"> </w:t>
         </w:r>
       </w:ins>
-      <w:ins w:id="1581" w:author="PR Preview" w:date="2026-01-01T00:00:00Z">
-        <w:r>
-          <w:t xml:space="preserve">of the</w:t>
-        </w:r>
-      </w:ins>
-      <w:ins w:id="1582" w:author="PR Preview" w:date="2026-01-01T00:00:00Z">
-        <w:r>
-          <w:t xml:space="preserve"> </w:t>
-        </w:r>
-      </w:ins>
       <w:hyperlink w:anchor="def-estimation-error">
-        <w:ins w:id="1583" w:author="PR Preview" w:date="2026-01-01T00:00:00Z">
+        <w:ins w:id="1581" w:author="PR Preview" w:date="2026-01-01T00:00:00Z">
           <w:r>
             <w:rPr>
               <w:rStyle w:val="Hyperlink"/>
@@ -35219,7 +35207,7 @@
           </w:r>
         </w:ins>
       </w:hyperlink>
-      <w:ins w:id="1584" w:author="PR Preview" w:date="2026-01-01T00:00:00Z">
+      <w:ins w:id="1582" w:author="PR Preview" w:date="2026-01-01T00:00:00Z">
         <w:r>
           <w:t xml:space="preserve"> </w:t>
         </w:r>
@@ -35255,23 +35243,23 @@
           <m:t>​</m:t>
         </m:r>
       </m:oMath>
+      <w:ins w:id="1583" w:author="PR Preview" w:date="2026-01-01T00:00:00Z">
+        <w:r>
+          <w:t xml:space="preserve"> </w:t>
+        </w:r>
+      </w:ins>
+      <w:ins w:id="1584" w:author="PR Preview" w:date="2026-01-01T00:00:00Z">
+        <w:r>
+          <w:t xml:space="preserve">equals the</w:t>
+        </w:r>
+      </w:ins>
       <w:ins w:id="1585" w:author="PR Preview" w:date="2026-01-01T00:00:00Z">
         <w:r>
           <w:t xml:space="preserve"> </w:t>
         </w:r>
       </w:ins>
-      <w:ins w:id="1586" w:author="PR Preview" w:date="2026-01-01T00:00:00Z">
-        <w:r>
-          <w:t xml:space="preserve">equals the</w:t>
-        </w:r>
-      </w:ins>
-      <w:ins w:id="1587" w:author="PR Preview" w:date="2026-01-01T00:00:00Z">
-        <w:r>
-          <w:t xml:space="preserve"> </w:t>
-        </w:r>
-      </w:ins>
       <w:hyperlink w:anchor="def-SE">
-        <w:ins w:id="1588" w:author="PR Preview" w:date="2026-01-01T00:00:00Z">
+        <w:ins w:id="1586" w:author="PR Preview" w:date="2026-01-01T00:00:00Z">
           <w:r>
             <w:rPr>
               <w:rStyle w:val="Hyperlink"/>
@@ -35280,17 +35268,17 @@
           </w:r>
         </w:ins>
       </w:hyperlink>
+      <w:ins w:id="1587" w:author="PR Preview" w:date="2026-01-01T00:00:00Z">
+        <w:r>
+          <w:t xml:space="preserve"> </w:t>
+        </w:r>
+      </w:ins>
+      <w:ins w:id="1588" w:author="PR Preview" w:date="2026-01-01T00:00:00Z">
+        <w:r>
+          <w:t xml:space="preserve">of</w:t>
+        </w:r>
+      </w:ins>
       <w:ins w:id="1589" w:author="PR Preview" w:date="2026-01-01T00:00:00Z">
-        <w:r>
-          <w:t xml:space="preserve"> </w:t>
-        </w:r>
-      </w:ins>
-      <w:ins w:id="1590" w:author="PR Preview" w:date="2026-01-01T00:00:00Z">
-        <w:r>
-          <w:t xml:space="preserve">of</w:t>
-        </w:r>
-      </w:ins>
-      <w:ins w:id="1591" w:author="PR Preview" w:date="2026-01-01T00:00:00Z">
         <w:r>
           <w:t xml:space="preserve"> </w:t>
         </w:r>
@@ -35307,7 +35295,7 @@
           </m:e>
         </m:acc>
       </m:oMath>
-      <w:ins w:id="1592" w:author="PR Preview" w:date="2026-01-01T00:00:00Z">
+      <w:ins w:id="1590" w:author="PR Preview" w:date="2026-01-01T00:00:00Z">
         <w:r>
           <w:t xml:space="preserve">.</w:t>
         </w:r>
@@ -35319,7 +35307,7 @@
       <w:pPr>
         <w:pStyle w:val="BodyText"/>
       </w:pPr>
-      <w:ins w:id="1593" w:author="PR Preview" w:date="2026-01-01T00:00:00Z">
+      <w:ins w:id="1591" w:author="PR Preview" w:date="2026-01-01T00:00:00Z">
         <w:r>
           <w:rPr>
             <w:i/>
@@ -35328,7 +35316,7 @@
           <w:t xml:space="preserve">Solution 7</w:t>
         </w:r>
       </w:ins>
-      <w:ins w:id="1594" w:author="PR Preview" w:date="2026-01-01T00:00:00Z">
+      <w:ins w:id="1592" w:author="PR Preview" w:date="2026-01-01T00:00:00Z">
         <w:r>
           <w:t xml:space="preserve">. </w:t>
         </w:r>
@@ -35691,7 +35679,7 @@
       <w:pPr>
         <w:pStyle w:val="FirstParagraph"/>
       </w:pPr>
-      <w:del w:id="1595" w:author="PR Preview" w:date="2026-01-01T00:00:00Z">
+      <w:del w:id="1593" w:author="PR Preview" w:date="2026-01-01T00:00:00Z">
         <w:r>
           <w:rPr>
             <w:b/>
@@ -35705,7 +35693,7 @@
       <w:pPr>
         <w:pStyle w:val="FirstParagraph"/>
       </w:pPr>
-      <w:ins w:id="1596" w:author="PR Preview" w:date="2026-01-01T00:00:00Z">
+      <w:ins w:id="1594" w:author="PR Preview" w:date="2026-01-01T00:00:00Z">
         <w:r>
           <w:rPr>
             <w:b/>
@@ -35821,7 +35809,7 @@
       <w:pPr>
         <w:pStyle w:val="FirstParagraph"/>
       </w:pPr>
-      <w:ins w:id="1597" w:author="PR Preview" w:date="2026-01-01T00:00:00Z">
+      <w:ins w:id="1595" w:author="PR Preview" w:date="2026-01-01T00:00:00Z">
         <w:r>
           <w:rPr>
             <w:i/>
@@ -35830,23 +35818,23 @@
           <w:t xml:space="preserve">Proof</w:t>
         </w:r>
       </w:ins>
+      <w:ins w:id="1596" w:author="PR Preview" w:date="2026-01-01T00:00:00Z">
+        <w:r>
+          <w:t xml:space="preserve">. </w:t>
+        </w:r>
+      </w:ins>
+      <w:ins w:id="1597" w:author="PR Preview" w:date="2026-01-01T00:00:00Z">
+        <w:r>
+          <w:t xml:space="preserve">This is the solution to</w:t>
+        </w:r>
+      </w:ins>
       <w:ins w:id="1598" w:author="PR Preview" w:date="2026-01-01T00:00:00Z">
         <w:r>
-          <w:t xml:space="preserve">. </w:t>
-        </w:r>
-      </w:ins>
-      <w:ins w:id="1599" w:author="PR Preview" w:date="2026-01-01T00:00:00Z">
-        <w:r>
-          <w:t xml:space="preserve">This is the solution to</w:t>
-        </w:r>
-      </w:ins>
-      <w:ins w:id="1600" w:author="PR Preview" w:date="2026-01-01T00:00:00Z">
-        <w:r>
           <w:t xml:space="preserve"> </w:t>
         </w:r>
       </w:ins>
       <w:hyperlink w:anchor="exr-se-error-sd">
-        <w:ins w:id="1601" w:author="PR Preview" w:date="2026-01-01T00:00:00Z">
+        <w:ins w:id="1599" w:author="PR Preview" w:date="2026-01-01T00:00:00Z">
           <w:r>
             <w:rPr>
               <w:rStyle w:val="Hyperlink"/>
@@ -35855,7 +35843,7 @@
           </w:r>
         </w:ins>
       </w:hyperlink>
-      <w:ins w:id="1602" w:author="PR Preview" w:date="2026-01-01T00:00:00Z">
+      <w:ins w:id="1600" w:author="PR Preview" w:date="2026-01-01T00:00:00Z">
         <w:r>
           <w:t xml:space="preserve">.</w:t>
         </w:r>
@@ -35866,7 +35854,7 @@
       <w:pPr>
         <w:pStyle w:val="BodyText"/>
       </w:pPr>
-      <w:ins w:id="1603" w:author="PR Preview" w:date="2026-01-01T00:00:00Z">
+      <w:ins w:id="1601" w:author="PR Preview" w:date="2026-01-01T00:00:00Z">
         <w:r>
           <w:rPr>
             <w:i/>
@@ -35875,29 +35863,39 @@
           <w:t xml:space="preserve">Remark 2</w:t>
         </w:r>
       </w:ins>
+      <w:ins w:id="1602" w:author="PR Preview" w:date="2026-01-01T00:00:00Z">
+        <w:r>
+          <w:t xml:space="preserve"> (The name</w:t>
+        </w:r>
+      </w:ins>
+      <w:ins w:id="1603" w:author="PR Preview" w:date="2026-01-01T00:00:00Z">
+        <w:r>
+          <w:t xml:space="preserve"> </w:t>
+        </w:r>
+      </w:ins>
       <w:ins w:id="1604" w:author="PR Preview" w:date="2026-01-01T00:00:00Z">
         <w:r>
-          <w:t xml:space="preserve"> (The name</w:t>
+          <w:t xml:space="preserve">“standard error”</w:t>
         </w:r>
       </w:ins>
       <w:ins w:id="1605" w:author="PR Preview" w:date="2026-01-01T00:00:00Z">
         <w:r>
+          <w:t xml:space="preserve">). </w:t>
+        </w:r>
+      </w:ins>
+      <w:ins w:id="1606" w:author="PR Preview" w:date="2026-01-01T00:00:00Z">
+        <w:r>
+          <w:t xml:space="preserve">“Standard error”</w:t>
+        </w:r>
+      </w:ins>
+      <w:ins w:id="1607" w:author="PR Preview" w:date="2026-01-01T00:00:00Z">
+        <w:r>
           <w:t xml:space="preserve"> </w:t>
         </w:r>
       </w:ins>
-      <w:ins w:id="1606" w:author="PR Preview" w:date="2026-01-01T00:00:00Z">
-        <w:r>
-          <w:t xml:space="preserve">“standard error”</w:t>
-        </w:r>
-      </w:ins>
-      <w:ins w:id="1607" w:author="PR Preview" w:date="2026-01-01T00:00:00Z">
-        <w:r>
-          <w:t xml:space="preserve">). </w:t>
-        </w:r>
-      </w:ins>
       <w:ins w:id="1608" w:author="PR Preview" w:date="2026-01-01T00:00:00Z">
         <w:r>
-          <w:t xml:space="preserve">“Standard error”</w:t>
+          <w:t xml:space="preserve">is a confusing name in two ways.</w:t>
         </w:r>
       </w:ins>
       <w:ins w:id="1609" w:author="PR Preview" w:date="2026-01-01T00:00:00Z">
@@ -35907,7 +35905,7 @@
       </w:ins>
       <w:ins w:id="1610" w:author="PR Preview" w:date="2026-01-01T00:00:00Z">
         <w:r>
-          <w:t xml:space="preserve">is a confusing name in two ways.</w:t>
+          <w:t xml:space="preserve">It is defined through the estimator’s own spread,</w:t>
         </w:r>
       </w:ins>
       <w:ins w:id="1611" w:author="PR Preview" w:date="2026-01-01T00:00:00Z">
@@ -35917,7 +35915,7 @@
       </w:ins>
       <w:ins w:id="1612" w:author="PR Preview" w:date="2026-01-01T00:00:00Z">
         <w:r>
-          <w:t xml:space="preserve">It is defined through the estimator’s own spread,</w:t>
+          <w:t xml:space="preserve">not through the</w:t>
         </w:r>
       </w:ins>
       <w:ins w:id="1613" w:author="PR Preview" w:date="2026-01-01T00:00:00Z">
@@ -35925,18 +35923,8 @@
           <w:t xml:space="preserve"> </w:t>
         </w:r>
       </w:ins>
-      <w:ins w:id="1614" w:author="PR Preview" w:date="2026-01-01T00:00:00Z">
-        <w:r>
-          <w:t xml:space="preserve">not through the</w:t>
-        </w:r>
-      </w:ins>
-      <w:ins w:id="1615" w:author="PR Preview" w:date="2026-01-01T00:00:00Z">
-        <w:r>
-          <w:t xml:space="preserve"> </w:t>
-        </w:r>
-      </w:ins>
       <w:hyperlink w:anchor="def-estimation-error">
-        <w:ins w:id="1616" w:author="PR Preview" w:date="2026-01-01T00:00:00Z">
+        <w:ins w:id="1614" w:author="PR Preview" w:date="2026-01-01T00:00:00Z">
           <w:r>
             <w:rPr>
               <w:rStyle w:val="Hyperlink"/>
@@ -35945,23 +35933,23 @@
           </w:r>
         </w:ins>
       </w:hyperlink>
+      <w:ins w:id="1615" w:author="PR Preview" w:date="2026-01-01T00:00:00Z">
+        <w:r>
+          <w:t xml:space="preserve"> </w:t>
+        </w:r>
+      </w:ins>
+      <w:ins w:id="1616" w:author="PR Preview" w:date="2026-01-01T00:00:00Z">
+        <w:r>
+          <w:t xml:space="preserve">(although</w:t>
+        </w:r>
+      </w:ins>
       <w:ins w:id="1617" w:author="PR Preview" w:date="2026-01-01T00:00:00Z">
         <w:r>
           <w:t xml:space="preserve"> </w:t>
         </w:r>
       </w:ins>
-      <w:ins w:id="1618" w:author="PR Preview" w:date="2026-01-01T00:00:00Z">
-        <w:r>
-          <w:t xml:space="preserve">(although</w:t>
-        </w:r>
-      </w:ins>
-      <w:ins w:id="1619" w:author="PR Preview" w:date="2026-01-01T00:00:00Z">
-        <w:r>
-          <w:t xml:space="preserve"> </w:t>
-        </w:r>
-      </w:ins>
       <w:hyperlink w:anchor="thm-se-error-sd">
-        <w:ins w:id="1620" w:author="PR Preview" w:date="2026-01-01T00:00:00Z">
+        <w:ins w:id="1618" w:author="PR Preview" w:date="2026-01-01T00:00:00Z">
           <w:r>
             <w:rPr>
               <w:rStyle w:val="Hyperlink"/>
@@ -35970,6 +35958,16 @@
           </w:r>
         </w:ins>
       </w:hyperlink>
+      <w:ins w:id="1619" w:author="PR Preview" w:date="2026-01-01T00:00:00Z">
+        <w:r>
+          <w:t xml:space="preserve"> </w:t>
+        </w:r>
+      </w:ins>
+      <w:ins w:id="1620" w:author="PR Preview" w:date="2026-01-01T00:00:00Z">
+        <w:r>
+          <w:t xml:space="preserve">shows that the two spreads are equal).</w:t>
+        </w:r>
+      </w:ins>
       <w:ins w:id="1621" w:author="PR Preview" w:date="2026-01-01T00:00:00Z">
         <w:r>
           <w:t xml:space="preserve"> </w:t>
@@ -35977,7 +35975,7 @@
       </w:ins>
       <w:ins w:id="1622" w:author="PR Preview" w:date="2026-01-01T00:00:00Z">
         <w:r>
-          <w:t xml:space="preserve">shows that the two spreads are equal).</w:t>
+          <w:t xml:space="preserve">It is also a synonym for the standard deviation of an estimator,</w:t>
         </w:r>
       </w:ins>
       <w:ins w:id="1623" w:author="PR Preview" w:date="2026-01-01T00:00:00Z">
@@ -35987,7 +35985,7 @@
       </w:ins>
       <w:ins w:id="1624" w:author="PR Preview" w:date="2026-01-01T00:00:00Z">
         <w:r>
-          <w:t xml:space="preserve">It is also a synonym for the standard deviation of an estimator,</w:t>
+          <w:t xml:space="preserve">so it can look redundant.</w:t>
         </w:r>
       </w:ins>
       <w:ins w:id="1625" w:author="PR Preview" w:date="2026-01-01T00:00:00Z">
@@ -35997,7 +35995,7 @@
       </w:ins>
       <w:ins w:id="1626" w:author="PR Preview" w:date="2026-01-01T00:00:00Z">
         <w:r>
-          <w:t xml:space="preserve">so it can look redundant.</w:t>
+          <w:t xml:space="preserve">The name persists because standard errors</w:t>
         </w:r>
       </w:ins>
       <w:ins w:id="1627" w:author="PR Preview" w:date="2026-01-01T00:00:00Z">
@@ -36007,7 +36005,7 @@
       </w:ins>
       <w:ins w:id="1628" w:author="PR Preview" w:date="2026-01-01T00:00:00Z">
         <w:r>
-          <w:t xml:space="preserve">The name persists because standard errors</w:t>
+          <w:t xml:space="preserve">are the building blocks of p-values and confidence intervals,</w:t>
         </w:r>
       </w:ins>
       <w:ins w:id="1629" w:author="PR Preview" w:date="2026-01-01T00:00:00Z">
@@ -36016,16 +36014,6 @@
         </w:r>
       </w:ins>
       <w:ins w:id="1630" w:author="PR Preview" w:date="2026-01-01T00:00:00Z">
-        <w:r>
-          <w:t xml:space="preserve">are the building blocks of p-values and confidence intervals,</w:t>
-        </w:r>
-      </w:ins>
-      <w:ins w:id="1631" w:author="PR Preview" w:date="2026-01-01T00:00:00Z">
-        <w:r>
-          <w:t xml:space="preserve"> </w:t>
-        </w:r>
-      </w:ins>
-      <w:ins w:id="1632" w:author="PR Preview" w:date="2026-01-01T00:00:00Z">
         <w:r>
           <w:t xml:space="preserve">so they come up often enough to deserve their own name.</w:t>
         </w:r>
@@ -36037,7 +36025,7 @@
       <w:pPr>
         <w:pStyle w:val="BodyText"/>
       </w:pPr>
-      <w:ins w:id="1633" w:author="PR Preview" w:date="2026-01-01T00:00:00Z">
+      <w:ins w:id="1631" w:author="PR Preview" w:date="2026-01-01T00:00:00Z">
         <w:r>
           <w:rPr>
             <w:b/>
@@ -36046,23 +36034,23 @@
           <w:t xml:space="preserve">Exercise 8 (Squared standard error from MSE and bias)</w:t>
         </w:r>
       </w:ins>
+      <w:ins w:id="1632" w:author="PR Preview" w:date="2026-01-01T00:00:00Z">
+        <w:r>
+          <w:t xml:space="preserve"> </w:t>
+        </w:r>
+      </w:ins>
+      <w:ins w:id="1633" w:author="PR Preview" w:date="2026-01-01T00:00:00Z">
+        <w:r>
+          <w:t xml:space="preserve">Using</w:t>
+        </w:r>
+      </w:ins>
       <w:ins w:id="1634" w:author="PR Preview" w:date="2026-01-01T00:00:00Z">
         <w:r>
           <w:t xml:space="preserve"> </w:t>
         </w:r>
       </w:ins>
-      <w:ins w:id="1635" w:author="PR Preview" w:date="2026-01-01T00:00:00Z">
-        <w:r>
-          <w:t xml:space="preserve">Using</w:t>
-        </w:r>
-      </w:ins>
-      <w:ins w:id="1636" w:author="PR Preview" w:date="2026-01-01T00:00:00Z">
-        <w:r>
-          <w:t xml:space="preserve"> </w:t>
-        </w:r>
-      </w:ins>
       <w:hyperlink w:anchor="thm-mse-bias-variance">
-        <w:ins w:id="1637" w:author="PR Preview" w:date="2026-01-01T00:00:00Z">
+        <w:ins w:id="1635" w:author="PR Preview" w:date="2026-01-01T00:00:00Z">
           <w:r>
             <w:rPr>
               <w:rStyle w:val="Hyperlink"/>
@@ -36071,9 +36059,19 @@
           </w:r>
         </w:ins>
       </w:hyperlink>
+      <w:ins w:id="1636" w:author="PR Preview" w:date="2026-01-01T00:00:00Z">
+        <w:r>
+          <w:t xml:space="preserve">,</w:t>
+        </w:r>
+      </w:ins>
+      <w:ins w:id="1637" w:author="PR Preview" w:date="2026-01-01T00:00:00Z">
+        <w:r>
+          <w:t xml:space="preserve"> </w:t>
+        </w:r>
+      </w:ins>
       <w:ins w:id="1638" w:author="PR Preview" w:date="2026-01-01T00:00:00Z">
         <w:r>
-          <w:t xml:space="preserve">,</w:t>
+          <w:t xml:space="preserve">write the squared</w:t>
         </w:r>
       </w:ins>
       <w:ins w:id="1639" w:author="PR Preview" w:date="2026-01-01T00:00:00Z">
@@ -36081,18 +36079,8 @@
           <w:t xml:space="preserve"> </w:t>
         </w:r>
       </w:ins>
-      <w:ins w:id="1640" w:author="PR Preview" w:date="2026-01-01T00:00:00Z">
-        <w:r>
-          <w:t xml:space="preserve">write the squared</w:t>
-        </w:r>
-      </w:ins>
-      <w:ins w:id="1641" w:author="PR Preview" w:date="2026-01-01T00:00:00Z">
-        <w:r>
-          <w:t xml:space="preserve"> </w:t>
-        </w:r>
-      </w:ins>
       <w:hyperlink w:anchor="def-SE">
-        <w:ins w:id="1642" w:author="PR Preview" w:date="2026-01-01T00:00:00Z">
+        <w:ins w:id="1640" w:author="PR Preview" w:date="2026-01-01T00:00:00Z">
           <w:r>
             <w:rPr>
               <w:rStyle w:val="Hyperlink"/>
@@ -36101,7 +36089,7 @@
           </w:r>
         </w:ins>
       </w:hyperlink>
-      <w:ins w:id="1643" w:author="PR Preview" w:date="2026-01-01T00:00:00Z">
+      <w:ins w:id="1641" w:author="PR Preview" w:date="2026-01-01T00:00:00Z">
         <w:r>
           <w:t xml:space="preserve"> </w:t>
         </w:r>
@@ -36165,23 +36153,23 @@
           <m:t>​</m:t>
         </m:r>
       </m:oMath>
+      <w:ins w:id="1642" w:author="PR Preview" w:date="2026-01-01T00:00:00Z">
+        <w:r>
+          <w:t xml:space="preserve"> </w:t>
+        </w:r>
+      </w:ins>
+      <w:ins w:id="1643" w:author="PR Preview" w:date="2026-01-01T00:00:00Z">
+        <w:r>
+          <w:t xml:space="preserve">in terms of the</w:t>
+        </w:r>
+      </w:ins>
       <w:ins w:id="1644" w:author="PR Preview" w:date="2026-01-01T00:00:00Z">
         <w:r>
           <w:t xml:space="preserve"> </w:t>
         </w:r>
       </w:ins>
-      <w:ins w:id="1645" w:author="PR Preview" w:date="2026-01-01T00:00:00Z">
-        <w:r>
-          <w:t xml:space="preserve">in terms of the</w:t>
-        </w:r>
-      </w:ins>
-      <w:ins w:id="1646" w:author="PR Preview" w:date="2026-01-01T00:00:00Z">
-        <w:r>
-          <w:t xml:space="preserve"> </w:t>
-        </w:r>
-      </w:ins>
       <w:hyperlink w:anchor="def-mse">
-        <w:ins w:id="1647" w:author="PR Preview" w:date="2026-01-01T00:00:00Z">
+        <w:ins w:id="1645" w:author="PR Preview" w:date="2026-01-01T00:00:00Z">
           <w:r>
             <w:rPr>
               <w:rStyle w:val="Hyperlink"/>
@@ -36190,23 +36178,23 @@
           </w:r>
         </w:ins>
       </w:hyperlink>
+      <w:ins w:id="1646" w:author="PR Preview" w:date="2026-01-01T00:00:00Z">
+        <w:r>
+          <w:t xml:space="preserve"> </w:t>
+        </w:r>
+      </w:ins>
+      <w:ins w:id="1647" w:author="PR Preview" w:date="2026-01-01T00:00:00Z">
+        <w:r>
+          <w:t xml:space="preserve">and the</w:t>
+        </w:r>
+      </w:ins>
       <w:ins w:id="1648" w:author="PR Preview" w:date="2026-01-01T00:00:00Z">
         <w:r>
           <w:t xml:space="preserve"> </w:t>
         </w:r>
       </w:ins>
-      <w:ins w:id="1649" w:author="PR Preview" w:date="2026-01-01T00:00:00Z">
-        <w:r>
-          <w:t xml:space="preserve">and the</w:t>
-        </w:r>
-      </w:ins>
-      <w:ins w:id="1650" w:author="PR Preview" w:date="2026-01-01T00:00:00Z">
-        <w:r>
-          <w:t xml:space="preserve"> </w:t>
-        </w:r>
-      </w:ins>
       <w:hyperlink w:anchor="def-bias">
-        <w:ins w:id="1651" w:author="PR Preview" w:date="2026-01-01T00:00:00Z">
+        <w:ins w:id="1649" w:author="PR Preview" w:date="2026-01-01T00:00:00Z">
           <w:r>
             <w:rPr>
               <w:rStyle w:val="Hyperlink"/>
@@ -36215,17 +36203,17 @@
           </w:r>
         </w:ins>
       </w:hyperlink>
+      <w:ins w:id="1650" w:author="PR Preview" w:date="2026-01-01T00:00:00Z">
+        <w:r>
+          <w:t xml:space="preserve"> </w:t>
+        </w:r>
+      </w:ins>
+      <w:ins w:id="1651" w:author="PR Preview" w:date="2026-01-01T00:00:00Z">
+        <w:r>
+          <w:t xml:space="preserve">of</w:t>
+        </w:r>
+      </w:ins>
       <w:ins w:id="1652" w:author="PR Preview" w:date="2026-01-01T00:00:00Z">
-        <w:r>
-          <w:t xml:space="preserve"> </w:t>
-        </w:r>
-      </w:ins>
-      <w:ins w:id="1653" w:author="PR Preview" w:date="2026-01-01T00:00:00Z">
-        <w:r>
-          <w:t xml:space="preserve">of</w:t>
-        </w:r>
-      </w:ins>
-      <w:ins w:id="1654" w:author="PR Preview" w:date="2026-01-01T00:00:00Z">
         <w:r>
           <w:t xml:space="preserve"> </w:t>
         </w:r>
@@ -36242,7 +36230,7 @@
           </m:e>
         </m:acc>
       </m:oMath>
-      <w:ins w:id="1655" w:author="PR Preview" w:date="2026-01-01T00:00:00Z">
+      <w:ins w:id="1653" w:author="PR Preview" w:date="2026-01-01T00:00:00Z">
         <w:r>
           <w:t xml:space="preserve">.</w:t>
         </w:r>
@@ -36254,7 +36242,7 @@
       <w:pPr>
         <w:pStyle w:val="BodyText"/>
       </w:pPr>
-      <w:ins w:id="1656" w:author="PR Preview" w:date="2026-01-01T00:00:00Z">
+      <w:ins w:id="1654" w:author="PR Preview" w:date="2026-01-01T00:00:00Z">
         <w:r>
           <w:rPr>
             <w:i/>
@@ -36263,7 +36251,7 @@
           <w:t xml:space="preserve">Solution 8</w:t>
         </w:r>
       </w:ins>
-      <w:ins w:id="1657" w:author="PR Preview" w:date="2026-01-01T00:00:00Z">
+      <w:ins w:id="1655" w:author="PR Preview" w:date="2026-01-01T00:00:00Z">
         <w:r>
           <w:t xml:space="preserve">. </w:t>
         </w:r>
@@ -37186,7 +37174,7 @@
       <w:pPr>
         <w:pStyle w:val="FirstParagraph"/>
       </w:pPr>
-      <w:ins w:id="1658" w:author="PR Preview" w:date="2026-01-01T00:00:00Z">
+      <w:ins w:id="1656" w:author="PR Preview" w:date="2026-01-01T00:00:00Z">
         <w:r>
           <w:rPr>
             <w:b/>
@@ -37195,22 +37183,22 @@
           <w:t xml:space="preserve">Corollary 1 (Standard error squared equals MSE minus squared bias)</w:t>
         </w:r>
       </w:ins>
+      <w:ins w:id="1657" w:author="PR Preview" w:date="2026-01-01T00:00:00Z">
+        <w:r>
+          <w:t xml:space="preserve"> </w:t>
+        </w:r>
+      </w:ins>
+      <w:ins w:id="1658" w:author="PR Preview" w:date="2026-01-01T00:00:00Z">
+        <w:r>
+          <w:t xml:space="preserve">The squared standard error is what remains of the mean squared error</w:t>
+        </w:r>
+      </w:ins>
       <w:ins w:id="1659" w:author="PR Preview" w:date="2026-01-01T00:00:00Z">
         <w:r>
           <w:t xml:space="preserve"> </w:t>
         </w:r>
       </w:ins>
       <w:ins w:id="1660" w:author="PR Preview" w:date="2026-01-01T00:00:00Z">
-        <w:r>
-          <w:t xml:space="preserve">The squared standard error is what remains of the mean squared error</w:t>
-        </w:r>
-      </w:ins>
-      <w:ins w:id="1661" w:author="PR Preview" w:date="2026-01-01T00:00:00Z">
-        <w:r>
-          <w:t xml:space="preserve"> </w:t>
-        </w:r>
-      </w:ins>
-      <w:ins w:id="1662" w:author="PR Preview" w:date="2026-01-01T00:00:00Z">
         <w:r>
           <w:t xml:space="preserve">after the squared bias is removed:</w:t>
         </w:r>
@@ -37424,7 +37412,7 @@
       <w:pPr>
         <w:pStyle w:val="BodyText"/>
       </w:pPr>
-      <w:del w:id="1663" w:author="PR Preview" w:date="2026-01-01T00:00:00Z">
+      <w:del w:id="1661" w:author="PR Preview" w:date="2026-01-01T00:00:00Z">
         <w:r>
           <w:rPr>
             <w:i/>
@@ -37433,29 +37421,39 @@
           <w:delText xml:space="preserve">Remark 4</w:delText>
         </w:r>
       </w:del>
+      <w:del w:id="1662" w:author="PR Preview" w:date="2026-01-01T00:00:00Z">
+        <w:r>
+          <w:delText xml:space="preserve"> (The name</w:delText>
+        </w:r>
+      </w:del>
+      <w:del w:id="1663" w:author="PR Preview" w:date="2026-01-01T00:00:00Z">
+        <w:r>
+          <w:delText xml:space="preserve"> </w:delText>
+        </w:r>
+      </w:del>
       <w:del w:id="1664" w:author="PR Preview" w:date="2026-01-01T00:00:00Z">
         <w:r>
-          <w:delText xml:space="preserve"> (The name</w:delText>
+          <w:delText xml:space="preserve">“standard error”</w:delText>
         </w:r>
       </w:del>
       <w:del w:id="1665" w:author="PR Preview" w:date="2026-01-01T00:00:00Z">
         <w:r>
-          <w:delText xml:space="preserve"> </w:delText>
+          <w:delText xml:space="preserve">). </w:delText>
         </w:r>
       </w:del>
       <w:del w:id="1666" w:author="PR Preview" w:date="2026-01-01T00:00:00Z">
         <w:r>
-          <w:delText xml:space="preserve">“standard error”</w:delText>
+          <w:delText xml:space="preserve">“Standard error”</w:delText>
         </w:r>
       </w:del>
       <w:del w:id="1667" w:author="PR Preview" w:date="2026-01-01T00:00:00Z">
         <w:r>
-          <w:delText xml:space="preserve">). </w:delText>
+          <w:delText xml:space="preserve"> </w:delText>
         </w:r>
       </w:del>
       <w:del w:id="1668" w:author="PR Preview" w:date="2026-01-01T00:00:00Z">
         <w:r>
-          <w:delText xml:space="preserve">“Standard error”</w:delText>
+          <w:delText xml:space="preserve">is a confusing name in two ways.</w:delText>
         </w:r>
       </w:del>
       <w:del w:id="1669" w:author="PR Preview" w:date="2026-01-01T00:00:00Z">
@@ -37465,7 +37463,7 @@
       </w:del>
       <w:del w:id="1670" w:author="PR Preview" w:date="2026-01-01T00:00:00Z">
         <w:r>
-          <w:delText xml:space="preserve">is a confusing name in two ways.</w:delText>
+          <w:delText xml:space="preserve">It is defined through the estimator’s own spread,</w:delText>
         </w:r>
       </w:del>
       <w:del w:id="1671" w:author="PR Preview" w:date="2026-01-01T00:00:00Z">
@@ -37475,7 +37473,7 @@
       </w:del>
       <w:del w:id="1672" w:author="PR Preview" w:date="2026-01-01T00:00:00Z">
         <w:r>
-          <w:delText xml:space="preserve">It is defined through the estimator’s own spread,</w:delText>
+          <w:delText xml:space="preserve">not through the</w:delText>
         </w:r>
       </w:del>
       <w:del w:id="1673" w:author="PR Preview" w:date="2026-01-01T00:00:00Z">
@@ -37483,18 +37481,8 @@
           <w:delText xml:space="preserve"> </w:delText>
         </w:r>
       </w:del>
-      <w:del w:id="1674" w:author="PR Preview" w:date="2026-01-01T00:00:00Z">
-        <w:r>
-          <w:delText xml:space="preserve">not through the</w:delText>
-        </w:r>
-      </w:del>
-      <w:del w:id="1675" w:author="PR Preview" w:date="2026-01-01T00:00:00Z">
-        <w:r>
-          <w:delText xml:space="preserve"> </w:delText>
-        </w:r>
-      </w:del>
       <w:hyperlink w:anchor="def-estimation-error">
-        <w:del w:id="1676" w:author="PR Preview" w:date="2026-01-01T00:00:00Z">
+        <w:del w:id="1674" w:author="PR Preview" w:date="2026-01-01T00:00:00Z">
           <w:r>
             <w:rPr>
               <w:rStyle w:val="Hyperlink"/>
@@ -37503,23 +37491,23 @@
           </w:r>
         </w:del>
       </w:hyperlink>
+      <w:del w:id="1675" w:author="PR Preview" w:date="2026-01-01T00:00:00Z">
+        <w:r>
+          <w:delText xml:space="preserve"> </w:delText>
+        </w:r>
+      </w:del>
+      <w:del w:id="1676" w:author="PR Preview" w:date="2026-01-01T00:00:00Z">
+        <w:r>
+          <w:delText xml:space="preserve">(although</w:delText>
+        </w:r>
+      </w:del>
       <w:del w:id="1677" w:author="PR Preview" w:date="2026-01-01T00:00:00Z">
         <w:r>
           <w:delText xml:space="preserve"> </w:delText>
         </w:r>
       </w:del>
-      <w:del w:id="1678" w:author="PR Preview" w:date="2026-01-01T00:00:00Z">
-        <w:r>
-          <w:delText xml:space="preserve">(although</w:delText>
-        </w:r>
-      </w:del>
-      <w:del w:id="1679" w:author="PR Preview" w:date="2026-01-01T00:00:00Z">
-        <w:r>
-          <w:delText xml:space="preserve"> </w:delText>
-        </w:r>
-      </w:del>
       <w:hyperlink w:anchor="thm-se-error-sd">
-        <w:del w:id="1680" w:author="PR Preview" w:date="2026-01-01T00:00:00Z">
+        <w:del w:id="1678" w:author="PR Preview" w:date="2026-01-01T00:00:00Z">
           <w:r>
             <w:rPr>
               <w:rStyle w:val="Hyperlink"/>
@@ -37528,6 +37516,16 @@
           </w:r>
         </w:del>
       </w:hyperlink>
+      <w:del w:id="1679" w:author="PR Preview" w:date="2026-01-01T00:00:00Z">
+        <w:r>
+          <w:delText xml:space="preserve"> </w:delText>
+        </w:r>
+      </w:del>
+      <w:del w:id="1680" w:author="PR Preview" w:date="2026-01-01T00:00:00Z">
+        <w:r>
+          <w:delText xml:space="preserve">shows that the two spreads are equal).</w:delText>
+        </w:r>
+      </w:del>
       <w:del w:id="1681" w:author="PR Preview" w:date="2026-01-01T00:00:00Z">
         <w:r>
           <w:delText xml:space="preserve"> </w:delText>
@@ -37535,7 +37533,7 @@
       </w:del>
       <w:del w:id="1682" w:author="PR Preview" w:date="2026-01-01T00:00:00Z">
         <w:r>
-          <w:delText xml:space="preserve">shows that the two spreads are equal).</w:delText>
+          <w:delText xml:space="preserve">It is also a synonym for the standard deviation of an estimator,</w:delText>
         </w:r>
       </w:del>
       <w:del w:id="1683" w:author="PR Preview" w:date="2026-01-01T00:00:00Z">
@@ -37545,7 +37543,7 @@
       </w:del>
       <w:del w:id="1684" w:author="PR Preview" w:date="2026-01-01T00:00:00Z">
         <w:r>
-          <w:delText xml:space="preserve">It is also a synonym for the standard deviation of an estimator,</w:delText>
+          <w:delText xml:space="preserve">so it can look redundant.</w:delText>
         </w:r>
       </w:del>
       <w:del w:id="1685" w:author="PR Preview" w:date="2026-01-01T00:00:00Z">
@@ -37555,7 +37553,7 @@
       </w:del>
       <w:del w:id="1686" w:author="PR Preview" w:date="2026-01-01T00:00:00Z">
         <w:r>
-          <w:delText xml:space="preserve">so it can look redundant.</w:delText>
+          <w:delText xml:space="preserve">The name persists because standard errors</w:delText>
         </w:r>
       </w:del>
       <w:del w:id="1687" w:author="PR Preview" w:date="2026-01-01T00:00:00Z">
@@ -37565,7 +37563,7 @@
       </w:del>
       <w:del w:id="1688" w:author="PR Preview" w:date="2026-01-01T00:00:00Z">
         <w:r>
-          <w:delText xml:space="preserve">The name persists because standard errors</w:delText>
+          <w:delText xml:space="preserve">are the building blocks of p-values and confidence intervals,</w:delText>
         </w:r>
       </w:del>
       <w:del w:id="1689" w:author="PR Preview" w:date="2026-01-01T00:00:00Z">
@@ -37574,16 +37572,6 @@
         </w:r>
       </w:del>
       <w:del w:id="1690" w:author="PR Preview" w:date="2026-01-01T00:00:00Z">
-        <w:r>
-          <w:delText xml:space="preserve">are the building blocks of p-values and confidence intervals,</w:delText>
-        </w:r>
-      </w:del>
-      <w:del w:id="1691" w:author="PR Preview" w:date="2026-01-01T00:00:00Z">
-        <w:r>
-          <w:delText xml:space="preserve"> </w:delText>
-        </w:r>
-      </w:del>
-      <w:del w:id="1692" w:author="PR Preview" w:date="2026-01-01T00:00:00Z">
         <w:r>
           <w:delText xml:space="preserve">so they come up often enough to deserve their own name.</w:delText>
         </w:r>
@@ -37593,7 +37581,7 @@
       <w:pPr>
         <w:pStyle w:val="BodyText"/>
       </w:pPr>
-      <w:del w:id="1693" w:author="PR Preview" w:date="2026-01-01T00:00:00Z">
+      <w:del w:id="1691" w:author="PR Preview" w:date="2026-01-01T00:00:00Z">
         <w:r>
           <w:rPr>
             <w:b/>
@@ -37602,23 +37590,23 @@
           <w:delText xml:space="preserve">Exercise 9 (Squared standard error from MSE and bias)</w:delText>
         </w:r>
       </w:del>
+      <w:del w:id="1692" w:author="PR Preview" w:date="2026-01-01T00:00:00Z">
+        <w:r>
+          <w:delText xml:space="preserve"> </w:delText>
+        </w:r>
+      </w:del>
+      <w:del w:id="1693" w:author="PR Preview" w:date="2026-01-01T00:00:00Z">
+        <w:r>
+          <w:delText xml:space="preserve">Using</w:delText>
+        </w:r>
+      </w:del>
       <w:del w:id="1694" w:author="PR Preview" w:date="2026-01-01T00:00:00Z">
         <w:r>
           <w:delText xml:space="preserve"> </w:delText>
         </w:r>
       </w:del>
-      <w:del w:id="1695" w:author="PR Preview" w:date="2026-01-01T00:00:00Z">
-        <w:r>
-          <w:delText xml:space="preserve">Using</w:delText>
-        </w:r>
-      </w:del>
-      <w:del w:id="1696" w:author="PR Preview" w:date="2026-01-01T00:00:00Z">
-        <w:r>
-          <w:delText xml:space="preserve"> </w:delText>
-        </w:r>
-      </w:del>
       <w:hyperlink w:anchor="thm-mse-bias-variance">
-        <w:del w:id="1697" w:author="PR Preview" w:date="2026-01-01T00:00:00Z">
+        <w:del w:id="1695" w:author="PR Preview" w:date="2026-01-01T00:00:00Z">
           <w:r>
             <w:rPr>
               <w:rStyle w:val="Hyperlink"/>
@@ -37627,9 +37615,19 @@
           </w:r>
         </w:del>
       </w:hyperlink>
+      <w:del w:id="1696" w:author="PR Preview" w:date="2026-01-01T00:00:00Z">
+        <w:r>
+          <w:delText xml:space="preserve">,</w:delText>
+        </w:r>
+      </w:del>
+      <w:del w:id="1697" w:author="PR Preview" w:date="2026-01-01T00:00:00Z">
+        <w:r>
+          <w:delText xml:space="preserve"> </w:delText>
+        </w:r>
+      </w:del>
       <w:del w:id="1698" w:author="PR Preview" w:date="2026-01-01T00:00:00Z">
         <w:r>
-          <w:delText xml:space="preserve">,</w:delText>
+          <w:delText xml:space="preserve">write the squared</w:delText>
         </w:r>
       </w:del>
       <w:del w:id="1699" w:author="PR Preview" w:date="2026-01-01T00:00:00Z">
@@ -37637,18 +37635,8 @@
           <w:delText xml:space="preserve"> </w:delText>
         </w:r>
       </w:del>
-      <w:del w:id="1700" w:author="PR Preview" w:date="2026-01-01T00:00:00Z">
-        <w:r>
-          <w:delText xml:space="preserve">write the squared</w:delText>
-        </w:r>
-      </w:del>
-      <w:del w:id="1701" w:author="PR Preview" w:date="2026-01-01T00:00:00Z">
-        <w:r>
-          <w:delText xml:space="preserve"> </w:delText>
-        </w:r>
-      </w:del>
       <w:hyperlink w:anchor="def-SE">
-        <w:del w:id="1702" w:author="PR Preview" w:date="2026-01-01T00:00:00Z">
+        <w:del w:id="1700" w:author="PR Preview" w:date="2026-01-01T00:00:00Z">
           <w:r>
             <w:rPr>
               <w:rStyle w:val="Hyperlink"/>
@@ -37657,7 +37645,7 @@
           </w:r>
         </w:del>
       </w:hyperlink>
-      <w:del w:id="1703" w:author="PR Preview" w:date="2026-01-01T00:00:00Z">
+      <w:del w:id="1701" w:author="PR Preview" w:date="2026-01-01T00:00:00Z">
         <w:r>
           <w:delText xml:space="preserve"> </w:delText>
         </w:r>
@@ -37721,23 +37709,23 @@
           <m:t>​</m:t>
         </m:r>
       </m:oMath>
+      <w:del w:id="1702" w:author="PR Preview" w:date="2026-01-01T00:00:00Z">
+        <w:r>
+          <w:delText xml:space="preserve"> </w:delText>
+        </w:r>
+      </w:del>
+      <w:del w:id="1703" w:author="PR Preview" w:date="2026-01-01T00:00:00Z">
+        <w:r>
+          <w:delText xml:space="preserve">in terms of the</w:delText>
+        </w:r>
+      </w:del>
       <w:del w:id="1704" w:author="PR Preview" w:date="2026-01-01T00:00:00Z">
         <w:r>
           <w:delText xml:space="preserve"> </w:delText>
         </w:r>
       </w:del>
-      <w:del w:id="1705" w:author="PR Preview" w:date="2026-01-01T00:00:00Z">
-        <w:r>
-          <w:delText xml:space="preserve">in terms of the</w:delText>
-        </w:r>
-      </w:del>
-      <w:del w:id="1706" w:author="PR Preview" w:date="2026-01-01T00:00:00Z">
-        <w:r>
-          <w:delText xml:space="preserve"> </w:delText>
-        </w:r>
-      </w:del>
       <w:hyperlink w:anchor="def-mse">
-        <w:del w:id="1707" w:author="PR Preview" w:date="2026-01-01T00:00:00Z">
+        <w:del w:id="1705" w:author="PR Preview" w:date="2026-01-01T00:00:00Z">
           <w:r>
             <w:rPr>
               <w:rStyle w:val="Hyperlink"/>
@@ -37746,23 +37734,23 @@
           </w:r>
         </w:del>
       </w:hyperlink>
+      <w:del w:id="1706" w:author="PR Preview" w:date="2026-01-01T00:00:00Z">
+        <w:r>
+          <w:delText xml:space="preserve"> </w:delText>
+        </w:r>
+      </w:del>
+      <w:del w:id="1707" w:author="PR Preview" w:date="2026-01-01T00:00:00Z">
+        <w:r>
+          <w:delText xml:space="preserve">and the</w:delText>
+        </w:r>
+      </w:del>
       <w:del w:id="1708" w:author="PR Preview" w:date="2026-01-01T00:00:00Z">
         <w:r>
           <w:delText xml:space="preserve"> </w:delText>
         </w:r>
       </w:del>
-      <w:del w:id="1709" w:author="PR Preview" w:date="2026-01-01T00:00:00Z">
-        <w:r>
-          <w:delText xml:space="preserve">and the</w:delText>
-        </w:r>
-      </w:del>
-      <w:del w:id="1710" w:author="PR Preview" w:date="2026-01-01T00:00:00Z">
-        <w:r>
-          <w:delText xml:space="preserve"> </w:delText>
-        </w:r>
-      </w:del>
       <w:hyperlink w:anchor="def-bias">
-        <w:del w:id="1711" w:author="PR Preview" w:date="2026-01-01T00:00:00Z">
+        <w:del w:id="1709" w:author="PR Preview" w:date="2026-01-01T00:00:00Z">
           <w:r>
             <w:rPr>
               <w:rStyle w:val="Hyperlink"/>
@@ -37771,17 +37759,17 @@
           </w:r>
         </w:del>
       </w:hyperlink>
+      <w:del w:id="1710" w:author="PR Preview" w:date="2026-01-01T00:00:00Z">
+        <w:r>
+          <w:delText xml:space="preserve"> </w:delText>
+        </w:r>
+      </w:del>
+      <w:del w:id="1711" w:author="PR Preview" w:date="2026-01-01T00:00:00Z">
+        <w:r>
+          <w:delText xml:space="preserve">of</w:delText>
+        </w:r>
+      </w:del>
       <w:del w:id="1712" w:author="PR Preview" w:date="2026-01-01T00:00:00Z">
-        <w:r>
-          <w:delText xml:space="preserve"> </w:delText>
-        </w:r>
-      </w:del>
-      <w:del w:id="1713" w:author="PR Preview" w:date="2026-01-01T00:00:00Z">
-        <w:r>
-          <w:delText xml:space="preserve">of</w:delText>
-        </w:r>
-      </w:del>
-      <w:del w:id="1714" w:author="PR Preview" w:date="2026-01-01T00:00:00Z">
         <w:r>
           <w:delText xml:space="preserve"> </w:delText>
         </w:r>
@@ -37798,7 +37786,7 @@
           </m:e>
         </m:acc>
       </m:oMath>
-      <w:del w:id="1715" w:author="PR Preview" w:date="2026-01-01T00:00:00Z">
+      <w:del w:id="1713" w:author="PR Preview" w:date="2026-01-01T00:00:00Z">
         <w:r>
           <w:delText xml:space="preserve">.</w:delText>
         </w:r>
@@ -37808,7 +37796,7 @@
       <w:pPr>
         <w:pStyle w:val="BodyText"/>
       </w:pPr>
-      <w:del w:id="1716" w:author="PR Preview" w:date="2026-01-01T00:00:00Z">
+      <w:del w:id="1714" w:author="PR Preview" w:date="2026-01-01T00:00:00Z">
         <w:r>
           <w:rPr>
             <w:i/>
@@ -37817,7 +37805,7 @@
           <w:delText xml:space="preserve">Solution 9</w:delText>
         </w:r>
       </w:del>
-      <w:del w:id="1717" w:author="PR Preview" w:date="2026-01-01T00:00:00Z">
+      <w:del w:id="1715" w:author="PR Preview" w:date="2026-01-01T00:00:00Z">
         <w:r>
           <w:delText xml:space="preserve">. </w:delText>
         </w:r>
@@ -37827,7 +37815,7 @@
       <w:pPr>
         <w:pStyle w:val="BodyText"/>
       </w:pPr>
-      <w:ins w:id="1718" w:author="PR Preview" w:date="2026-01-01T00:00:00Z">
+      <w:ins w:id="1716" w:author="PR Preview" w:date="2026-01-01T00:00:00Z">
         <w:r>
           <w:rPr>
             <w:b/>
@@ -37836,23 +37824,23 @@
           <w:t xml:space="preserve">Exercise 9 (Standard error of an unbiased estimator)</w:t>
         </w:r>
       </w:ins>
+      <w:ins w:id="1717" w:author="PR Preview" w:date="2026-01-01T00:00:00Z">
+        <w:r>
+          <w:t xml:space="preserve"> </w:t>
+        </w:r>
+      </w:ins>
+      <w:ins w:id="1718" w:author="PR Preview" w:date="2026-01-01T00:00:00Z">
+        <w:r>
+          <w:t xml:space="preserve">Using</w:t>
+        </w:r>
+      </w:ins>
       <w:ins w:id="1719" w:author="PR Preview" w:date="2026-01-01T00:00:00Z">
         <w:r>
           <w:t xml:space="preserve"> </w:t>
         </w:r>
       </w:ins>
-      <w:ins w:id="1720" w:author="PR Preview" w:date="2026-01-01T00:00:00Z">
-        <w:r>
-          <w:t xml:space="preserve">Using</w:t>
-        </w:r>
-      </w:ins>
-      <w:ins w:id="1721" w:author="PR Preview" w:date="2026-01-01T00:00:00Z">
-        <w:r>
-          <w:t xml:space="preserve"> </w:t>
-        </w:r>
-      </w:ins>
       <w:hyperlink w:anchor="eq-unbiased-mse">
-        <w:ins w:id="1722" w:author="PR Preview" w:date="2026-01-01T00:00:00Z">
+        <w:ins w:id="1720" w:author="PR Preview" w:date="2026-01-01T00:00:00Z">
           <w:r>
             <w:rPr>
               <w:rStyle w:val="Hyperlink"/>
@@ -37861,9 +37849,19 @@
           </w:r>
         </w:ins>
       </w:hyperlink>
+      <w:ins w:id="1721" w:author="PR Preview" w:date="2026-01-01T00:00:00Z">
+        <w:r>
+          <w:t xml:space="preserve">,</w:t>
+        </w:r>
+      </w:ins>
+      <w:ins w:id="1722" w:author="PR Preview" w:date="2026-01-01T00:00:00Z">
+        <w:r>
+          <w:t xml:space="preserve"> </w:t>
+        </w:r>
+      </w:ins>
       <w:ins w:id="1723" w:author="PR Preview" w:date="2026-01-01T00:00:00Z">
         <w:r>
-          <w:t xml:space="preserve">,</w:t>
+          <w:t xml:space="preserve">write the</w:t>
         </w:r>
       </w:ins>
       <w:ins w:id="1724" w:author="PR Preview" w:date="2026-01-01T00:00:00Z">
@@ -37871,18 +37869,8 @@
           <w:t xml:space="preserve"> </w:t>
         </w:r>
       </w:ins>
-      <w:ins w:id="1725" w:author="PR Preview" w:date="2026-01-01T00:00:00Z">
-        <w:r>
-          <w:t xml:space="preserve">write the</w:t>
-        </w:r>
-      </w:ins>
-      <w:ins w:id="1726" w:author="PR Preview" w:date="2026-01-01T00:00:00Z">
-        <w:r>
-          <w:t xml:space="preserve"> </w:t>
-        </w:r>
-      </w:ins>
       <w:hyperlink w:anchor="def-SE">
-        <w:ins w:id="1727" w:author="PR Preview" w:date="2026-01-01T00:00:00Z">
+        <w:ins w:id="1725" w:author="PR Preview" w:date="2026-01-01T00:00:00Z">
           <w:r>
             <w:rPr>
               <w:rStyle w:val="Hyperlink"/>
@@ -37891,23 +37879,23 @@
           </w:r>
         </w:ins>
       </w:hyperlink>
+      <w:ins w:id="1726" w:author="PR Preview" w:date="2026-01-01T00:00:00Z">
+        <w:r>
+          <w:t xml:space="preserve"> </w:t>
+        </w:r>
+      </w:ins>
+      <w:ins w:id="1727" w:author="PR Preview" w:date="2026-01-01T00:00:00Z">
+        <w:r>
+          <w:t xml:space="preserve">of an</w:t>
+        </w:r>
+      </w:ins>
       <w:ins w:id="1728" w:author="PR Preview" w:date="2026-01-01T00:00:00Z">
         <w:r>
           <w:t xml:space="preserve"> </w:t>
         </w:r>
       </w:ins>
-      <w:ins w:id="1729" w:author="PR Preview" w:date="2026-01-01T00:00:00Z">
-        <w:r>
-          <w:t xml:space="preserve">of an</w:t>
-        </w:r>
-      </w:ins>
-      <w:ins w:id="1730" w:author="PR Preview" w:date="2026-01-01T00:00:00Z">
-        <w:r>
-          <w:t xml:space="preserve"> </w:t>
-        </w:r>
-      </w:ins>
       <w:hyperlink w:anchor="def-unbiased">
-        <w:ins w:id="1731" w:author="PR Preview" w:date="2026-01-01T00:00:00Z">
+        <w:ins w:id="1729" w:author="PR Preview" w:date="2026-01-01T00:00:00Z">
           <w:r>
             <w:rPr>
               <w:rStyle w:val="Hyperlink"/>
@@ -37916,17 +37904,17 @@
           </w:r>
         </w:ins>
       </w:hyperlink>
+      <w:ins w:id="1730" w:author="PR Preview" w:date="2026-01-01T00:00:00Z">
+        <w:r>
+          <w:t xml:space="preserve"> </w:t>
+        </w:r>
+      </w:ins>
+      <w:ins w:id="1731" w:author="PR Preview" w:date="2026-01-01T00:00:00Z">
+        <w:r>
+          <w:t xml:space="preserve">estimator</w:t>
+        </w:r>
+      </w:ins>
       <w:ins w:id="1732" w:author="PR Preview" w:date="2026-01-01T00:00:00Z">
-        <w:r>
-          <w:t xml:space="preserve"> </w:t>
-        </w:r>
-      </w:ins>
-      <w:ins w:id="1733" w:author="PR Preview" w:date="2026-01-01T00:00:00Z">
-        <w:r>
-          <w:t xml:space="preserve">estimator</w:t>
-        </w:r>
-      </w:ins>
-      <w:ins w:id="1734" w:author="PR Preview" w:date="2026-01-01T00:00:00Z">
         <w:r>
           <w:t xml:space="preserve"> </w:t>
         </w:r>
@@ -37943,23 +37931,23 @@
           </m:e>
         </m:acc>
       </m:oMath>
+      <w:ins w:id="1733" w:author="PR Preview" w:date="2026-01-01T00:00:00Z">
+        <w:r>
+          <w:t xml:space="preserve"> </w:t>
+        </w:r>
+      </w:ins>
+      <w:ins w:id="1734" w:author="PR Preview" w:date="2026-01-01T00:00:00Z">
+        <w:r>
+          <w:t xml:space="preserve">in terms of its</w:t>
+        </w:r>
+      </w:ins>
       <w:ins w:id="1735" w:author="PR Preview" w:date="2026-01-01T00:00:00Z">
         <w:r>
           <w:t xml:space="preserve"> </w:t>
         </w:r>
       </w:ins>
-      <w:ins w:id="1736" w:author="PR Preview" w:date="2026-01-01T00:00:00Z">
-        <w:r>
-          <w:t xml:space="preserve">in terms of its</w:t>
-        </w:r>
-      </w:ins>
-      <w:ins w:id="1737" w:author="PR Preview" w:date="2026-01-01T00:00:00Z">
-        <w:r>
-          <w:t xml:space="preserve"> </w:t>
-        </w:r>
-      </w:ins>
       <w:hyperlink w:anchor="def-mse">
-        <w:ins w:id="1738" w:author="PR Preview" w:date="2026-01-01T00:00:00Z">
+        <w:ins w:id="1736" w:author="PR Preview" w:date="2026-01-01T00:00:00Z">
           <w:r>
             <w:rPr>
               <w:rStyle w:val="Hyperlink"/>
@@ -37968,7 +37956,7 @@
           </w:r>
         </w:ins>
       </w:hyperlink>
-      <w:ins w:id="1739" w:author="PR Preview" w:date="2026-01-01T00:00:00Z">
+      <w:ins w:id="1737" w:author="PR Preview" w:date="2026-01-01T00:00:00Z">
         <w:r>
           <w:t xml:space="preserve">.</w:t>
         </w:r>
@@ -37980,7 +37968,7 @@
       <w:pPr>
         <w:pStyle w:val="BodyText"/>
       </w:pPr>
-      <w:ins w:id="1740" w:author="PR Preview" w:date="2026-01-01T00:00:00Z">
+      <w:ins w:id="1738" w:author="PR Preview" w:date="2026-01-01T00:00:00Z">
         <w:r>
           <w:rPr>
             <w:i/>
@@ -37989,23 +37977,23 @@
           <w:t xml:space="preserve">Solution 9</w:t>
         </w:r>
       </w:ins>
+      <w:ins w:id="1739" w:author="PR Preview" w:date="2026-01-01T00:00:00Z">
+        <w:r>
+          <w:t xml:space="preserve">. </w:t>
+        </w:r>
+      </w:ins>
+      <w:ins w:id="1740" w:author="PR Preview" w:date="2026-01-01T00:00:00Z">
+        <w:r>
+          <w:t xml:space="preserve">By</w:t>
+        </w:r>
+      </w:ins>
       <w:ins w:id="1741" w:author="PR Preview" w:date="2026-01-01T00:00:00Z">
         <w:r>
-          <w:t xml:space="preserve">. </w:t>
-        </w:r>
-      </w:ins>
-      <w:ins w:id="1742" w:author="PR Preview" w:date="2026-01-01T00:00:00Z">
-        <w:r>
-          <w:t xml:space="preserve">By</w:t>
-        </w:r>
-      </w:ins>
-      <w:ins w:id="1743" w:author="PR Preview" w:date="2026-01-01T00:00:00Z">
-        <w:r>
           <w:t xml:space="preserve"> </w:t>
         </w:r>
       </w:ins>
       <w:hyperlink w:anchor="eq-unbiased-mse">
-        <w:ins w:id="1744" w:author="PR Preview" w:date="2026-01-01T00:00:00Z">
+        <w:ins w:id="1742" w:author="PR Preview" w:date="2026-01-01T00:00:00Z">
           <w:r>
             <w:rPr>
               <w:rStyle w:val="Hyperlink"/>
@@ -38014,12 +38002,12 @@
           </w:r>
         </w:ins>
       </w:hyperlink>
-      <w:ins w:id="1745" w:author="PR Preview" w:date="2026-01-01T00:00:00Z">
+      <w:ins w:id="1743" w:author="PR Preview" w:date="2026-01-01T00:00:00Z">
         <w:r>
           <w:t xml:space="preserve">,</w:t>
         </w:r>
       </w:ins>
-      <w:ins w:id="1746" w:author="PR Preview" w:date="2026-01-01T00:00:00Z">
+      <w:ins w:id="1744" w:author="PR Preview" w:date="2026-01-01T00:00:00Z">
         <w:r>
           <w:t xml:space="preserve"> </w:t>
         </w:r>
@@ -38096,17 +38084,17 @@
           <m:t>​</m:t>
         </m:r>
       </m:oMath>
+      <w:ins w:id="1745" w:author="PR Preview" w:date="2026-01-01T00:00:00Z">
+        <w:r>
+          <w:t xml:space="preserve">.</w:t>
+        </w:r>
+      </w:ins>
+      <w:ins w:id="1746" w:author="PR Preview" w:date="2026-01-01T00:00:00Z">
+        <w:r>
+          <w:t xml:space="preserve"> </w:t>
+        </w:r>
+      </w:ins>
       <w:ins w:id="1747" w:author="PR Preview" w:date="2026-01-01T00:00:00Z">
-        <w:r>
-          <w:t xml:space="preserve">.</w:t>
-        </w:r>
-      </w:ins>
-      <w:ins w:id="1748" w:author="PR Preview" w:date="2026-01-01T00:00:00Z">
-        <w:r>
-          <w:t xml:space="preserve"> </w:t>
-        </w:r>
-      </w:ins>
-      <w:ins w:id="1749" w:author="PR Preview" w:date="2026-01-01T00:00:00Z">
         <w:r>
           <w:t xml:space="preserve">Taking square roots of both sides,</w:t>
         </w:r>
@@ -38264,7 +38252,7 @@
       <w:pPr>
         <w:pStyle w:val="FirstParagraph"/>
       </w:pPr>
-      <w:del w:id="1750" w:author="PR Preview" w:date="2026-01-01T00:00:00Z">
+      <w:del w:id="1748" w:author="PR Preview" w:date="2026-01-01T00:00:00Z">
         <w:r>
           <w:rPr>
             <w:b/>
@@ -38273,22 +38261,22 @@
           <w:delText xml:space="preserve">Corollary 2 (Standard error squared equals MSE minus squared bias)</w:delText>
         </w:r>
       </w:del>
+      <w:del w:id="1749" w:author="PR Preview" w:date="2026-01-01T00:00:00Z">
+        <w:r>
+          <w:delText xml:space="preserve"> </w:delText>
+        </w:r>
+      </w:del>
+      <w:del w:id="1750" w:author="PR Preview" w:date="2026-01-01T00:00:00Z">
+        <w:r>
+          <w:delText xml:space="preserve">The squared standard error is what remains of the mean squared error</w:delText>
+        </w:r>
+      </w:del>
       <w:del w:id="1751" w:author="PR Preview" w:date="2026-01-01T00:00:00Z">
         <w:r>
           <w:delText xml:space="preserve"> </w:delText>
         </w:r>
       </w:del>
       <w:del w:id="1752" w:author="PR Preview" w:date="2026-01-01T00:00:00Z">
-        <w:r>
-          <w:delText xml:space="preserve">The squared standard error is what remains of the mean squared error</w:delText>
-        </w:r>
-      </w:del>
-      <w:del w:id="1753" w:author="PR Preview" w:date="2026-01-01T00:00:00Z">
-        <w:r>
-          <w:delText xml:space="preserve"> </w:delText>
-        </w:r>
-      </w:del>
-      <w:del w:id="1754" w:author="PR Preview" w:date="2026-01-01T00:00:00Z">
         <w:r>
           <w:delText xml:space="preserve">after the squared bias is removed:</w:delText>
         </w:r>
@@ -38298,7 +38286,7 @@
       <w:pPr>
         <w:pStyle w:val="FirstParagraph"/>
       </w:pPr>
-      <w:ins w:id="1755" w:author="PR Preview" w:date="2026-01-01T00:00:00Z">
+      <w:ins w:id="1753" w:author="PR Preview" w:date="2026-01-01T00:00:00Z">
         <w:r>
           <w:rPr>
             <w:b/>
@@ -38307,17 +38295,17 @@
           <w:t xml:space="preserve">Corollary 2 (For unbiased estimators, SE equals root MSE)</w:t>
         </w:r>
       </w:ins>
+      <w:ins w:id="1754" w:author="PR Preview" w:date="2026-01-01T00:00:00Z">
+        <w:r>
+          <w:t xml:space="preserve"> </w:t>
+        </w:r>
+      </w:ins>
+      <w:ins w:id="1755" w:author="PR Preview" w:date="2026-01-01T00:00:00Z">
+        <w:r>
+          <w:t xml:space="preserve">If</w:t>
+        </w:r>
+      </w:ins>
       <w:ins w:id="1756" w:author="PR Preview" w:date="2026-01-01T00:00:00Z">
-        <w:r>
-          <w:t xml:space="preserve"> </w:t>
-        </w:r>
-      </w:ins>
-      <w:ins w:id="1757" w:author="PR Preview" w:date="2026-01-01T00:00:00Z">
-        <w:r>
-          <w:t xml:space="preserve">If</w:t>
-        </w:r>
-      </w:ins>
-      <w:ins w:id="1758" w:author="PR Preview" w:date="2026-01-01T00:00:00Z">
         <w:r>
           <w:t xml:space="preserve"> </w:t>
         </w:r>
@@ -38334,23 +38322,23 @@
           </m:e>
         </m:acc>
       </m:oMath>
+      <w:ins w:id="1757" w:author="PR Preview" w:date="2026-01-01T00:00:00Z">
+        <w:r>
+          <w:t xml:space="preserve"> </w:t>
+        </w:r>
+      </w:ins>
+      <w:ins w:id="1758" w:author="PR Preview" w:date="2026-01-01T00:00:00Z">
+        <w:r>
+          <w:t xml:space="preserve">is</w:t>
+        </w:r>
+      </w:ins>
       <w:ins w:id="1759" w:author="PR Preview" w:date="2026-01-01T00:00:00Z">
         <w:r>
           <w:t xml:space="preserve"> </w:t>
         </w:r>
       </w:ins>
-      <w:ins w:id="1760" w:author="PR Preview" w:date="2026-01-01T00:00:00Z">
-        <w:r>
-          <w:t xml:space="preserve">is</w:t>
-        </w:r>
-      </w:ins>
-      <w:ins w:id="1761" w:author="PR Preview" w:date="2026-01-01T00:00:00Z">
-        <w:r>
-          <w:t xml:space="preserve"> </w:t>
-        </w:r>
-      </w:ins>
       <w:hyperlink w:anchor="def-unbiased">
-        <w:ins w:id="1762" w:author="PR Preview" w:date="2026-01-01T00:00:00Z">
+        <w:ins w:id="1760" w:author="PR Preview" w:date="2026-01-01T00:00:00Z">
           <w:r>
             <w:rPr>
               <w:rStyle w:val="Hyperlink"/>
@@ -38359,18 +38347,18 @@
           </w:r>
         </w:ins>
       </w:hyperlink>
-      <w:ins w:id="1763" w:author="PR Preview" w:date="2026-01-01T00:00:00Z">
+      <w:ins w:id="1761" w:author="PR Preview" w:date="2026-01-01T00:00:00Z">
         <w:r>
           <w:t xml:space="preserve">, then its standard error equals its</w:t>
         </w:r>
       </w:ins>
-      <w:ins w:id="1764" w:author="PR Preview" w:date="2026-01-01T00:00:00Z">
+      <w:ins w:id="1762" w:author="PR Preview" w:date="2026-01-01T00:00:00Z">
         <w:r>
           <w:t xml:space="preserve"> </w:t>
         </w:r>
       </w:ins>
       <w:hyperlink w:anchor="def-rmse">
-        <w:ins w:id="1765" w:author="PR Preview" w:date="2026-01-01T00:00:00Z">
+        <w:ins w:id="1763" w:author="PR Preview" w:date="2026-01-01T00:00:00Z">
           <w:r>
             <w:rPr>
               <w:rStyle w:val="Hyperlink"/>
@@ -38379,7 +38367,7 @@
           </w:r>
         </w:ins>
       </w:hyperlink>
-      <w:ins w:id="1766" w:author="PR Preview" w:date="2026-01-01T00:00:00Z">
+      <w:ins w:id="1764" w:author="PR Preview" w:date="2026-01-01T00:00:00Z">
         <w:r>
           <w:t xml:space="preserve">:</w:t>
         </w:r>
@@ -38515,7 +38503,7 @@
       <w:pPr>
         <w:pStyle w:val="BodyText"/>
       </w:pPr>
-      <w:del w:id="1767" w:author="PR Preview" w:date="2026-01-01T00:00:00Z">
+      <w:del w:id="1765" w:author="PR Preview" w:date="2026-01-01T00:00:00Z">
         <w:r>
           <w:rPr>
             <w:b/>
@@ -38524,23 +38512,23 @@
           <w:delText xml:space="preserve">Exercise 10 (Standard error of an unbiased estimator)</w:delText>
         </w:r>
       </w:del>
+      <w:del w:id="1766" w:author="PR Preview" w:date="2026-01-01T00:00:00Z">
+        <w:r>
+          <w:delText xml:space="preserve"> </w:delText>
+        </w:r>
+      </w:del>
+      <w:del w:id="1767" w:author="PR Preview" w:date="2026-01-01T00:00:00Z">
+        <w:r>
+          <w:delText xml:space="preserve">Using</w:delText>
+        </w:r>
+      </w:del>
       <w:del w:id="1768" w:author="PR Preview" w:date="2026-01-01T00:00:00Z">
         <w:r>
           <w:delText xml:space="preserve"> </w:delText>
         </w:r>
       </w:del>
-      <w:del w:id="1769" w:author="PR Preview" w:date="2026-01-01T00:00:00Z">
-        <w:r>
-          <w:delText xml:space="preserve">Using</w:delText>
-        </w:r>
-      </w:del>
-      <w:del w:id="1770" w:author="PR Preview" w:date="2026-01-01T00:00:00Z">
-        <w:r>
-          <w:delText xml:space="preserve"> </w:delText>
-        </w:r>
-      </w:del>
       <w:hyperlink w:anchor="eq-unbiased-mse">
-        <w:del w:id="1771" w:author="PR Preview" w:date="2026-01-01T00:00:00Z">
+        <w:del w:id="1769" w:author="PR Preview" w:date="2026-01-01T00:00:00Z">
           <w:r>
             <w:rPr>
               <w:rStyle w:val="Hyperlink"/>
@@ -38549,9 +38537,19 @@
           </w:r>
         </w:del>
       </w:hyperlink>
+      <w:del w:id="1770" w:author="PR Preview" w:date="2026-01-01T00:00:00Z">
+        <w:r>
+          <w:delText xml:space="preserve">,</w:delText>
+        </w:r>
+      </w:del>
+      <w:del w:id="1771" w:author="PR Preview" w:date="2026-01-01T00:00:00Z">
+        <w:r>
+          <w:delText xml:space="preserve"> </w:delText>
+        </w:r>
+      </w:del>
       <w:del w:id="1772" w:author="PR Preview" w:date="2026-01-01T00:00:00Z">
         <w:r>
-          <w:delText xml:space="preserve">,</w:delText>
+          <w:delText xml:space="preserve">write the</w:delText>
         </w:r>
       </w:del>
       <w:del w:id="1773" w:author="PR Preview" w:date="2026-01-01T00:00:00Z">
@@ -38559,18 +38557,8 @@
           <w:delText xml:space="preserve"> </w:delText>
         </w:r>
       </w:del>
-      <w:del w:id="1774" w:author="PR Preview" w:date="2026-01-01T00:00:00Z">
-        <w:r>
-          <w:delText xml:space="preserve">write the</w:delText>
-        </w:r>
-      </w:del>
-      <w:del w:id="1775" w:author="PR Preview" w:date="2026-01-01T00:00:00Z">
-        <w:r>
-          <w:delText xml:space="preserve"> </w:delText>
-        </w:r>
-      </w:del>
       <w:hyperlink w:anchor="def-SE">
-        <w:del w:id="1776" w:author="PR Preview" w:date="2026-01-01T00:00:00Z">
+        <w:del w:id="1774" w:author="PR Preview" w:date="2026-01-01T00:00:00Z">
           <w:r>
             <w:rPr>
               <w:rStyle w:val="Hyperlink"/>
@@ -38579,23 +38567,23 @@
           </w:r>
         </w:del>
       </w:hyperlink>
+      <w:del w:id="1775" w:author="PR Preview" w:date="2026-01-01T00:00:00Z">
+        <w:r>
+          <w:delText xml:space="preserve"> </w:delText>
+        </w:r>
+      </w:del>
+      <w:del w:id="1776" w:author="PR Preview" w:date="2026-01-01T00:00:00Z">
+        <w:r>
+          <w:delText xml:space="preserve">of an</w:delText>
+        </w:r>
+      </w:del>
       <w:del w:id="1777" w:author="PR Preview" w:date="2026-01-01T00:00:00Z">
         <w:r>
           <w:delText xml:space="preserve"> </w:delText>
         </w:r>
       </w:del>
-      <w:del w:id="1778" w:author="PR Preview" w:date="2026-01-01T00:00:00Z">
-        <w:r>
-          <w:delText xml:space="preserve">of an</w:delText>
-        </w:r>
-      </w:del>
-      <w:del w:id="1779" w:author="PR Preview" w:date="2026-01-01T00:00:00Z">
-        <w:r>
-          <w:delText xml:space="preserve"> </w:delText>
-        </w:r>
-      </w:del>
       <w:hyperlink w:anchor="def-unbiased">
-        <w:del w:id="1780" w:author="PR Preview" w:date="2026-01-01T00:00:00Z">
+        <w:del w:id="1778" w:author="PR Preview" w:date="2026-01-01T00:00:00Z">
           <w:r>
             <w:rPr>
               <w:rStyle w:val="Hyperlink"/>
@@ -38604,17 +38592,17 @@
           </w:r>
         </w:del>
       </w:hyperlink>
+      <w:del w:id="1779" w:author="PR Preview" w:date="2026-01-01T00:00:00Z">
+        <w:r>
+          <w:delText xml:space="preserve"> </w:delText>
+        </w:r>
+      </w:del>
+      <w:del w:id="1780" w:author="PR Preview" w:date="2026-01-01T00:00:00Z">
+        <w:r>
+          <w:delText xml:space="preserve">estimator</w:delText>
+        </w:r>
+      </w:del>
       <w:del w:id="1781" w:author="PR Preview" w:date="2026-01-01T00:00:00Z">
-        <w:r>
-          <w:delText xml:space="preserve"> </w:delText>
-        </w:r>
-      </w:del>
-      <w:del w:id="1782" w:author="PR Preview" w:date="2026-01-01T00:00:00Z">
-        <w:r>
-          <w:delText xml:space="preserve">estimator</w:delText>
-        </w:r>
-      </w:del>
-      <w:del w:id="1783" w:author="PR Preview" w:date="2026-01-01T00:00:00Z">
         <w:r>
           <w:delText xml:space="preserve"> </w:delText>
         </w:r>
@@ -38631,23 +38619,23 @@
           </m:e>
         </m:acc>
       </m:oMath>
+      <w:del w:id="1782" w:author="PR Preview" w:date="2026-01-01T00:00:00Z">
+        <w:r>
+          <w:delText xml:space="preserve"> </w:delText>
+        </w:r>
+      </w:del>
+      <w:del w:id="1783" w:author="PR Preview" w:date="2026-01-01T00:00:00Z">
+        <w:r>
+          <w:delText xml:space="preserve">in terms of its</w:delText>
+        </w:r>
+      </w:del>
       <w:del w:id="1784" w:author="PR Preview" w:date="2026-01-01T00:00:00Z">
         <w:r>
           <w:delText xml:space="preserve"> </w:delText>
         </w:r>
       </w:del>
-      <w:del w:id="1785" w:author="PR Preview" w:date="2026-01-01T00:00:00Z">
-        <w:r>
-          <w:delText xml:space="preserve">in terms of its</w:delText>
-        </w:r>
-      </w:del>
-      <w:del w:id="1786" w:author="PR Preview" w:date="2026-01-01T00:00:00Z">
-        <w:r>
-          <w:delText xml:space="preserve"> </w:delText>
-        </w:r>
-      </w:del>
       <w:hyperlink w:anchor="def-mse">
-        <w:del w:id="1787" w:author="PR Preview" w:date="2026-01-01T00:00:00Z">
+        <w:del w:id="1785" w:author="PR Preview" w:date="2026-01-01T00:00:00Z">
           <w:r>
             <w:rPr>
               <w:rStyle w:val="Hyperlink"/>
@@ -38656,7 +38644,7 @@
           </w:r>
         </w:del>
       </w:hyperlink>
-      <w:del w:id="1788" w:author="PR Preview" w:date="2026-01-01T00:00:00Z">
+      <w:del w:id="1786" w:author="PR Preview" w:date="2026-01-01T00:00:00Z">
         <w:r>
           <w:delText xml:space="preserve">.</w:delText>
         </w:r>
@@ -38666,7 +38654,7 @@
       <w:pPr>
         <w:pStyle w:val="BodyText"/>
       </w:pPr>
-      <w:del w:id="1789" w:author="PR Preview" w:date="2026-01-01T00:00:00Z">
+      <w:del w:id="1787" w:author="PR Preview" w:date="2026-01-01T00:00:00Z">
         <w:r>
           <w:rPr>
             <w:i/>
@@ -38675,23 +38663,23 @@
           <w:delText xml:space="preserve">Solution 10</w:delText>
         </w:r>
       </w:del>
+      <w:del w:id="1788" w:author="PR Preview" w:date="2026-01-01T00:00:00Z">
+        <w:r>
+          <w:delText xml:space="preserve">. </w:delText>
+        </w:r>
+      </w:del>
+      <w:del w:id="1789" w:author="PR Preview" w:date="2026-01-01T00:00:00Z">
+        <w:r>
+          <w:delText xml:space="preserve">By</w:delText>
+        </w:r>
+      </w:del>
       <w:del w:id="1790" w:author="PR Preview" w:date="2026-01-01T00:00:00Z">
         <w:r>
-          <w:delText xml:space="preserve">. </w:delText>
-        </w:r>
-      </w:del>
-      <w:del w:id="1791" w:author="PR Preview" w:date="2026-01-01T00:00:00Z">
-        <w:r>
-          <w:delText xml:space="preserve">By</w:delText>
-        </w:r>
-      </w:del>
-      <w:del w:id="1792" w:author="PR Preview" w:date="2026-01-01T00:00:00Z">
-        <w:r>
           <w:delText xml:space="preserve"> </w:delText>
         </w:r>
       </w:del>
       <w:hyperlink w:anchor="eq-unbiased-mse">
-        <w:del w:id="1793" w:author="PR Preview" w:date="2026-01-01T00:00:00Z">
+        <w:del w:id="1791" w:author="PR Preview" w:date="2026-01-01T00:00:00Z">
           <w:r>
             <w:rPr>
               <w:rStyle w:val="Hyperlink"/>
@@ -38700,12 +38688,12 @@
           </w:r>
         </w:del>
       </w:hyperlink>
-      <w:del w:id="1794" w:author="PR Preview" w:date="2026-01-01T00:00:00Z">
+      <w:del w:id="1792" w:author="PR Preview" w:date="2026-01-01T00:00:00Z">
         <w:r>
           <w:delText xml:space="preserve">,</w:delText>
         </w:r>
       </w:del>
-      <w:del w:id="1795" w:author="PR Preview" w:date="2026-01-01T00:00:00Z">
+      <w:del w:id="1793" w:author="PR Preview" w:date="2026-01-01T00:00:00Z">
         <w:r>
           <w:delText xml:space="preserve"> </w:delText>
         </w:r>
@@ -38782,17 +38770,17 @@
           <m:t>​</m:t>
         </m:r>
       </m:oMath>
+      <w:del w:id="1794" w:author="PR Preview" w:date="2026-01-01T00:00:00Z">
+        <w:r>
+          <w:delText xml:space="preserve">.</w:delText>
+        </w:r>
+      </w:del>
+      <w:del w:id="1795" w:author="PR Preview" w:date="2026-01-01T00:00:00Z">
+        <w:r>
+          <w:delText xml:space="preserve"> </w:delText>
+        </w:r>
+      </w:del>
       <w:del w:id="1796" w:author="PR Preview" w:date="2026-01-01T00:00:00Z">
-        <w:r>
-          <w:delText xml:space="preserve">.</w:delText>
-        </w:r>
-      </w:del>
-      <w:del w:id="1797" w:author="PR Preview" w:date="2026-01-01T00:00:00Z">
-        <w:r>
-          <w:delText xml:space="preserve"> </w:delText>
-        </w:r>
-      </w:del>
-      <w:del w:id="1798" w:author="PR Preview" w:date="2026-01-01T00:00:00Z">
         <w:r>
           <w:delText xml:space="preserve">Taking square roots of both sides,</w:delText>
         </w:r>
@@ -38948,7 +38936,7 @@
       <w:pPr>
         <w:pStyle w:val="FirstParagraph"/>
       </w:pPr>
-      <w:del w:id="1799" w:author="PR Preview" w:date="2026-01-01T00:00:00Z">
+      <w:del w:id="1797" w:author="PR Preview" w:date="2026-01-01T00:00:00Z">
         <w:r>
           <w:rPr>
             <w:b/>
@@ -38957,17 +38945,17 @@
           <w:delText xml:space="preserve">Corollary 3 (For unbiased estimators, SE equals root MSE)</w:delText>
         </w:r>
       </w:del>
+      <w:del w:id="1798" w:author="PR Preview" w:date="2026-01-01T00:00:00Z">
+        <w:r>
+          <w:delText xml:space="preserve"> </w:delText>
+        </w:r>
+      </w:del>
+      <w:del w:id="1799" w:author="PR Preview" w:date="2026-01-01T00:00:00Z">
+        <w:r>
+          <w:delText xml:space="preserve">If</w:delText>
+        </w:r>
+      </w:del>
       <w:del w:id="1800" w:author="PR Preview" w:date="2026-01-01T00:00:00Z">
-        <w:r>
-          <w:delText xml:space="preserve"> </w:delText>
-        </w:r>
-      </w:del>
-      <w:del w:id="1801" w:author="PR Preview" w:date="2026-01-01T00:00:00Z">
-        <w:r>
-          <w:delText xml:space="preserve">If</w:delText>
-        </w:r>
-      </w:del>
-      <w:del w:id="1802" w:author="PR Preview" w:date="2026-01-01T00:00:00Z">
         <w:r>
           <w:delText xml:space="preserve"> </w:delText>
         </w:r>
@@ -38984,23 +38972,23 @@
           </m:e>
         </m:acc>
       </m:oMath>
+      <w:del w:id="1801" w:author="PR Preview" w:date="2026-01-01T00:00:00Z">
+        <w:r>
+          <w:delText xml:space="preserve"> </w:delText>
+        </w:r>
+      </w:del>
+      <w:del w:id="1802" w:author="PR Preview" w:date="2026-01-01T00:00:00Z">
+        <w:r>
+          <w:delText xml:space="preserve">is</w:delText>
+        </w:r>
+      </w:del>
       <w:del w:id="1803" w:author="PR Preview" w:date="2026-01-01T00:00:00Z">
         <w:r>
           <w:delText xml:space="preserve"> </w:delText>
         </w:r>
       </w:del>
-      <w:del w:id="1804" w:author="PR Preview" w:date="2026-01-01T00:00:00Z">
-        <w:r>
-          <w:delText xml:space="preserve">is</w:delText>
-        </w:r>
-      </w:del>
-      <w:del w:id="1805" w:author="PR Preview" w:date="2026-01-01T00:00:00Z">
-        <w:r>
-          <w:delText xml:space="preserve"> </w:delText>
-        </w:r>
-      </w:del>
       <w:hyperlink w:anchor="def-unbiased">
-        <w:del w:id="1806" w:author="PR Preview" w:date="2026-01-01T00:00:00Z">
+        <w:del w:id="1804" w:author="PR Preview" w:date="2026-01-01T00:00:00Z">
           <w:r>
             <w:rPr>
               <w:rStyle w:val="Hyperlink"/>
@@ -39009,18 +38997,18 @@
           </w:r>
         </w:del>
       </w:hyperlink>
-      <w:del w:id="1807" w:author="PR Preview" w:date="2026-01-01T00:00:00Z">
+      <w:del w:id="1805" w:author="PR Preview" w:date="2026-01-01T00:00:00Z">
         <w:r>
           <w:delText xml:space="preserve">, then its standard error equals its</w:delText>
         </w:r>
       </w:del>
-      <w:del w:id="1808" w:author="PR Preview" w:date="2026-01-01T00:00:00Z">
+      <w:del w:id="1806" w:author="PR Preview" w:date="2026-01-01T00:00:00Z">
         <w:r>
           <w:delText xml:space="preserve"> </w:delText>
         </w:r>
       </w:del>
       <w:hyperlink w:anchor="def-rmse">
-        <w:del w:id="1809" w:author="PR Preview" w:date="2026-01-01T00:00:00Z">
+        <w:del w:id="1807" w:author="PR Preview" w:date="2026-01-01T00:00:00Z">
           <w:r>
             <w:rPr>
               <w:rStyle w:val="Hyperlink"/>
@@ -39029,7 +39017,7 @@
           </w:r>
         </w:del>
       </w:hyperlink>
-      <w:del w:id="1810" w:author="PR Preview" w:date="2026-01-01T00:00:00Z">
+      <w:del w:id="1808" w:author="PR Preview" w:date="2026-01-01T00:00:00Z">
         <w:r>
           <w:delText xml:space="preserve">:</w:delText>
         </w:r>
@@ -39129,7 +39117,7 @@
       <w:pPr>
         <w:pStyle w:val="FirstParagraph"/>
       </w:pPr>
-      <w:del w:id="1811" w:author="PR Preview" w:date="2026-01-01T00:00:00Z">
+      <w:del w:id="1809" w:author="PR Preview" w:date="2026-01-01T00:00:00Z">
         <w:r>
           <w:rPr>
             <w:i/>
@@ -39138,23 +39126,23 @@
           <w:delText xml:space="preserve">Proof</w:delText>
         </w:r>
       </w:del>
+      <w:del w:id="1810" w:author="PR Preview" w:date="2026-01-01T00:00:00Z">
+        <w:r>
+          <w:delText xml:space="preserve">. </w:delText>
+        </w:r>
+      </w:del>
+      <w:del w:id="1811" w:author="PR Preview" w:date="2026-01-01T00:00:00Z">
+        <w:r>
+          <w:delText xml:space="preserve">This is the solution to</w:delText>
+        </w:r>
+      </w:del>
       <w:del w:id="1812" w:author="PR Preview" w:date="2026-01-01T00:00:00Z">
         <w:r>
-          <w:delText xml:space="preserve">. </w:delText>
-        </w:r>
-      </w:del>
-      <w:del w:id="1813" w:author="PR Preview" w:date="2026-01-01T00:00:00Z">
-        <w:r>
-          <w:delText xml:space="preserve">This is the solution to</w:delText>
-        </w:r>
-      </w:del>
-      <w:del w:id="1814" w:author="PR Preview" w:date="2026-01-01T00:00:00Z">
-        <w:r>
           <w:delText xml:space="preserve"> </w:delText>
         </w:r>
       </w:del>
       <w:hyperlink w:anchor="exr-se-rmse-unbiased">
-        <w:del w:id="1815" w:author="PR Preview" w:date="2026-01-01T00:00:00Z">
+        <w:del w:id="1813" w:author="PR Preview" w:date="2026-01-01T00:00:00Z">
           <w:r>
             <w:rPr>
               <w:rStyle w:val="Hyperlink"/>
@@ -39163,7 +39151,7 @@
           </w:r>
         </w:del>
       </w:hyperlink>
-      <w:del w:id="1816" w:author="PR Preview" w:date="2026-01-01T00:00:00Z">
+      <w:del w:id="1814" w:author="PR Preview" w:date="2026-01-01T00:00:00Z">
         <w:r>
           <w:delText xml:space="preserve">.</w:delText>
         </w:r>
@@ -39294,17 +39282,17 @@
       <w:pPr>
         <w:pStyle w:val="Bibliography"/>
       </w:pPr>
+      <w:del w:id="1815" w:author="PR Preview" w:date="2026-01-01T00:00:00Z">
+        <w:r>
+          <w:delText xml:space="preserve">Hosmer, David W., and Stanley Lemeshow. 1989.</w:delText>
+        </w:r>
+      </w:del>
+      <w:del w:id="1816" w:author="PR Preview" w:date="2026-01-01T00:00:00Z">
+        <w:r>
+          <w:delText xml:space="preserve"> </w:delText>
+        </w:r>
+      </w:del>
       <w:del w:id="1817" w:author="PR Preview" w:date="2026-01-01T00:00:00Z">
-        <w:r>
-          <w:delText xml:space="preserve">Hosmer, David W., and Stanley Lemeshow. 1989.</w:delText>
-        </w:r>
-      </w:del>
-      <w:del w:id="1818" w:author="PR Preview" w:date="2026-01-01T00:00:00Z">
-        <w:r>
-          <w:delText xml:space="preserve"> </w:delText>
-        </w:r>
-      </w:del>
-      <w:del w:id="1819" w:author="PR Preview" w:date="2026-01-01T00:00:00Z">
         <w:r>
           <w:rPr>
             <w:i/>
@@ -39313,7 +39301,7 @@
           <w:delText xml:space="preserve">Applied Logistic Regression</w:delText>
         </w:r>
       </w:del>
-      <w:del w:id="1820" w:author="PR Preview" w:date="2026-01-01T00:00:00Z">
+      <w:del w:id="1818" w:author="PR Preview" w:date="2026-01-01T00:00:00Z">
         <w:r>
           <w:delText xml:space="preserve">. Wiley.</w:delText>
         </w:r>
